--- a/docs/История_изменений.docx
+++ b/docs/История_изменений.docx
@@ -47,7 +47,7 @@
           <w:b/>
           <w:sz w:val="22"/>
         </w:rPr>
-        <w:t xml:space="preserve">Всего коммитов: 11</w:t>
+        <w:t xml:space="preserve">Всего коммитов: 12</w:t>
       </w:r>
     </w:p>
     <w:p>
@@ -3260,6 +3260,158 @@
           <w:color w:val="666666"/>
           <w:sz w:val="20"/>
         </w:rPr>
+        <w:t xml:space="preserve">Коммит 386d316 · 2026-06-28</w:t>
+      </w:r>
+    </w:p>
+    <w:p>
+      <w:pPr>
+        <w:spacing w:after="40"/>
+      </w:pPr>
+      <w:r>
+        <w:rPr>
+          <w:b/>
+          <w:sz w:val="22"/>
+        </w:rPr>
+        <w:t xml:space="preserve">Описание:</w:t>
+      </w:r>
+    </w:p>
+    <w:p>
+      <w:pPr>
+        <w:numPr>
+          <w:ilvl w:val="0"/>
+          <w:numId w:val="1"/>
+        </w:numPr>
+        <w:spacing w:after="60"/>
+      </w:pPr>
+      <w:r>
+        <w:rPr>
+          <w:sz w:val="22"/>
+        </w:rPr>
+        <w:t xml:space="preserve">tools/gen_changelog.py rebuilds docs/История_изменений.docx from git history (BASE d839316..HEAD): one block per commit with type, title, hash, date, description (from the commit body) and touched files.</w:t>
+      </w:r>
+    </w:p>
+    <w:p>
+      <w:pPr>
+        <w:numPr>
+          <w:ilvl w:val="0"/>
+          <w:numId w:val="1"/>
+        </w:numPr>
+        <w:spacing w:after="60"/>
+      </w:pPr>
+      <w:r>
+        <w:rPr>
+          <w:sz w:val="22"/>
+        </w:rPr>
+        <w:t xml:space="preserve">Past commits always get correct hashes; --pending adds a temporary block for the commit being prepared, which self-heals into a real hashed block on the next run.</w:t>
+      </w:r>
+    </w:p>
+    <w:p>
+      <w:pPr>
+        <w:numPr>
+          <w:ilvl w:val="0"/>
+          <w:numId w:val="1"/>
+        </w:numPr>
+        <w:spacing w:after="60"/>
+      </w:pPr>
+      <w:r>
+        <w:rPr>
+          <w:sz w:val="22"/>
+        </w:rPr>
+        <w:t xml:space="preserve">Manual workflow (no git hook): git add changes; run the generator with --pending &lt;subject&gt;; git add the docx; commit.</w:t>
+      </w:r>
+    </w:p>
+    <w:p>
+      <w:pPr>
+        <w:spacing w:after="40"/>
+      </w:pPr>
+      <w:r>
+        <w:rPr>
+          <w:b/>
+          <w:sz w:val="22"/>
+        </w:rPr>
+        <w:t xml:space="preserve">Затронутые файлы:</w:t>
+      </w:r>
+    </w:p>
+    <w:p>
+      <w:pPr>
+        <w:numPr>
+          <w:ilvl w:val="0"/>
+          <w:numId w:val="1"/>
+        </w:numPr>
+        <w:spacing w:after="60"/>
+      </w:pPr>
+      <w:r>
+        <w:rPr>
+          <w:color w:val="333333"/>
+          <w:sz w:val="20"/>
+        </w:rPr>
+        <w:t xml:space="preserve">"docs/\320\230\321\201\321\202\320\276\321\200\320\270\321\217_\320\270\320\267\320\274\320\265\320\275\320\265\320\275\320\270\320\271.docx"</w:t>
+      </w:r>
+    </w:p>
+    <w:p>
+      <w:pPr>
+        <w:numPr>
+          <w:ilvl w:val="0"/>
+          <w:numId w:val="1"/>
+        </w:numPr>
+        <w:spacing w:after="60"/>
+      </w:pPr>
+      <w:r>
+        <w:rPr>
+          <w:color w:val="333333"/>
+          <w:sz w:val="20"/>
+        </w:rPr>
+        <w:t xml:space="preserve">tools/gen_changelog.py</w:t>
+      </w:r>
+    </w:p>
+    <w:p>
+      <w:pPr>
+        <w:spacing w:after="120"/>
+      </w:pPr>
+      <w:r>
+        <w:rPr>
+          <w:sz w:val="10"/>
+        </w:rPr>
+        <w:t xml:space="preserve"> </w:t>
+      </w:r>
+    </w:p>
+    <w:p>
+      <w:pPr>
+        <w:spacing w:after="40"/>
+      </w:pPr>
+      <w:r>
+        <w:rPr>
+          <w:b/>
+          <w:sz w:val="28"/>
+        </w:rPr>
+        <w:t xml:space="preserve">13. </w:t>
+      </w:r>
+      <w:r>
+        <w:rPr>
+          <w:b/>
+          <w:color w:val="1F7A1F"/>
+          <w:sz w:val="28"/>
+        </w:rPr>
+        <w:t xml:space="preserve">[FEAT] </w:t>
+      </w:r>
+      <w:r>
+        <w:rPr>
+          <w:b/>
+          <w:sz w:val="28"/>
+        </w:rPr>
+        <w:t xml:space="preserve">purchase history panel (left-center scrollable list)</w:t>
+      </w:r>
+    </w:p>
+    <w:p>
+      <w:pPr>
+        <w:spacing w:after="120"/>
+      </w:pPr>
+      <w:r>
+        <w:rPr>
+          <w:i/>
+          <w:color w:val="666666"/>
+          <w:sz w:val="20"/>
+        </w:rPr>
         <w:t xml:space="preserve">Коммит (готовится) · —  (блок обновится настоящим хэшем после коммита)</w:t>
       </w:r>
     </w:p>
@@ -3288,7 +3440,71 @@
           <w:color w:val="333333"/>
           <w:sz w:val="20"/>
         </w:rPr>
-        <w:t xml:space="preserve">tools/gen_changelog.py</w:t>
+        <w:t xml:space="preserve">Assets/Prefab/UI/PurchaseHistoryEntry.prefab</w:t>
+      </w:r>
+    </w:p>
+    <w:p>
+      <w:pPr>
+        <w:numPr>
+          <w:ilvl w:val="0"/>
+          <w:numId w:val="1"/>
+        </w:numPr>
+        <w:spacing w:after="60"/>
+      </w:pPr>
+      <w:r>
+        <w:rPr>
+          <w:color w:val="333333"/>
+          <w:sz w:val="20"/>
+        </w:rPr>
+        <w:t xml:space="preserve">Assets/Scenes/MainScene.unity</w:t>
+      </w:r>
+    </w:p>
+    <w:p>
+      <w:pPr>
+        <w:numPr>
+          <w:ilvl w:val="0"/>
+          <w:numId w:val="1"/>
+        </w:numPr>
+        <w:spacing w:after="60"/>
+      </w:pPr>
+      <w:r>
+        <w:rPr>
+          <w:color w:val="333333"/>
+          <w:sz w:val="20"/>
+        </w:rPr>
+        <w:t xml:space="preserve">Assets/Script/ShopManager.cs</w:t>
+      </w:r>
+    </w:p>
+    <w:p>
+      <w:pPr>
+        <w:numPr>
+          <w:ilvl w:val="0"/>
+          <w:numId w:val="1"/>
+        </w:numPr>
+        <w:spacing w:after="60"/>
+      </w:pPr>
+      <w:r>
+        <w:rPr>
+          <w:color w:val="333333"/>
+          <w:sz w:val="20"/>
+        </w:rPr>
+        <w:t xml:space="preserve">Assets/Script/UI/PurchaseHistoryEntry.cs</w:t>
+      </w:r>
+    </w:p>
+    <w:p>
+      <w:pPr>
+        <w:numPr>
+          <w:ilvl w:val="0"/>
+          <w:numId w:val="1"/>
+        </w:numPr>
+        <w:spacing w:after="60"/>
+      </w:pPr>
+      <w:r>
+        <w:rPr>
+          <w:color w:val="333333"/>
+          <w:sz w:val="20"/>
+        </w:rPr>
+        <w:t xml:space="preserve">Assets/Script/UI/PurchaseHistoryManager.cs</w:t>
       </w:r>
     </w:p>
     <w:p>

--- a/docs/История_изменений.docx
+++ b/docs/История_изменений.docx
@@ -47,7 +47,7 @@
           <w:b/>
           <w:sz w:val="22"/>
         </w:rPr>
-        <w:t xml:space="preserve">Всего коммитов: 12</w:t>
+        <w:t xml:space="preserve">Всего коммитов: 13</w:t>
       </w:r>
     </w:p>
     <w:p>
@@ -3412,6 +3412,267 @@
           <w:color w:val="666666"/>
           <w:sz w:val="20"/>
         </w:rPr>
+        <w:t xml:space="preserve">Коммит caa9702 · 2026-07-04</w:t>
+      </w:r>
+    </w:p>
+    <w:p>
+      <w:pPr>
+        <w:spacing w:after="40"/>
+      </w:pPr>
+      <w:r>
+        <w:rPr>
+          <w:b/>
+          <w:sz w:val="22"/>
+        </w:rPr>
+        <w:t xml:space="preserve">Описание:</w:t>
+      </w:r>
+    </w:p>
+    <w:p>
+      <w:pPr>
+        <w:numPr>
+          <w:ilvl w:val="0"/>
+          <w:numId w:val="1"/>
+        </w:numPr>
+        <w:spacing w:after="60"/>
+      </w:pPr>
+      <w:r>
+        <w:rPr>
+          <w:sz w:val="22"/>
+        </w:rPr>
+        <w:t xml:space="preserve">add PurchaseHistoryManager singleton + PurchaseHistoryEntry row (icon + count)</w:t>
+      </w:r>
+    </w:p>
+    <w:p>
+      <w:pPr>
+        <w:numPr>
+          <w:ilvl w:val="0"/>
+          <w:numId w:val="1"/>
+        </w:numPr>
+        <w:spacing w:after="60"/>
+      </w:pPr>
+      <w:r>
+        <w:rPr>
+          <w:sz w:val="22"/>
+        </w:rPr>
+        <w:t xml:space="preserve">aggregate per item: repeat purchase increments the row count (xN) instead of a new row</w:t>
+      </w:r>
+    </w:p>
+    <w:p>
+      <w:pPr>
+        <w:numPr>
+          <w:ilvl w:val="0"/>
+          <w:numId w:val="1"/>
+        </w:numPr>
+        <w:spacing w:after="60"/>
+      </w:pPr>
+      <w:r>
+        <w:rPr>
+          <w:sz w:val="22"/>
+        </w:rPr>
+        <w:t xml:space="preserve">rows fill top-to-bottom in first-purchase order; hover shows tooltip via WeaponTooltip</w:t>
+      </w:r>
+    </w:p>
+    <w:p>
+      <w:pPr>
+        <w:numPr>
+          <w:ilvl w:val="0"/>
+          <w:numId w:val="1"/>
+        </w:numPr>
+        <w:spacing w:after="60"/>
+      </w:pPr>
+      <w:r>
+        <w:rPr>
+          <w:sz w:val="22"/>
+        </w:rPr>
+        <w:t xml:space="preserve">hook ShopManager.BuyWeapon/BuyUpgrade to record purchases</w:t>
+      </w:r>
+    </w:p>
+    <w:p>
+      <w:pPr>
+        <w:numPr>
+          <w:ilvl w:val="0"/>
+          <w:numId w:val="1"/>
+        </w:numPr>
+        <w:spacing w:after="60"/>
+      </w:pPr>
+      <w:r>
+        <w:rPr>
+          <w:sz w:val="22"/>
+        </w:rPr>
+        <w:t xml:space="preserve">scene UI on GameCanvas: scrollable panel anchored middle-left (ScrollRect + RectMask2D + VerticalLayoutGroup)</w:t>
+      </w:r>
+    </w:p>
+    <w:p>
+      <w:pPr>
+        <w:numPr>
+          <w:ilvl w:val="0"/>
+          <w:numId w:val="1"/>
+        </w:numPr>
+        <w:spacing w:after="60"/>
+      </w:pPr>
+      <w:r>
+        <w:rPr>
+          <w:sz w:val="22"/>
+        </w:rPr>
+        <w:t xml:space="preserve">add Assets/Prefab/UI/PurchaseHistoryEntry.prefab</w:t>
+      </w:r>
+    </w:p>
+    <w:p>
+      <w:pPr>
+        <w:spacing w:after="40"/>
+      </w:pPr>
+      <w:r>
+        <w:rPr>
+          <w:b/>
+          <w:sz w:val="22"/>
+        </w:rPr>
+        <w:t xml:space="preserve">Затронутые файлы:</w:t>
+      </w:r>
+    </w:p>
+    <w:p>
+      <w:pPr>
+        <w:numPr>
+          <w:ilvl w:val="0"/>
+          <w:numId w:val="1"/>
+        </w:numPr>
+        <w:spacing w:after="60"/>
+      </w:pPr>
+      <w:r>
+        <w:rPr>
+          <w:color w:val="333333"/>
+          <w:sz w:val="20"/>
+        </w:rPr>
+        <w:t xml:space="preserve">Assets/Prefab/UI/PurchaseHistoryEntry.prefab</w:t>
+      </w:r>
+    </w:p>
+    <w:p>
+      <w:pPr>
+        <w:numPr>
+          <w:ilvl w:val="0"/>
+          <w:numId w:val="1"/>
+        </w:numPr>
+        <w:spacing w:after="60"/>
+      </w:pPr>
+      <w:r>
+        <w:rPr>
+          <w:color w:val="333333"/>
+          <w:sz w:val="20"/>
+        </w:rPr>
+        <w:t xml:space="preserve">Assets/Scenes/MainScene.unity</w:t>
+      </w:r>
+    </w:p>
+    <w:p>
+      <w:pPr>
+        <w:numPr>
+          <w:ilvl w:val="0"/>
+          <w:numId w:val="1"/>
+        </w:numPr>
+        <w:spacing w:after="60"/>
+      </w:pPr>
+      <w:r>
+        <w:rPr>
+          <w:color w:val="333333"/>
+          <w:sz w:val="20"/>
+        </w:rPr>
+        <w:t xml:space="preserve">Assets/Script/ShopManager.cs</w:t>
+      </w:r>
+    </w:p>
+    <w:p>
+      <w:pPr>
+        <w:numPr>
+          <w:ilvl w:val="0"/>
+          <w:numId w:val="1"/>
+        </w:numPr>
+        <w:spacing w:after="60"/>
+      </w:pPr>
+      <w:r>
+        <w:rPr>
+          <w:color w:val="333333"/>
+          <w:sz w:val="20"/>
+        </w:rPr>
+        <w:t xml:space="preserve">Assets/Script/UI/PurchaseHistoryEntry.cs</w:t>
+      </w:r>
+    </w:p>
+    <w:p>
+      <w:pPr>
+        <w:numPr>
+          <w:ilvl w:val="0"/>
+          <w:numId w:val="1"/>
+        </w:numPr>
+        <w:spacing w:after="60"/>
+      </w:pPr>
+      <w:r>
+        <w:rPr>
+          <w:color w:val="333333"/>
+          <w:sz w:val="20"/>
+        </w:rPr>
+        <w:t xml:space="preserve">Assets/Script/UI/PurchaseHistoryManager.cs</w:t>
+      </w:r>
+    </w:p>
+    <w:p>
+      <w:pPr>
+        <w:numPr>
+          <w:ilvl w:val="0"/>
+          <w:numId w:val="1"/>
+        </w:numPr>
+        <w:spacing w:after="60"/>
+      </w:pPr>
+      <w:r>
+        <w:rPr>
+          <w:color w:val="333333"/>
+          <w:sz w:val="20"/>
+        </w:rPr>
+        <w:t xml:space="preserve">"docs/\320\230\321\201\321\202\320\276\321\200\320\270\321\217_\320\270\320\267\320\274\320\265\320\275\320\265\320\275\320\270\320\271.docx"</w:t>
+      </w:r>
+    </w:p>
+    <w:p>
+      <w:pPr>
+        <w:spacing w:after="120"/>
+      </w:pPr>
+      <w:r>
+        <w:rPr>
+          <w:sz w:val="10"/>
+        </w:rPr>
+        <w:t xml:space="preserve"> </w:t>
+      </w:r>
+    </w:p>
+    <w:p>
+      <w:pPr>
+        <w:spacing w:after="40"/>
+      </w:pPr>
+      <w:r>
+        <w:rPr>
+          <w:b/>
+          <w:sz w:val="28"/>
+        </w:rPr>
+        <w:t xml:space="preserve">14. </w:t>
+      </w:r>
+      <w:r>
+        <w:rPr>
+          <w:b/>
+          <w:color w:val="B22222"/>
+          <w:sz w:val="28"/>
+        </w:rPr>
+        <w:t xml:space="preserve">[FIX] </w:t>
+      </w:r>
+      <w:r>
+        <w:rPr>
+          <w:b/>
+          <w:sz w:val="28"/>
+        </w:rPr>
+        <w:t xml:space="preserve">projectile bugs (ice arrow facing, missile orbiting, MagicCircle no damage)</w:t>
+      </w:r>
+    </w:p>
+    <w:p>
+      <w:pPr>
+        <w:spacing w:after="120"/>
+      </w:pPr>
+      <w:r>
+        <w:rPr>
+          <w:i/>
+          <w:color w:val="666666"/>
+          <w:sz w:val="20"/>
+        </w:rPr>
         <w:t xml:space="preserve">Коммит (готовится) · —  (блок обновится настоящим хэшем после коммита)</w:t>
       </w:r>
     </w:p>
@@ -3440,71 +3701,87 @@
           <w:color w:val="333333"/>
           <w:sz w:val="20"/>
         </w:rPr>
-        <w:t xml:space="preserve">Assets/Prefab/UI/PurchaseHistoryEntry.prefab</w:t>
-      </w:r>
-    </w:p>
-    <w:p>
-      <w:pPr>
-        <w:numPr>
-          <w:ilvl w:val="0"/>
-          <w:numId w:val="1"/>
-        </w:numPr>
-        <w:spacing w:after="60"/>
-      </w:pPr>
-      <w:r>
-        <w:rPr>
-          <w:color w:val="333333"/>
-          <w:sz w:val="20"/>
-        </w:rPr>
-        <w:t xml:space="preserve">Assets/Scenes/MainScene.unity</w:t>
-      </w:r>
-    </w:p>
-    <w:p>
-      <w:pPr>
-        <w:numPr>
-          <w:ilvl w:val="0"/>
-          <w:numId w:val="1"/>
-        </w:numPr>
-        <w:spacing w:after="60"/>
-      </w:pPr>
-      <w:r>
-        <w:rPr>
-          <w:color w:val="333333"/>
-          <w:sz w:val="20"/>
-        </w:rPr>
-        <w:t xml:space="preserve">Assets/Script/ShopManager.cs</w:t>
-      </w:r>
-    </w:p>
-    <w:p>
-      <w:pPr>
-        <w:numPr>
-          <w:ilvl w:val="0"/>
-          <w:numId w:val="1"/>
-        </w:numPr>
-        <w:spacing w:after="60"/>
-      </w:pPr>
-      <w:r>
-        <w:rPr>
-          <w:color w:val="333333"/>
-          <w:sz w:val="20"/>
-        </w:rPr>
-        <w:t xml:space="preserve">Assets/Script/UI/PurchaseHistoryEntry.cs</w:t>
-      </w:r>
-    </w:p>
-    <w:p>
-      <w:pPr>
-        <w:numPr>
-          <w:ilvl w:val="0"/>
-          <w:numId w:val="1"/>
-        </w:numPr>
-        <w:spacing w:after="60"/>
-      </w:pPr>
-      <w:r>
-        <w:rPr>
-          <w:color w:val="333333"/>
-          <w:sz w:val="20"/>
-        </w:rPr>
-        <w:t xml:space="preserve">Assets/Script/UI/PurchaseHistoryManager.cs</w:t>
+        <w:t xml:space="preserve">Assets/Prefab/Weapon/2Tier/IceBullet_Projectile.prefab</w:t>
+      </w:r>
+    </w:p>
+    <w:p>
+      <w:pPr>
+        <w:numPr>
+          <w:ilvl w:val="0"/>
+          <w:numId w:val="1"/>
+        </w:numPr>
+        <w:spacing w:after="60"/>
+      </w:pPr>
+      <w:r>
+        <w:rPr>
+          <w:color w:val="333333"/>
+          <w:sz w:val="20"/>
+        </w:rPr>
+        <w:t xml:space="preserve">Assets/Prefab/Weapon/2Tier/MisslesProjectile.prefab</w:t>
+      </w:r>
+    </w:p>
+    <w:p>
+      <w:pPr>
+        <w:numPr>
+          <w:ilvl w:val="0"/>
+          <w:numId w:val="1"/>
+        </w:numPr>
+        <w:spacing w:after="60"/>
+      </w:pPr>
+      <w:r>
+        <w:rPr>
+          <w:color w:val="333333"/>
+          <w:sz w:val="20"/>
+        </w:rPr>
+        <w:t xml:space="preserve">Assets/Script/BulletType/Bullet.cs</w:t>
+      </w:r>
+    </w:p>
+    <w:p>
+      <w:pPr>
+        <w:numPr>
+          <w:ilvl w:val="0"/>
+          <w:numId w:val="1"/>
+        </w:numPr>
+        <w:spacing w:after="60"/>
+      </w:pPr>
+      <w:r>
+        <w:rPr>
+          <w:color w:val="333333"/>
+          <w:sz w:val="20"/>
+        </w:rPr>
+        <w:t xml:space="preserve">Assets/Script/BulletType/MisslesBullet.cs</w:t>
+      </w:r>
+    </w:p>
+    <w:p>
+      <w:pPr>
+        <w:numPr>
+          <w:ilvl w:val="0"/>
+          <w:numId w:val="1"/>
+        </w:numPr>
+        <w:spacing w:after="60"/>
+      </w:pPr>
+      <w:r>
+        <w:rPr>
+          <w:color w:val="333333"/>
+          <w:sz w:val="20"/>
+        </w:rPr>
+        <w:t xml:space="preserve">Assets/Script/BulletType/ScalingWave.cs</w:t>
+      </w:r>
+    </w:p>
+    <w:p>
+      <w:pPr>
+        <w:numPr>
+          <w:ilvl w:val="0"/>
+          <w:numId w:val="1"/>
+        </w:numPr>
+        <w:spacing w:after="60"/>
+      </w:pPr>
+      <w:r>
+        <w:rPr>
+          <w:color w:val="333333"/>
+          <w:sz w:val="20"/>
+        </w:rPr>
+        <w:t xml:space="preserve">Assets/Script/BulletType/SpawnBulletOffset.cs</w:t>
       </w:r>
     </w:p>
     <w:p>

--- a/docs/История_изменений.docx
+++ b/docs/История_изменений.docx
@@ -47,7 +47,7 @@
           <w:b/>
           <w:sz w:val="22"/>
         </w:rPr>
-        <w:t xml:space="preserve">Всего коммитов: 13</w:t>
+        <w:t xml:space="preserve">Всего коммитов: 14</w:t>
       </w:r>
     </w:p>
     <w:p>
@@ -3673,6 +3673,238 @@
           <w:color w:val="666666"/>
           <w:sz w:val="20"/>
         </w:rPr>
+        <w:t xml:space="preserve">Коммит 16127f2 · 2026-07-04</w:t>
+      </w:r>
+    </w:p>
+    <w:p>
+      <w:pPr>
+        <w:spacing w:after="40"/>
+      </w:pPr>
+      <w:r>
+        <w:rPr>
+          <w:b/>
+          <w:sz w:val="22"/>
+        </w:rPr>
+        <w:t xml:space="preserve">Описание:</w:t>
+      </w:r>
+    </w:p>
+    <w:p>
+      <w:pPr>
+        <w:numPr>
+          <w:ilvl w:val="0"/>
+          <w:numId w:val="1"/>
+        </w:numPr>
+        <w:spacing w:after="60"/>
+      </w:pPr>
+      <w:r>
+        <w:rPr>
+          <w:sz w:val="22"/>
+        </w:rPr>
+        <w:t xml:space="preserve">IceBullet flew sideways: Bullet aimed local +Y at travel, but the arrow mesh/collider long axis is +X. Added Bullet.rotationOffsetEuler and set (0,0,90) on IceBullet_Projectile so the tip points forward.</w:t>
+      </w:r>
+    </w:p>
+    <w:p>
+      <w:pPr>
+        <w:numPr>
+          <w:ilvl w:val="0"/>
+          <w:numId w:val="1"/>
+        </w:numPr>
+        <w:spacing w:after="60"/>
+      </w:pPr>
+      <w:r>
+        <w:rPr>
+          <w:sz w:val="22"/>
+        </w:rPr>
+        <w:t xml:space="preserve">Missles orbited targets forever: turn radius (~4.8u) exceeded the collider. MissileBullet now detonates on direct hit or at closest approach (proximity fuse) and shares HitEnemy(); prefab turnSpeed 360 -&gt; 1080.</w:t>
+      </w:r>
+    </w:p>
+    <w:p>
+      <w:pPr>
+        <w:numPr>
+          <w:ilvl w:val="0"/>
+          <w:numId w:val="1"/>
+        </w:numPr>
+        <w:spacing w:after="60"/>
+      </w:pPr>
+      <w:r>
+        <w:rPr>
+          <w:sz w:val="22"/>
+        </w:rPr>
+        <w:t xml:space="preserve">MagicCircle dealt no damage: SpawnBulletOffset never forwarded damage to the child ScalingWave, and ScalingWave relied on a growing trigger with no Rigidbody (+ null pooledObject.Release in Awake). SpawnBulletOffset now forwards damage via ScalingWave.Configure; ScalingWave damages by position via EnemyManager.GetEnemiesInRange (once per enemy), NRE removed.</w:t>
+      </w:r>
+    </w:p>
+    <w:p>
+      <w:pPr>
+        <w:spacing w:after="40"/>
+      </w:pPr>
+      <w:r>
+        <w:rPr>
+          <w:b/>
+          <w:sz w:val="22"/>
+        </w:rPr>
+        <w:t xml:space="preserve">Затронутые файлы:</w:t>
+      </w:r>
+    </w:p>
+    <w:p>
+      <w:pPr>
+        <w:numPr>
+          <w:ilvl w:val="0"/>
+          <w:numId w:val="1"/>
+        </w:numPr>
+        <w:spacing w:after="60"/>
+      </w:pPr>
+      <w:r>
+        <w:rPr>
+          <w:color w:val="333333"/>
+          <w:sz w:val="20"/>
+        </w:rPr>
+        <w:t xml:space="preserve">Assets/Prefab/Weapon/2Tier/IceBullet_Projectile.prefab</w:t>
+      </w:r>
+    </w:p>
+    <w:p>
+      <w:pPr>
+        <w:numPr>
+          <w:ilvl w:val="0"/>
+          <w:numId w:val="1"/>
+        </w:numPr>
+        <w:spacing w:after="60"/>
+      </w:pPr>
+      <w:r>
+        <w:rPr>
+          <w:color w:val="333333"/>
+          <w:sz w:val="20"/>
+        </w:rPr>
+        <w:t xml:space="preserve">Assets/Prefab/Weapon/2Tier/MisslesProjectile.prefab</w:t>
+      </w:r>
+    </w:p>
+    <w:p>
+      <w:pPr>
+        <w:numPr>
+          <w:ilvl w:val="0"/>
+          <w:numId w:val="1"/>
+        </w:numPr>
+        <w:spacing w:after="60"/>
+      </w:pPr>
+      <w:r>
+        <w:rPr>
+          <w:color w:val="333333"/>
+          <w:sz w:val="20"/>
+        </w:rPr>
+        <w:t xml:space="preserve">Assets/Script/BulletType/Bullet.cs</w:t>
+      </w:r>
+    </w:p>
+    <w:p>
+      <w:pPr>
+        <w:numPr>
+          <w:ilvl w:val="0"/>
+          <w:numId w:val="1"/>
+        </w:numPr>
+        <w:spacing w:after="60"/>
+      </w:pPr>
+      <w:r>
+        <w:rPr>
+          <w:color w:val="333333"/>
+          <w:sz w:val="20"/>
+        </w:rPr>
+        <w:t xml:space="preserve">Assets/Script/BulletType/MisslesBullet.cs</w:t>
+      </w:r>
+    </w:p>
+    <w:p>
+      <w:pPr>
+        <w:numPr>
+          <w:ilvl w:val="0"/>
+          <w:numId w:val="1"/>
+        </w:numPr>
+        <w:spacing w:after="60"/>
+      </w:pPr>
+      <w:r>
+        <w:rPr>
+          <w:color w:val="333333"/>
+          <w:sz w:val="20"/>
+        </w:rPr>
+        <w:t xml:space="preserve">Assets/Script/BulletType/ScalingWave.cs</w:t>
+      </w:r>
+    </w:p>
+    <w:p>
+      <w:pPr>
+        <w:numPr>
+          <w:ilvl w:val="0"/>
+          <w:numId w:val="1"/>
+        </w:numPr>
+        <w:spacing w:after="60"/>
+      </w:pPr>
+      <w:r>
+        <w:rPr>
+          <w:color w:val="333333"/>
+          <w:sz w:val="20"/>
+        </w:rPr>
+        <w:t xml:space="preserve">Assets/Script/BulletType/SpawnBulletOffset.cs</w:t>
+      </w:r>
+    </w:p>
+    <w:p>
+      <w:pPr>
+        <w:numPr>
+          <w:ilvl w:val="0"/>
+          <w:numId w:val="1"/>
+        </w:numPr>
+        <w:spacing w:after="60"/>
+      </w:pPr>
+      <w:r>
+        <w:rPr>
+          <w:color w:val="333333"/>
+          <w:sz w:val="20"/>
+        </w:rPr>
+        <w:t xml:space="preserve">"docs/\320\230\321\201\321\202\320\276\321\200\320\270\321\217_\320\270\320\267\320\274\320\265\320\275\320\265\320\275\320\270\320\271.docx"</w:t>
+      </w:r>
+    </w:p>
+    <w:p>
+      <w:pPr>
+        <w:spacing w:after="120"/>
+      </w:pPr>
+      <w:r>
+        <w:rPr>
+          <w:sz w:val="10"/>
+        </w:rPr>
+        <w:t xml:space="preserve"> </w:t>
+      </w:r>
+    </w:p>
+    <w:p>
+      <w:pPr>
+        <w:spacing w:after="40"/>
+      </w:pPr>
+      <w:r>
+        <w:rPr>
+          <w:b/>
+          <w:sz w:val="28"/>
+        </w:rPr>
+        <w:t xml:space="preserve">15. </w:t>
+      </w:r>
+      <w:r>
+        <w:rPr>
+          <w:b/>
+          <w:color w:val="1F7A1F"/>
+          <w:sz w:val="28"/>
+        </w:rPr>
+        <w:t xml:space="preserve">[FEAT] </w:t>
+      </w:r>
+      <w:r>
+        <w:rPr>
+          <w:b/>
+          <w:sz w:val="28"/>
+        </w:rPr>
+        <w:t xml:space="preserve">локализация Game Labels + типы урона, окно статистики урона, дропдаун языков, правки UI</w:t>
+      </w:r>
+    </w:p>
+    <w:p>
+      <w:pPr>
+        <w:spacing w:after="120"/>
+      </w:pPr>
+      <w:r>
+        <w:rPr>
+          <w:i/>
+          <w:color w:val="666666"/>
+          <w:sz w:val="20"/>
+        </w:rPr>
         <w:t xml:space="preserve">Коммит (готовится) · —  (блок обновится настоящим хэшем после коммита)</w:t>
       </w:r>
     </w:p>
@@ -3701,87 +3933,1511 @@
           <w:color w:val="333333"/>
           <w:sz w:val="20"/>
         </w:rPr>
-        <w:t xml:space="preserve">Assets/Prefab/Weapon/2Tier/IceBullet_Projectile.prefab</w:t>
-      </w:r>
-    </w:p>
-    <w:p>
-      <w:pPr>
-        <w:numPr>
-          <w:ilvl w:val="0"/>
-          <w:numId w:val="1"/>
-        </w:numPr>
-        <w:spacing w:after="60"/>
-      </w:pPr>
-      <w:r>
-        <w:rPr>
-          <w:color w:val="333333"/>
-          <w:sz w:val="20"/>
-        </w:rPr>
-        <w:t xml:space="preserve">Assets/Prefab/Weapon/2Tier/MisslesProjectile.prefab</w:t>
-      </w:r>
-    </w:p>
-    <w:p>
-      <w:pPr>
-        <w:numPr>
-          <w:ilvl w:val="0"/>
-          <w:numId w:val="1"/>
-        </w:numPr>
-        <w:spacing w:after="60"/>
-      </w:pPr>
-      <w:r>
-        <w:rPr>
-          <w:color w:val="333333"/>
-          <w:sz w:val="20"/>
-        </w:rPr>
-        <w:t xml:space="preserve">Assets/Script/BulletType/Bullet.cs</w:t>
-      </w:r>
-    </w:p>
-    <w:p>
-      <w:pPr>
-        <w:numPr>
-          <w:ilvl w:val="0"/>
-          <w:numId w:val="1"/>
-        </w:numPr>
-        <w:spacing w:after="60"/>
-      </w:pPr>
-      <w:r>
-        <w:rPr>
-          <w:color w:val="333333"/>
-          <w:sz w:val="20"/>
-        </w:rPr>
-        <w:t xml:space="preserve">Assets/Script/BulletType/MisslesBullet.cs</w:t>
-      </w:r>
-    </w:p>
-    <w:p>
-      <w:pPr>
-        <w:numPr>
-          <w:ilvl w:val="0"/>
-          <w:numId w:val="1"/>
-        </w:numPr>
-        <w:spacing w:after="60"/>
-      </w:pPr>
-      <w:r>
-        <w:rPr>
-          <w:color w:val="333333"/>
-          <w:sz w:val="20"/>
-        </w:rPr>
-        <w:t xml:space="preserve">Assets/Script/BulletType/ScalingWave.cs</w:t>
-      </w:r>
-    </w:p>
-    <w:p>
-      <w:pPr>
-        <w:numPr>
-          <w:ilvl w:val="0"/>
-          <w:numId w:val="1"/>
-        </w:numPr>
-        <w:spacing w:after="60"/>
-      </w:pPr>
-      <w:r>
-        <w:rPr>
-          <w:color w:val="333333"/>
-          <w:sz w:val="20"/>
-        </w:rPr>
-        <w:t xml:space="preserve">Assets/Script/BulletType/SpawnBulletOffset.cs</w:t>
+        <w:t xml:space="preserve">Assets/AddressableAssetsData/AddressableAssetSettings.asset</w:t>
+      </w:r>
+    </w:p>
+    <w:p>
+      <w:pPr>
+        <w:numPr>
+          <w:ilvl w:val="0"/>
+          <w:numId w:val="1"/>
+        </w:numPr>
+        <w:spacing w:after="60"/>
+      </w:pPr>
+      <w:r>
+        <w:rPr>
+          <w:color w:val="333333"/>
+          <w:sz w:val="20"/>
+        </w:rPr>
+        <w:t xml:space="preserve">Assets/AddressableAssetsData/AssetGroups/Localization-Assets-Shared.asset</w:t>
+      </w:r>
+    </w:p>
+    <w:p>
+      <w:pPr>
+        <w:numPr>
+          <w:ilvl w:val="0"/>
+          <w:numId w:val="1"/>
+        </w:numPr>
+        <w:spacing w:after="60"/>
+      </w:pPr>
+      <w:r>
+        <w:rPr>
+          <w:color w:val="333333"/>
+          <w:sz w:val="20"/>
+        </w:rPr>
+        <w:t xml:space="preserve">Assets/AddressableAssetsData/AssetGroups/Localization-Locales.asset</w:t>
+      </w:r>
+    </w:p>
+    <w:p>
+      <w:pPr>
+        <w:numPr>
+          <w:ilvl w:val="0"/>
+          <w:numId w:val="1"/>
+        </w:numPr>
+        <w:spacing w:after="60"/>
+      </w:pPr>
+      <w:r>
+        <w:rPr>
+          <w:color w:val="333333"/>
+          <w:sz w:val="20"/>
+        </w:rPr>
+        <w:t xml:space="preserve">Assets/AddressableAssetsData/AssetGroups/Localization-String-Tables-Chinese (Simplified) (zh).asset</w:t>
+      </w:r>
+    </w:p>
+    <w:p>
+      <w:pPr>
+        <w:numPr>
+          <w:ilvl w:val="0"/>
+          <w:numId w:val="1"/>
+        </w:numPr>
+        <w:spacing w:after="60"/>
+      </w:pPr>
+      <w:r>
+        <w:rPr>
+          <w:color w:val="333333"/>
+          <w:sz w:val="20"/>
+        </w:rPr>
+        <w:t xml:space="preserve">Assets/AddressableAssetsData/AssetGroups/Localization-String-Tables-English (en).asset</w:t>
+      </w:r>
+    </w:p>
+    <w:p>
+      <w:pPr>
+        <w:numPr>
+          <w:ilvl w:val="0"/>
+          <w:numId w:val="1"/>
+        </w:numPr>
+        <w:spacing w:after="60"/>
+      </w:pPr>
+      <w:r>
+        <w:rPr>
+          <w:color w:val="333333"/>
+          <w:sz w:val="20"/>
+        </w:rPr>
+        <w:t xml:space="preserve">Assets/AddressableAssetsData/AssetGroups/Localization-String-Tables-French (fr).asset</w:t>
+      </w:r>
+    </w:p>
+    <w:p>
+      <w:pPr>
+        <w:numPr>
+          <w:ilvl w:val="0"/>
+          <w:numId w:val="1"/>
+        </w:numPr>
+        <w:spacing w:after="60"/>
+      </w:pPr>
+      <w:r>
+        <w:rPr>
+          <w:color w:val="333333"/>
+          <w:sz w:val="20"/>
+        </w:rPr>
+        <w:t xml:space="preserve">Assets/AddressableAssetsData/AssetGroups/Localization-String-Tables-French.asset</w:t>
+      </w:r>
+    </w:p>
+    <w:p>
+      <w:pPr>
+        <w:numPr>
+          <w:ilvl w:val="0"/>
+          <w:numId w:val="1"/>
+        </w:numPr>
+        <w:spacing w:after="60"/>
+      </w:pPr>
+      <w:r>
+        <w:rPr>
+          <w:color w:val="333333"/>
+          <w:sz w:val="20"/>
+        </w:rPr>
+        <w:t xml:space="preserve">Assets/AddressableAssetsData/AssetGroups/Localization-String-Tables-German (de).asset</w:t>
+      </w:r>
+    </w:p>
+    <w:p>
+      <w:pPr>
+        <w:numPr>
+          <w:ilvl w:val="0"/>
+          <w:numId w:val="1"/>
+        </w:numPr>
+        <w:spacing w:after="60"/>
+      </w:pPr>
+      <w:r>
+        <w:rPr>
+          <w:color w:val="333333"/>
+          <w:sz w:val="20"/>
+        </w:rPr>
+        <w:t xml:space="preserve">Assets/AddressableAssetsData/AssetGroups/Localization-String-Tables-Japanese (ja).asset</w:t>
+      </w:r>
+    </w:p>
+    <w:p>
+      <w:pPr>
+        <w:numPr>
+          <w:ilvl w:val="0"/>
+          <w:numId w:val="1"/>
+        </w:numPr>
+        <w:spacing w:after="60"/>
+      </w:pPr>
+      <w:r>
+        <w:rPr>
+          <w:color w:val="333333"/>
+          <w:sz w:val="20"/>
+        </w:rPr>
+        <w:t xml:space="preserve">Assets/AddressableAssetsData/AssetGroups/Localization-String-Tables-Korean (ko).asset</w:t>
+      </w:r>
+    </w:p>
+    <w:p>
+      <w:pPr>
+        <w:numPr>
+          <w:ilvl w:val="0"/>
+          <w:numId w:val="1"/>
+        </w:numPr>
+        <w:spacing w:after="60"/>
+      </w:pPr>
+      <w:r>
+        <w:rPr>
+          <w:color w:val="333333"/>
+          <w:sz w:val="20"/>
+        </w:rPr>
+        <w:t xml:space="preserve">Assets/AddressableAssetsData/AssetGroups/Localization-String-Tables-Portuguese (pt).asset</w:t>
+      </w:r>
+    </w:p>
+    <w:p>
+      <w:pPr>
+        <w:numPr>
+          <w:ilvl w:val="0"/>
+          <w:numId w:val="1"/>
+        </w:numPr>
+        <w:spacing w:after="60"/>
+      </w:pPr>
+      <w:r>
+        <w:rPr>
+          <w:color w:val="333333"/>
+          <w:sz w:val="20"/>
+        </w:rPr>
+        <w:t xml:space="preserve">Assets/AddressableAssetsData/AssetGroups/Localization-String-Tables-Russian (ru).asset</w:t>
+      </w:r>
+    </w:p>
+    <w:p>
+      <w:pPr>
+        <w:numPr>
+          <w:ilvl w:val="0"/>
+          <w:numId w:val="1"/>
+        </w:numPr>
+        <w:spacing w:after="60"/>
+      </w:pPr>
+      <w:r>
+        <w:rPr>
+          <w:color w:val="333333"/>
+          <w:sz w:val="20"/>
+        </w:rPr>
+        <w:t xml:space="preserve">Assets/AddressableAssetsData/AssetGroups/Localization-String-Tables-Spanish (es).asset</w:t>
+      </w:r>
+    </w:p>
+    <w:p>
+      <w:pPr>
+        <w:numPr>
+          <w:ilvl w:val="0"/>
+          <w:numId w:val="1"/>
+        </w:numPr>
+        <w:spacing w:after="60"/>
+      </w:pPr>
+      <w:r>
+        <w:rPr>
+          <w:color w:val="333333"/>
+          <w:sz w:val="20"/>
+        </w:rPr>
+        <w:t xml:space="preserve">Assets/AddressableAssetsData/AssetGroups/Schemas/Localization-String-Tables-French_BundledAssetGroupSchema.asset</w:t>
+      </w:r>
+    </w:p>
+    <w:p>
+      <w:pPr>
+        <w:numPr>
+          <w:ilvl w:val="0"/>
+          <w:numId w:val="1"/>
+        </w:numPr>
+        <w:spacing w:after="60"/>
+      </w:pPr>
+      <w:r>
+        <w:rPr>
+          <w:color w:val="333333"/>
+          <w:sz w:val="20"/>
+        </w:rPr>
+        <w:t xml:space="preserve">Assets/AddressableAssetsData/AssetGroups/Schemas/Localization-String-Tables-French_ContentUpdateGroupSchema.asset</w:t>
+      </w:r>
+    </w:p>
+    <w:p>
+      <w:pPr>
+        <w:numPr>
+          <w:ilvl w:val="0"/>
+          <w:numId w:val="1"/>
+        </w:numPr>
+        <w:spacing w:after="60"/>
+      </w:pPr>
+      <w:r>
+        <w:rPr>
+          <w:color w:val="333333"/>
+          <w:sz w:val="20"/>
+        </w:rPr>
+        <w:t xml:space="preserve">Assets/Localization/Locales/Game Labels.meta</w:t>
+      </w:r>
+    </w:p>
+    <w:p>
+      <w:pPr>
+        <w:numPr>
+          <w:ilvl w:val="0"/>
+          <w:numId w:val="1"/>
+        </w:numPr>
+        <w:spacing w:after="60"/>
+      </w:pPr>
+      <w:r>
+        <w:rPr>
+          <w:color w:val="333333"/>
+          <w:sz w:val="20"/>
+        </w:rPr>
+        <w:t xml:space="preserve">Assets/Localization/Locales/Game Labels/Game Labels Shared Data.asset</w:t>
+      </w:r>
+    </w:p>
+    <w:p>
+      <w:pPr>
+        <w:numPr>
+          <w:ilvl w:val="0"/>
+          <w:numId w:val="1"/>
+        </w:numPr>
+        <w:spacing w:after="60"/>
+      </w:pPr>
+      <w:r>
+        <w:rPr>
+          <w:color w:val="333333"/>
+          <w:sz w:val="20"/>
+        </w:rPr>
+        <w:t xml:space="preserve">Assets/Localization/Locales/Game Labels/Game Labels.asset</w:t>
+      </w:r>
+    </w:p>
+    <w:p>
+      <w:pPr>
+        <w:numPr>
+          <w:ilvl w:val="0"/>
+          <w:numId w:val="1"/>
+        </w:numPr>
+        <w:spacing w:after="60"/>
+      </w:pPr>
+      <w:r>
+        <w:rPr>
+          <w:color w:val="333333"/>
+          <w:sz w:val="20"/>
+        </w:rPr>
+        <w:t xml:space="preserve">Assets/Localization/Locales/Game Labels/Game Labels_de.asset</w:t>
+      </w:r>
+    </w:p>
+    <w:p>
+      <w:pPr>
+        <w:numPr>
+          <w:ilvl w:val="0"/>
+          <w:numId w:val="1"/>
+        </w:numPr>
+        <w:spacing w:after="60"/>
+      </w:pPr>
+      <w:r>
+        <w:rPr>
+          <w:color w:val="333333"/>
+          <w:sz w:val="20"/>
+        </w:rPr>
+        <w:t xml:space="preserve">Assets/Localization/Locales/Game Labels/Game Labels_en.asset</w:t>
+      </w:r>
+    </w:p>
+    <w:p>
+      <w:pPr>
+        <w:numPr>
+          <w:ilvl w:val="0"/>
+          <w:numId w:val="1"/>
+        </w:numPr>
+        <w:spacing w:after="60"/>
+      </w:pPr>
+      <w:r>
+        <w:rPr>
+          <w:color w:val="333333"/>
+          <w:sz w:val="20"/>
+        </w:rPr>
+        <w:t xml:space="preserve">Assets/Localization/Locales/Game Labels/Game Labels_es.asset</w:t>
+      </w:r>
+    </w:p>
+    <w:p>
+      <w:pPr>
+        <w:numPr>
+          <w:ilvl w:val="0"/>
+          <w:numId w:val="1"/>
+        </w:numPr>
+        <w:spacing w:after="60"/>
+      </w:pPr>
+      <w:r>
+        <w:rPr>
+          <w:color w:val="333333"/>
+          <w:sz w:val="20"/>
+        </w:rPr>
+        <w:t xml:space="preserve">Assets/Localization/Locales/Game Labels/Game Labels_fr.asset</w:t>
+      </w:r>
+    </w:p>
+    <w:p>
+      <w:pPr>
+        <w:numPr>
+          <w:ilvl w:val="0"/>
+          <w:numId w:val="1"/>
+        </w:numPr>
+        <w:spacing w:after="60"/>
+      </w:pPr>
+      <w:r>
+        <w:rPr>
+          <w:color w:val="333333"/>
+          <w:sz w:val="20"/>
+        </w:rPr>
+        <w:t xml:space="preserve">Assets/Localization/Locales/Game Labels/Game Labels_pt.asset</w:t>
+      </w:r>
+    </w:p>
+    <w:p>
+      <w:pPr>
+        <w:numPr>
+          <w:ilvl w:val="0"/>
+          <w:numId w:val="1"/>
+        </w:numPr>
+        <w:spacing w:after="60"/>
+      </w:pPr>
+      <w:r>
+        <w:rPr>
+          <w:color w:val="333333"/>
+          <w:sz w:val="20"/>
+        </w:rPr>
+        <w:t xml:space="preserve">Assets/Localization/Locales/Game Labels/Game Labels_ru.asset</w:t>
+      </w:r>
+    </w:p>
+    <w:p>
+      <w:pPr>
+        <w:numPr>
+          <w:ilvl w:val="0"/>
+          <w:numId w:val="1"/>
+        </w:numPr>
+        <w:spacing w:after="60"/>
+      </w:pPr>
+      <w:r>
+        <w:rPr>
+          <w:color w:val="333333"/>
+          <w:sz w:val="20"/>
+        </w:rPr>
+        <w:t xml:space="preserve">Assets/Localization/Locales/Locales/Chinese (Simplified) (zh).asset</w:t>
+      </w:r>
+    </w:p>
+    <w:p>
+      <w:pPr>
+        <w:numPr>
+          <w:ilvl w:val="0"/>
+          <w:numId w:val="1"/>
+        </w:numPr>
+        <w:spacing w:after="60"/>
+      </w:pPr>
+      <w:r>
+        <w:rPr>
+          <w:color w:val="333333"/>
+          <w:sz w:val="20"/>
+        </w:rPr>
+        <w:t xml:space="preserve">Assets/Localization/Locales/Locales/French (fr).asset</w:t>
+      </w:r>
+    </w:p>
+    <w:p>
+      <w:pPr>
+        <w:numPr>
+          <w:ilvl w:val="0"/>
+          <w:numId w:val="1"/>
+        </w:numPr>
+        <w:spacing w:after="60"/>
+      </w:pPr>
+      <w:r>
+        <w:rPr>
+          <w:color w:val="333333"/>
+          <w:sz w:val="20"/>
+        </w:rPr>
+        <w:t xml:space="preserve">Assets/Localization/Locales/Locales/Japanese (ja).asset</w:t>
+      </w:r>
+    </w:p>
+    <w:p>
+      <w:pPr>
+        <w:numPr>
+          <w:ilvl w:val="0"/>
+          <w:numId w:val="1"/>
+        </w:numPr>
+        <w:spacing w:after="60"/>
+      </w:pPr>
+      <w:r>
+        <w:rPr>
+          <w:color w:val="333333"/>
+          <w:sz w:val="20"/>
+        </w:rPr>
+        <w:t xml:space="preserve">Assets/Localization/Locales/Locales/Korean (ko).asset</w:t>
+      </w:r>
+    </w:p>
+    <w:p>
+      <w:pPr>
+        <w:numPr>
+          <w:ilvl w:val="0"/>
+          <w:numId w:val="1"/>
+        </w:numPr>
+        <w:spacing w:after="60"/>
+      </w:pPr>
+      <w:r>
+        <w:rPr>
+          <w:color w:val="333333"/>
+          <w:sz w:val="20"/>
+        </w:rPr>
+        <w:t xml:space="preserve">Assets/Localization/Locales/Menu Labels/Menu Labels Shared Data.asset</w:t>
+      </w:r>
+    </w:p>
+    <w:p>
+      <w:pPr>
+        <w:numPr>
+          <w:ilvl w:val="0"/>
+          <w:numId w:val="1"/>
+        </w:numPr>
+        <w:spacing w:after="60"/>
+      </w:pPr>
+      <w:r>
+        <w:rPr>
+          <w:color w:val="333333"/>
+          <w:sz w:val="20"/>
+        </w:rPr>
+        <w:t xml:space="preserve">Assets/Localization/Locales/Menu Labels/Menu Labels.asset</w:t>
+      </w:r>
+    </w:p>
+    <w:p>
+      <w:pPr>
+        <w:numPr>
+          <w:ilvl w:val="0"/>
+          <w:numId w:val="1"/>
+        </w:numPr>
+        <w:spacing w:after="60"/>
+      </w:pPr>
+      <w:r>
+        <w:rPr>
+          <w:color w:val="333333"/>
+          <w:sz w:val="20"/>
+        </w:rPr>
+        <w:t xml:space="preserve">Assets/Localization/Locales/Menu Labels/Menu Labels_de.asset</w:t>
+      </w:r>
+    </w:p>
+    <w:p>
+      <w:pPr>
+        <w:numPr>
+          <w:ilvl w:val="0"/>
+          <w:numId w:val="1"/>
+        </w:numPr>
+        <w:spacing w:after="60"/>
+      </w:pPr>
+      <w:r>
+        <w:rPr>
+          <w:color w:val="333333"/>
+          <w:sz w:val="20"/>
+        </w:rPr>
+        <w:t xml:space="preserve">Assets/Localization/Locales/Menu Labels/Menu Labels_en.asset</w:t>
+      </w:r>
+    </w:p>
+    <w:p>
+      <w:pPr>
+        <w:numPr>
+          <w:ilvl w:val="0"/>
+          <w:numId w:val="1"/>
+        </w:numPr>
+        <w:spacing w:after="60"/>
+      </w:pPr>
+      <w:r>
+        <w:rPr>
+          <w:color w:val="333333"/>
+          <w:sz w:val="20"/>
+        </w:rPr>
+        <w:t xml:space="preserve">Assets/Localization/Locales/Menu Labels/Menu Labels_es.asset</w:t>
+      </w:r>
+    </w:p>
+    <w:p>
+      <w:pPr>
+        <w:numPr>
+          <w:ilvl w:val="0"/>
+          <w:numId w:val="1"/>
+        </w:numPr>
+        <w:spacing w:after="60"/>
+      </w:pPr>
+      <w:r>
+        <w:rPr>
+          <w:color w:val="333333"/>
+          <w:sz w:val="20"/>
+        </w:rPr>
+        <w:t xml:space="preserve">Assets/Localization/Locales/Menu Labels/Menu Labels_fr.asset</w:t>
+      </w:r>
+    </w:p>
+    <w:p>
+      <w:pPr>
+        <w:numPr>
+          <w:ilvl w:val="0"/>
+          <w:numId w:val="1"/>
+        </w:numPr>
+        <w:spacing w:after="60"/>
+      </w:pPr>
+      <w:r>
+        <w:rPr>
+          <w:color w:val="333333"/>
+          <w:sz w:val="20"/>
+        </w:rPr>
+        <w:t xml:space="preserve">Assets/Localization/Locales/Menu Labels/Menu Labels_pt.asset</w:t>
+      </w:r>
+    </w:p>
+    <w:p>
+      <w:pPr>
+        <w:numPr>
+          <w:ilvl w:val="0"/>
+          <w:numId w:val="1"/>
+        </w:numPr>
+        <w:spacing w:after="60"/>
+      </w:pPr>
+      <w:r>
+        <w:rPr>
+          <w:color w:val="333333"/>
+          <w:sz w:val="20"/>
+        </w:rPr>
+        <w:t xml:space="preserve">Assets/Localization/Locales/Menu Labels/Menu Labels_ru.asset</w:t>
+      </w:r>
+    </w:p>
+    <w:p>
+      <w:pPr>
+        <w:numPr>
+          <w:ilvl w:val="0"/>
+          <w:numId w:val="1"/>
+        </w:numPr>
+        <w:spacing w:after="60"/>
+      </w:pPr>
+      <w:r>
+        <w:rPr>
+          <w:color w:val="333333"/>
+          <w:sz w:val="20"/>
+        </w:rPr>
+        <w:t xml:space="preserve">Assets/Localization/Locales/Upgrade Labels/Upgrade Labels Shared Data.asset</w:t>
+      </w:r>
+    </w:p>
+    <w:p>
+      <w:pPr>
+        <w:numPr>
+          <w:ilvl w:val="0"/>
+          <w:numId w:val="1"/>
+        </w:numPr>
+        <w:spacing w:after="60"/>
+      </w:pPr>
+      <w:r>
+        <w:rPr>
+          <w:color w:val="333333"/>
+          <w:sz w:val="20"/>
+        </w:rPr>
+        <w:t xml:space="preserve">Assets/Localization/Locales/Upgrade Labels/Upgrade Labels.asset</w:t>
+      </w:r>
+    </w:p>
+    <w:p>
+      <w:pPr>
+        <w:numPr>
+          <w:ilvl w:val="0"/>
+          <w:numId w:val="1"/>
+        </w:numPr>
+        <w:spacing w:after="60"/>
+      </w:pPr>
+      <w:r>
+        <w:rPr>
+          <w:color w:val="333333"/>
+          <w:sz w:val="20"/>
+        </w:rPr>
+        <w:t xml:space="preserve">Assets/Localization/Locales/Upgrade Labels/Upgrade Labels_de.asset</w:t>
+      </w:r>
+    </w:p>
+    <w:p>
+      <w:pPr>
+        <w:numPr>
+          <w:ilvl w:val="0"/>
+          <w:numId w:val="1"/>
+        </w:numPr>
+        <w:spacing w:after="60"/>
+      </w:pPr>
+      <w:r>
+        <w:rPr>
+          <w:color w:val="333333"/>
+          <w:sz w:val="20"/>
+        </w:rPr>
+        <w:t xml:space="preserve">Assets/Localization/Locales/Upgrade Labels/Upgrade Labels_en.asset</w:t>
+      </w:r>
+    </w:p>
+    <w:p>
+      <w:pPr>
+        <w:numPr>
+          <w:ilvl w:val="0"/>
+          <w:numId w:val="1"/>
+        </w:numPr>
+        <w:spacing w:after="60"/>
+      </w:pPr>
+      <w:r>
+        <w:rPr>
+          <w:color w:val="333333"/>
+          <w:sz w:val="20"/>
+        </w:rPr>
+        <w:t xml:space="preserve">Assets/Localization/Locales/Upgrade Labels/Upgrade Labels_es.asset</w:t>
+      </w:r>
+    </w:p>
+    <w:p>
+      <w:pPr>
+        <w:numPr>
+          <w:ilvl w:val="0"/>
+          <w:numId w:val="1"/>
+        </w:numPr>
+        <w:spacing w:after="60"/>
+      </w:pPr>
+      <w:r>
+        <w:rPr>
+          <w:color w:val="333333"/>
+          <w:sz w:val="20"/>
+        </w:rPr>
+        <w:t xml:space="preserve">Assets/Localization/Locales/Upgrade Labels/Upgrade Labels_fr.asset</w:t>
+      </w:r>
+    </w:p>
+    <w:p>
+      <w:pPr>
+        <w:numPr>
+          <w:ilvl w:val="0"/>
+          <w:numId w:val="1"/>
+        </w:numPr>
+        <w:spacing w:after="60"/>
+      </w:pPr>
+      <w:r>
+        <w:rPr>
+          <w:color w:val="333333"/>
+          <w:sz w:val="20"/>
+        </w:rPr>
+        <w:t xml:space="preserve">Assets/Localization/Locales/Upgrade Labels/Upgrade Labels_ja.asset.meta</w:t>
+      </w:r>
+    </w:p>
+    <w:p>
+      <w:pPr>
+        <w:numPr>
+          <w:ilvl w:val="0"/>
+          <w:numId w:val="1"/>
+        </w:numPr>
+        <w:spacing w:after="60"/>
+      </w:pPr>
+      <w:r>
+        <w:rPr>
+          <w:color w:val="333333"/>
+          <w:sz w:val="20"/>
+        </w:rPr>
+        <w:t xml:space="preserve">Assets/Localization/Locales/Upgrade Labels/Upgrade Labels_ko.asset.meta</w:t>
+      </w:r>
+    </w:p>
+    <w:p>
+      <w:pPr>
+        <w:numPr>
+          <w:ilvl w:val="0"/>
+          <w:numId w:val="1"/>
+        </w:numPr>
+        <w:spacing w:after="60"/>
+      </w:pPr>
+      <w:r>
+        <w:rPr>
+          <w:color w:val="333333"/>
+          <w:sz w:val="20"/>
+        </w:rPr>
+        <w:t xml:space="preserve">Assets/Localization/Locales/Upgrade Labels/Upgrade Labels_pt.asset</w:t>
+      </w:r>
+    </w:p>
+    <w:p>
+      <w:pPr>
+        <w:numPr>
+          <w:ilvl w:val="0"/>
+          <w:numId w:val="1"/>
+        </w:numPr>
+        <w:spacing w:after="60"/>
+      </w:pPr>
+      <w:r>
+        <w:rPr>
+          <w:color w:val="333333"/>
+          <w:sz w:val="20"/>
+        </w:rPr>
+        <w:t xml:space="preserve">Assets/Localization/Locales/Upgrade Labels/Upgrade Labels_ru.asset</w:t>
+      </w:r>
+    </w:p>
+    <w:p>
+      <w:pPr>
+        <w:numPr>
+          <w:ilvl w:val="0"/>
+          <w:numId w:val="1"/>
+        </w:numPr>
+        <w:spacing w:after="60"/>
+      </w:pPr>
+      <w:r>
+        <w:rPr>
+          <w:color w:val="333333"/>
+          <w:sz w:val="20"/>
+        </w:rPr>
+        <w:t xml:space="preserve">Assets/Localization/Locales/Upgrade Labels/Upgrade Labels_zh.asset.meta</w:t>
+      </w:r>
+    </w:p>
+    <w:p>
+      <w:pPr>
+        <w:numPr>
+          <w:ilvl w:val="0"/>
+          <w:numId w:val="1"/>
+        </w:numPr>
+        <w:spacing w:after="60"/>
+      </w:pPr>
+      <w:r>
+        <w:rPr>
+          <w:color w:val="333333"/>
+          <w:sz w:val="20"/>
+        </w:rPr>
+        <w:t xml:space="preserve">Assets/Localization/Locales/Weapon Labels/Weapon Labels Shared Data.asset</w:t>
+      </w:r>
+    </w:p>
+    <w:p>
+      <w:pPr>
+        <w:numPr>
+          <w:ilvl w:val="0"/>
+          <w:numId w:val="1"/>
+        </w:numPr>
+        <w:spacing w:after="60"/>
+      </w:pPr>
+      <w:r>
+        <w:rPr>
+          <w:color w:val="333333"/>
+          <w:sz w:val="20"/>
+        </w:rPr>
+        <w:t xml:space="preserve">Assets/Localization/Locales/Weapon Labels/Weapon Labels.asset</w:t>
+      </w:r>
+    </w:p>
+    <w:p>
+      <w:pPr>
+        <w:numPr>
+          <w:ilvl w:val="0"/>
+          <w:numId w:val="1"/>
+        </w:numPr>
+        <w:spacing w:after="60"/>
+      </w:pPr>
+      <w:r>
+        <w:rPr>
+          <w:color w:val="333333"/>
+          <w:sz w:val="20"/>
+        </w:rPr>
+        <w:t xml:space="preserve">Assets/Localization/Locales/Weapon Labels/Weapon Labels_de.asset</w:t>
+      </w:r>
+    </w:p>
+    <w:p>
+      <w:pPr>
+        <w:numPr>
+          <w:ilvl w:val="0"/>
+          <w:numId w:val="1"/>
+        </w:numPr>
+        <w:spacing w:after="60"/>
+      </w:pPr>
+      <w:r>
+        <w:rPr>
+          <w:color w:val="333333"/>
+          <w:sz w:val="20"/>
+        </w:rPr>
+        <w:t xml:space="preserve">Assets/Localization/Locales/Weapon Labels/Weapon Labels_en.asset</w:t>
+      </w:r>
+    </w:p>
+    <w:p>
+      <w:pPr>
+        <w:numPr>
+          <w:ilvl w:val="0"/>
+          <w:numId w:val="1"/>
+        </w:numPr>
+        <w:spacing w:after="60"/>
+      </w:pPr>
+      <w:r>
+        <w:rPr>
+          <w:color w:val="333333"/>
+          <w:sz w:val="20"/>
+        </w:rPr>
+        <w:t xml:space="preserve">Assets/Localization/Locales/Weapon Labels/Weapon Labels_es.asset</w:t>
+      </w:r>
+    </w:p>
+    <w:p>
+      <w:pPr>
+        <w:numPr>
+          <w:ilvl w:val="0"/>
+          <w:numId w:val="1"/>
+        </w:numPr>
+        <w:spacing w:after="60"/>
+      </w:pPr>
+      <w:r>
+        <w:rPr>
+          <w:color w:val="333333"/>
+          <w:sz w:val="20"/>
+        </w:rPr>
+        <w:t xml:space="preserve">Assets/Localization/Locales/Weapon Labels/Weapon Labels_fr.asset</w:t>
+      </w:r>
+    </w:p>
+    <w:p>
+      <w:pPr>
+        <w:numPr>
+          <w:ilvl w:val="0"/>
+          <w:numId w:val="1"/>
+        </w:numPr>
+        <w:spacing w:after="60"/>
+      </w:pPr>
+      <w:r>
+        <w:rPr>
+          <w:color w:val="333333"/>
+          <w:sz w:val="20"/>
+        </w:rPr>
+        <w:t xml:space="preserve">Assets/Localization/Locales/Weapon Labels/Weapon Labels_ja.asset</w:t>
+      </w:r>
+    </w:p>
+    <w:p>
+      <w:pPr>
+        <w:numPr>
+          <w:ilvl w:val="0"/>
+          <w:numId w:val="1"/>
+        </w:numPr>
+        <w:spacing w:after="60"/>
+      </w:pPr>
+      <w:r>
+        <w:rPr>
+          <w:color w:val="333333"/>
+          <w:sz w:val="20"/>
+        </w:rPr>
+        <w:t xml:space="preserve">Assets/Localization/Locales/Weapon Labels/Weapon Labels_ko.asset</w:t>
+      </w:r>
+    </w:p>
+    <w:p>
+      <w:pPr>
+        <w:numPr>
+          <w:ilvl w:val="0"/>
+          <w:numId w:val="1"/>
+        </w:numPr>
+        <w:spacing w:after="60"/>
+      </w:pPr>
+      <w:r>
+        <w:rPr>
+          <w:color w:val="333333"/>
+          <w:sz w:val="20"/>
+        </w:rPr>
+        <w:t xml:space="preserve">Assets/Localization/Locales/Weapon Labels/Weapon Labels_pt.asset</w:t>
+      </w:r>
+    </w:p>
+    <w:p>
+      <w:pPr>
+        <w:numPr>
+          <w:ilvl w:val="0"/>
+          <w:numId w:val="1"/>
+        </w:numPr>
+        <w:spacing w:after="60"/>
+      </w:pPr>
+      <w:r>
+        <w:rPr>
+          <w:color w:val="333333"/>
+          <w:sz w:val="20"/>
+        </w:rPr>
+        <w:t xml:space="preserve">Assets/Localization/Locales/Weapon Labels/Weapon Labels_ru.asset</w:t>
+      </w:r>
+    </w:p>
+    <w:p>
+      <w:pPr>
+        <w:numPr>
+          <w:ilvl w:val="0"/>
+          <w:numId w:val="1"/>
+        </w:numPr>
+        <w:spacing w:after="60"/>
+      </w:pPr>
+      <w:r>
+        <w:rPr>
+          <w:color w:val="333333"/>
+          <w:sz w:val="20"/>
+        </w:rPr>
+        <w:t xml:space="preserve">Assets/Localization/Locales/Weapon Labels/Weapon Labels_zh.asset</w:t>
+      </w:r>
+    </w:p>
+    <w:p>
+      <w:pPr>
+        <w:numPr>
+          <w:ilvl w:val="0"/>
+          <w:numId w:val="1"/>
+        </w:numPr>
+        <w:spacing w:after="60"/>
+      </w:pPr>
+      <w:r>
+        <w:rPr>
+          <w:color w:val="333333"/>
+          <w:sz w:val="20"/>
+        </w:rPr>
+        <w:t xml:space="preserve">Assets/Prefab/Statistics/WeaponStatItem.prefab</w:t>
+      </w:r>
+    </w:p>
+    <w:p>
+      <w:pPr>
+        <w:numPr>
+          <w:ilvl w:val="0"/>
+          <w:numId w:val="1"/>
+        </w:numPr>
+        <w:spacing w:after="60"/>
+      </w:pPr>
+      <w:r>
+        <w:rPr>
+          <w:color w:val="333333"/>
+          <w:sz w:val="20"/>
+        </w:rPr>
+        <w:t xml:space="preserve">Assets/Prefab/UI.meta</w:t>
+      </w:r>
+    </w:p>
+    <w:p>
+      <w:pPr>
+        <w:numPr>
+          <w:ilvl w:val="0"/>
+          <w:numId w:val="1"/>
+        </w:numPr>
+        <w:spacing w:after="60"/>
+      </w:pPr>
+      <w:r>
+        <w:rPr>
+          <w:color w:val="333333"/>
+          <w:sz w:val="20"/>
+        </w:rPr>
+        <w:t xml:space="preserve">Assets/Prefab/Upgrade/Tier1/PassiveGold_1Tier.asset</w:t>
+      </w:r>
+    </w:p>
+    <w:p>
+      <w:pPr>
+        <w:numPr>
+          <w:ilvl w:val="0"/>
+          <w:numId w:val="1"/>
+        </w:numPr>
+        <w:spacing w:after="60"/>
+      </w:pPr>
+      <w:r>
+        <w:rPr>
+          <w:color w:val="333333"/>
+          <w:sz w:val="20"/>
+        </w:rPr>
+        <w:t xml:space="preserve">Assets/Prefab/Weapon/2Tier/IceBullet.asset</w:t>
+      </w:r>
+    </w:p>
+    <w:p>
+      <w:pPr>
+        <w:numPr>
+          <w:ilvl w:val="0"/>
+          <w:numId w:val="1"/>
+        </w:numPr>
+        <w:spacing w:after="60"/>
+      </w:pPr>
+      <w:r>
+        <w:rPr>
+          <w:color w:val="333333"/>
+          <w:sz w:val="20"/>
+        </w:rPr>
+        <w:t xml:space="preserve">Assets/Prefab/Weapon/2Tier/IceBullet_Projectile_BACKUP_1787.prefab</w:t>
+      </w:r>
+    </w:p>
+    <w:p>
+      <w:pPr>
+        <w:numPr>
+          <w:ilvl w:val="0"/>
+          <w:numId w:val="1"/>
+        </w:numPr>
+        <w:spacing w:after="60"/>
+      </w:pPr>
+      <w:r>
+        <w:rPr>
+          <w:color w:val="333333"/>
+          <w:sz w:val="20"/>
+        </w:rPr>
+        <w:t xml:space="preserve">Assets/Prefab/Weapon/2Tier/IceBullet_Projectile_BASE_1787.prefab</w:t>
+      </w:r>
+    </w:p>
+    <w:p>
+      <w:pPr>
+        <w:numPr>
+          <w:ilvl w:val="0"/>
+          <w:numId w:val="1"/>
+        </w:numPr>
+        <w:spacing w:after="60"/>
+      </w:pPr>
+      <w:r>
+        <w:rPr>
+          <w:color w:val="333333"/>
+          <w:sz w:val="20"/>
+        </w:rPr>
+        <w:t xml:space="preserve">Assets/Prefab/Weapon/2Tier/IceBullet_Projectile_LOCAL_1787.prefab</w:t>
+      </w:r>
+    </w:p>
+    <w:p>
+      <w:pPr>
+        <w:numPr>
+          <w:ilvl w:val="0"/>
+          <w:numId w:val="1"/>
+        </w:numPr>
+        <w:spacing w:after="60"/>
+      </w:pPr>
+      <w:r>
+        <w:rPr>
+          <w:color w:val="333333"/>
+          <w:sz w:val="20"/>
+        </w:rPr>
+        <w:t xml:space="preserve">Assets/Prefab/Weapon/2Tier/IceBullet_Projectile_REMOTE_1787.prefab</w:t>
+      </w:r>
+    </w:p>
+    <w:p>
+      <w:pPr>
+        <w:numPr>
+          <w:ilvl w:val="0"/>
+          <w:numId w:val="1"/>
+        </w:numPr>
+        <w:spacing w:after="60"/>
+      </w:pPr>
+      <w:r>
+        <w:rPr>
+          <w:color w:val="333333"/>
+          <w:sz w:val="20"/>
+        </w:rPr>
+        <w:t xml:space="preserve">Assets/Prefab/Weapon/2Tier/LifeLaser.asset</w:t>
+      </w:r>
+    </w:p>
+    <w:p>
+      <w:pPr>
+        <w:numPr>
+          <w:ilvl w:val="0"/>
+          <w:numId w:val="1"/>
+        </w:numPr>
+        <w:spacing w:after="60"/>
+      </w:pPr>
+      <w:r>
+        <w:rPr>
+          <w:color w:val="333333"/>
+          <w:sz w:val="20"/>
+        </w:rPr>
+        <w:t xml:space="preserve">Assets/Prefab/Weapon/2Tier/Missles.asset</w:t>
+      </w:r>
+    </w:p>
+    <w:p>
+      <w:pPr>
+        <w:numPr>
+          <w:ilvl w:val="0"/>
+          <w:numId w:val="1"/>
+        </w:numPr>
+        <w:spacing w:after="60"/>
+      </w:pPr>
+      <w:r>
+        <w:rPr>
+          <w:color w:val="333333"/>
+          <w:sz w:val="20"/>
+        </w:rPr>
+        <w:t xml:space="preserve">Assets/Prefab/Weapon/3Tier/Hammer.asset</w:t>
+      </w:r>
+    </w:p>
+    <w:p>
+      <w:pPr>
+        <w:numPr>
+          <w:ilvl w:val="0"/>
+          <w:numId w:val="1"/>
+        </w:numPr>
+        <w:spacing w:after="60"/>
+      </w:pPr>
+      <w:r>
+        <w:rPr>
+          <w:color w:val="333333"/>
+          <w:sz w:val="20"/>
+        </w:rPr>
+        <w:t xml:space="preserve">Assets/Prefab/Weapon/4Tier/MagicCircle.asset</w:t>
+      </w:r>
+    </w:p>
+    <w:p>
+      <w:pPr>
+        <w:numPr>
+          <w:ilvl w:val="0"/>
+          <w:numId w:val="1"/>
+        </w:numPr>
+        <w:spacing w:after="60"/>
+      </w:pPr>
+      <w:r>
+        <w:rPr>
+          <w:color w:val="333333"/>
+          <w:sz w:val="20"/>
+        </w:rPr>
+        <w:t xml:space="preserve">Assets/Scenes/MainScene.unity</w:t>
+      </w:r>
+    </w:p>
+    <w:p>
+      <w:pPr>
+        <w:numPr>
+          <w:ilvl w:val="0"/>
+          <w:numId w:val="1"/>
+        </w:numPr>
+        <w:spacing w:after="60"/>
+      </w:pPr>
+      <w:r>
+        <w:rPr>
+          <w:color w:val="333333"/>
+          <w:sz w:val="20"/>
+        </w:rPr>
+        <w:t xml:space="preserve">Assets/Script/LanguageDropdown.cs</w:t>
+      </w:r>
+    </w:p>
+    <w:p>
+      <w:pPr>
+        <w:numPr>
+          <w:ilvl w:val="0"/>
+          <w:numId w:val="1"/>
+        </w:numPr>
+        <w:spacing w:after="60"/>
+      </w:pPr>
+      <w:r>
+        <w:rPr>
+          <w:color w:val="333333"/>
+          <w:sz w:val="20"/>
+        </w:rPr>
+        <w:t xml:space="preserve">Assets/Script/ScriptableObjects/UpgradeSO/DamagePerWeaponUpgrade.cs</w:t>
+      </w:r>
+    </w:p>
+    <w:p>
+      <w:pPr>
+        <w:numPr>
+          <w:ilvl w:val="0"/>
+          <w:numId w:val="1"/>
+        </w:numPr>
+        <w:spacing w:after="60"/>
+      </w:pPr>
+      <w:r>
+        <w:rPr>
+          <w:color w:val="333333"/>
+          <w:sz w:val="20"/>
+        </w:rPr>
+        <w:t xml:space="preserve">Assets/Script/ScriptableObjects/UpgradeSO/DamageTypePercentUpgrade.cs</w:t>
+      </w:r>
+    </w:p>
+    <w:p>
+      <w:pPr>
+        <w:numPr>
+          <w:ilvl w:val="0"/>
+          <w:numId w:val="1"/>
+        </w:numPr>
+        <w:spacing w:after="60"/>
+      </w:pPr>
+      <w:r>
+        <w:rPr>
+          <w:color w:val="333333"/>
+          <w:sz w:val="20"/>
+        </w:rPr>
+        <w:t xml:space="preserve">Assets/Script/ScriptableObjects/UpgradeSO/UpgradeBaseSO.cs</w:t>
+      </w:r>
+    </w:p>
+    <w:p>
+      <w:pPr>
+        <w:numPr>
+          <w:ilvl w:val="0"/>
+          <w:numId w:val="1"/>
+        </w:numPr>
+        <w:spacing w:after="60"/>
+      </w:pPr>
+      <w:r>
+        <w:rPr>
+          <w:color w:val="333333"/>
+          <w:sz w:val="20"/>
+        </w:rPr>
+        <w:t xml:space="preserve">Assets/Script/Statistics/DamageStatisticsUI.cs</w:t>
+      </w:r>
+    </w:p>
+    <w:p>
+      <w:pPr>
+        <w:numPr>
+          <w:ilvl w:val="0"/>
+          <w:numId w:val="1"/>
+        </w:numPr>
+        <w:spacing w:after="60"/>
+      </w:pPr>
+      <w:r>
+        <w:rPr>
+          <w:color w:val="333333"/>
+          <w:sz w:val="20"/>
+        </w:rPr>
+        <w:t xml:space="preserve">Assets/Script/Statistics/WeaponStatItemUI.cs</w:t>
+      </w:r>
+    </w:p>
+    <w:p>
+      <w:pPr>
+        <w:numPr>
+          <w:ilvl w:val="0"/>
+          <w:numId w:val="1"/>
+        </w:numPr>
+        <w:spacing w:after="60"/>
+      </w:pPr>
+      <w:r>
+        <w:rPr>
+          <w:color w:val="333333"/>
+          <w:sz w:val="20"/>
+        </w:rPr>
+        <w:t xml:space="preserve">Assets/Script/TempScript/EnemyStatsProgressionUI.cs</w:t>
+      </w:r>
+    </w:p>
+    <w:p>
+      <w:pPr>
+        <w:numPr>
+          <w:ilvl w:val="0"/>
+          <w:numId w:val="1"/>
+        </w:numPr>
+        <w:spacing w:after="60"/>
+      </w:pPr>
+      <w:r>
+        <w:rPr>
+          <w:color w:val="333333"/>
+          <w:sz w:val="20"/>
+        </w:rPr>
+        <w:t xml:space="preserve">Assets/Script/UI/GameOverController.cs</w:t>
+      </w:r>
+    </w:p>
+    <w:p>
+      <w:pPr>
+        <w:numPr>
+          <w:ilvl w:val="0"/>
+          <w:numId w:val="1"/>
+        </w:numPr>
+        <w:spacing w:after="60"/>
+      </w:pPr>
+      <w:r>
+        <w:rPr>
+          <w:color w:val="333333"/>
+          <w:sz w:val="20"/>
+        </w:rPr>
+        <w:t xml:space="preserve">Assets/Script/UI/JournalManager.cs</w:t>
+      </w:r>
+    </w:p>
+    <w:p>
+      <w:pPr>
+        <w:numPr>
+          <w:ilvl w:val="0"/>
+          <w:numId w:val="1"/>
+        </w:numPr>
+        <w:spacing w:after="60"/>
+      </w:pPr>
+      <w:r>
+        <w:rPr>
+          <w:color w:val="333333"/>
+          <w:sz w:val="20"/>
+        </w:rPr>
+        <w:t xml:space="preserve">Assets/Script/UI/LocalizedTMP.cs</w:t>
+      </w:r>
+    </w:p>
+    <w:p>
+      <w:pPr>
+        <w:numPr>
+          <w:ilvl w:val="0"/>
+          <w:numId w:val="1"/>
+        </w:numPr>
+        <w:spacing w:after="60"/>
+      </w:pPr>
+      <w:r>
+        <w:rPr>
+          <w:color w:val="333333"/>
+          <w:sz w:val="20"/>
+        </w:rPr>
+        <w:t xml:space="preserve">Assets/Script/UI/PurchaseHistoryManager.cs</w:t>
+      </w:r>
+    </w:p>
+    <w:p>
+      <w:pPr>
+        <w:numPr>
+          <w:ilvl w:val="0"/>
+          <w:numId w:val="1"/>
+        </w:numPr>
+        <w:spacing w:after="60"/>
+      </w:pPr>
+      <w:r>
+        <w:rPr>
+          <w:color w:val="333333"/>
+          <w:sz w:val="20"/>
+        </w:rPr>
+        <w:t xml:space="preserve">Assets/Script/UI/StartMenu.cs</w:t>
+      </w:r>
+    </w:p>
+    <w:p>
+      <w:pPr>
+        <w:numPr>
+          <w:ilvl w:val="0"/>
+          <w:numId w:val="1"/>
+        </w:numPr>
+        <w:spacing w:after="60"/>
+      </w:pPr>
+      <w:r>
+        <w:rPr>
+          <w:color w:val="333333"/>
+          <w:sz w:val="20"/>
+        </w:rPr>
+        <w:t xml:space="preserve">Assets/Script/UI/WeaponTooltip.cs</w:t>
+      </w:r>
+    </w:p>
+    <w:p>
+      <w:pPr>
+        <w:numPr>
+          <w:ilvl w:val="0"/>
+          <w:numId w:val="1"/>
+        </w:numPr>
+        <w:spacing w:after="60"/>
+      </w:pPr>
+      <w:r>
+        <w:rPr>
+          <w:color w:val="333333"/>
+          <w:sz w:val="20"/>
+        </w:rPr>
+        <w:t xml:space="preserve">Assets/Script/WeaponDefinition.cs</w:t>
+      </w:r>
+    </w:p>
+    <w:p>
+      <w:pPr>
+        <w:numPr>
+          <w:ilvl w:val="0"/>
+          <w:numId w:val="1"/>
+        </w:numPr>
+        <w:spacing w:after="60"/>
+      </w:pPr>
+      <w:r>
+        <w:rPr>
+          <w:color w:val="333333"/>
+          <w:sz w:val="20"/>
+        </w:rPr>
+        <w:t xml:space="preserve">Assets/TextMesh Pro/New Folder/KellySlab-Regular SDF.asset</w:t>
+      </w:r>
+    </w:p>
+    <w:p>
+      <w:pPr>
+        <w:numPr>
+          <w:ilvl w:val="0"/>
+          <w:numId w:val="1"/>
+        </w:numPr>
+        <w:spacing w:after="60"/>
+      </w:pPr>
+      <w:r>
+        <w:rPr>
+          <w:color w:val="333333"/>
+          <w:sz w:val="20"/>
+        </w:rPr>
+        <w:t xml:space="preserve">Assets/TextMesh Pro/New Folder/Oswald-SemiBold SDF.asset</w:t>
+      </w:r>
+    </w:p>
+    <w:p>
+      <w:pPr>
+        <w:numPr>
+          <w:ilvl w:val="0"/>
+          <w:numId w:val="1"/>
+        </w:numPr>
+        <w:spacing w:after="60"/>
+      </w:pPr>
+      <w:r>
+        <w:rPr>
+          <w:color w:val="333333"/>
+          <w:sz w:val="20"/>
+        </w:rPr>
+        <w:t xml:space="preserve">Assets/TextMesh Pro/New Folder/Oswald_v2font.asset</w:t>
+      </w:r>
+    </w:p>
+    <w:p>
+      <w:pPr>
+        <w:numPr>
+          <w:ilvl w:val="0"/>
+          <w:numId w:val="1"/>
+        </w:numPr>
+        <w:spacing w:after="60"/>
+      </w:pPr>
+      <w:r>
+        <w:rPr>
+          <w:color w:val="333333"/>
+          <w:sz w:val="20"/>
+        </w:rPr>
+        <w:t xml:space="preserve">Assets/TextMesh Pro/Resources/Fonts &amp; Materials/LiberationSans SDF - Fallback.asset</w:t>
+      </w:r>
+    </w:p>
+    <w:p>
+      <w:pPr>
+        <w:numPr>
+          <w:ilvl w:val="0"/>
+          <w:numId w:val="1"/>
+        </w:numPr>
+        <w:spacing w:after="60"/>
+      </w:pPr>
+      <w:r>
+        <w:rPr>
+          <w:color w:val="333333"/>
+          <w:sz w:val="20"/>
+        </w:rPr>
+        <w:t xml:space="preserve">Assets/Texture/UI/HpBar/fillbossbar_blue.png</w:t>
+      </w:r>
+    </w:p>
+    <w:p>
+      <w:pPr>
+        <w:numPr>
+          <w:ilvl w:val="0"/>
+          <w:numId w:val="1"/>
+        </w:numPr>
+        <w:spacing w:after="60"/>
+      </w:pPr>
+      <w:r>
+        <w:rPr>
+          <w:color w:val="333333"/>
+          <w:sz w:val="20"/>
+        </w:rPr>
+        <w:t xml:space="preserve">Packages/manifest.json</w:t>
+      </w:r>
+    </w:p>
+    <w:p>
+      <w:pPr>
+        <w:numPr>
+          <w:ilvl w:val="0"/>
+          <w:numId w:val="1"/>
+        </w:numPr>
+        <w:spacing w:after="60"/>
+      </w:pPr>
+      <w:r>
+        <w:rPr>
+          <w:color w:val="333333"/>
+          <w:sz w:val="20"/>
+        </w:rPr>
+        <w:t xml:space="preserve">Packages/packages-lock.json</w:t>
+      </w:r>
+    </w:p>
+    <w:p>
+      <w:pPr>
+        <w:numPr>
+          <w:ilvl w:val="0"/>
+          <w:numId w:val="1"/>
+        </w:numPr>
+        <w:spacing w:after="60"/>
+      </w:pPr>
+      <w:r>
+        <w:rPr>
+          <w:color w:val="333333"/>
+          <w:sz w:val="20"/>
+        </w:rPr>
+        <w:t xml:space="preserve">ProjectSettings/ProjectSettings.asset</w:t>
+      </w:r>
+    </w:p>
+    <w:p>
+      <w:pPr>
+        <w:numPr>
+          <w:ilvl w:val="0"/>
+          <w:numId w:val="1"/>
+        </w:numPr>
+        <w:spacing w:after="60"/>
+      </w:pPr>
+      <w:r>
+        <w:rPr>
+          <w:color w:val="333333"/>
+          <w:sz w:val="20"/>
+        </w:rPr>
+        <w:t xml:space="preserve">"UpgradesSheet - \320\233\320\270\321\201\321\2021.csv"</w:t>
+      </w:r>
+    </w:p>
+    <w:p>
+      <w:pPr>
+        <w:numPr>
+          <w:ilvl w:val="0"/>
+          <w:numId w:val="1"/>
+        </w:numPr>
+        <w:spacing w:after="60"/>
+      </w:pPr>
+      <w:r>
+        <w:rPr>
+          <w:color w:val="333333"/>
+          <w:sz w:val="20"/>
+        </w:rPr>
+        <w:t xml:space="preserve">"WeaponSheet - \320\233\320\270\321\201\321\2021.csv"</w:t>
       </w:r>
     </w:p>
     <w:p>

--- a/docs/История_изменений.docx
+++ b/docs/История_изменений.docx
@@ -47,7 +47,7 @@
           <w:b/>
           <w:sz w:val="22"/>
         </w:rPr>
-        <w:t xml:space="preserve">Всего коммитов: 14</w:t>
+        <w:t xml:space="preserve">Всего коммитов: 15</w:t>
       </w:r>
     </w:p>
     <w:p>
@@ -3905,6 +3905,1827 @@
           <w:color w:val="666666"/>
           <w:sz w:val="20"/>
         </w:rPr>
+        <w:t xml:space="preserve">Коммит abfd947 · 2026-07-05</w:t>
+      </w:r>
+    </w:p>
+    <w:p>
+      <w:pPr>
+        <w:spacing w:after="40"/>
+      </w:pPr>
+      <w:r>
+        <w:rPr>
+          <w:b/>
+          <w:sz w:val="22"/>
+        </w:rPr>
+        <w:t xml:space="preserve">Описание:</w:t>
+      </w:r>
+    </w:p>
+    <w:p>
+      <w:pPr>
+        <w:numPr>
+          <w:ilvl w:val="0"/>
+          <w:numId w:val="1"/>
+        </w:numPr>
+        <w:spacing w:after="60"/>
+      </w:pPr>
+      <w:r>
+        <w:rPr>
+          <w:sz w:val="22"/>
+        </w:rPr>
+        <w:t xml:space="preserve">Локализация:</w:t>
+      </w:r>
+    </w:p>
+    <w:p>
+      <w:pPr>
+        <w:numPr>
+          <w:ilvl w:val="0"/>
+          <w:numId w:val="1"/>
+        </w:numPr>
+        <w:spacing w:after="60"/>
+      </w:pPr>
+      <w:r>
+        <w:rPr>
+          <w:sz w:val="22"/>
+        </w:rPr>
+        <w:t xml:space="preserve">Новая таблица Game Labels (en/ru/de/es/fr/pt) для игровых подписей UI, компонент LocalizedTMP</w:t>
+      </w:r>
+    </w:p>
+    <w:p>
+      <w:pPr>
+        <w:numPr>
+          <w:ilvl w:val="0"/>
+          <w:numId w:val="1"/>
+        </w:numPr>
+        <w:spacing w:after="60"/>
+      </w:pPr>
+      <w:r>
+        <w:rPr>
+          <w:sz w:val="22"/>
+        </w:rPr>
+        <w:t xml:space="preserve">Локализация типа урона для улучшений (dtype.* keys в Upgrade Labels во всех локалях) + исправлены RU-описания урона</w:t>
+      </w:r>
+    </w:p>
+    <w:p>
+      <w:pPr>
+        <w:numPr>
+          <w:ilvl w:val="0"/>
+          <w:numId w:val="1"/>
+        </w:numPr>
+        <w:spacing w:after="60"/>
+      </w:pPr>
+      <w:r>
+        <w:rPr>
+          <w:sz w:val="22"/>
+        </w:rPr>
+        <w:t xml:space="preserve">Добавлена французская локаль (Locales, String Tables, Addressables French group, Menu Labels_de/es/fr/pt)</w:t>
+      </w:r>
+    </w:p>
+    <w:p>
+      <w:pPr>
+        <w:numPr>
+          <w:ilvl w:val="0"/>
+          <w:numId w:val="1"/>
+        </w:numPr>
+        <w:spacing w:after="60"/>
+      </w:pPr>
+      <w:r>
+        <w:rPr>
+          <w:sz w:val="22"/>
+        </w:rPr>
+        <w:t xml:space="preserve">Удалены неиспользуемые локали ja/ko/zh (Locales, Upgrade/Weapon Labels) UI:</w:t>
+      </w:r>
+    </w:p>
+    <w:p>
+      <w:pPr>
+        <w:numPr>
+          <w:ilvl w:val="0"/>
+          <w:numId w:val="1"/>
+        </w:numPr>
+        <w:spacing w:after="60"/>
+      </w:pPr>
+      <w:r>
+        <w:rPr>
+          <w:sz w:val="22"/>
+        </w:rPr>
+        <w:t xml:space="preserve">Окно статистики урона StatisticWindow переписано с нуля в стиле журнала/истории покупок (DamageStatisticsUI + WeaponStatItemUI + префаб WeaponStatItem, полноэкранный скролл-список)</w:t>
+      </w:r>
+    </w:p>
+    <w:p>
+      <w:pPr>
+        <w:numPr>
+          <w:ilvl w:val="0"/>
+          <w:numId w:val="1"/>
+        </w:numPr>
+        <w:spacing w:after="60"/>
+      </w:pPr>
+      <w:r>
+        <w:rPr>
+          <w:sz w:val="22"/>
+        </w:rPr>
+        <w:t xml:space="preserve">StartMenu скрывает историю покупок при открытии статистики и возвращает при закрытии</w:t>
+      </w:r>
+    </w:p>
+    <w:p>
+      <w:pPr>
+        <w:numPr>
+          <w:ilvl w:val="0"/>
+          <w:numId w:val="1"/>
+        </w:numPr>
+        <w:spacing w:after="60"/>
+      </w:pPr>
+      <w:r>
+        <w:rPr>
+          <w:sz w:val="22"/>
+        </w:rPr>
+        <w:t xml:space="preserve">Дропдаун выбора языка (LanguageDropdown): корректный размер фона и симметричные отступы, все языки видны, без переноса текста</w:t>
+      </w:r>
+    </w:p>
+    <w:p>
+      <w:pPr>
+        <w:numPr>
+          <w:ilvl w:val="0"/>
+          <w:numId w:val="1"/>
+        </w:numPr>
+        <w:spacing w:after="60"/>
+      </w:pPr>
+      <w:r>
+        <w:rPr>
+          <w:sz w:val="22"/>
+        </w:rPr>
+        <w:t xml:space="preserve">Фикс мерцания тултипа истории покупок (CanvasGroup.blocksRaycasts=false)</w:t>
+      </w:r>
+    </w:p>
+    <w:p>
+      <w:pPr>
+        <w:numPr>
+          <w:ilvl w:val="0"/>
+          <w:numId w:val="1"/>
+        </w:numPr>
+        <w:spacing w:after="60"/>
+      </w:pPr>
+      <w:r>
+        <w:rPr>
+          <w:sz w:val="22"/>
+        </w:rPr>
+        <w:t xml:space="preserve">Выравнивание заголовка поражения по центру для всех языков Данные:</w:t>
+      </w:r>
+    </w:p>
+    <w:p>
+      <w:pPr>
+        <w:numPr>
+          <w:ilvl w:val="0"/>
+          <w:numId w:val="1"/>
+        </w:numPr>
+        <w:spacing w:after="60"/>
+      </w:pPr>
+      <w:r>
+        <w:rPr>
+          <w:sz w:val="22"/>
+        </w:rPr>
+        <w:t xml:space="preserve">Поля системы веса у оружий (IceBullet/LifeLaser/Missles/Hammer/MagicCircle/PassiveGold)</w:t>
+      </w:r>
+    </w:p>
+    <w:p>
+      <w:pPr>
+        <w:numPr>
+          <w:ilvl w:val="0"/>
+          <w:numId w:val="1"/>
+        </w:numPr>
+        <w:spacing w:after="60"/>
+      </w:pPr>
+      <w:r>
+        <w:rPr>
+          <w:sz w:val="22"/>
+        </w:rPr>
+        <w:t xml:space="preserve">Регенерация SDF-атласов шрифтов (Oswald/KellySlab)</w:t>
+      </w:r>
+    </w:p>
+    <w:p>
+      <w:pPr>
+        <w:numPr>
+          <w:ilvl w:val="0"/>
+          <w:numId w:val="1"/>
+        </w:numPr>
+        <w:spacing w:after="60"/>
+      </w:pPr>
+      <w:r>
+        <w:rPr>
+          <w:sz w:val="22"/>
+        </w:rPr>
+        <w:t xml:space="preserve">Удалены merge-артефакты IceBullet_Projectile_*</w:t>
+      </w:r>
+    </w:p>
+    <w:p>
+      <w:pPr>
+        <w:numPr>
+          <w:ilvl w:val="0"/>
+          <w:numId w:val="1"/>
+        </w:numPr>
+        <w:spacing w:after="60"/>
+      </w:pPr>
+      <w:r>
+        <w:rPr>
+          <w:sz w:val="22"/>
+        </w:rPr>
+        <w:t xml:space="preserve">Обновлены CSV-таблицы улучшений/оружий, changelog docx</w:t>
+      </w:r>
+    </w:p>
+    <w:p>
+      <w:pPr>
+        <w:spacing w:after="40"/>
+      </w:pPr>
+      <w:r>
+        <w:rPr>
+          <w:b/>
+          <w:sz w:val="22"/>
+        </w:rPr>
+        <w:t xml:space="preserve">Затронутые файлы:</w:t>
+      </w:r>
+    </w:p>
+    <w:p>
+      <w:pPr>
+        <w:numPr>
+          <w:ilvl w:val="0"/>
+          <w:numId w:val="1"/>
+        </w:numPr>
+        <w:spacing w:after="60"/>
+      </w:pPr>
+      <w:r>
+        <w:rPr>
+          <w:color w:val="333333"/>
+          <w:sz w:val="20"/>
+        </w:rPr>
+        <w:t xml:space="preserve">Assets/AddressableAssetsData/AddressableAssetSettings.asset</w:t>
+      </w:r>
+    </w:p>
+    <w:p>
+      <w:pPr>
+        <w:numPr>
+          <w:ilvl w:val="0"/>
+          <w:numId w:val="1"/>
+        </w:numPr>
+        <w:spacing w:after="60"/>
+      </w:pPr>
+      <w:r>
+        <w:rPr>
+          <w:color w:val="333333"/>
+          <w:sz w:val="20"/>
+        </w:rPr>
+        <w:t xml:space="preserve">Assets/AddressableAssetsData/AssetGroups/Localization-Assets-Shared.asset</w:t>
+      </w:r>
+    </w:p>
+    <w:p>
+      <w:pPr>
+        <w:numPr>
+          <w:ilvl w:val="0"/>
+          <w:numId w:val="1"/>
+        </w:numPr>
+        <w:spacing w:after="60"/>
+      </w:pPr>
+      <w:r>
+        <w:rPr>
+          <w:color w:val="333333"/>
+          <w:sz w:val="20"/>
+        </w:rPr>
+        <w:t xml:space="preserve">Assets/AddressableAssetsData/AssetGroups/Localization-Locales.asset</w:t>
+      </w:r>
+    </w:p>
+    <w:p>
+      <w:pPr>
+        <w:numPr>
+          <w:ilvl w:val="0"/>
+          <w:numId w:val="1"/>
+        </w:numPr>
+        <w:spacing w:after="60"/>
+      </w:pPr>
+      <w:r>
+        <w:rPr>
+          <w:color w:val="333333"/>
+          <w:sz w:val="20"/>
+        </w:rPr>
+        <w:t xml:space="preserve">Assets/AddressableAssetsData/AssetGroups/Localization-String-Tables-Chinese (Simplified) (zh).asset</w:t>
+      </w:r>
+    </w:p>
+    <w:p>
+      <w:pPr>
+        <w:numPr>
+          <w:ilvl w:val="0"/>
+          <w:numId w:val="1"/>
+        </w:numPr>
+        <w:spacing w:after="60"/>
+      </w:pPr>
+      <w:r>
+        <w:rPr>
+          <w:color w:val="333333"/>
+          <w:sz w:val="20"/>
+        </w:rPr>
+        <w:t xml:space="preserve">Assets/AddressableAssetsData/AssetGroups/Localization-String-Tables-English (en).asset</w:t>
+      </w:r>
+    </w:p>
+    <w:p>
+      <w:pPr>
+        <w:numPr>
+          <w:ilvl w:val="0"/>
+          <w:numId w:val="1"/>
+        </w:numPr>
+        <w:spacing w:after="60"/>
+      </w:pPr>
+      <w:r>
+        <w:rPr>
+          <w:color w:val="333333"/>
+          <w:sz w:val="20"/>
+        </w:rPr>
+        <w:t xml:space="preserve">Assets/AddressableAssetsData/AssetGroups/Localization-String-Tables-French (fr).asset</w:t>
+      </w:r>
+    </w:p>
+    <w:p>
+      <w:pPr>
+        <w:numPr>
+          <w:ilvl w:val="0"/>
+          <w:numId w:val="1"/>
+        </w:numPr>
+        <w:spacing w:after="60"/>
+      </w:pPr>
+      <w:r>
+        <w:rPr>
+          <w:color w:val="333333"/>
+          <w:sz w:val="20"/>
+        </w:rPr>
+        <w:t xml:space="preserve">Assets/AddressableAssetsData/AssetGroups/Localization-String-Tables-French.asset</w:t>
+      </w:r>
+    </w:p>
+    <w:p>
+      <w:pPr>
+        <w:numPr>
+          <w:ilvl w:val="0"/>
+          <w:numId w:val="1"/>
+        </w:numPr>
+        <w:spacing w:after="60"/>
+      </w:pPr>
+      <w:r>
+        <w:rPr>
+          <w:color w:val="333333"/>
+          <w:sz w:val="20"/>
+        </w:rPr>
+        <w:t xml:space="preserve">Assets/AddressableAssetsData/AssetGroups/Localization-String-Tables-German (de).asset</w:t>
+      </w:r>
+    </w:p>
+    <w:p>
+      <w:pPr>
+        <w:numPr>
+          <w:ilvl w:val="0"/>
+          <w:numId w:val="1"/>
+        </w:numPr>
+        <w:spacing w:after="60"/>
+      </w:pPr>
+      <w:r>
+        <w:rPr>
+          <w:color w:val="333333"/>
+          <w:sz w:val="20"/>
+        </w:rPr>
+        <w:t xml:space="preserve">Assets/AddressableAssetsData/AssetGroups/Localization-String-Tables-Japanese (ja).asset</w:t>
+      </w:r>
+    </w:p>
+    <w:p>
+      <w:pPr>
+        <w:numPr>
+          <w:ilvl w:val="0"/>
+          <w:numId w:val="1"/>
+        </w:numPr>
+        <w:spacing w:after="60"/>
+      </w:pPr>
+      <w:r>
+        <w:rPr>
+          <w:color w:val="333333"/>
+          <w:sz w:val="20"/>
+        </w:rPr>
+        <w:t xml:space="preserve">Assets/AddressableAssetsData/AssetGroups/Localization-String-Tables-Korean (ko).asset</w:t>
+      </w:r>
+    </w:p>
+    <w:p>
+      <w:pPr>
+        <w:numPr>
+          <w:ilvl w:val="0"/>
+          <w:numId w:val="1"/>
+        </w:numPr>
+        <w:spacing w:after="60"/>
+      </w:pPr>
+      <w:r>
+        <w:rPr>
+          <w:color w:val="333333"/>
+          <w:sz w:val="20"/>
+        </w:rPr>
+        <w:t xml:space="preserve">Assets/AddressableAssetsData/AssetGroups/Localization-String-Tables-Portuguese (pt).asset</w:t>
+      </w:r>
+    </w:p>
+    <w:p>
+      <w:pPr>
+        <w:numPr>
+          <w:ilvl w:val="0"/>
+          <w:numId w:val="1"/>
+        </w:numPr>
+        <w:spacing w:after="60"/>
+      </w:pPr>
+      <w:r>
+        <w:rPr>
+          <w:color w:val="333333"/>
+          <w:sz w:val="20"/>
+        </w:rPr>
+        <w:t xml:space="preserve">Assets/AddressableAssetsData/AssetGroups/Localization-String-Tables-Russian (ru).asset</w:t>
+      </w:r>
+    </w:p>
+    <w:p>
+      <w:pPr>
+        <w:numPr>
+          <w:ilvl w:val="0"/>
+          <w:numId w:val="1"/>
+        </w:numPr>
+        <w:spacing w:after="60"/>
+      </w:pPr>
+      <w:r>
+        <w:rPr>
+          <w:color w:val="333333"/>
+          <w:sz w:val="20"/>
+        </w:rPr>
+        <w:t xml:space="preserve">Assets/AddressableAssetsData/AssetGroups/Localization-String-Tables-Spanish (es).asset</w:t>
+      </w:r>
+    </w:p>
+    <w:p>
+      <w:pPr>
+        <w:numPr>
+          <w:ilvl w:val="0"/>
+          <w:numId w:val="1"/>
+        </w:numPr>
+        <w:spacing w:after="60"/>
+      </w:pPr>
+      <w:r>
+        <w:rPr>
+          <w:color w:val="333333"/>
+          <w:sz w:val="20"/>
+        </w:rPr>
+        <w:t xml:space="preserve">Assets/AddressableAssetsData/AssetGroups/Schemas/Localization-String-Tables-French_BundledAssetGroupSchema.asset</w:t>
+      </w:r>
+    </w:p>
+    <w:p>
+      <w:pPr>
+        <w:numPr>
+          <w:ilvl w:val="0"/>
+          <w:numId w:val="1"/>
+        </w:numPr>
+        <w:spacing w:after="60"/>
+      </w:pPr>
+      <w:r>
+        <w:rPr>
+          <w:color w:val="333333"/>
+          <w:sz w:val="20"/>
+        </w:rPr>
+        <w:t xml:space="preserve">Assets/AddressableAssetsData/AssetGroups/Schemas/Localization-String-Tables-French_ContentUpdateGroupSchema.asset</w:t>
+      </w:r>
+    </w:p>
+    <w:p>
+      <w:pPr>
+        <w:numPr>
+          <w:ilvl w:val="0"/>
+          <w:numId w:val="1"/>
+        </w:numPr>
+        <w:spacing w:after="60"/>
+      </w:pPr>
+      <w:r>
+        <w:rPr>
+          <w:color w:val="333333"/>
+          <w:sz w:val="20"/>
+        </w:rPr>
+        <w:t xml:space="preserve">Assets/Localization/Locales/Game Labels.meta</w:t>
+      </w:r>
+    </w:p>
+    <w:p>
+      <w:pPr>
+        <w:numPr>
+          <w:ilvl w:val="0"/>
+          <w:numId w:val="1"/>
+        </w:numPr>
+        <w:spacing w:after="60"/>
+      </w:pPr>
+      <w:r>
+        <w:rPr>
+          <w:color w:val="333333"/>
+          <w:sz w:val="20"/>
+        </w:rPr>
+        <w:t xml:space="preserve">Assets/Localization/Locales/Game Labels/Game Labels Shared Data.asset</w:t>
+      </w:r>
+    </w:p>
+    <w:p>
+      <w:pPr>
+        <w:numPr>
+          <w:ilvl w:val="0"/>
+          <w:numId w:val="1"/>
+        </w:numPr>
+        <w:spacing w:after="60"/>
+      </w:pPr>
+      <w:r>
+        <w:rPr>
+          <w:color w:val="333333"/>
+          <w:sz w:val="20"/>
+        </w:rPr>
+        <w:t xml:space="preserve">Assets/Localization/Locales/Game Labels/Game Labels.asset</w:t>
+      </w:r>
+    </w:p>
+    <w:p>
+      <w:pPr>
+        <w:numPr>
+          <w:ilvl w:val="0"/>
+          <w:numId w:val="1"/>
+        </w:numPr>
+        <w:spacing w:after="60"/>
+      </w:pPr>
+      <w:r>
+        <w:rPr>
+          <w:color w:val="333333"/>
+          <w:sz w:val="20"/>
+        </w:rPr>
+        <w:t xml:space="preserve">Assets/Localization/Locales/Game Labels/Game Labels_de.asset</w:t>
+      </w:r>
+    </w:p>
+    <w:p>
+      <w:pPr>
+        <w:numPr>
+          <w:ilvl w:val="0"/>
+          <w:numId w:val="1"/>
+        </w:numPr>
+        <w:spacing w:after="60"/>
+      </w:pPr>
+      <w:r>
+        <w:rPr>
+          <w:color w:val="333333"/>
+          <w:sz w:val="20"/>
+        </w:rPr>
+        <w:t xml:space="preserve">Assets/Localization/Locales/Game Labels/Game Labels_en.asset</w:t>
+      </w:r>
+    </w:p>
+    <w:p>
+      <w:pPr>
+        <w:numPr>
+          <w:ilvl w:val="0"/>
+          <w:numId w:val="1"/>
+        </w:numPr>
+        <w:spacing w:after="60"/>
+      </w:pPr>
+      <w:r>
+        <w:rPr>
+          <w:color w:val="333333"/>
+          <w:sz w:val="20"/>
+        </w:rPr>
+        <w:t xml:space="preserve">Assets/Localization/Locales/Game Labels/Game Labels_es.asset</w:t>
+      </w:r>
+    </w:p>
+    <w:p>
+      <w:pPr>
+        <w:numPr>
+          <w:ilvl w:val="0"/>
+          <w:numId w:val="1"/>
+        </w:numPr>
+        <w:spacing w:after="60"/>
+      </w:pPr>
+      <w:r>
+        <w:rPr>
+          <w:color w:val="333333"/>
+          <w:sz w:val="20"/>
+        </w:rPr>
+        <w:t xml:space="preserve">Assets/Localization/Locales/Game Labels/Game Labels_fr.asset</w:t>
+      </w:r>
+    </w:p>
+    <w:p>
+      <w:pPr>
+        <w:numPr>
+          <w:ilvl w:val="0"/>
+          <w:numId w:val="1"/>
+        </w:numPr>
+        <w:spacing w:after="60"/>
+      </w:pPr>
+      <w:r>
+        <w:rPr>
+          <w:color w:val="333333"/>
+          <w:sz w:val="20"/>
+        </w:rPr>
+        <w:t xml:space="preserve">Assets/Localization/Locales/Game Labels/Game Labels_pt.asset</w:t>
+      </w:r>
+    </w:p>
+    <w:p>
+      <w:pPr>
+        <w:numPr>
+          <w:ilvl w:val="0"/>
+          <w:numId w:val="1"/>
+        </w:numPr>
+        <w:spacing w:after="60"/>
+      </w:pPr>
+      <w:r>
+        <w:rPr>
+          <w:color w:val="333333"/>
+          <w:sz w:val="20"/>
+        </w:rPr>
+        <w:t xml:space="preserve">Assets/Localization/Locales/Game Labels/Game Labels_ru.asset</w:t>
+      </w:r>
+    </w:p>
+    <w:p>
+      <w:pPr>
+        <w:numPr>
+          <w:ilvl w:val="0"/>
+          <w:numId w:val="1"/>
+        </w:numPr>
+        <w:spacing w:after="60"/>
+      </w:pPr>
+      <w:r>
+        <w:rPr>
+          <w:color w:val="333333"/>
+          <w:sz w:val="20"/>
+        </w:rPr>
+        <w:t xml:space="preserve">Assets/Localization/Locales/Locales/Chinese (Simplified) (zh).asset</w:t>
+      </w:r>
+    </w:p>
+    <w:p>
+      <w:pPr>
+        <w:numPr>
+          <w:ilvl w:val="0"/>
+          <w:numId w:val="1"/>
+        </w:numPr>
+        <w:spacing w:after="60"/>
+      </w:pPr>
+      <w:r>
+        <w:rPr>
+          <w:color w:val="333333"/>
+          <w:sz w:val="20"/>
+        </w:rPr>
+        <w:t xml:space="preserve">Assets/Localization/Locales/Locales/French (fr).asset</w:t>
+      </w:r>
+    </w:p>
+    <w:p>
+      <w:pPr>
+        <w:numPr>
+          <w:ilvl w:val="0"/>
+          <w:numId w:val="1"/>
+        </w:numPr>
+        <w:spacing w:after="60"/>
+      </w:pPr>
+      <w:r>
+        <w:rPr>
+          <w:color w:val="333333"/>
+          <w:sz w:val="20"/>
+        </w:rPr>
+        <w:t xml:space="preserve">Assets/Localization/Locales/Locales/Japanese (ja).asset</w:t>
+      </w:r>
+    </w:p>
+    <w:p>
+      <w:pPr>
+        <w:numPr>
+          <w:ilvl w:val="0"/>
+          <w:numId w:val="1"/>
+        </w:numPr>
+        <w:spacing w:after="60"/>
+      </w:pPr>
+      <w:r>
+        <w:rPr>
+          <w:color w:val="333333"/>
+          <w:sz w:val="20"/>
+        </w:rPr>
+        <w:t xml:space="preserve">Assets/Localization/Locales/Locales/Korean (ko).asset</w:t>
+      </w:r>
+    </w:p>
+    <w:p>
+      <w:pPr>
+        <w:numPr>
+          <w:ilvl w:val="0"/>
+          <w:numId w:val="1"/>
+        </w:numPr>
+        <w:spacing w:after="60"/>
+      </w:pPr>
+      <w:r>
+        <w:rPr>
+          <w:color w:val="333333"/>
+          <w:sz w:val="20"/>
+        </w:rPr>
+        <w:t xml:space="preserve">Assets/Localization/Locales/Menu Labels/Menu Labels Shared Data.asset</w:t>
+      </w:r>
+    </w:p>
+    <w:p>
+      <w:pPr>
+        <w:numPr>
+          <w:ilvl w:val="0"/>
+          <w:numId w:val="1"/>
+        </w:numPr>
+        <w:spacing w:after="60"/>
+      </w:pPr>
+      <w:r>
+        <w:rPr>
+          <w:color w:val="333333"/>
+          <w:sz w:val="20"/>
+        </w:rPr>
+        <w:t xml:space="preserve">Assets/Localization/Locales/Menu Labels/Menu Labels.asset</w:t>
+      </w:r>
+    </w:p>
+    <w:p>
+      <w:pPr>
+        <w:numPr>
+          <w:ilvl w:val="0"/>
+          <w:numId w:val="1"/>
+        </w:numPr>
+        <w:spacing w:after="60"/>
+      </w:pPr>
+      <w:r>
+        <w:rPr>
+          <w:color w:val="333333"/>
+          <w:sz w:val="20"/>
+        </w:rPr>
+        <w:t xml:space="preserve">Assets/Localization/Locales/Menu Labels/Menu Labels_de.asset</w:t>
+      </w:r>
+    </w:p>
+    <w:p>
+      <w:pPr>
+        <w:numPr>
+          <w:ilvl w:val="0"/>
+          <w:numId w:val="1"/>
+        </w:numPr>
+        <w:spacing w:after="60"/>
+      </w:pPr>
+      <w:r>
+        <w:rPr>
+          <w:color w:val="333333"/>
+          <w:sz w:val="20"/>
+        </w:rPr>
+        <w:t xml:space="preserve">Assets/Localization/Locales/Menu Labels/Menu Labels_en.asset</w:t>
+      </w:r>
+    </w:p>
+    <w:p>
+      <w:pPr>
+        <w:numPr>
+          <w:ilvl w:val="0"/>
+          <w:numId w:val="1"/>
+        </w:numPr>
+        <w:spacing w:after="60"/>
+      </w:pPr>
+      <w:r>
+        <w:rPr>
+          <w:color w:val="333333"/>
+          <w:sz w:val="20"/>
+        </w:rPr>
+        <w:t xml:space="preserve">Assets/Localization/Locales/Menu Labels/Menu Labels_es.asset</w:t>
+      </w:r>
+    </w:p>
+    <w:p>
+      <w:pPr>
+        <w:numPr>
+          <w:ilvl w:val="0"/>
+          <w:numId w:val="1"/>
+        </w:numPr>
+        <w:spacing w:after="60"/>
+      </w:pPr>
+      <w:r>
+        <w:rPr>
+          <w:color w:val="333333"/>
+          <w:sz w:val="20"/>
+        </w:rPr>
+        <w:t xml:space="preserve">Assets/Localization/Locales/Menu Labels/Menu Labels_fr.asset</w:t>
+      </w:r>
+    </w:p>
+    <w:p>
+      <w:pPr>
+        <w:numPr>
+          <w:ilvl w:val="0"/>
+          <w:numId w:val="1"/>
+        </w:numPr>
+        <w:spacing w:after="60"/>
+      </w:pPr>
+      <w:r>
+        <w:rPr>
+          <w:color w:val="333333"/>
+          <w:sz w:val="20"/>
+        </w:rPr>
+        <w:t xml:space="preserve">Assets/Localization/Locales/Menu Labels/Menu Labels_pt.asset</w:t>
+      </w:r>
+    </w:p>
+    <w:p>
+      <w:pPr>
+        <w:numPr>
+          <w:ilvl w:val="0"/>
+          <w:numId w:val="1"/>
+        </w:numPr>
+        <w:spacing w:after="60"/>
+      </w:pPr>
+      <w:r>
+        <w:rPr>
+          <w:color w:val="333333"/>
+          <w:sz w:val="20"/>
+        </w:rPr>
+        <w:t xml:space="preserve">Assets/Localization/Locales/Menu Labels/Menu Labels_ru.asset</w:t>
+      </w:r>
+    </w:p>
+    <w:p>
+      <w:pPr>
+        <w:numPr>
+          <w:ilvl w:val="0"/>
+          <w:numId w:val="1"/>
+        </w:numPr>
+        <w:spacing w:after="60"/>
+      </w:pPr>
+      <w:r>
+        <w:rPr>
+          <w:color w:val="333333"/>
+          <w:sz w:val="20"/>
+        </w:rPr>
+        <w:t xml:space="preserve">Assets/Localization/Locales/Upgrade Labels/Upgrade Labels Shared Data.asset</w:t>
+      </w:r>
+    </w:p>
+    <w:p>
+      <w:pPr>
+        <w:numPr>
+          <w:ilvl w:val="0"/>
+          <w:numId w:val="1"/>
+        </w:numPr>
+        <w:spacing w:after="60"/>
+      </w:pPr>
+      <w:r>
+        <w:rPr>
+          <w:color w:val="333333"/>
+          <w:sz w:val="20"/>
+        </w:rPr>
+        <w:t xml:space="preserve">Assets/Localization/Locales/Upgrade Labels/Upgrade Labels.asset</w:t>
+      </w:r>
+    </w:p>
+    <w:p>
+      <w:pPr>
+        <w:numPr>
+          <w:ilvl w:val="0"/>
+          <w:numId w:val="1"/>
+        </w:numPr>
+        <w:spacing w:after="60"/>
+      </w:pPr>
+      <w:r>
+        <w:rPr>
+          <w:color w:val="333333"/>
+          <w:sz w:val="20"/>
+        </w:rPr>
+        <w:t xml:space="preserve">Assets/Localization/Locales/Upgrade Labels/Upgrade Labels_de.asset</w:t>
+      </w:r>
+    </w:p>
+    <w:p>
+      <w:pPr>
+        <w:numPr>
+          <w:ilvl w:val="0"/>
+          <w:numId w:val="1"/>
+        </w:numPr>
+        <w:spacing w:after="60"/>
+      </w:pPr>
+      <w:r>
+        <w:rPr>
+          <w:color w:val="333333"/>
+          <w:sz w:val="20"/>
+        </w:rPr>
+        <w:t xml:space="preserve">Assets/Localization/Locales/Upgrade Labels/Upgrade Labels_en.asset</w:t>
+      </w:r>
+    </w:p>
+    <w:p>
+      <w:pPr>
+        <w:numPr>
+          <w:ilvl w:val="0"/>
+          <w:numId w:val="1"/>
+        </w:numPr>
+        <w:spacing w:after="60"/>
+      </w:pPr>
+      <w:r>
+        <w:rPr>
+          <w:color w:val="333333"/>
+          <w:sz w:val="20"/>
+        </w:rPr>
+        <w:t xml:space="preserve">Assets/Localization/Locales/Upgrade Labels/Upgrade Labels_es.asset</w:t>
+      </w:r>
+    </w:p>
+    <w:p>
+      <w:pPr>
+        <w:numPr>
+          <w:ilvl w:val="0"/>
+          <w:numId w:val="1"/>
+        </w:numPr>
+        <w:spacing w:after="60"/>
+      </w:pPr>
+      <w:r>
+        <w:rPr>
+          <w:color w:val="333333"/>
+          <w:sz w:val="20"/>
+        </w:rPr>
+        <w:t xml:space="preserve">Assets/Localization/Locales/Upgrade Labels/Upgrade Labels_fr.asset</w:t>
+      </w:r>
+    </w:p>
+    <w:p>
+      <w:pPr>
+        <w:numPr>
+          <w:ilvl w:val="0"/>
+          <w:numId w:val="1"/>
+        </w:numPr>
+        <w:spacing w:after="60"/>
+      </w:pPr>
+      <w:r>
+        <w:rPr>
+          <w:color w:val="333333"/>
+          <w:sz w:val="20"/>
+        </w:rPr>
+        <w:t xml:space="preserve">Assets/Localization/Locales/Upgrade Labels/Upgrade Labels_ja.asset.meta</w:t>
+      </w:r>
+    </w:p>
+    <w:p>
+      <w:pPr>
+        <w:numPr>
+          <w:ilvl w:val="0"/>
+          <w:numId w:val="1"/>
+        </w:numPr>
+        <w:spacing w:after="60"/>
+      </w:pPr>
+      <w:r>
+        <w:rPr>
+          <w:color w:val="333333"/>
+          <w:sz w:val="20"/>
+        </w:rPr>
+        <w:t xml:space="preserve">Assets/Localization/Locales/Upgrade Labels/Upgrade Labels_ko.asset.meta</w:t>
+      </w:r>
+    </w:p>
+    <w:p>
+      <w:pPr>
+        <w:numPr>
+          <w:ilvl w:val="0"/>
+          <w:numId w:val="1"/>
+        </w:numPr>
+        <w:spacing w:after="60"/>
+      </w:pPr>
+      <w:r>
+        <w:rPr>
+          <w:color w:val="333333"/>
+          <w:sz w:val="20"/>
+        </w:rPr>
+        <w:t xml:space="preserve">Assets/Localization/Locales/Upgrade Labels/Upgrade Labels_pt.asset</w:t>
+      </w:r>
+    </w:p>
+    <w:p>
+      <w:pPr>
+        <w:numPr>
+          <w:ilvl w:val="0"/>
+          <w:numId w:val="1"/>
+        </w:numPr>
+        <w:spacing w:after="60"/>
+      </w:pPr>
+      <w:r>
+        <w:rPr>
+          <w:color w:val="333333"/>
+          <w:sz w:val="20"/>
+        </w:rPr>
+        <w:t xml:space="preserve">Assets/Localization/Locales/Upgrade Labels/Upgrade Labels_ru.asset</w:t>
+      </w:r>
+    </w:p>
+    <w:p>
+      <w:pPr>
+        <w:numPr>
+          <w:ilvl w:val="0"/>
+          <w:numId w:val="1"/>
+        </w:numPr>
+        <w:spacing w:after="60"/>
+      </w:pPr>
+      <w:r>
+        <w:rPr>
+          <w:color w:val="333333"/>
+          <w:sz w:val="20"/>
+        </w:rPr>
+        <w:t xml:space="preserve">Assets/Localization/Locales/Upgrade Labels/Upgrade Labels_zh.asset.meta</w:t>
+      </w:r>
+    </w:p>
+    <w:p>
+      <w:pPr>
+        <w:numPr>
+          <w:ilvl w:val="0"/>
+          <w:numId w:val="1"/>
+        </w:numPr>
+        <w:spacing w:after="60"/>
+      </w:pPr>
+      <w:r>
+        <w:rPr>
+          <w:color w:val="333333"/>
+          <w:sz w:val="20"/>
+        </w:rPr>
+        <w:t xml:space="preserve">Assets/Localization/Locales/Weapon Labels/Weapon Labels Shared Data.asset</w:t>
+      </w:r>
+    </w:p>
+    <w:p>
+      <w:pPr>
+        <w:numPr>
+          <w:ilvl w:val="0"/>
+          <w:numId w:val="1"/>
+        </w:numPr>
+        <w:spacing w:after="60"/>
+      </w:pPr>
+      <w:r>
+        <w:rPr>
+          <w:color w:val="333333"/>
+          <w:sz w:val="20"/>
+        </w:rPr>
+        <w:t xml:space="preserve">Assets/Localization/Locales/Weapon Labels/Weapon Labels.asset</w:t>
+      </w:r>
+    </w:p>
+    <w:p>
+      <w:pPr>
+        <w:numPr>
+          <w:ilvl w:val="0"/>
+          <w:numId w:val="1"/>
+        </w:numPr>
+        <w:spacing w:after="60"/>
+      </w:pPr>
+      <w:r>
+        <w:rPr>
+          <w:color w:val="333333"/>
+          <w:sz w:val="20"/>
+        </w:rPr>
+        <w:t xml:space="preserve">Assets/Localization/Locales/Weapon Labels/Weapon Labels_de.asset</w:t>
+      </w:r>
+    </w:p>
+    <w:p>
+      <w:pPr>
+        <w:numPr>
+          <w:ilvl w:val="0"/>
+          <w:numId w:val="1"/>
+        </w:numPr>
+        <w:spacing w:after="60"/>
+      </w:pPr>
+      <w:r>
+        <w:rPr>
+          <w:color w:val="333333"/>
+          <w:sz w:val="20"/>
+        </w:rPr>
+        <w:t xml:space="preserve">Assets/Localization/Locales/Weapon Labels/Weapon Labels_en.asset</w:t>
+      </w:r>
+    </w:p>
+    <w:p>
+      <w:pPr>
+        <w:numPr>
+          <w:ilvl w:val="0"/>
+          <w:numId w:val="1"/>
+        </w:numPr>
+        <w:spacing w:after="60"/>
+      </w:pPr>
+      <w:r>
+        <w:rPr>
+          <w:color w:val="333333"/>
+          <w:sz w:val="20"/>
+        </w:rPr>
+        <w:t xml:space="preserve">Assets/Localization/Locales/Weapon Labels/Weapon Labels_es.asset</w:t>
+      </w:r>
+    </w:p>
+    <w:p>
+      <w:pPr>
+        <w:numPr>
+          <w:ilvl w:val="0"/>
+          <w:numId w:val="1"/>
+        </w:numPr>
+        <w:spacing w:after="60"/>
+      </w:pPr>
+      <w:r>
+        <w:rPr>
+          <w:color w:val="333333"/>
+          <w:sz w:val="20"/>
+        </w:rPr>
+        <w:t xml:space="preserve">Assets/Localization/Locales/Weapon Labels/Weapon Labels_fr.asset</w:t>
+      </w:r>
+    </w:p>
+    <w:p>
+      <w:pPr>
+        <w:numPr>
+          <w:ilvl w:val="0"/>
+          <w:numId w:val="1"/>
+        </w:numPr>
+        <w:spacing w:after="60"/>
+      </w:pPr>
+      <w:r>
+        <w:rPr>
+          <w:color w:val="333333"/>
+          <w:sz w:val="20"/>
+        </w:rPr>
+        <w:t xml:space="preserve">Assets/Localization/Locales/Weapon Labels/Weapon Labels_ja.asset</w:t>
+      </w:r>
+    </w:p>
+    <w:p>
+      <w:pPr>
+        <w:numPr>
+          <w:ilvl w:val="0"/>
+          <w:numId w:val="1"/>
+        </w:numPr>
+        <w:spacing w:after="60"/>
+      </w:pPr>
+      <w:r>
+        <w:rPr>
+          <w:color w:val="333333"/>
+          <w:sz w:val="20"/>
+        </w:rPr>
+        <w:t xml:space="preserve">Assets/Localization/Locales/Weapon Labels/Weapon Labels_ko.asset</w:t>
+      </w:r>
+    </w:p>
+    <w:p>
+      <w:pPr>
+        <w:numPr>
+          <w:ilvl w:val="0"/>
+          <w:numId w:val="1"/>
+        </w:numPr>
+        <w:spacing w:after="60"/>
+      </w:pPr>
+      <w:r>
+        <w:rPr>
+          <w:color w:val="333333"/>
+          <w:sz w:val="20"/>
+        </w:rPr>
+        <w:t xml:space="preserve">Assets/Localization/Locales/Weapon Labels/Weapon Labels_pt.asset</w:t>
+      </w:r>
+    </w:p>
+    <w:p>
+      <w:pPr>
+        <w:numPr>
+          <w:ilvl w:val="0"/>
+          <w:numId w:val="1"/>
+        </w:numPr>
+        <w:spacing w:after="60"/>
+      </w:pPr>
+      <w:r>
+        <w:rPr>
+          <w:color w:val="333333"/>
+          <w:sz w:val="20"/>
+        </w:rPr>
+        <w:t xml:space="preserve">Assets/Localization/Locales/Weapon Labels/Weapon Labels_ru.asset</w:t>
+      </w:r>
+    </w:p>
+    <w:p>
+      <w:pPr>
+        <w:numPr>
+          <w:ilvl w:val="0"/>
+          <w:numId w:val="1"/>
+        </w:numPr>
+        <w:spacing w:after="60"/>
+      </w:pPr>
+      <w:r>
+        <w:rPr>
+          <w:color w:val="333333"/>
+          <w:sz w:val="20"/>
+        </w:rPr>
+        <w:t xml:space="preserve">Assets/Localization/Locales/Weapon Labels/Weapon Labels_zh.asset</w:t>
+      </w:r>
+    </w:p>
+    <w:p>
+      <w:pPr>
+        <w:numPr>
+          <w:ilvl w:val="0"/>
+          <w:numId w:val="1"/>
+        </w:numPr>
+        <w:spacing w:after="60"/>
+      </w:pPr>
+      <w:r>
+        <w:rPr>
+          <w:color w:val="333333"/>
+          <w:sz w:val="20"/>
+        </w:rPr>
+        <w:t xml:space="preserve">Assets/Prefab/Statistics/WeaponStatItem.prefab</w:t>
+      </w:r>
+    </w:p>
+    <w:p>
+      <w:pPr>
+        <w:numPr>
+          <w:ilvl w:val="0"/>
+          <w:numId w:val="1"/>
+        </w:numPr>
+        <w:spacing w:after="60"/>
+      </w:pPr>
+      <w:r>
+        <w:rPr>
+          <w:color w:val="333333"/>
+          <w:sz w:val="20"/>
+        </w:rPr>
+        <w:t xml:space="preserve">Assets/Prefab/UI.meta</w:t>
+      </w:r>
+    </w:p>
+    <w:p>
+      <w:pPr>
+        <w:numPr>
+          <w:ilvl w:val="0"/>
+          <w:numId w:val="1"/>
+        </w:numPr>
+        <w:spacing w:after="60"/>
+      </w:pPr>
+      <w:r>
+        <w:rPr>
+          <w:color w:val="333333"/>
+          <w:sz w:val="20"/>
+        </w:rPr>
+        <w:t xml:space="preserve">Assets/Prefab/Upgrade/Tier1/PassiveGold_1Tier.asset</w:t>
+      </w:r>
+    </w:p>
+    <w:p>
+      <w:pPr>
+        <w:numPr>
+          <w:ilvl w:val="0"/>
+          <w:numId w:val="1"/>
+        </w:numPr>
+        <w:spacing w:after="60"/>
+      </w:pPr>
+      <w:r>
+        <w:rPr>
+          <w:color w:val="333333"/>
+          <w:sz w:val="20"/>
+        </w:rPr>
+        <w:t xml:space="preserve">Assets/Prefab/Weapon/2Tier/IceBullet.asset</w:t>
+      </w:r>
+    </w:p>
+    <w:p>
+      <w:pPr>
+        <w:numPr>
+          <w:ilvl w:val="0"/>
+          <w:numId w:val="1"/>
+        </w:numPr>
+        <w:spacing w:after="60"/>
+      </w:pPr>
+      <w:r>
+        <w:rPr>
+          <w:color w:val="333333"/>
+          <w:sz w:val="20"/>
+        </w:rPr>
+        <w:t xml:space="preserve">Assets/Prefab/Weapon/2Tier/IceBullet_Projectile_BACKUP_1787.prefab</w:t>
+      </w:r>
+    </w:p>
+    <w:p>
+      <w:pPr>
+        <w:numPr>
+          <w:ilvl w:val="0"/>
+          <w:numId w:val="1"/>
+        </w:numPr>
+        <w:spacing w:after="60"/>
+      </w:pPr>
+      <w:r>
+        <w:rPr>
+          <w:color w:val="333333"/>
+          <w:sz w:val="20"/>
+        </w:rPr>
+        <w:t xml:space="preserve">Assets/Prefab/Weapon/2Tier/IceBullet_Projectile_BASE_1787.prefab</w:t>
+      </w:r>
+    </w:p>
+    <w:p>
+      <w:pPr>
+        <w:numPr>
+          <w:ilvl w:val="0"/>
+          <w:numId w:val="1"/>
+        </w:numPr>
+        <w:spacing w:after="60"/>
+      </w:pPr>
+      <w:r>
+        <w:rPr>
+          <w:color w:val="333333"/>
+          <w:sz w:val="20"/>
+        </w:rPr>
+        <w:t xml:space="preserve">Assets/Prefab/Weapon/2Tier/IceBullet_Projectile_LOCAL_1787.prefab</w:t>
+      </w:r>
+    </w:p>
+    <w:p>
+      <w:pPr>
+        <w:numPr>
+          <w:ilvl w:val="0"/>
+          <w:numId w:val="1"/>
+        </w:numPr>
+        <w:spacing w:after="60"/>
+      </w:pPr>
+      <w:r>
+        <w:rPr>
+          <w:color w:val="333333"/>
+          <w:sz w:val="20"/>
+        </w:rPr>
+        <w:t xml:space="preserve">Assets/Prefab/Weapon/2Tier/IceBullet_Projectile_REMOTE_1787.prefab</w:t>
+      </w:r>
+    </w:p>
+    <w:p>
+      <w:pPr>
+        <w:numPr>
+          <w:ilvl w:val="0"/>
+          <w:numId w:val="1"/>
+        </w:numPr>
+        <w:spacing w:after="60"/>
+      </w:pPr>
+      <w:r>
+        <w:rPr>
+          <w:color w:val="333333"/>
+          <w:sz w:val="20"/>
+        </w:rPr>
+        <w:t xml:space="preserve">Assets/Prefab/Weapon/2Tier/LifeLaser.asset</w:t>
+      </w:r>
+    </w:p>
+    <w:p>
+      <w:pPr>
+        <w:numPr>
+          <w:ilvl w:val="0"/>
+          <w:numId w:val="1"/>
+        </w:numPr>
+        <w:spacing w:after="60"/>
+      </w:pPr>
+      <w:r>
+        <w:rPr>
+          <w:color w:val="333333"/>
+          <w:sz w:val="20"/>
+        </w:rPr>
+        <w:t xml:space="preserve">Assets/Prefab/Weapon/2Tier/Missles.asset</w:t>
+      </w:r>
+    </w:p>
+    <w:p>
+      <w:pPr>
+        <w:numPr>
+          <w:ilvl w:val="0"/>
+          <w:numId w:val="1"/>
+        </w:numPr>
+        <w:spacing w:after="60"/>
+      </w:pPr>
+      <w:r>
+        <w:rPr>
+          <w:color w:val="333333"/>
+          <w:sz w:val="20"/>
+        </w:rPr>
+        <w:t xml:space="preserve">Assets/Prefab/Weapon/3Tier/Hammer.asset</w:t>
+      </w:r>
+    </w:p>
+    <w:p>
+      <w:pPr>
+        <w:numPr>
+          <w:ilvl w:val="0"/>
+          <w:numId w:val="1"/>
+        </w:numPr>
+        <w:spacing w:after="60"/>
+      </w:pPr>
+      <w:r>
+        <w:rPr>
+          <w:color w:val="333333"/>
+          <w:sz w:val="20"/>
+        </w:rPr>
+        <w:t xml:space="preserve">Assets/Prefab/Weapon/4Tier/MagicCircle.asset</w:t>
+      </w:r>
+    </w:p>
+    <w:p>
+      <w:pPr>
+        <w:numPr>
+          <w:ilvl w:val="0"/>
+          <w:numId w:val="1"/>
+        </w:numPr>
+        <w:spacing w:after="60"/>
+      </w:pPr>
+      <w:r>
+        <w:rPr>
+          <w:color w:val="333333"/>
+          <w:sz w:val="20"/>
+        </w:rPr>
+        <w:t xml:space="preserve">Assets/Scenes/MainScene.unity</w:t>
+      </w:r>
+    </w:p>
+    <w:p>
+      <w:pPr>
+        <w:numPr>
+          <w:ilvl w:val="0"/>
+          <w:numId w:val="1"/>
+        </w:numPr>
+        <w:spacing w:after="60"/>
+      </w:pPr>
+      <w:r>
+        <w:rPr>
+          <w:color w:val="333333"/>
+          <w:sz w:val="20"/>
+        </w:rPr>
+        <w:t xml:space="preserve">Assets/Script/LanguageDropdown.cs</w:t>
+      </w:r>
+    </w:p>
+    <w:p>
+      <w:pPr>
+        <w:numPr>
+          <w:ilvl w:val="0"/>
+          <w:numId w:val="1"/>
+        </w:numPr>
+        <w:spacing w:after="60"/>
+      </w:pPr>
+      <w:r>
+        <w:rPr>
+          <w:color w:val="333333"/>
+          <w:sz w:val="20"/>
+        </w:rPr>
+        <w:t xml:space="preserve">Assets/Script/ScriptableObjects/UpgradeSO/DamagePerWeaponUpgrade.cs</w:t>
+      </w:r>
+    </w:p>
+    <w:p>
+      <w:pPr>
+        <w:numPr>
+          <w:ilvl w:val="0"/>
+          <w:numId w:val="1"/>
+        </w:numPr>
+        <w:spacing w:after="60"/>
+      </w:pPr>
+      <w:r>
+        <w:rPr>
+          <w:color w:val="333333"/>
+          <w:sz w:val="20"/>
+        </w:rPr>
+        <w:t xml:space="preserve">Assets/Script/ScriptableObjects/UpgradeSO/DamageTypePercentUpgrade.cs</w:t>
+      </w:r>
+    </w:p>
+    <w:p>
+      <w:pPr>
+        <w:numPr>
+          <w:ilvl w:val="0"/>
+          <w:numId w:val="1"/>
+        </w:numPr>
+        <w:spacing w:after="60"/>
+      </w:pPr>
+      <w:r>
+        <w:rPr>
+          <w:color w:val="333333"/>
+          <w:sz w:val="20"/>
+        </w:rPr>
+        <w:t xml:space="preserve">Assets/Script/ScriptableObjects/UpgradeSO/UpgradeBaseSO.cs</w:t>
+      </w:r>
+    </w:p>
+    <w:p>
+      <w:pPr>
+        <w:numPr>
+          <w:ilvl w:val="0"/>
+          <w:numId w:val="1"/>
+        </w:numPr>
+        <w:spacing w:after="60"/>
+      </w:pPr>
+      <w:r>
+        <w:rPr>
+          <w:color w:val="333333"/>
+          <w:sz w:val="20"/>
+        </w:rPr>
+        <w:t xml:space="preserve">Assets/Script/Statistics/DamageStatisticsUI.cs</w:t>
+      </w:r>
+    </w:p>
+    <w:p>
+      <w:pPr>
+        <w:numPr>
+          <w:ilvl w:val="0"/>
+          <w:numId w:val="1"/>
+        </w:numPr>
+        <w:spacing w:after="60"/>
+      </w:pPr>
+      <w:r>
+        <w:rPr>
+          <w:color w:val="333333"/>
+          <w:sz w:val="20"/>
+        </w:rPr>
+        <w:t xml:space="preserve">Assets/Script/Statistics/WeaponStatItemUI.cs</w:t>
+      </w:r>
+    </w:p>
+    <w:p>
+      <w:pPr>
+        <w:numPr>
+          <w:ilvl w:val="0"/>
+          <w:numId w:val="1"/>
+        </w:numPr>
+        <w:spacing w:after="60"/>
+      </w:pPr>
+      <w:r>
+        <w:rPr>
+          <w:color w:val="333333"/>
+          <w:sz w:val="20"/>
+        </w:rPr>
+        <w:t xml:space="preserve">Assets/Script/TempScript/EnemyStatsProgressionUI.cs</w:t>
+      </w:r>
+    </w:p>
+    <w:p>
+      <w:pPr>
+        <w:numPr>
+          <w:ilvl w:val="0"/>
+          <w:numId w:val="1"/>
+        </w:numPr>
+        <w:spacing w:after="60"/>
+      </w:pPr>
+      <w:r>
+        <w:rPr>
+          <w:color w:val="333333"/>
+          <w:sz w:val="20"/>
+        </w:rPr>
+        <w:t xml:space="preserve">Assets/Script/UI/GameOverController.cs</w:t>
+      </w:r>
+    </w:p>
+    <w:p>
+      <w:pPr>
+        <w:numPr>
+          <w:ilvl w:val="0"/>
+          <w:numId w:val="1"/>
+        </w:numPr>
+        <w:spacing w:after="60"/>
+      </w:pPr>
+      <w:r>
+        <w:rPr>
+          <w:color w:val="333333"/>
+          <w:sz w:val="20"/>
+        </w:rPr>
+        <w:t xml:space="preserve">Assets/Script/UI/JournalManager.cs</w:t>
+      </w:r>
+    </w:p>
+    <w:p>
+      <w:pPr>
+        <w:numPr>
+          <w:ilvl w:val="0"/>
+          <w:numId w:val="1"/>
+        </w:numPr>
+        <w:spacing w:after="60"/>
+      </w:pPr>
+      <w:r>
+        <w:rPr>
+          <w:color w:val="333333"/>
+          <w:sz w:val="20"/>
+        </w:rPr>
+        <w:t xml:space="preserve">Assets/Script/UI/LocalizedTMP.cs</w:t>
+      </w:r>
+    </w:p>
+    <w:p>
+      <w:pPr>
+        <w:numPr>
+          <w:ilvl w:val="0"/>
+          <w:numId w:val="1"/>
+        </w:numPr>
+        <w:spacing w:after="60"/>
+      </w:pPr>
+      <w:r>
+        <w:rPr>
+          <w:color w:val="333333"/>
+          <w:sz w:val="20"/>
+        </w:rPr>
+        <w:t xml:space="preserve">Assets/Script/UI/PurchaseHistoryManager.cs</w:t>
+      </w:r>
+    </w:p>
+    <w:p>
+      <w:pPr>
+        <w:numPr>
+          <w:ilvl w:val="0"/>
+          <w:numId w:val="1"/>
+        </w:numPr>
+        <w:spacing w:after="60"/>
+      </w:pPr>
+      <w:r>
+        <w:rPr>
+          <w:color w:val="333333"/>
+          <w:sz w:val="20"/>
+        </w:rPr>
+        <w:t xml:space="preserve">Assets/Script/UI/StartMenu.cs</w:t>
+      </w:r>
+    </w:p>
+    <w:p>
+      <w:pPr>
+        <w:numPr>
+          <w:ilvl w:val="0"/>
+          <w:numId w:val="1"/>
+        </w:numPr>
+        <w:spacing w:after="60"/>
+      </w:pPr>
+      <w:r>
+        <w:rPr>
+          <w:color w:val="333333"/>
+          <w:sz w:val="20"/>
+        </w:rPr>
+        <w:t xml:space="preserve">Assets/Script/UI/WeaponTooltip.cs</w:t>
+      </w:r>
+    </w:p>
+    <w:p>
+      <w:pPr>
+        <w:numPr>
+          <w:ilvl w:val="0"/>
+          <w:numId w:val="1"/>
+        </w:numPr>
+        <w:spacing w:after="60"/>
+      </w:pPr>
+      <w:r>
+        <w:rPr>
+          <w:color w:val="333333"/>
+          <w:sz w:val="20"/>
+        </w:rPr>
+        <w:t xml:space="preserve">Assets/Script/WeaponDefinition.cs</w:t>
+      </w:r>
+    </w:p>
+    <w:p>
+      <w:pPr>
+        <w:numPr>
+          <w:ilvl w:val="0"/>
+          <w:numId w:val="1"/>
+        </w:numPr>
+        <w:spacing w:after="60"/>
+      </w:pPr>
+      <w:r>
+        <w:rPr>
+          <w:color w:val="333333"/>
+          <w:sz w:val="20"/>
+        </w:rPr>
+        <w:t xml:space="preserve">Assets/TextMesh Pro/New Folder/KellySlab-Regular SDF.asset</w:t>
+      </w:r>
+    </w:p>
+    <w:p>
+      <w:pPr>
+        <w:numPr>
+          <w:ilvl w:val="0"/>
+          <w:numId w:val="1"/>
+        </w:numPr>
+        <w:spacing w:after="60"/>
+      </w:pPr>
+      <w:r>
+        <w:rPr>
+          <w:color w:val="333333"/>
+          <w:sz w:val="20"/>
+        </w:rPr>
+        <w:t xml:space="preserve">Assets/TextMesh Pro/New Folder/Oswald-SemiBold SDF.asset</w:t>
+      </w:r>
+    </w:p>
+    <w:p>
+      <w:pPr>
+        <w:numPr>
+          <w:ilvl w:val="0"/>
+          <w:numId w:val="1"/>
+        </w:numPr>
+        <w:spacing w:after="60"/>
+      </w:pPr>
+      <w:r>
+        <w:rPr>
+          <w:color w:val="333333"/>
+          <w:sz w:val="20"/>
+        </w:rPr>
+        <w:t xml:space="preserve">Assets/TextMesh Pro/New Folder/Oswald_v2font.asset</w:t>
+      </w:r>
+    </w:p>
+    <w:p>
+      <w:pPr>
+        <w:numPr>
+          <w:ilvl w:val="0"/>
+          <w:numId w:val="1"/>
+        </w:numPr>
+        <w:spacing w:after="60"/>
+      </w:pPr>
+      <w:r>
+        <w:rPr>
+          <w:color w:val="333333"/>
+          <w:sz w:val="20"/>
+        </w:rPr>
+        <w:t xml:space="preserve">Assets/TextMesh Pro/Resources/Fonts &amp; Materials/LiberationSans SDF - Fallback.asset</w:t>
+      </w:r>
+    </w:p>
+    <w:p>
+      <w:pPr>
+        <w:numPr>
+          <w:ilvl w:val="0"/>
+          <w:numId w:val="1"/>
+        </w:numPr>
+        <w:spacing w:after="60"/>
+      </w:pPr>
+      <w:r>
+        <w:rPr>
+          <w:color w:val="333333"/>
+          <w:sz w:val="20"/>
+        </w:rPr>
+        <w:t xml:space="preserve">Assets/Texture/UI/HpBar/fillbossbar_blue.png</w:t>
+      </w:r>
+    </w:p>
+    <w:p>
+      <w:pPr>
+        <w:numPr>
+          <w:ilvl w:val="0"/>
+          <w:numId w:val="1"/>
+        </w:numPr>
+        <w:spacing w:after="60"/>
+      </w:pPr>
+      <w:r>
+        <w:rPr>
+          <w:color w:val="333333"/>
+          <w:sz w:val="20"/>
+        </w:rPr>
+        <w:t xml:space="preserve">Packages/manifest.json</w:t>
+      </w:r>
+    </w:p>
+    <w:p>
+      <w:pPr>
+        <w:numPr>
+          <w:ilvl w:val="0"/>
+          <w:numId w:val="1"/>
+        </w:numPr>
+        <w:spacing w:after="60"/>
+      </w:pPr>
+      <w:r>
+        <w:rPr>
+          <w:color w:val="333333"/>
+          <w:sz w:val="20"/>
+        </w:rPr>
+        <w:t xml:space="preserve">Packages/packages-lock.json</w:t>
+      </w:r>
+    </w:p>
+    <w:p>
+      <w:pPr>
+        <w:numPr>
+          <w:ilvl w:val="0"/>
+          <w:numId w:val="1"/>
+        </w:numPr>
+        <w:spacing w:after="60"/>
+      </w:pPr>
+      <w:r>
+        <w:rPr>
+          <w:color w:val="333333"/>
+          <w:sz w:val="20"/>
+        </w:rPr>
+        <w:t xml:space="preserve">ProjectSettings/ProjectSettings.asset</w:t>
+      </w:r>
+    </w:p>
+    <w:p>
+      <w:pPr>
+        <w:numPr>
+          <w:ilvl w:val="0"/>
+          <w:numId w:val="1"/>
+        </w:numPr>
+        <w:spacing w:after="60"/>
+      </w:pPr>
+      <w:r>
+        <w:rPr>
+          <w:color w:val="333333"/>
+          <w:sz w:val="20"/>
+        </w:rPr>
+        <w:t xml:space="preserve">"UpgradesSheet - \320\233\320\270\321\201\321\2021.csv"</w:t>
+      </w:r>
+    </w:p>
+    <w:p>
+      <w:pPr>
+        <w:numPr>
+          <w:ilvl w:val="0"/>
+          <w:numId w:val="1"/>
+        </w:numPr>
+        <w:spacing w:after="60"/>
+      </w:pPr>
+      <w:r>
+        <w:rPr>
+          <w:color w:val="333333"/>
+          <w:sz w:val="20"/>
+        </w:rPr>
+        <w:t xml:space="preserve">"WeaponSheet - \320\233\320\270\321\201\321\2021.csv"</w:t>
+      </w:r>
+    </w:p>
+    <w:p>
+      <w:pPr>
+        <w:numPr>
+          <w:ilvl w:val="0"/>
+          <w:numId w:val="1"/>
+        </w:numPr>
+        <w:spacing w:after="60"/>
+      </w:pPr>
+      <w:r>
+        <w:rPr>
+          <w:color w:val="333333"/>
+          <w:sz w:val="20"/>
+        </w:rPr>
+        <w:t xml:space="preserve">"docs/\320\230\321\201\321\202\320\276\321\200\320\270\321\217_\320\270\320\267\320\274\320\265\320\275\320\265\320\275\320\270\320\271.docx"</w:t>
+      </w:r>
+    </w:p>
+    <w:p>
+      <w:pPr>
+        <w:spacing w:after="120"/>
+      </w:pPr>
+      <w:r>
+        <w:rPr>
+          <w:sz w:val="10"/>
+        </w:rPr>
+        <w:t xml:space="preserve"> </w:t>
+      </w:r>
+    </w:p>
+    <w:p>
+      <w:pPr>
+        <w:spacing w:after="40"/>
+      </w:pPr>
+      <w:r>
+        <w:rPr>
+          <w:b/>
+          <w:sz w:val="28"/>
+        </w:rPr>
+        <w:t xml:space="preserve">16. </w:t>
+      </w:r>
+      <w:r>
+        <w:rPr>
+          <w:b/>
+          <w:color w:val="B22222"/>
+          <w:sz w:val="28"/>
+        </w:rPr>
+        <w:t xml:space="preserve">[FIX] </w:t>
+      </w:r>
+      <w:r>
+        <w:rPr>
+          <w:b/>
+          <w:sz w:val="28"/>
+        </w:rPr>
+        <w:t xml:space="preserve">музыка продолжает тот же трек после сворачивания/возврата фокуса</w:t>
+      </w:r>
+    </w:p>
+    <w:p>
+      <w:pPr>
+        <w:spacing w:after="120"/>
+      </w:pPr>
+      <w:r>
+        <w:rPr>
+          <w:i/>
+          <w:color w:val="666666"/>
+          <w:sz w:val="20"/>
+        </w:rPr>
         <w:t xml:space="preserve">Коммит (готовится) · —  (блок обновится настоящим хэшем после коммита)</w:t>
       </w:r>
     </w:p>
@@ -3933,1511 +5754,7 @@
           <w:color w:val="333333"/>
           <w:sz w:val="20"/>
         </w:rPr>
-        <w:t xml:space="preserve">Assets/AddressableAssetsData/AddressableAssetSettings.asset</w:t>
-      </w:r>
-    </w:p>
-    <w:p>
-      <w:pPr>
-        <w:numPr>
-          <w:ilvl w:val="0"/>
-          <w:numId w:val="1"/>
-        </w:numPr>
-        <w:spacing w:after="60"/>
-      </w:pPr>
-      <w:r>
-        <w:rPr>
-          <w:color w:val="333333"/>
-          <w:sz w:val="20"/>
-        </w:rPr>
-        <w:t xml:space="preserve">Assets/AddressableAssetsData/AssetGroups/Localization-Assets-Shared.asset</w:t>
-      </w:r>
-    </w:p>
-    <w:p>
-      <w:pPr>
-        <w:numPr>
-          <w:ilvl w:val="0"/>
-          <w:numId w:val="1"/>
-        </w:numPr>
-        <w:spacing w:after="60"/>
-      </w:pPr>
-      <w:r>
-        <w:rPr>
-          <w:color w:val="333333"/>
-          <w:sz w:val="20"/>
-        </w:rPr>
-        <w:t xml:space="preserve">Assets/AddressableAssetsData/AssetGroups/Localization-Locales.asset</w:t>
-      </w:r>
-    </w:p>
-    <w:p>
-      <w:pPr>
-        <w:numPr>
-          <w:ilvl w:val="0"/>
-          <w:numId w:val="1"/>
-        </w:numPr>
-        <w:spacing w:after="60"/>
-      </w:pPr>
-      <w:r>
-        <w:rPr>
-          <w:color w:val="333333"/>
-          <w:sz w:val="20"/>
-        </w:rPr>
-        <w:t xml:space="preserve">Assets/AddressableAssetsData/AssetGroups/Localization-String-Tables-Chinese (Simplified) (zh).asset</w:t>
-      </w:r>
-    </w:p>
-    <w:p>
-      <w:pPr>
-        <w:numPr>
-          <w:ilvl w:val="0"/>
-          <w:numId w:val="1"/>
-        </w:numPr>
-        <w:spacing w:after="60"/>
-      </w:pPr>
-      <w:r>
-        <w:rPr>
-          <w:color w:val="333333"/>
-          <w:sz w:val="20"/>
-        </w:rPr>
-        <w:t xml:space="preserve">Assets/AddressableAssetsData/AssetGroups/Localization-String-Tables-English (en).asset</w:t>
-      </w:r>
-    </w:p>
-    <w:p>
-      <w:pPr>
-        <w:numPr>
-          <w:ilvl w:val="0"/>
-          <w:numId w:val="1"/>
-        </w:numPr>
-        <w:spacing w:after="60"/>
-      </w:pPr>
-      <w:r>
-        <w:rPr>
-          <w:color w:val="333333"/>
-          <w:sz w:val="20"/>
-        </w:rPr>
-        <w:t xml:space="preserve">Assets/AddressableAssetsData/AssetGroups/Localization-String-Tables-French (fr).asset</w:t>
-      </w:r>
-    </w:p>
-    <w:p>
-      <w:pPr>
-        <w:numPr>
-          <w:ilvl w:val="0"/>
-          <w:numId w:val="1"/>
-        </w:numPr>
-        <w:spacing w:after="60"/>
-      </w:pPr>
-      <w:r>
-        <w:rPr>
-          <w:color w:val="333333"/>
-          <w:sz w:val="20"/>
-        </w:rPr>
-        <w:t xml:space="preserve">Assets/AddressableAssetsData/AssetGroups/Localization-String-Tables-French.asset</w:t>
-      </w:r>
-    </w:p>
-    <w:p>
-      <w:pPr>
-        <w:numPr>
-          <w:ilvl w:val="0"/>
-          <w:numId w:val="1"/>
-        </w:numPr>
-        <w:spacing w:after="60"/>
-      </w:pPr>
-      <w:r>
-        <w:rPr>
-          <w:color w:val="333333"/>
-          <w:sz w:val="20"/>
-        </w:rPr>
-        <w:t xml:space="preserve">Assets/AddressableAssetsData/AssetGroups/Localization-String-Tables-German (de).asset</w:t>
-      </w:r>
-    </w:p>
-    <w:p>
-      <w:pPr>
-        <w:numPr>
-          <w:ilvl w:val="0"/>
-          <w:numId w:val="1"/>
-        </w:numPr>
-        <w:spacing w:after="60"/>
-      </w:pPr>
-      <w:r>
-        <w:rPr>
-          <w:color w:val="333333"/>
-          <w:sz w:val="20"/>
-        </w:rPr>
-        <w:t xml:space="preserve">Assets/AddressableAssetsData/AssetGroups/Localization-String-Tables-Japanese (ja).asset</w:t>
-      </w:r>
-    </w:p>
-    <w:p>
-      <w:pPr>
-        <w:numPr>
-          <w:ilvl w:val="0"/>
-          <w:numId w:val="1"/>
-        </w:numPr>
-        <w:spacing w:after="60"/>
-      </w:pPr>
-      <w:r>
-        <w:rPr>
-          <w:color w:val="333333"/>
-          <w:sz w:val="20"/>
-        </w:rPr>
-        <w:t xml:space="preserve">Assets/AddressableAssetsData/AssetGroups/Localization-String-Tables-Korean (ko).asset</w:t>
-      </w:r>
-    </w:p>
-    <w:p>
-      <w:pPr>
-        <w:numPr>
-          <w:ilvl w:val="0"/>
-          <w:numId w:val="1"/>
-        </w:numPr>
-        <w:spacing w:after="60"/>
-      </w:pPr>
-      <w:r>
-        <w:rPr>
-          <w:color w:val="333333"/>
-          <w:sz w:val="20"/>
-        </w:rPr>
-        <w:t xml:space="preserve">Assets/AddressableAssetsData/AssetGroups/Localization-String-Tables-Portuguese (pt).asset</w:t>
-      </w:r>
-    </w:p>
-    <w:p>
-      <w:pPr>
-        <w:numPr>
-          <w:ilvl w:val="0"/>
-          <w:numId w:val="1"/>
-        </w:numPr>
-        <w:spacing w:after="60"/>
-      </w:pPr>
-      <w:r>
-        <w:rPr>
-          <w:color w:val="333333"/>
-          <w:sz w:val="20"/>
-        </w:rPr>
-        <w:t xml:space="preserve">Assets/AddressableAssetsData/AssetGroups/Localization-String-Tables-Russian (ru).asset</w:t>
-      </w:r>
-    </w:p>
-    <w:p>
-      <w:pPr>
-        <w:numPr>
-          <w:ilvl w:val="0"/>
-          <w:numId w:val="1"/>
-        </w:numPr>
-        <w:spacing w:after="60"/>
-      </w:pPr>
-      <w:r>
-        <w:rPr>
-          <w:color w:val="333333"/>
-          <w:sz w:val="20"/>
-        </w:rPr>
-        <w:t xml:space="preserve">Assets/AddressableAssetsData/AssetGroups/Localization-String-Tables-Spanish (es).asset</w:t>
-      </w:r>
-    </w:p>
-    <w:p>
-      <w:pPr>
-        <w:numPr>
-          <w:ilvl w:val="0"/>
-          <w:numId w:val="1"/>
-        </w:numPr>
-        <w:spacing w:after="60"/>
-      </w:pPr>
-      <w:r>
-        <w:rPr>
-          <w:color w:val="333333"/>
-          <w:sz w:val="20"/>
-        </w:rPr>
-        <w:t xml:space="preserve">Assets/AddressableAssetsData/AssetGroups/Schemas/Localization-String-Tables-French_BundledAssetGroupSchema.asset</w:t>
-      </w:r>
-    </w:p>
-    <w:p>
-      <w:pPr>
-        <w:numPr>
-          <w:ilvl w:val="0"/>
-          <w:numId w:val="1"/>
-        </w:numPr>
-        <w:spacing w:after="60"/>
-      </w:pPr>
-      <w:r>
-        <w:rPr>
-          <w:color w:val="333333"/>
-          <w:sz w:val="20"/>
-        </w:rPr>
-        <w:t xml:space="preserve">Assets/AddressableAssetsData/AssetGroups/Schemas/Localization-String-Tables-French_ContentUpdateGroupSchema.asset</w:t>
-      </w:r>
-    </w:p>
-    <w:p>
-      <w:pPr>
-        <w:numPr>
-          <w:ilvl w:val="0"/>
-          <w:numId w:val="1"/>
-        </w:numPr>
-        <w:spacing w:after="60"/>
-      </w:pPr>
-      <w:r>
-        <w:rPr>
-          <w:color w:val="333333"/>
-          <w:sz w:val="20"/>
-        </w:rPr>
-        <w:t xml:space="preserve">Assets/Localization/Locales/Game Labels.meta</w:t>
-      </w:r>
-    </w:p>
-    <w:p>
-      <w:pPr>
-        <w:numPr>
-          <w:ilvl w:val="0"/>
-          <w:numId w:val="1"/>
-        </w:numPr>
-        <w:spacing w:after="60"/>
-      </w:pPr>
-      <w:r>
-        <w:rPr>
-          <w:color w:val="333333"/>
-          <w:sz w:val="20"/>
-        </w:rPr>
-        <w:t xml:space="preserve">Assets/Localization/Locales/Game Labels/Game Labels Shared Data.asset</w:t>
-      </w:r>
-    </w:p>
-    <w:p>
-      <w:pPr>
-        <w:numPr>
-          <w:ilvl w:val="0"/>
-          <w:numId w:val="1"/>
-        </w:numPr>
-        <w:spacing w:after="60"/>
-      </w:pPr>
-      <w:r>
-        <w:rPr>
-          <w:color w:val="333333"/>
-          <w:sz w:val="20"/>
-        </w:rPr>
-        <w:t xml:space="preserve">Assets/Localization/Locales/Game Labels/Game Labels.asset</w:t>
-      </w:r>
-    </w:p>
-    <w:p>
-      <w:pPr>
-        <w:numPr>
-          <w:ilvl w:val="0"/>
-          <w:numId w:val="1"/>
-        </w:numPr>
-        <w:spacing w:after="60"/>
-      </w:pPr>
-      <w:r>
-        <w:rPr>
-          <w:color w:val="333333"/>
-          <w:sz w:val="20"/>
-        </w:rPr>
-        <w:t xml:space="preserve">Assets/Localization/Locales/Game Labels/Game Labels_de.asset</w:t>
-      </w:r>
-    </w:p>
-    <w:p>
-      <w:pPr>
-        <w:numPr>
-          <w:ilvl w:val="0"/>
-          <w:numId w:val="1"/>
-        </w:numPr>
-        <w:spacing w:after="60"/>
-      </w:pPr>
-      <w:r>
-        <w:rPr>
-          <w:color w:val="333333"/>
-          <w:sz w:val="20"/>
-        </w:rPr>
-        <w:t xml:space="preserve">Assets/Localization/Locales/Game Labels/Game Labels_en.asset</w:t>
-      </w:r>
-    </w:p>
-    <w:p>
-      <w:pPr>
-        <w:numPr>
-          <w:ilvl w:val="0"/>
-          <w:numId w:val="1"/>
-        </w:numPr>
-        <w:spacing w:after="60"/>
-      </w:pPr>
-      <w:r>
-        <w:rPr>
-          <w:color w:val="333333"/>
-          <w:sz w:val="20"/>
-        </w:rPr>
-        <w:t xml:space="preserve">Assets/Localization/Locales/Game Labels/Game Labels_es.asset</w:t>
-      </w:r>
-    </w:p>
-    <w:p>
-      <w:pPr>
-        <w:numPr>
-          <w:ilvl w:val="0"/>
-          <w:numId w:val="1"/>
-        </w:numPr>
-        <w:spacing w:after="60"/>
-      </w:pPr>
-      <w:r>
-        <w:rPr>
-          <w:color w:val="333333"/>
-          <w:sz w:val="20"/>
-        </w:rPr>
-        <w:t xml:space="preserve">Assets/Localization/Locales/Game Labels/Game Labels_fr.asset</w:t>
-      </w:r>
-    </w:p>
-    <w:p>
-      <w:pPr>
-        <w:numPr>
-          <w:ilvl w:val="0"/>
-          <w:numId w:val="1"/>
-        </w:numPr>
-        <w:spacing w:after="60"/>
-      </w:pPr>
-      <w:r>
-        <w:rPr>
-          <w:color w:val="333333"/>
-          <w:sz w:val="20"/>
-        </w:rPr>
-        <w:t xml:space="preserve">Assets/Localization/Locales/Game Labels/Game Labels_pt.asset</w:t>
-      </w:r>
-    </w:p>
-    <w:p>
-      <w:pPr>
-        <w:numPr>
-          <w:ilvl w:val="0"/>
-          <w:numId w:val="1"/>
-        </w:numPr>
-        <w:spacing w:after="60"/>
-      </w:pPr>
-      <w:r>
-        <w:rPr>
-          <w:color w:val="333333"/>
-          <w:sz w:val="20"/>
-        </w:rPr>
-        <w:t xml:space="preserve">Assets/Localization/Locales/Game Labels/Game Labels_ru.asset</w:t>
-      </w:r>
-    </w:p>
-    <w:p>
-      <w:pPr>
-        <w:numPr>
-          <w:ilvl w:val="0"/>
-          <w:numId w:val="1"/>
-        </w:numPr>
-        <w:spacing w:after="60"/>
-      </w:pPr>
-      <w:r>
-        <w:rPr>
-          <w:color w:val="333333"/>
-          <w:sz w:val="20"/>
-        </w:rPr>
-        <w:t xml:space="preserve">Assets/Localization/Locales/Locales/Chinese (Simplified) (zh).asset</w:t>
-      </w:r>
-    </w:p>
-    <w:p>
-      <w:pPr>
-        <w:numPr>
-          <w:ilvl w:val="0"/>
-          <w:numId w:val="1"/>
-        </w:numPr>
-        <w:spacing w:after="60"/>
-      </w:pPr>
-      <w:r>
-        <w:rPr>
-          <w:color w:val="333333"/>
-          <w:sz w:val="20"/>
-        </w:rPr>
-        <w:t xml:space="preserve">Assets/Localization/Locales/Locales/French (fr).asset</w:t>
-      </w:r>
-    </w:p>
-    <w:p>
-      <w:pPr>
-        <w:numPr>
-          <w:ilvl w:val="0"/>
-          <w:numId w:val="1"/>
-        </w:numPr>
-        <w:spacing w:after="60"/>
-      </w:pPr>
-      <w:r>
-        <w:rPr>
-          <w:color w:val="333333"/>
-          <w:sz w:val="20"/>
-        </w:rPr>
-        <w:t xml:space="preserve">Assets/Localization/Locales/Locales/Japanese (ja).asset</w:t>
-      </w:r>
-    </w:p>
-    <w:p>
-      <w:pPr>
-        <w:numPr>
-          <w:ilvl w:val="0"/>
-          <w:numId w:val="1"/>
-        </w:numPr>
-        <w:spacing w:after="60"/>
-      </w:pPr>
-      <w:r>
-        <w:rPr>
-          <w:color w:val="333333"/>
-          <w:sz w:val="20"/>
-        </w:rPr>
-        <w:t xml:space="preserve">Assets/Localization/Locales/Locales/Korean (ko).asset</w:t>
-      </w:r>
-    </w:p>
-    <w:p>
-      <w:pPr>
-        <w:numPr>
-          <w:ilvl w:val="0"/>
-          <w:numId w:val="1"/>
-        </w:numPr>
-        <w:spacing w:after="60"/>
-      </w:pPr>
-      <w:r>
-        <w:rPr>
-          <w:color w:val="333333"/>
-          <w:sz w:val="20"/>
-        </w:rPr>
-        <w:t xml:space="preserve">Assets/Localization/Locales/Menu Labels/Menu Labels Shared Data.asset</w:t>
-      </w:r>
-    </w:p>
-    <w:p>
-      <w:pPr>
-        <w:numPr>
-          <w:ilvl w:val="0"/>
-          <w:numId w:val="1"/>
-        </w:numPr>
-        <w:spacing w:after="60"/>
-      </w:pPr>
-      <w:r>
-        <w:rPr>
-          <w:color w:val="333333"/>
-          <w:sz w:val="20"/>
-        </w:rPr>
-        <w:t xml:space="preserve">Assets/Localization/Locales/Menu Labels/Menu Labels.asset</w:t>
-      </w:r>
-    </w:p>
-    <w:p>
-      <w:pPr>
-        <w:numPr>
-          <w:ilvl w:val="0"/>
-          <w:numId w:val="1"/>
-        </w:numPr>
-        <w:spacing w:after="60"/>
-      </w:pPr>
-      <w:r>
-        <w:rPr>
-          <w:color w:val="333333"/>
-          <w:sz w:val="20"/>
-        </w:rPr>
-        <w:t xml:space="preserve">Assets/Localization/Locales/Menu Labels/Menu Labels_de.asset</w:t>
-      </w:r>
-    </w:p>
-    <w:p>
-      <w:pPr>
-        <w:numPr>
-          <w:ilvl w:val="0"/>
-          <w:numId w:val="1"/>
-        </w:numPr>
-        <w:spacing w:after="60"/>
-      </w:pPr>
-      <w:r>
-        <w:rPr>
-          <w:color w:val="333333"/>
-          <w:sz w:val="20"/>
-        </w:rPr>
-        <w:t xml:space="preserve">Assets/Localization/Locales/Menu Labels/Menu Labels_en.asset</w:t>
-      </w:r>
-    </w:p>
-    <w:p>
-      <w:pPr>
-        <w:numPr>
-          <w:ilvl w:val="0"/>
-          <w:numId w:val="1"/>
-        </w:numPr>
-        <w:spacing w:after="60"/>
-      </w:pPr>
-      <w:r>
-        <w:rPr>
-          <w:color w:val="333333"/>
-          <w:sz w:val="20"/>
-        </w:rPr>
-        <w:t xml:space="preserve">Assets/Localization/Locales/Menu Labels/Menu Labels_es.asset</w:t>
-      </w:r>
-    </w:p>
-    <w:p>
-      <w:pPr>
-        <w:numPr>
-          <w:ilvl w:val="0"/>
-          <w:numId w:val="1"/>
-        </w:numPr>
-        <w:spacing w:after="60"/>
-      </w:pPr>
-      <w:r>
-        <w:rPr>
-          <w:color w:val="333333"/>
-          <w:sz w:val="20"/>
-        </w:rPr>
-        <w:t xml:space="preserve">Assets/Localization/Locales/Menu Labels/Menu Labels_fr.asset</w:t>
-      </w:r>
-    </w:p>
-    <w:p>
-      <w:pPr>
-        <w:numPr>
-          <w:ilvl w:val="0"/>
-          <w:numId w:val="1"/>
-        </w:numPr>
-        <w:spacing w:after="60"/>
-      </w:pPr>
-      <w:r>
-        <w:rPr>
-          <w:color w:val="333333"/>
-          <w:sz w:val="20"/>
-        </w:rPr>
-        <w:t xml:space="preserve">Assets/Localization/Locales/Menu Labels/Menu Labels_pt.asset</w:t>
-      </w:r>
-    </w:p>
-    <w:p>
-      <w:pPr>
-        <w:numPr>
-          <w:ilvl w:val="0"/>
-          <w:numId w:val="1"/>
-        </w:numPr>
-        <w:spacing w:after="60"/>
-      </w:pPr>
-      <w:r>
-        <w:rPr>
-          <w:color w:val="333333"/>
-          <w:sz w:val="20"/>
-        </w:rPr>
-        <w:t xml:space="preserve">Assets/Localization/Locales/Menu Labels/Menu Labels_ru.asset</w:t>
-      </w:r>
-    </w:p>
-    <w:p>
-      <w:pPr>
-        <w:numPr>
-          <w:ilvl w:val="0"/>
-          <w:numId w:val="1"/>
-        </w:numPr>
-        <w:spacing w:after="60"/>
-      </w:pPr>
-      <w:r>
-        <w:rPr>
-          <w:color w:val="333333"/>
-          <w:sz w:val="20"/>
-        </w:rPr>
-        <w:t xml:space="preserve">Assets/Localization/Locales/Upgrade Labels/Upgrade Labels Shared Data.asset</w:t>
-      </w:r>
-    </w:p>
-    <w:p>
-      <w:pPr>
-        <w:numPr>
-          <w:ilvl w:val="0"/>
-          <w:numId w:val="1"/>
-        </w:numPr>
-        <w:spacing w:after="60"/>
-      </w:pPr>
-      <w:r>
-        <w:rPr>
-          <w:color w:val="333333"/>
-          <w:sz w:val="20"/>
-        </w:rPr>
-        <w:t xml:space="preserve">Assets/Localization/Locales/Upgrade Labels/Upgrade Labels.asset</w:t>
-      </w:r>
-    </w:p>
-    <w:p>
-      <w:pPr>
-        <w:numPr>
-          <w:ilvl w:val="0"/>
-          <w:numId w:val="1"/>
-        </w:numPr>
-        <w:spacing w:after="60"/>
-      </w:pPr>
-      <w:r>
-        <w:rPr>
-          <w:color w:val="333333"/>
-          <w:sz w:val="20"/>
-        </w:rPr>
-        <w:t xml:space="preserve">Assets/Localization/Locales/Upgrade Labels/Upgrade Labels_de.asset</w:t>
-      </w:r>
-    </w:p>
-    <w:p>
-      <w:pPr>
-        <w:numPr>
-          <w:ilvl w:val="0"/>
-          <w:numId w:val="1"/>
-        </w:numPr>
-        <w:spacing w:after="60"/>
-      </w:pPr>
-      <w:r>
-        <w:rPr>
-          <w:color w:val="333333"/>
-          <w:sz w:val="20"/>
-        </w:rPr>
-        <w:t xml:space="preserve">Assets/Localization/Locales/Upgrade Labels/Upgrade Labels_en.asset</w:t>
-      </w:r>
-    </w:p>
-    <w:p>
-      <w:pPr>
-        <w:numPr>
-          <w:ilvl w:val="0"/>
-          <w:numId w:val="1"/>
-        </w:numPr>
-        <w:spacing w:after="60"/>
-      </w:pPr>
-      <w:r>
-        <w:rPr>
-          <w:color w:val="333333"/>
-          <w:sz w:val="20"/>
-        </w:rPr>
-        <w:t xml:space="preserve">Assets/Localization/Locales/Upgrade Labels/Upgrade Labels_es.asset</w:t>
-      </w:r>
-    </w:p>
-    <w:p>
-      <w:pPr>
-        <w:numPr>
-          <w:ilvl w:val="0"/>
-          <w:numId w:val="1"/>
-        </w:numPr>
-        <w:spacing w:after="60"/>
-      </w:pPr>
-      <w:r>
-        <w:rPr>
-          <w:color w:val="333333"/>
-          <w:sz w:val="20"/>
-        </w:rPr>
-        <w:t xml:space="preserve">Assets/Localization/Locales/Upgrade Labels/Upgrade Labels_fr.asset</w:t>
-      </w:r>
-    </w:p>
-    <w:p>
-      <w:pPr>
-        <w:numPr>
-          <w:ilvl w:val="0"/>
-          <w:numId w:val="1"/>
-        </w:numPr>
-        <w:spacing w:after="60"/>
-      </w:pPr>
-      <w:r>
-        <w:rPr>
-          <w:color w:val="333333"/>
-          <w:sz w:val="20"/>
-        </w:rPr>
-        <w:t xml:space="preserve">Assets/Localization/Locales/Upgrade Labels/Upgrade Labels_ja.asset.meta</w:t>
-      </w:r>
-    </w:p>
-    <w:p>
-      <w:pPr>
-        <w:numPr>
-          <w:ilvl w:val="0"/>
-          <w:numId w:val="1"/>
-        </w:numPr>
-        <w:spacing w:after="60"/>
-      </w:pPr>
-      <w:r>
-        <w:rPr>
-          <w:color w:val="333333"/>
-          <w:sz w:val="20"/>
-        </w:rPr>
-        <w:t xml:space="preserve">Assets/Localization/Locales/Upgrade Labels/Upgrade Labels_ko.asset.meta</w:t>
-      </w:r>
-    </w:p>
-    <w:p>
-      <w:pPr>
-        <w:numPr>
-          <w:ilvl w:val="0"/>
-          <w:numId w:val="1"/>
-        </w:numPr>
-        <w:spacing w:after="60"/>
-      </w:pPr>
-      <w:r>
-        <w:rPr>
-          <w:color w:val="333333"/>
-          <w:sz w:val="20"/>
-        </w:rPr>
-        <w:t xml:space="preserve">Assets/Localization/Locales/Upgrade Labels/Upgrade Labels_pt.asset</w:t>
-      </w:r>
-    </w:p>
-    <w:p>
-      <w:pPr>
-        <w:numPr>
-          <w:ilvl w:val="0"/>
-          <w:numId w:val="1"/>
-        </w:numPr>
-        <w:spacing w:after="60"/>
-      </w:pPr>
-      <w:r>
-        <w:rPr>
-          <w:color w:val="333333"/>
-          <w:sz w:val="20"/>
-        </w:rPr>
-        <w:t xml:space="preserve">Assets/Localization/Locales/Upgrade Labels/Upgrade Labels_ru.asset</w:t>
-      </w:r>
-    </w:p>
-    <w:p>
-      <w:pPr>
-        <w:numPr>
-          <w:ilvl w:val="0"/>
-          <w:numId w:val="1"/>
-        </w:numPr>
-        <w:spacing w:after="60"/>
-      </w:pPr>
-      <w:r>
-        <w:rPr>
-          <w:color w:val="333333"/>
-          <w:sz w:val="20"/>
-        </w:rPr>
-        <w:t xml:space="preserve">Assets/Localization/Locales/Upgrade Labels/Upgrade Labels_zh.asset.meta</w:t>
-      </w:r>
-    </w:p>
-    <w:p>
-      <w:pPr>
-        <w:numPr>
-          <w:ilvl w:val="0"/>
-          <w:numId w:val="1"/>
-        </w:numPr>
-        <w:spacing w:after="60"/>
-      </w:pPr>
-      <w:r>
-        <w:rPr>
-          <w:color w:val="333333"/>
-          <w:sz w:val="20"/>
-        </w:rPr>
-        <w:t xml:space="preserve">Assets/Localization/Locales/Weapon Labels/Weapon Labels Shared Data.asset</w:t>
-      </w:r>
-    </w:p>
-    <w:p>
-      <w:pPr>
-        <w:numPr>
-          <w:ilvl w:val="0"/>
-          <w:numId w:val="1"/>
-        </w:numPr>
-        <w:spacing w:after="60"/>
-      </w:pPr>
-      <w:r>
-        <w:rPr>
-          <w:color w:val="333333"/>
-          <w:sz w:val="20"/>
-        </w:rPr>
-        <w:t xml:space="preserve">Assets/Localization/Locales/Weapon Labels/Weapon Labels.asset</w:t>
-      </w:r>
-    </w:p>
-    <w:p>
-      <w:pPr>
-        <w:numPr>
-          <w:ilvl w:val="0"/>
-          <w:numId w:val="1"/>
-        </w:numPr>
-        <w:spacing w:after="60"/>
-      </w:pPr>
-      <w:r>
-        <w:rPr>
-          <w:color w:val="333333"/>
-          <w:sz w:val="20"/>
-        </w:rPr>
-        <w:t xml:space="preserve">Assets/Localization/Locales/Weapon Labels/Weapon Labels_de.asset</w:t>
-      </w:r>
-    </w:p>
-    <w:p>
-      <w:pPr>
-        <w:numPr>
-          <w:ilvl w:val="0"/>
-          <w:numId w:val="1"/>
-        </w:numPr>
-        <w:spacing w:after="60"/>
-      </w:pPr>
-      <w:r>
-        <w:rPr>
-          <w:color w:val="333333"/>
-          <w:sz w:val="20"/>
-        </w:rPr>
-        <w:t xml:space="preserve">Assets/Localization/Locales/Weapon Labels/Weapon Labels_en.asset</w:t>
-      </w:r>
-    </w:p>
-    <w:p>
-      <w:pPr>
-        <w:numPr>
-          <w:ilvl w:val="0"/>
-          <w:numId w:val="1"/>
-        </w:numPr>
-        <w:spacing w:after="60"/>
-      </w:pPr>
-      <w:r>
-        <w:rPr>
-          <w:color w:val="333333"/>
-          <w:sz w:val="20"/>
-        </w:rPr>
-        <w:t xml:space="preserve">Assets/Localization/Locales/Weapon Labels/Weapon Labels_es.asset</w:t>
-      </w:r>
-    </w:p>
-    <w:p>
-      <w:pPr>
-        <w:numPr>
-          <w:ilvl w:val="0"/>
-          <w:numId w:val="1"/>
-        </w:numPr>
-        <w:spacing w:after="60"/>
-      </w:pPr>
-      <w:r>
-        <w:rPr>
-          <w:color w:val="333333"/>
-          <w:sz w:val="20"/>
-        </w:rPr>
-        <w:t xml:space="preserve">Assets/Localization/Locales/Weapon Labels/Weapon Labels_fr.asset</w:t>
-      </w:r>
-    </w:p>
-    <w:p>
-      <w:pPr>
-        <w:numPr>
-          <w:ilvl w:val="0"/>
-          <w:numId w:val="1"/>
-        </w:numPr>
-        <w:spacing w:after="60"/>
-      </w:pPr>
-      <w:r>
-        <w:rPr>
-          <w:color w:val="333333"/>
-          <w:sz w:val="20"/>
-        </w:rPr>
-        <w:t xml:space="preserve">Assets/Localization/Locales/Weapon Labels/Weapon Labels_ja.asset</w:t>
-      </w:r>
-    </w:p>
-    <w:p>
-      <w:pPr>
-        <w:numPr>
-          <w:ilvl w:val="0"/>
-          <w:numId w:val="1"/>
-        </w:numPr>
-        <w:spacing w:after="60"/>
-      </w:pPr>
-      <w:r>
-        <w:rPr>
-          <w:color w:val="333333"/>
-          <w:sz w:val="20"/>
-        </w:rPr>
-        <w:t xml:space="preserve">Assets/Localization/Locales/Weapon Labels/Weapon Labels_ko.asset</w:t>
-      </w:r>
-    </w:p>
-    <w:p>
-      <w:pPr>
-        <w:numPr>
-          <w:ilvl w:val="0"/>
-          <w:numId w:val="1"/>
-        </w:numPr>
-        <w:spacing w:after="60"/>
-      </w:pPr>
-      <w:r>
-        <w:rPr>
-          <w:color w:val="333333"/>
-          <w:sz w:val="20"/>
-        </w:rPr>
-        <w:t xml:space="preserve">Assets/Localization/Locales/Weapon Labels/Weapon Labels_pt.asset</w:t>
-      </w:r>
-    </w:p>
-    <w:p>
-      <w:pPr>
-        <w:numPr>
-          <w:ilvl w:val="0"/>
-          <w:numId w:val="1"/>
-        </w:numPr>
-        <w:spacing w:after="60"/>
-      </w:pPr>
-      <w:r>
-        <w:rPr>
-          <w:color w:val="333333"/>
-          <w:sz w:val="20"/>
-        </w:rPr>
-        <w:t xml:space="preserve">Assets/Localization/Locales/Weapon Labels/Weapon Labels_ru.asset</w:t>
-      </w:r>
-    </w:p>
-    <w:p>
-      <w:pPr>
-        <w:numPr>
-          <w:ilvl w:val="0"/>
-          <w:numId w:val="1"/>
-        </w:numPr>
-        <w:spacing w:after="60"/>
-      </w:pPr>
-      <w:r>
-        <w:rPr>
-          <w:color w:val="333333"/>
-          <w:sz w:val="20"/>
-        </w:rPr>
-        <w:t xml:space="preserve">Assets/Localization/Locales/Weapon Labels/Weapon Labels_zh.asset</w:t>
-      </w:r>
-    </w:p>
-    <w:p>
-      <w:pPr>
-        <w:numPr>
-          <w:ilvl w:val="0"/>
-          <w:numId w:val="1"/>
-        </w:numPr>
-        <w:spacing w:after="60"/>
-      </w:pPr>
-      <w:r>
-        <w:rPr>
-          <w:color w:val="333333"/>
-          <w:sz w:val="20"/>
-        </w:rPr>
-        <w:t xml:space="preserve">Assets/Prefab/Statistics/WeaponStatItem.prefab</w:t>
-      </w:r>
-    </w:p>
-    <w:p>
-      <w:pPr>
-        <w:numPr>
-          <w:ilvl w:val="0"/>
-          <w:numId w:val="1"/>
-        </w:numPr>
-        <w:spacing w:after="60"/>
-      </w:pPr>
-      <w:r>
-        <w:rPr>
-          <w:color w:val="333333"/>
-          <w:sz w:val="20"/>
-        </w:rPr>
-        <w:t xml:space="preserve">Assets/Prefab/UI.meta</w:t>
-      </w:r>
-    </w:p>
-    <w:p>
-      <w:pPr>
-        <w:numPr>
-          <w:ilvl w:val="0"/>
-          <w:numId w:val="1"/>
-        </w:numPr>
-        <w:spacing w:after="60"/>
-      </w:pPr>
-      <w:r>
-        <w:rPr>
-          <w:color w:val="333333"/>
-          <w:sz w:val="20"/>
-        </w:rPr>
-        <w:t xml:space="preserve">Assets/Prefab/Upgrade/Tier1/PassiveGold_1Tier.asset</w:t>
-      </w:r>
-    </w:p>
-    <w:p>
-      <w:pPr>
-        <w:numPr>
-          <w:ilvl w:val="0"/>
-          <w:numId w:val="1"/>
-        </w:numPr>
-        <w:spacing w:after="60"/>
-      </w:pPr>
-      <w:r>
-        <w:rPr>
-          <w:color w:val="333333"/>
-          <w:sz w:val="20"/>
-        </w:rPr>
-        <w:t xml:space="preserve">Assets/Prefab/Weapon/2Tier/IceBullet.asset</w:t>
-      </w:r>
-    </w:p>
-    <w:p>
-      <w:pPr>
-        <w:numPr>
-          <w:ilvl w:val="0"/>
-          <w:numId w:val="1"/>
-        </w:numPr>
-        <w:spacing w:after="60"/>
-      </w:pPr>
-      <w:r>
-        <w:rPr>
-          <w:color w:val="333333"/>
-          <w:sz w:val="20"/>
-        </w:rPr>
-        <w:t xml:space="preserve">Assets/Prefab/Weapon/2Tier/IceBullet_Projectile_BACKUP_1787.prefab</w:t>
-      </w:r>
-    </w:p>
-    <w:p>
-      <w:pPr>
-        <w:numPr>
-          <w:ilvl w:val="0"/>
-          <w:numId w:val="1"/>
-        </w:numPr>
-        <w:spacing w:after="60"/>
-      </w:pPr>
-      <w:r>
-        <w:rPr>
-          <w:color w:val="333333"/>
-          <w:sz w:val="20"/>
-        </w:rPr>
-        <w:t xml:space="preserve">Assets/Prefab/Weapon/2Tier/IceBullet_Projectile_BASE_1787.prefab</w:t>
-      </w:r>
-    </w:p>
-    <w:p>
-      <w:pPr>
-        <w:numPr>
-          <w:ilvl w:val="0"/>
-          <w:numId w:val="1"/>
-        </w:numPr>
-        <w:spacing w:after="60"/>
-      </w:pPr>
-      <w:r>
-        <w:rPr>
-          <w:color w:val="333333"/>
-          <w:sz w:val="20"/>
-        </w:rPr>
-        <w:t xml:space="preserve">Assets/Prefab/Weapon/2Tier/IceBullet_Projectile_LOCAL_1787.prefab</w:t>
-      </w:r>
-    </w:p>
-    <w:p>
-      <w:pPr>
-        <w:numPr>
-          <w:ilvl w:val="0"/>
-          <w:numId w:val="1"/>
-        </w:numPr>
-        <w:spacing w:after="60"/>
-      </w:pPr>
-      <w:r>
-        <w:rPr>
-          <w:color w:val="333333"/>
-          <w:sz w:val="20"/>
-        </w:rPr>
-        <w:t xml:space="preserve">Assets/Prefab/Weapon/2Tier/IceBullet_Projectile_REMOTE_1787.prefab</w:t>
-      </w:r>
-    </w:p>
-    <w:p>
-      <w:pPr>
-        <w:numPr>
-          <w:ilvl w:val="0"/>
-          <w:numId w:val="1"/>
-        </w:numPr>
-        <w:spacing w:after="60"/>
-      </w:pPr>
-      <w:r>
-        <w:rPr>
-          <w:color w:val="333333"/>
-          <w:sz w:val="20"/>
-        </w:rPr>
-        <w:t xml:space="preserve">Assets/Prefab/Weapon/2Tier/LifeLaser.asset</w:t>
-      </w:r>
-    </w:p>
-    <w:p>
-      <w:pPr>
-        <w:numPr>
-          <w:ilvl w:val="0"/>
-          <w:numId w:val="1"/>
-        </w:numPr>
-        <w:spacing w:after="60"/>
-      </w:pPr>
-      <w:r>
-        <w:rPr>
-          <w:color w:val="333333"/>
-          <w:sz w:val="20"/>
-        </w:rPr>
-        <w:t xml:space="preserve">Assets/Prefab/Weapon/2Tier/Missles.asset</w:t>
-      </w:r>
-    </w:p>
-    <w:p>
-      <w:pPr>
-        <w:numPr>
-          <w:ilvl w:val="0"/>
-          <w:numId w:val="1"/>
-        </w:numPr>
-        <w:spacing w:after="60"/>
-      </w:pPr>
-      <w:r>
-        <w:rPr>
-          <w:color w:val="333333"/>
-          <w:sz w:val="20"/>
-        </w:rPr>
-        <w:t xml:space="preserve">Assets/Prefab/Weapon/3Tier/Hammer.asset</w:t>
-      </w:r>
-    </w:p>
-    <w:p>
-      <w:pPr>
-        <w:numPr>
-          <w:ilvl w:val="0"/>
-          <w:numId w:val="1"/>
-        </w:numPr>
-        <w:spacing w:after="60"/>
-      </w:pPr>
-      <w:r>
-        <w:rPr>
-          <w:color w:val="333333"/>
-          <w:sz w:val="20"/>
-        </w:rPr>
-        <w:t xml:space="preserve">Assets/Prefab/Weapon/4Tier/MagicCircle.asset</w:t>
-      </w:r>
-    </w:p>
-    <w:p>
-      <w:pPr>
-        <w:numPr>
-          <w:ilvl w:val="0"/>
-          <w:numId w:val="1"/>
-        </w:numPr>
-        <w:spacing w:after="60"/>
-      </w:pPr>
-      <w:r>
-        <w:rPr>
-          <w:color w:val="333333"/>
-          <w:sz w:val="20"/>
-        </w:rPr>
-        <w:t xml:space="preserve">Assets/Scenes/MainScene.unity</w:t>
-      </w:r>
-    </w:p>
-    <w:p>
-      <w:pPr>
-        <w:numPr>
-          <w:ilvl w:val="0"/>
-          <w:numId w:val="1"/>
-        </w:numPr>
-        <w:spacing w:after="60"/>
-      </w:pPr>
-      <w:r>
-        <w:rPr>
-          <w:color w:val="333333"/>
-          <w:sz w:val="20"/>
-        </w:rPr>
-        <w:t xml:space="preserve">Assets/Script/LanguageDropdown.cs</w:t>
-      </w:r>
-    </w:p>
-    <w:p>
-      <w:pPr>
-        <w:numPr>
-          <w:ilvl w:val="0"/>
-          <w:numId w:val="1"/>
-        </w:numPr>
-        <w:spacing w:after="60"/>
-      </w:pPr>
-      <w:r>
-        <w:rPr>
-          <w:color w:val="333333"/>
-          <w:sz w:val="20"/>
-        </w:rPr>
-        <w:t xml:space="preserve">Assets/Script/ScriptableObjects/UpgradeSO/DamagePerWeaponUpgrade.cs</w:t>
-      </w:r>
-    </w:p>
-    <w:p>
-      <w:pPr>
-        <w:numPr>
-          <w:ilvl w:val="0"/>
-          <w:numId w:val="1"/>
-        </w:numPr>
-        <w:spacing w:after="60"/>
-      </w:pPr>
-      <w:r>
-        <w:rPr>
-          <w:color w:val="333333"/>
-          <w:sz w:val="20"/>
-        </w:rPr>
-        <w:t xml:space="preserve">Assets/Script/ScriptableObjects/UpgradeSO/DamageTypePercentUpgrade.cs</w:t>
-      </w:r>
-    </w:p>
-    <w:p>
-      <w:pPr>
-        <w:numPr>
-          <w:ilvl w:val="0"/>
-          <w:numId w:val="1"/>
-        </w:numPr>
-        <w:spacing w:after="60"/>
-      </w:pPr>
-      <w:r>
-        <w:rPr>
-          <w:color w:val="333333"/>
-          <w:sz w:val="20"/>
-        </w:rPr>
-        <w:t xml:space="preserve">Assets/Script/ScriptableObjects/UpgradeSO/UpgradeBaseSO.cs</w:t>
-      </w:r>
-    </w:p>
-    <w:p>
-      <w:pPr>
-        <w:numPr>
-          <w:ilvl w:val="0"/>
-          <w:numId w:val="1"/>
-        </w:numPr>
-        <w:spacing w:after="60"/>
-      </w:pPr>
-      <w:r>
-        <w:rPr>
-          <w:color w:val="333333"/>
-          <w:sz w:val="20"/>
-        </w:rPr>
-        <w:t xml:space="preserve">Assets/Script/Statistics/DamageStatisticsUI.cs</w:t>
-      </w:r>
-    </w:p>
-    <w:p>
-      <w:pPr>
-        <w:numPr>
-          <w:ilvl w:val="0"/>
-          <w:numId w:val="1"/>
-        </w:numPr>
-        <w:spacing w:after="60"/>
-      </w:pPr>
-      <w:r>
-        <w:rPr>
-          <w:color w:val="333333"/>
-          <w:sz w:val="20"/>
-        </w:rPr>
-        <w:t xml:space="preserve">Assets/Script/Statistics/WeaponStatItemUI.cs</w:t>
-      </w:r>
-    </w:p>
-    <w:p>
-      <w:pPr>
-        <w:numPr>
-          <w:ilvl w:val="0"/>
-          <w:numId w:val="1"/>
-        </w:numPr>
-        <w:spacing w:after="60"/>
-      </w:pPr>
-      <w:r>
-        <w:rPr>
-          <w:color w:val="333333"/>
-          <w:sz w:val="20"/>
-        </w:rPr>
-        <w:t xml:space="preserve">Assets/Script/TempScript/EnemyStatsProgressionUI.cs</w:t>
-      </w:r>
-    </w:p>
-    <w:p>
-      <w:pPr>
-        <w:numPr>
-          <w:ilvl w:val="0"/>
-          <w:numId w:val="1"/>
-        </w:numPr>
-        <w:spacing w:after="60"/>
-      </w:pPr>
-      <w:r>
-        <w:rPr>
-          <w:color w:val="333333"/>
-          <w:sz w:val="20"/>
-        </w:rPr>
-        <w:t xml:space="preserve">Assets/Script/UI/GameOverController.cs</w:t>
-      </w:r>
-    </w:p>
-    <w:p>
-      <w:pPr>
-        <w:numPr>
-          <w:ilvl w:val="0"/>
-          <w:numId w:val="1"/>
-        </w:numPr>
-        <w:spacing w:after="60"/>
-      </w:pPr>
-      <w:r>
-        <w:rPr>
-          <w:color w:val="333333"/>
-          <w:sz w:val="20"/>
-        </w:rPr>
-        <w:t xml:space="preserve">Assets/Script/UI/JournalManager.cs</w:t>
-      </w:r>
-    </w:p>
-    <w:p>
-      <w:pPr>
-        <w:numPr>
-          <w:ilvl w:val="0"/>
-          <w:numId w:val="1"/>
-        </w:numPr>
-        <w:spacing w:after="60"/>
-      </w:pPr>
-      <w:r>
-        <w:rPr>
-          <w:color w:val="333333"/>
-          <w:sz w:val="20"/>
-        </w:rPr>
-        <w:t xml:space="preserve">Assets/Script/UI/LocalizedTMP.cs</w:t>
-      </w:r>
-    </w:p>
-    <w:p>
-      <w:pPr>
-        <w:numPr>
-          <w:ilvl w:val="0"/>
-          <w:numId w:val="1"/>
-        </w:numPr>
-        <w:spacing w:after="60"/>
-      </w:pPr>
-      <w:r>
-        <w:rPr>
-          <w:color w:val="333333"/>
-          <w:sz w:val="20"/>
-        </w:rPr>
-        <w:t xml:space="preserve">Assets/Script/UI/PurchaseHistoryManager.cs</w:t>
-      </w:r>
-    </w:p>
-    <w:p>
-      <w:pPr>
-        <w:numPr>
-          <w:ilvl w:val="0"/>
-          <w:numId w:val="1"/>
-        </w:numPr>
-        <w:spacing w:after="60"/>
-      </w:pPr>
-      <w:r>
-        <w:rPr>
-          <w:color w:val="333333"/>
-          <w:sz w:val="20"/>
-        </w:rPr>
-        <w:t xml:space="preserve">Assets/Script/UI/StartMenu.cs</w:t>
-      </w:r>
-    </w:p>
-    <w:p>
-      <w:pPr>
-        <w:numPr>
-          <w:ilvl w:val="0"/>
-          <w:numId w:val="1"/>
-        </w:numPr>
-        <w:spacing w:after="60"/>
-      </w:pPr>
-      <w:r>
-        <w:rPr>
-          <w:color w:val="333333"/>
-          <w:sz w:val="20"/>
-        </w:rPr>
-        <w:t xml:space="preserve">Assets/Script/UI/WeaponTooltip.cs</w:t>
-      </w:r>
-    </w:p>
-    <w:p>
-      <w:pPr>
-        <w:numPr>
-          <w:ilvl w:val="0"/>
-          <w:numId w:val="1"/>
-        </w:numPr>
-        <w:spacing w:after="60"/>
-      </w:pPr>
-      <w:r>
-        <w:rPr>
-          <w:color w:val="333333"/>
-          <w:sz w:val="20"/>
-        </w:rPr>
-        <w:t xml:space="preserve">Assets/Script/WeaponDefinition.cs</w:t>
-      </w:r>
-    </w:p>
-    <w:p>
-      <w:pPr>
-        <w:numPr>
-          <w:ilvl w:val="0"/>
-          <w:numId w:val="1"/>
-        </w:numPr>
-        <w:spacing w:after="60"/>
-      </w:pPr>
-      <w:r>
-        <w:rPr>
-          <w:color w:val="333333"/>
-          <w:sz w:val="20"/>
-        </w:rPr>
-        <w:t xml:space="preserve">Assets/TextMesh Pro/New Folder/KellySlab-Regular SDF.asset</w:t>
-      </w:r>
-    </w:p>
-    <w:p>
-      <w:pPr>
-        <w:numPr>
-          <w:ilvl w:val="0"/>
-          <w:numId w:val="1"/>
-        </w:numPr>
-        <w:spacing w:after="60"/>
-      </w:pPr>
-      <w:r>
-        <w:rPr>
-          <w:color w:val="333333"/>
-          <w:sz w:val="20"/>
-        </w:rPr>
-        <w:t xml:space="preserve">Assets/TextMesh Pro/New Folder/Oswald-SemiBold SDF.asset</w:t>
-      </w:r>
-    </w:p>
-    <w:p>
-      <w:pPr>
-        <w:numPr>
-          <w:ilvl w:val="0"/>
-          <w:numId w:val="1"/>
-        </w:numPr>
-        <w:spacing w:after="60"/>
-      </w:pPr>
-      <w:r>
-        <w:rPr>
-          <w:color w:val="333333"/>
-          <w:sz w:val="20"/>
-        </w:rPr>
-        <w:t xml:space="preserve">Assets/TextMesh Pro/New Folder/Oswald_v2font.asset</w:t>
-      </w:r>
-    </w:p>
-    <w:p>
-      <w:pPr>
-        <w:numPr>
-          <w:ilvl w:val="0"/>
-          <w:numId w:val="1"/>
-        </w:numPr>
-        <w:spacing w:after="60"/>
-      </w:pPr>
-      <w:r>
-        <w:rPr>
-          <w:color w:val="333333"/>
-          <w:sz w:val="20"/>
-        </w:rPr>
-        <w:t xml:space="preserve">Assets/TextMesh Pro/Resources/Fonts &amp; Materials/LiberationSans SDF - Fallback.asset</w:t>
-      </w:r>
-    </w:p>
-    <w:p>
-      <w:pPr>
-        <w:numPr>
-          <w:ilvl w:val="0"/>
-          <w:numId w:val="1"/>
-        </w:numPr>
-        <w:spacing w:after="60"/>
-      </w:pPr>
-      <w:r>
-        <w:rPr>
-          <w:color w:val="333333"/>
-          <w:sz w:val="20"/>
-        </w:rPr>
-        <w:t xml:space="preserve">Assets/Texture/UI/HpBar/fillbossbar_blue.png</w:t>
-      </w:r>
-    </w:p>
-    <w:p>
-      <w:pPr>
-        <w:numPr>
-          <w:ilvl w:val="0"/>
-          <w:numId w:val="1"/>
-        </w:numPr>
-        <w:spacing w:after="60"/>
-      </w:pPr>
-      <w:r>
-        <w:rPr>
-          <w:color w:val="333333"/>
-          <w:sz w:val="20"/>
-        </w:rPr>
-        <w:t xml:space="preserve">Packages/manifest.json</w:t>
-      </w:r>
-    </w:p>
-    <w:p>
-      <w:pPr>
-        <w:numPr>
-          <w:ilvl w:val="0"/>
-          <w:numId w:val="1"/>
-        </w:numPr>
-        <w:spacing w:after="60"/>
-      </w:pPr>
-      <w:r>
-        <w:rPr>
-          <w:color w:val="333333"/>
-          <w:sz w:val="20"/>
-        </w:rPr>
-        <w:t xml:space="preserve">Packages/packages-lock.json</w:t>
-      </w:r>
-    </w:p>
-    <w:p>
-      <w:pPr>
-        <w:numPr>
-          <w:ilvl w:val="0"/>
-          <w:numId w:val="1"/>
-        </w:numPr>
-        <w:spacing w:after="60"/>
-      </w:pPr>
-      <w:r>
-        <w:rPr>
-          <w:color w:val="333333"/>
-          <w:sz w:val="20"/>
-        </w:rPr>
-        <w:t xml:space="preserve">ProjectSettings/ProjectSettings.asset</w:t>
-      </w:r>
-    </w:p>
-    <w:p>
-      <w:pPr>
-        <w:numPr>
-          <w:ilvl w:val="0"/>
-          <w:numId w:val="1"/>
-        </w:numPr>
-        <w:spacing w:after="60"/>
-      </w:pPr>
-      <w:r>
-        <w:rPr>
-          <w:color w:val="333333"/>
-          <w:sz w:val="20"/>
-        </w:rPr>
-        <w:t xml:space="preserve">"UpgradesSheet - \320\233\320\270\321\201\321\2021.csv"</w:t>
-      </w:r>
-    </w:p>
-    <w:p>
-      <w:pPr>
-        <w:numPr>
-          <w:ilvl w:val="0"/>
-          <w:numId w:val="1"/>
-        </w:numPr>
-        <w:spacing w:after="60"/>
-      </w:pPr>
-      <w:r>
-        <w:rPr>
-          <w:color w:val="333333"/>
-          <w:sz w:val="20"/>
-        </w:rPr>
-        <w:t xml:space="preserve">"WeaponSheet - \320\233\320\270\321\201\321\2021.csv"</w:t>
+        <w:t xml:space="preserve">Assets/Script/UI/AudioManager.cs</w:t>
       </w:r>
     </w:p>
     <w:p>

--- a/docs/История_изменений.docx
+++ b/docs/История_изменений.docx
@@ -47,7 +47,7 @@
           <w:b/>
           <w:sz w:val="22"/>
         </w:rPr>
-        <w:t xml:space="preserve">Всего коммитов: 15</w:t>
+        <w:t xml:space="preserve">Всего коммитов: 16</w:t>
       </w:r>
     </w:p>
     <w:p>
@@ -5726,35 +5726,174 @@
           <w:color w:val="666666"/>
           <w:sz w:val="20"/>
         </w:rPr>
+        <w:t xml:space="preserve">Коммит 7f81291 · 2026-07-05</w:t>
+      </w:r>
+    </w:p>
+    <w:p>
+      <w:pPr>
+        <w:spacing w:after="40"/>
+      </w:pPr>
+      <w:r>
+        <w:rPr>
+          <w:b/>
+          <w:sz w:val="22"/>
+        </w:rPr>
+        <w:t xml:space="preserve">Описание:</w:t>
+      </w:r>
+    </w:p>
+    <w:p>
+      <w:pPr>
+        <w:numPr>
+          <w:ilvl w:val="0"/>
+          <w:numId w:val="1"/>
+        </w:numPr>
+        <w:spacing w:after="60"/>
+      </w:pPr>
+      <w:r>
+        <w:rPr>
+          <w:sz w:val="22"/>
+        </w:rPr>
+        <w:t xml:space="preserve">AudioManager при потере фокуса окна ошибочно трактовал приглушённый Unity источник (isPlaying=false) как "трек закончился" и запускал новый трек с начала.</w:t>
+      </w:r>
+    </w:p>
+    <w:p>
+      <w:pPr>
+        <w:numPr>
+          <w:ilvl w:val="0"/>
+          <w:numId w:val="1"/>
+        </w:numPr>
+        <w:spacing w:after="60"/>
+      </w:pPr>
+      <w:r>
+        <w:rPr>
+          <w:sz w:val="22"/>
+        </w:rPr>
+        <w:t xml:space="preserve">Update пропускается, пока !Application.isFocused (окно свёрнуто / открыто другое приложение)</w:t>
+      </w:r>
+    </w:p>
+    <w:p>
+      <w:pPr>
+        <w:numPr>
+          <w:ilvl w:val="0"/>
+          <w:numId w:val="1"/>
+        </w:numPr>
+        <w:spacing w:after="60"/>
+      </w:pPr>
+      <w:r>
+        <w:rPr>
+          <w:sz w:val="22"/>
+        </w:rPr>
+        <w:t xml:space="preserve">Конец трека определяется по позиции воспроизведения, а не по одному !isPlaying: доиграл до конца -&gt; следующий трек; прервали в середине -&gt; продолжаем с сохранённой позиции</w:t>
+      </w:r>
+    </w:p>
+    <w:p>
+      <w:pPr>
+        <w:numPr>
+          <w:ilvl w:val="0"/>
+          <w:numId w:val="1"/>
+        </w:numPr>
+        <w:spacing w:after="60"/>
+      </w:pPr>
+      <w:r>
+        <w:rPr>
+          <w:sz w:val="22"/>
+        </w:rPr>
+        <w:t xml:space="preserve">Позиция сбрасывается при старте нового трека</w:t>
+      </w:r>
+    </w:p>
+    <w:p>
+      <w:pPr>
+        <w:spacing w:after="40"/>
+      </w:pPr>
+      <w:r>
+        <w:rPr>
+          <w:b/>
+          <w:sz w:val="22"/>
+        </w:rPr>
+        <w:t xml:space="preserve">Затронутые файлы:</w:t>
+      </w:r>
+    </w:p>
+    <w:p>
+      <w:pPr>
+        <w:numPr>
+          <w:ilvl w:val="0"/>
+          <w:numId w:val="1"/>
+        </w:numPr>
+        <w:spacing w:after="60"/>
+      </w:pPr>
+      <w:r>
+        <w:rPr>
+          <w:color w:val="333333"/>
+          <w:sz w:val="20"/>
+        </w:rPr>
+        <w:t xml:space="preserve">Assets/Script/UI/AudioManager.cs</w:t>
+      </w:r>
+    </w:p>
+    <w:p>
+      <w:pPr>
+        <w:numPr>
+          <w:ilvl w:val="0"/>
+          <w:numId w:val="1"/>
+        </w:numPr>
+        <w:spacing w:after="60"/>
+      </w:pPr>
+      <w:r>
+        <w:rPr>
+          <w:color w:val="333333"/>
+          <w:sz w:val="20"/>
+        </w:rPr>
+        <w:t xml:space="preserve">"docs/\320\230\321\201\321\202\320\276\321\200\320\270\321\217_\320\270\320\267\320\274\320\265\320\275\320\265\320\275\320\270\320\271.docx"</w:t>
+      </w:r>
+    </w:p>
+    <w:p>
+      <w:pPr>
+        <w:spacing w:after="120"/>
+      </w:pPr>
+      <w:r>
+        <w:rPr>
+          <w:sz w:val="10"/>
+        </w:rPr>
+        <w:t xml:space="preserve"> </w:t>
+      </w:r>
+    </w:p>
+    <w:p>
+      <w:pPr>
+        <w:spacing w:after="40"/>
+      </w:pPr>
+      <w:r>
+        <w:rPr>
+          <w:b/>
+          <w:sz w:val="28"/>
+        </w:rPr>
+        <w:t xml:space="preserve">17. </w:t>
+      </w:r>
+      <w:r>
+        <w:rPr>
+          <w:b/>
+          <w:color w:val="8A5A00"/>
+          <w:sz w:val="28"/>
+        </w:rPr>
+        <w:t xml:space="preserve">[BALANCE] </w:t>
+      </w:r>
+      <w:r>
+        <w:rPr>
+          <w:b/>
+          <w:sz w:val="28"/>
+        </w:rPr>
+        <w:t xml:space="preserve">ребаланс под сессию 20-25 минут (экономика, боссы, рост врагов)</w:t>
+      </w:r>
+    </w:p>
+    <w:p>
+      <w:pPr>
+        <w:spacing w:after="120"/>
+      </w:pPr>
+      <w:r>
+        <w:rPr>
+          <w:i/>
+          <w:color w:val="666666"/>
+          <w:sz w:val="20"/>
+        </w:rPr>
         <w:t xml:space="preserve">Коммит (готовится) · —  (блок обновится настоящим хэшем после коммита)</w:t>
-      </w:r>
-    </w:p>
-    <w:p>
-      <w:pPr>
-        <w:spacing w:after="40"/>
-      </w:pPr>
-      <w:r>
-        <w:rPr>
-          <w:b/>
-          <w:sz w:val="22"/>
-        </w:rPr>
-        <w:t xml:space="preserve">Затронутые файлы:</w:t>
-      </w:r>
-    </w:p>
-    <w:p>
-      <w:pPr>
-        <w:numPr>
-          <w:ilvl w:val="0"/>
-          <w:numId w:val="1"/>
-        </w:numPr>
-        <w:spacing w:after="60"/>
-      </w:pPr>
-      <w:r>
-        <w:rPr>
-          <w:color w:val="333333"/>
-          <w:sz w:val="20"/>
-        </w:rPr>
-        <w:t xml:space="preserve">Assets/Script/UI/AudioManager.cs</w:t>
       </w:r>
     </w:p>
     <w:p>

--- a/docs/История_изменений.docx
+++ b/docs/История_изменений.docx
@@ -47,7 +47,7 @@
           <w:b/>
           <w:sz w:val="22"/>
         </w:rPr>
-        <w:t xml:space="preserve">Всего коммитов: 16</w:t>
+        <w:t xml:space="preserve">Всего коммитов: 17</w:t>
       </w:r>
     </w:p>
     <w:p>
@@ -5881,6 +5881,412 @@
           <w:sz w:val="28"/>
         </w:rPr>
         <w:t xml:space="preserve">ребаланс под сессию 20-25 минут (экономика, боссы, рост врагов)</w:t>
+      </w:r>
+    </w:p>
+    <w:p>
+      <w:pPr>
+        <w:spacing w:after="120"/>
+      </w:pPr>
+      <w:r>
+        <w:rPr>
+          <w:i/>
+          <w:color w:val="666666"/>
+          <w:sz w:val="20"/>
+        </w:rPr>
+        <w:t xml:space="preserve">Коммит ce74754 · 2026-07-06</w:t>
+      </w:r>
+    </w:p>
+    <w:p>
+      <w:pPr>
+        <w:spacing w:after="40"/>
+      </w:pPr>
+      <w:r>
+        <w:rPr>
+          <w:b/>
+          <w:sz w:val="22"/>
+        </w:rPr>
+        <w:t xml:space="preserve">Описание:</w:t>
+      </w:r>
+    </w:p>
+    <w:p>
+      <w:pPr>
+        <w:numPr>
+          <w:ilvl w:val="0"/>
+          <w:numId w:val="1"/>
+        </w:numPr>
+        <w:spacing w:after="60"/>
+      </w:pPr>
+      <w:r>
+        <w:rPr>
+          <w:sz w:val="22"/>
+        </w:rPr>
+        <w:t xml:space="preserve">Экономика: PassiveGold +2/с -&gt; +1/с, исчезает из магазина после 5 покупок (кап +5/с); GoldMine максимум 2 покупки (+20%); процентный бонус к золоту больше не множит пассивный доход — награда "+N/с" даёт ровно номинал (фикс расхождения тултипа)</w:t>
+      </w:r>
+    </w:p>
+    <w:p>
+      <w:pPr>
+        <w:numPr>
+          <w:ilvl w:val="0"/>
+          <w:numId w:val="1"/>
+        </w:numPr>
+        <w:spacing w:after="60"/>
+      </w:pPr>
+      <w:r>
+        <w:rPr>
+          <w:sz w:val="22"/>
+        </w:rPr>
+        <w:t xml:space="preserve">Боссы: урон растёт по корню из множителя сложности (нет ваншота башни на 30-й минуте), HP линейно x1.5; награда босса 30 -&gt; 150 золота</w:t>
+      </w:r>
+    </w:p>
+    <w:p>
+      <w:pPr>
+        <w:numPr>
+          <w:ilvl w:val="0"/>
+          <w:numId w:val="1"/>
+        </w:numPr>
+        <w:spacing w:after="60"/>
+      </w:pPr>
+      <w:r>
+        <w:rPr>
+          <w:sz w:val="22"/>
+        </w:rPr>
+        <w:t xml:space="preserve">Враги: рост множителя 2.5% -&gt; 3.5%/волну (ускорение x1.5 с 12 мин, x3 с 20 мин), +1 золото за каждые 20 волн; стартовое золото 300</w:t>
+      </w:r>
+    </w:p>
+    <w:p>
+      <w:pPr>
+        <w:numPr>
+          <w:ilvl w:val="0"/>
+          <w:numId w:val="1"/>
+        </w:numPr>
+        <w:spacing w:after="60"/>
+      </w:pPr>
+      <w:r>
+        <w:rPr>
+          <w:sz w:val="22"/>
+        </w:rPr>
+        <w:t xml:space="preserve">Генератор: +1% урона каждые 10 сек (вместо +4%/60с), тултип показывает реальные значения</w:t>
+      </w:r>
+    </w:p>
+    <w:p>
+      <w:pPr>
+        <w:numPr>
+          <w:ilvl w:val="0"/>
+          <w:numId w:val="1"/>
+        </w:numPr>
+        <w:spacing w:after="60"/>
+      </w:pPr>
+      <w:r>
+        <w:rPr>
+          <w:sz w:val="22"/>
+        </w:rPr>
+        <w:t xml:space="preserve">Локали (6 языков) + CSV: тексты генератора и GoldMine приведены к фактике</w:t>
+      </w:r>
+    </w:p>
+    <w:p>
+      <w:pPr>
+        <w:spacing w:after="40"/>
+      </w:pPr>
+      <w:r>
+        <w:rPr>
+          <w:b/>
+          <w:sz w:val="22"/>
+        </w:rPr>
+        <w:t xml:space="preserve">Затронутые файлы:</w:t>
+      </w:r>
+    </w:p>
+    <w:p>
+      <w:pPr>
+        <w:numPr>
+          <w:ilvl w:val="0"/>
+          <w:numId w:val="1"/>
+        </w:numPr>
+        <w:spacing w:after="60"/>
+      </w:pPr>
+      <w:r>
+        <w:rPr>
+          <w:color w:val="333333"/>
+          <w:sz w:val="20"/>
+        </w:rPr>
+        <w:t xml:space="preserve">Assets/Localization/Locales/Upgrade Labels/Upgrade Labels_de.asset</w:t>
+      </w:r>
+    </w:p>
+    <w:p>
+      <w:pPr>
+        <w:numPr>
+          <w:ilvl w:val="0"/>
+          <w:numId w:val="1"/>
+        </w:numPr>
+        <w:spacing w:after="60"/>
+      </w:pPr>
+      <w:r>
+        <w:rPr>
+          <w:color w:val="333333"/>
+          <w:sz w:val="20"/>
+        </w:rPr>
+        <w:t xml:space="preserve">Assets/Localization/Locales/Upgrade Labels/Upgrade Labels_en.asset</w:t>
+      </w:r>
+    </w:p>
+    <w:p>
+      <w:pPr>
+        <w:numPr>
+          <w:ilvl w:val="0"/>
+          <w:numId w:val="1"/>
+        </w:numPr>
+        <w:spacing w:after="60"/>
+      </w:pPr>
+      <w:r>
+        <w:rPr>
+          <w:color w:val="333333"/>
+          <w:sz w:val="20"/>
+        </w:rPr>
+        <w:t xml:space="preserve">Assets/Localization/Locales/Upgrade Labels/Upgrade Labels_es.asset</w:t>
+      </w:r>
+    </w:p>
+    <w:p>
+      <w:pPr>
+        <w:numPr>
+          <w:ilvl w:val="0"/>
+          <w:numId w:val="1"/>
+        </w:numPr>
+        <w:spacing w:after="60"/>
+      </w:pPr>
+      <w:r>
+        <w:rPr>
+          <w:color w:val="333333"/>
+          <w:sz w:val="20"/>
+        </w:rPr>
+        <w:t xml:space="preserve">Assets/Localization/Locales/Upgrade Labels/Upgrade Labels_fr.asset</w:t>
+      </w:r>
+    </w:p>
+    <w:p>
+      <w:pPr>
+        <w:numPr>
+          <w:ilvl w:val="0"/>
+          <w:numId w:val="1"/>
+        </w:numPr>
+        <w:spacing w:after="60"/>
+      </w:pPr>
+      <w:r>
+        <w:rPr>
+          <w:color w:val="333333"/>
+          <w:sz w:val="20"/>
+        </w:rPr>
+        <w:t xml:space="preserve">Assets/Localization/Locales/Upgrade Labels/Upgrade Labels_pt.asset</w:t>
+      </w:r>
+    </w:p>
+    <w:p>
+      <w:pPr>
+        <w:numPr>
+          <w:ilvl w:val="0"/>
+          <w:numId w:val="1"/>
+        </w:numPr>
+        <w:spacing w:after="60"/>
+      </w:pPr>
+      <w:r>
+        <w:rPr>
+          <w:color w:val="333333"/>
+          <w:sz w:val="20"/>
+        </w:rPr>
+        <w:t xml:space="preserve">Assets/Localization/Locales/Upgrade Labels/Upgrade Labels_ru.asset</w:t>
+      </w:r>
+    </w:p>
+    <w:p>
+      <w:pPr>
+        <w:numPr>
+          <w:ilvl w:val="0"/>
+          <w:numId w:val="1"/>
+        </w:numPr>
+        <w:spacing w:after="60"/>
+      </w:pPr>
+      <w:r>
+        <w:rPr>
+          <w:color w:val="333333"/>
+          <w:sz w:val="20"/>
+        </w:rPr>
+        <w:t xml:space="preserve">Assets/Prefab/Enemy/Boss/BossMonster.prefab</w:t>
+      </w:r>
+    </w:p>
+    <w:p>
+      <w:pPr>
+        <w:numPr>
+          <w:ilvl w:val="0"/>
+          <w:numId w:val="1"/>
+        </w:numPr>
+        <w:spacing w:after="60"/>
+      </w:pPr>
+      <w:r>
+        <w:rPr>
+          <w:color w:val="333333"/>
+          <w:sz w:val="20"/>
+        </w:rPr>
+        <w:t xml:space="preserve">Assets/Prefab/Upgrade/Tier1/PassiveGold_1Tier.asset</w:t>
+      </w:r>
+    </w:p>
+    <w:p>
+      <w:pPr>
+        <w:numPr>
+          <w:ilvl w:val="0"/>
+          <w:numId w:val="1"/>
+        </w:numPr>
+        <w:spacing w:after="60"/>
+      </w:pPr>
+      <w:r>
+        <w:rPr>
+          <w:color w:val="333333"/>
+          <w:sz w:val="20"/>
+        </w:rPr>
+        <w:t xml:space="preserve">Assets/Prefab/Upgrade/Tier2/Generator.asset</w:t>
+      </w:r>
+    </w:p>
+    <w:p>
+      <w:pPr>
+        <w:numPr>
+          <w:ilvl w:val="0"/>
+          <w:numId w:val="1"/>
+        </w:numPr>
+        <w:spacing w:after="60"/>
+      </w:pPr>
+      <w:r>
+        <w:rPr>
+          <w:color w:val="333333"/>
+          <w:sz w:val="20"/>
+        </w:rPr>
+        <w:t xml:space="preserve">Assets/Prefab/Upgrade/Tier2/GoldMine.asset</w:t>
+      </w:r>
+    </w:p>
+    <w:p>
+      <w:pPr>
+        <w:numPr>
+          <w:ilvl w:val="0"/>
+          <w:numId w:val="1"/>
+        </w:numPr>
+        <w:spacing w:after="60"/>
+      </w:pPr>
+      <w:r>
+        <w:rPr>
+          <w:color w:val="333333"/>
+          <w:sz w:val="20"/>
+        </w:rPr>
+        <w:t xml:space="preserve">Assets/Scenes/MainScene.unity</w:t>
+      </w:r>
+    </w:p>
+    <w:p>
+      <w:pPr>
+        <w:numPr>
+          <w:ilvl w:val="0"/>
+          <w:numId w:val="1"/>
+        </w:numPr>
+        <w:spacing w:after="60"/>
+      </w:pPr>
+      <w:r>
+        <w:rPr>
+          <w:color w:val="333333"/>
+          <w:sz w:val="20"/>
+        </w:rPr>
+        <w:t xml:space="preserve">Assets/Script/Boss/BossManager.cs</w:t>
+      </w:r>
+    </w:p>
+    <w:p>
+      <w:pPr>
+        <w:numPr>
+          <w:ilvl w:val="0"/>
+          <w:numId w:val="1"/>
+        </w:numPr>
+        <w:spacing w:after="60"/>
+      </w:pPr>
+      <w:r>
+        <w:rPr>
+          <w:color w:val="333333"/>
+          <w:sz w:val="20"/>
+        </w:rPr>
+        <w:t xml:space="preserve">Assets/Script/EnemySpawner.cs</w:t>
+      </w:r>
+    </w:p>
+    <w:p>
+      <w:pPr>
+        <w:numPr>
+          <w:ilvl w:val="0"/>
+          <w:numId w:val="1"/>
+        </w:numPr>
+        <w:spacing w:after="60"/>
+      </w:pPr>
+      <w:r>
+        <w:rPr>
+          <w:color w:val="333333"/>
+          <w:sz w:val="20"/>
+        </w:rPr>
+        <w:t xml:space="preserve">Assets/Script/GoldManager.cs</w:t>
+      </w:r>
+    </w:p>
+    <w:p>
+      <w:pPr>
+        <w:numPr>
+          <w:ilvl w:val="0"/>
+          <w:numId w:val="1"/>
+        </w:numPr>
+        <w:spacing w:after="60"/>
+      </w:pPr>
+      <w:r>
+        <w:rPr>
+          <w:color w:val="333333"/>
+          <w:sz w:val="20"/>
+        </w:rPr>
+        <w:t xml:space="preserve">"UpgradesSheet - \320\233\320\270\321\201\321\2021.csv"</w:t>
+      </w:r>
+    </w:p>
+    <w:p>
+      <w:pPr>
+        <w:numPr>
+          <w:ilvl w:val="0"/>
+          <w:numId w:val="1"/>
+        </w:numPr>
+        <w:spacing w:after="60"/>
+      </w:pPr>
+      <w:r>
+        <w:rPr>
+          <w:color w:val="333333"/>
+          <w:sz w:val="20"/>
+        </w:rPr>
+        <w:t xml:space="preserve">"docs/\320\230\321\201\321\202\320\276\321\200\320\270\321\217_\320\270\320\267\320\274\320\265\320\275\320\265\320\275\320\270\320\271.docx"</w:t>
+      </w:r>
+    </w:p>
+    <w:p>
+      <w:pPr>
+        <w:spacing w:after="120"/>
+      </w:pPr>
+      <w:r>
+        <w:rPr>
+          <w:sz w:val="10"/>
+        </w:rPr>
+        <w:t xml:space="preserve"> </w:t>
+      </w:r>
+    </w:p>
+    <w:p>
+      <w:pPr>
+        <w:spacing w:after="40"/>
+      </w:pPr>
+      <w:r>
+        <w:rPr>
+          <w:b/>
+          <w:sz w:val="28"/>
+        </w:rPr>
+        <w:t xml:space="preserve">18. </w:t>
+      </w:r>
+      <w:r>
+        <w:rPr>
+          <w:b/>
+          <w:color w:val="1F7A1F"/>
+          <w:sz w:val="28"/>
+        </w:rPr>
+        <w:t xml:space="preserve">[FEAT] </w:t>
+      </w:r>
+      <w:r>
+        <w:rPr>
+          <w:b/>
+          <w:sz w:val="28"/>
+        </w:rPr>
+        <w:t xml:space="preserve">новая кнопка выбора языка + авторазмер локализованных текстов UI</w:t>
       </w:r>
     </w:p>
     <w:p>

--- a/docs/История_изменений.docx
+++ b/docs/История_изменений.docx
@@ -47,7 +47,7 @@
           <w:b/>
           <w:sz w:val="22"/>
         </w:rPr>
-        <w:t xml:space="preserve">Всего коммитов: 17</w:t>
+        <w:t xml:space="preserve">Всего коммитов: 18</w:t>
       </w:r>
     </w:p>
     <w:p>
@@ -6287,6 +6287,237 @@
           <w:sz w:val="28"/>
         </w:rPr>
         <w:t xml:space="preserve">новая кнопка выбора языка + авторазмер локализованных текстов UI</w:t>
+      </w:r>
+    </w:p>
+    <w:p>
+      <w:pPr>
+        <w:spacing w:after="120"/>
+      </w:pPr>
+      <w:r>
+        <w:rPr>
+          <w:i/>
+          <w:color w:val="666666"/>
+          <w:sz w:val="20"/>
+        </w:rPr>
+        <w:t xml:space="preserve">Коммит d8db410 · 2026-07-07</w:t>
+      </w:r>
+    </w:p>
+    <w:p>
+      <w:pPr>
+        <w:spacing w:after="40"/>
+      </w:pPr>
+      <w:r>
+        <w:rPr>
+          <w:b/>
+          <w:sz w:val="22"/>
+        </w:rPr>
+        <w:t xml:space="preserve">Описание:</w:t>
+      </w:r>
+    </w:p>
+    <w:p>
+      <w:pPr>
+        <w:numPr>
+          <w:ilvl w:val="0"/>
+          <w:numId w:val="1"/>
+        </w:numPr>
+        <w:spacing w:after="60"/>
+      </w:pPr>
+      <w:r>
+        <w:rPr>
+          <w:sz w:val="22"/>
+        </w:rPr>
+        <w:t xml:space="preserve">LanguageSelector (LanguagesV2 в главном меню): кнопка показывает текущий язык, по клику открывается список остальных языков (текущий исключён, выбор мгновенно перестраивает список). Старый TMP_Dropdown (Languages) выключен, не удалён</w:t>
+      </w:r>
+    </w:p>
+    <w:p>
+      <w:pPr>
+        <w:numPr>
+          <w:ilvl w:val="0"/>
+          <w:numId w:val="1"/>
+        </w:numPr>
+        <w:spacing w:after="60"/>
+      </w:pPr>
+      <w:r>
+        <w:rPr>
+          <w:sz w:val="22"/>
+        </w:rPr>
+        <w:t xml:space="preserve">UniformTextSizeGroup: кнопки одной панели всегда получают одинаковый размер шрифта (минимальный из оптимумов авторазмера); группы на меню, паузе, Game Over, журнале и наградах босса; пересчёт при смене локали автоматический</w:t>
+      </w:r>
+    </w:p>
+    <w:p>
+      <w:pPr>
+        <w:numPr>
+          <w:ilvl w:val="0"/>
+          <w:numId w:val="1"/>
+        </w:numPr>
+        <w:spacing w:after="60"/>
+      </w:pPr>
+      <w:r>
+        <w:rPr>
+          <w:sz w:val="22"/>
+        </w:rPr>
+        <w:t xml:space="preserve">Все 28 локализованных меток проверены во всех 6 локалях: авторазмер, растянутые ректы лейблов кнопок, обнулены отрицательные TMP margins (из-за них текст торчал за кнопку — «Démarrer la partie»), подпись громкости больше не вылезает за экран</w:t>
+      </w:r>
+    </w:p>
+    <w:p>
+      <w:pPr>
+        <w:numPr>
+          <w:ilvl w:val="0"/>
+          <w:numId w:val="1"/>
+        </w:numPr>
+        <w:spacing w:after="60"/>
+      </w:pPr>
+      <w:r>
+        <w:rPr>
+          <w:sz w:val="22"/>
+        </w:rPr>
+        <w:t xml:space="preserve">Авторазмер именам в префабах строк журнала и окна статистики урона</w:t>
+      </w:r>
+    </w:p>
+    <w:p>
+      <w:pPr>
+        <w:spacing w:after="40"/>
+      </w:pPr>
+      <w:r>
+        <w:rPr>
+          <w:b/>
+          <w:sz w:val="22"/>
+        </w:rPr>
+        <w:t xml:space="preserve">Затронутые файлы:</w:t>
+      </w:r>
+    </w:p>
+    <w:p>
+      <w:pPr>
+        <w:numPr>
+          <w:ilvl w:val="0"/>
+          <w:numId w:val="1"/>
+        </w:numPr>
+        <w:spacing w:after="60"/>
+      </w:pPr>
+      <w:r>
+        <w:rPr>
+          <w:color w:val="333333"/>
+          <w:sz w:val="20"/>
+        </w:rPr>
+        <w:t xml:space="preserve">Assets/Prefab/Statistics/WeaponStatItem.prefab</w:t>
+      </w:r>
+    </w:p>
+    <w:p>
+      <w:pPr>
+        <w:numPr>
+          <w:ilvl w:val="0"/>
+          <w:numId w:val="1"/>
+        </w:numPr>
+        <w:spacing w:after="60"/>
+      </w:pPr>
+      <w:r>
+        <w:rPr>
+          <w:color w:val="333333"/>
+          <w:sz w:val="20"/>
+        </w:rPr>
+        <w:t xml:space="preserve">Assets/Prefab/UI/JournalEntry.prefab</w:t>
+      </w:r>
+    </w:p>
+    <w:p>
+      <w:pPr>
+        <w:numPr>
+          <w:ilvl w:val="0"/>
+          <w:numId w:val="1"/>
+        </w:numPr>
+        <w:spacing w:after="60"/>
+      </w:pPr>
+      <w:r>
+        <w:rPr>
+          <w:color w:val="333333"/>
+          <w:sz w:val="20"/>
+        </w:rPr>
+        <w:t xml:space="preserve">Assets/Scenes/MainScene.unity</w:t>
+      </w:r>
+    </w:p>
+    <w:p>
+      <w:pPr>
+        <w:numPr>
+          <w:ilvl w:val="0"/>
+          <w:numId w:val="1"/>
+        </w:numPr>
+        <w:spacing w:after="60"/>
+      </w:pPr>
+      <w:r>
+        <w:rPr>
+          <w:color w:val="333333"/>
+          <w:sz w:val="20"/>
+        </w:rPr>
+        <w:t xml:space="preserve">Assets/Script/UI/LanguageSelector.cs</w:t>
+      </w:r>
+    </w:p>
+    <w:p>
+      <w:pPr>
+        <w:numPr>
+          <w:ilvl w:val="0"/>
+          <w:numId w:val="1"/>
+        </w:numPr>
+        <w:spacing w:after="60"/>
+      </w:pPr>
+      <w:r>
+        <w:rPr>
+          <w:color w:val="333333"/>
+          <w:sz w:val="20"/>
+        </w:rPr>
+        <w:t xml:space="preserve">Assets/Script/UI/UniformTextSizeGroup.cs</w:t>
+      </w:r>
+    </w:p>
+    <w:p>
+      <w:pPr>
+        <w:numPr>
+          <w:ilvl w:val="0"/>
+          <w:numId w:val="1"/>
+        </w:numPr>
+        <w:spacing w:after="60"/>
+      </w:pPr>
+      <w:r>
+        <w:rPr>
+          <w:color w:val="333333"/>
+          <w:sz w:val="20"/>
+        </w:rPr>
+        <w:t xml:space="preserve">"docs/\320\230\321\201\321\202\320\276\321\200\320\270\321\217_\320\270\320\267\320\274\320\265\320\275\320\265\320\275\320\270\320\271.docx"</w:t>
+      </w:r>
+    </w:p>
+    <w:p>
+      <w:pPr>
+        <w:spacing w:after="120"/>
+      </w:pPr>
+      <w:r>
+        <w:rPr>
+          <w:sz w:val="10"/>
+        </w:rPr>
+        <w:t xml:space="preserve"> </w:t>
+      </w:r>
+    </w:p>
+    <w:p>
+      <w:pPr>
+        <w:spacing w:after="40"/>
+      </w:pPr>
+      <w:r>
+        <w:rPr>
+          <w:b/>
+          <w:sz w:val="28"/>
+        </w:rPr>
+        <w:t xml:space="preserve">19. </w:t>
+      </w:r>
+      <w:r>
+        <w:rPr>
+          <w:b/>
+          <w:color w:val="1F7A1F"/>
+          <w:sz w:val="28"/>
+        </w:rPr>
+        <w:t xml:space="preserve">[FEAT] </w:t>
+      </w:r>
+      <w:r>
+        <w:rPr>
+          <w:b/>
+          <w:sz w:val="28"/>
+        </w:rPr>
+        <w:t xml:space="preserve">микшер громкости музыки в панели паузы + fix NRE StateRestrictedButton</w:t>
       </w:r>
     </w:p>
     <w:p>

--- a/docs/История_изменений.docx
+++ b/docs/История_изменений.docx
@@ -47,7 +47,7 @@
           <w:b/>
           <w:sz w:val="22"/>
         </w:rPr>
-        <w:t xml:space="preserve">Всего коммитов: 18</w:t>
+        <w:t xml:space="preserve">Всего коммитов: 19</w:t>
       </w:r>
     </w:p>
     <w:p>
@@ -6518,6 +6518,174 @@
           <w:sz w:val="28"/>
         </w:rPr>
         <w:t xml:space="preserve">микшер громкости музыки в панели паузы + fix NRE StateRestrictedButton</w:t>
+      </w:r>
+    </w:p>
+    <w:p>
+      <w:pPr>
+        <w:spacing w:after="120"/>
+      </w:pPr>
+      <w:r>
+        <w:rPr>
+          <w:i/>
+          <w:color w:val="666666"/>
+          <w:sz w:val="20"/>
+        </w:rPr>
+        <w:t xml:space="preserve">Коммит c055e13 · 2026-07-07</w:t>
+      </w:r>
+    </w:p>
+    <w:p>
+      <w:pPr>
+        <w:spacing w:after="40"/>
+      </w:pPr>
+      <w:r>
+        <w:rPr>
+          <w:b/>
+          <w:sz w:val="22"/>
+        </w:rPr>
+        <w:t xml:space="preserve">Описание:</w:t>
+      </w:r>
+    </w:p>
+    <w:p>
+      <w:pPr>
+        <w:numPr>
+          <w:ilvl w:val="0"/>
+          <w:numId w:val="1"/>
+        </w:numPr>
+        <w:spacing w:after="60"/>
+      </w:pPr>
+      <w:r>
+        <w:rPr>
+          <w:sz w:val="22"/>
+        </w:rPr>
+        <w:t xml:space="preserve">PausePanel: слайдер громкости музыки (копия из главного меню, те же спрайты и локализованная подпись) между кнопками «Продолжить» и «В главное меню»; кнопка «В главное меню» сдвинута ниже, чтобы освободить место.</w:t>
+      </w:r>
+    </w:p>
+    <w:p>
+      <w:pPr>
+        <w:numPr>
+          <w:ilvl w:val="0"/>
+          <w:numId w:val="1"/>
+        </w:numPr>
+        <w:spacing w:after="60"/>
+      </w:pPr>
+      <w:r>
+        <w:rPr>
+          <w:sz w:val="22"/>
+        </w:rPr>
+        <w:t xml:space="preserve">Слайдер привязан к пустовавшему полю pauseSlider в VolumeUI — громкость синхронизируется с меню в обе стороны и сохраняется в PlayerPrefs.</w:t>
+      </w:r>
+    </w:p>
+    <w:p>
+      <w:pPr>
+        <w:numPr>
+          <w:ilvl w:val="0"/>
+          <w:numId w:val="1"/>
+        </w:numPr>
+        <w:spacing w:after="60"/>
+      </w:pPr>
+      <w:r>
+        <w:rPr>
+          <w:sz w:val="22"/>
+        </w:rPr>
+        <w:t xml:space="preserve">GameStateManager: [DefaultExecutionOrder(-100)] — Instance теперь готов до OnEnable подписчиков; убраны 7 NullReferenceException из StateRestrictedButton.cs:18 при каждом запуске сцены.</w:t>
+      </w:r>
+    </w:p>
+    <w:p>
+      <w:pPr>
+        <w:spacing w:after="40"/>
+      </w:pPr>
+      <w:r>
+        <w:rPr>
+          <w:b/>
+          <w:sz w:val="22"/>
+        </w:rPr>
+        <w:t xml:space="preserve">Затронутые файлы:</w:t>
+      </w:r>
+    </w:p>
+    <w:p>
+      <w:pPr>
+        <w:numPr>
+          <w:ilvl w:val="0"/>
+          <w:numId w:val="1"/>
+        </w:numPr>
+        <w:spacing w:after="60"/>
+      </w:pPr>
+      <w:r>
+        <w:rPr>
+          <w:color w:val="333333"/>
+          <w:sz w:val="20"/>
+        </w:rPr>
+        <w:t xml:space="preserve">Assets/Scenes/MainScene.unity</w:t>
+      </w:r>
+    </w:p>
+    <w:p>
+      <w:pPr>
+        <w:numPr>
+          <w:ilvl w:val="0"/>
+          <w:numId w:val="1"/>
+        </w:numPr>
+        <w:spacing w:after="60"/>
+      </w:pPr>
+      <w:r>
+        <w:rPr>
+          <w:color w:val="333333"/>
+          <w:sz w:val="20"/>
+        </w:rPr>
+        <w:t xml:space="preserve">Assets/Script/GameStateManager.cs</w:t>
+      </w:r>
+    </w:p>
+    <w:p>
+      <w:pPr>
+        <w:numPr>
+          <w:ilvl w:val="0"/>
+          <w:numId w:val="1"/>
+        </w:numPr>
+        <w:spacing w:after="60"/>
+      </w:pPr>
+      <w:r>
+        <w:rPr>
+          <w:color w:val="333333"/>
+          <w:sz w:val="20"/>
+        </w:rPr>
+        <w:t xml:space="preserve">"docs/\320\230\321\201\321\202\320\276\321\200\320\270\321\217_\320\270\320\267\320\274\320\265\320\275\320\265\320\275\320\270\320\271.docx"</w:t>
+      </w:r>
+    </w:p>
+    <w:p>
+      <w:pPr>
+        <w:spacing w:after="120"/>
+      </w:pPr>
+      <w:r>
+        <w:rPr>
+          <w:sz w:val="10"/>
+        </w:rPr>
+        <w:t xml:space="preserve"> </w:t>
+      </w:r>
+    </w:p>
+    <w:p>
+      <w:pPr>
+        <w:spacing w:after="40"/>
+      </w:pPr>
+      <w:r>
+        <w:rPr>
+          <w:b/>
+          <w:sz w:val="28"/>
+        </w:rPr>
+        <w:t xml:space="preserve">20. </w:t>
+      </w:r>
+      <w:r>
+        <w:rPr>
+          <w:b/>
+          <w:color w:val="1F7A1F"/>
+          <w:sz w:val="28"/>
+        </w:rPr>
+        <w:t xml:space="preserve">[FEAT] </w:t>
+      </w:r>
+      <w:r>
+        <w:rPr>
+          <w:b/>
+          <w:sz w:val="28"/>
+        </w:rPr>
+        <w:t xml:space="preserve">таблица лидеров в главном меню (UI на заглушке, бэкенд Steam Leaderboards)</w:t>
       </w:r>
     </w:p>
     <w:p>

--- a/docs/История_изменений.docx
+++ b/docs/История_изменений.docx
@@ -47,7 +47,7 @@
           <w:b/>
           <w:sz w:val="22"/>
         </w:rPr>
-        <w:t xml:space="preserve">Всего коммитов: 19</w:t>
+        <w:t xml:space="preserve">Всего коммитов: 20</w:t>
       </w:r>
     </w:p>
     <w:p>
@@ -6686,6 +6686,412 @@
           <w:sz w:val="28"/>
         </w:rPr>
         <w:t xml:space="preserve">таблица лидеров в главном меню (UI на заглушке, бэкенд Steam Leaderboards)</w:t>
+      </w:r>
+    </w:p>
+    <w:p>
+      <w:pPr>
+        <w:spacing w:after="120"/>
+      </w:pPr>
+      <w:r>
+        <w:rPr>
+          <w:i/>
+          <w:color w:val="666666"/>
+          <w:sz w:val="20"/>
+        </w:rPr>
+        <w:t xml:space="preserve">Коммит ced982a · 2026-07-08</w:t>
+      </w:r>
+    </w:p>
+    <w:p>
+      <w:pPr>
+        <w:spacing w:after="40"/>
+      </w:pPr>
+      <w:r>
+        <w:rPr>
+          <w:b/>
+          <w:sz w:val="22"/>
+        </w:rPr>
+        <w:t xml:space="preserve">Описание:</w:t>
+      </w:r>
+    </w:p>
+    <w:p>
+      <w:pPr>
+        <w:numPr>
+          <w:ilvl w:val="0"/>
+          <w:numId w:val="1"/>
+        </w:numPr>
+        <w:spacing w:after="60"/>
+      </w:pPr>
+      <w:r>
+        <w:rPr>
+          <w:sz w:val="22"/>
+        </w:rPr>
+        <w:t xml:space="preserve">Кнопка «Настройки» (Settings_button, была мис-вайрнута на StartMenu.StartGame) переделана в «Таблица лидеров» → открывает окно топ-результатов, прячет кнопки меню.</w:t>
+      </w:r>
+    </w:p>
+    <w:p>
+      <w:pPr>
+        <w:numPr>
+          <w:ilvl w:val="0"/>
+          <w:numId w:val="1"/>
+        </w:numPr>
+        <w:spacing w:after="60"/>
+      </w:pPr>
+      <w:r>
+        <w:rPr>
+          <w:sz w:val="22"/>
+        </w:rPr>
+        <w:t xml:space="preserve">Окно LeaderboardWindow — клон окна статистики урона (тёмный фон, заголовок, крестик basic_button справа-сверху, вертикальный скролл). Строка: позиция + аватар + ник + время забега. Один игрок может занимать несколько позиций.</w:t>
+      </w:r>
+    </w:p>
+    <w:p>
+      <w:pPr>
+        <w:numPr>
+          <w:ilvl w:val="0"/>
+          <w:numId w:val="1"/>
+        </w:numPr>
+        <w:spacing w:after="60"/>
+      </w:pPr>
+      <w:r>
+        <w:rPr>
+          <w:sz w:val="22"/>
+        </w:rPr>
+        <w:t xml:space="preserve">Архитектура через ILeaderboardService: сейчас StubLeaderboardService (фейковые данные + аватарки-заглушки). Боевая реализация — SteamLeaderboardService (Steamworks.NET + App ID): ник/аватар из SteamID, DownloadLeaderboardEntries/UploadLeaderboardScore. UI при подмене не меняется.</w:t>
+      </w:r>
+    </w:p>
+    <w:p>
+      <w:pPr>
+        <w:numPr>
+          <w:ilvl w:val="0"/>
+          <w:numId w:val="1"/>
+        </w:numPr>
+        <w:spacing w:after="60"/>
+      </w:pPr>
+      <w:r>
+        <w:rPr>
+          <w:sz w:val="22"/>
+        </w:rPr>
+        <w:t xml:space="preserve">Локализация: ключ ui.leaderboard (Game Labels) во всех 6 локалях.</w:t>
+      </w:r>
+    </w:p>
+    <w:p>
+      <w:pPr>
+        <w:numPr>
+          <w:ilvl w:val="0"/>
+          <w:numId w:val="1"/>
+        </w:numPr>
+        <w:spacing w:after="60"/>
+      </w:pPr>
+      <w:r>
+        <w:rPr>
+          <w:sz w:val="22"/>
+        </w:rPr>
+        <w:t xml:space="preserve">Префаб LeaderboardRow (Rank+Avatar+Name+Time) из WeaponStatItem.</w:t>
+      </w:r>
+    </w:p>
+    <w:p>
+      <w:pPr>
+        <w:spacing w:after="40"/>
+      </w:pPr>
+      <w:r>
+        <w:rPr>
+          <w:b/>
+          <w:sz w:val="22"/>
+        </w:rPr>
+        <w:t xml:space="preserve">Затронутые файлы:</w:t>
+      </w:r>
+    </w:p>
+    <w:p>
+      <w:pPr>
+        <w:numPr>
+          <w:ilvl w:val="0"/>
+          <w:numId w:val="1"/>
+        </w:numPr>
+        <w:spacing w:after="60"/>
+      </w:pPr>
+      <w:r>
+        <w:rPr>
+          <w:color w:val="333333"/>
+          <w:sz w:val="20"/>
+        </w:rPr>
+        <w:t xml:space="preserve">Assets/Localization/Locales/Game Labels/Game Labels Shared Data.asset</w:t>
+      </w:r>
+    </w:p>
+    <w:p>
+      <w:pPr>
+        <w:numPr>
+          <w:ilvl w:val="0"/>
+          <w:numId w:val="1"/>
+        </w:numPr>
+        <w:spacing w:after="60"/>
+      </w:pPr>
+      <w:r>
+        <w:rPr>
+          <w:color w:val="333333"/>
+          <w:sz w:val="20"/>
+        </w:rPr>
+        <w:t xml:space="preserve">Assets/Localization/Locales/Game Labels/Game Labels_de.asset</w:t>
+      </w:r>
+    </w:p>
+    <w:p>
+      <w:pPr>
+        <w:numPr>
+          <w:ilvl w:val="0"/>
+          <w:numId w:val="1"/>
+        </w:numPr>
+        <w:spacing w:after="60"/>
+      </w:pPr>
+      <w:r>
+        <w:rPr>
+          <w:color w:val="333333"/>
+          <w:sz w:val="20"/>
+        </w:rPr>
+        <w:t xml:space="preserve">Assets/Localization/Locales/Game Labels/Game Labels_en.asset</w:t>
+      </w:r>
+    </w:p>
+    <w:p>
+      <w:pPr>
+        <w:numPr>
+          <w:ilvl w:val="0"/>
+          <w:numId w:val="1"/>
+        </w:numPr>
+        <w:spacing w:after="60"/>
+      </w:pPr>
+      <w:r>
+        <w:rPr>
+          <w:color w:val="333333"/>
+          <w:sz w:val="20"/>
+        </w:rPr>
+        <w:t xml:space="preserve">Assets/Localization/Locales/Game Labels/Game Labels_es.asset</w:t>
+      </w:r>
+    </w:p>
+    <w:p>
+      <w:pPr>
+        <w:numPr>
+          <w:ilvl w:val="0"/>
+          <w:numId w:val="1"/>
+        </w:numPr>
+        <w:spacing w:after="60"/>
+      </w:pPr>
+      <w:r>
+        <w:rPr>
+          <w:color w:val="333333"/>
+          <w:sz w:val="20"/>
+        </w:rPr>
+        <w:t xml:space="preserve">Assets/Localization/Locales/Game Labels/Game Labels_fr.asset</w:t>
+      </w:r>
+    </w:p>
+    <w:p>
+      <w:pPr>
+        <w:numPr>
+          <w:ilvl w:val="0"/>
+          <w:numId w:val="1"/>
+        </w:numPr>
+        <w:spacing w:after="60"/>
+      </w:pPr>
+      <w:r>
+        <w:rPr>
+          <w:color w:val="333333"/>
+          <w:sz w:val="20"/>
+        </w:rPr>
+        <w:t xml:space="preserve">Assets/Localization/Locales/Game Labels/Game Labels_pt.asset</w:t>
+      </w:r>
+    </w:p>
+    <w:p>
+      <w:pPr>
+        <w:numPr>
+          <w:ilvl w:val="0"/>
+          <w:numId w:val="1"/>
+        </w:numPr>
+        <w:spacing w:after="60"/>
+      </w:pPr>
+      <w:r>
+        <w:rPr>
+          <w:color w:val="333333"/>
+          <w:sz w:val="20"/>
+        </w:rPr>
+        <w:t xml:space="preserve">Assets/Localization/Locales/Game Labels/Game Labels_ru.asset</w:t>
+      </w:r>
+    </w:p>
+    <w:p>
+      <w:pPr>
+        <w:numPr>
+          <w:ilvl w:val="0"/>
+          <w:numId w:val="1"/>
+        </w:numPr>
+        <w:spacing w:after="60"/>
+      </w:pPr>
+      <w:r>
+        <w:rPr>
+          <w:color w:val="333333"/>
+          <w:sz w:val="20"/>
+        </w:rPr>
+        <w:t xml:space="preserve">Assets/Prefab/UI/LeaderboardRow.prefab</w:t>
+      </w:r>
+    </w:p>
+    <w:p>
+      <w:pPr>
+        <w:numPr>
+          <w:ilvl w:val="0"/>
+          <w:numId w:val="1"/>
+        </w:numPr>
+        <w:spacing w:after="60"/>
+      </w:pPr>
+      <w:r>
+        <w:rPr>
+          <w:color w:val="333333"/>
+          <w:sz w:val="20"/>
+        </w:rPr>
+        <w:t xml:space="preserve">Assets/Scenes/MainScene.unity</w:t>
+      </w:r>
+    </w:p>
+    <w:p>
+      <w:pPr>
+        <w:numPr>
+          <w:ilvl w:val="0"/>
+          <w:numId w:val="1"/>
+        </w:numPr>
+        <w:spacing w:after="60"/>
+      </w:pPr>
+      <w:r>
+        <w:rPr>
+          <w:color w:val="333333"/>
+          <w:sz w:val="20"/>
+        </w:rPr>
+        <w:t xml:space="preserve">Assets/Script/UI/Leaderboard.meta</w:t>
+      </w:r>
+    </w:p>
+    <w:p>
+      <w:pPr>
+        <w:numPr>
+          <w:ilvl w:val="0"/>
+          <w:numId w:val="1"/>
+        </w:numPr>
+        <w:spacing w:after="60"/>
+      </w:pPr>
+      <w:r>
+        <w:rPr>
+          <w:color w:val="333333"/>
+          <w:sz w:val="20"/>
+        </w:rPr>
+        <w:t xml:space="preserve">Assets/Script/UI/Leaderboard/ILeaderboardService.cs</w:t>
+      </w:r>
+    </w:p>
+    <w:p>
+      <w:pPr>
+        <w:numPr>
+          <w:ilvl w:val="0"/>
+          <w:numId w:val="1"/>
+        </w:numPr>
+        <w:spacing w:after="60"/>
+      </w:pPr>
+      <w:r>
+        <w:rPr>
+          <w:color w:val="333333"/>
+          <w:sz w:val="20"/>
+        </w:rPr>
+        <w:t xml:space="preserve">Assets/Script/UI/Leaderboard/LeaderboardEntry.cs</w:t>
+      </w:r>
+    </w:p>
+    <w:p>
+      <w:pPr>
+        <w:numPr>
+          <w:ilvl w:val="0"/>
+          <w:numId w:val="1"/>
+        </w:numPr>
+        <w:spacing w:after="60"/>
+      </w:pPr>
+      <w:r>
+        <w:rPr>
+          <w:color w:val="333333"/>
+          <w:sz w:val="20"/>
+        </w:rPr>
+        <w:t xml:space="preserve">Assets/Script/UI/Leaderboard/LeaderboardEntryUI.cs</w:t>
+      </w:r>
+    </w:p>
+    <w:p>
+      <w:pPr>
+        <w:numPr>
+          <w:ilvl w:val="0"/>
+          <w:numId w:val="1"/>
+        </w:numPr>
+        <w:spacing w:after="60"/>
+      </w:pPr>
+      <w:r>
+        <w:rPr>
+          <w:color w:val="333333"/>
+          <w:sz w:val="20"/>
+        </w:rPr>
+        <w:t xml:space="preserve">Assets/Script/UI/Leaderboard/LeaderboardUI.cs</w:t>
+      </w:r>
+    </w:p>
+    <w:p>
+      <w:pPr>
+        <w:numPr>
+          <w:ilvl w:val="0"/>
+          <w:numId w:val="1"/>
+        </w:numPr>
+        <w:spacing w:after="60"/>
+      </w:pPr>
+      <w:r>
+        <w:rPr>
+          <w:color w:val="333333"/>
+          <w:sz w:val="20"/>
+        </w:rPr>
+        <w:t xml:space="preserve">Assets/Script/UI/Leaderboard/StubLeaderboardService.cs</w:t>
+      </w:r>
+    </w:p>
+    <w:p>
+      <w:pPr>
+        <w:numPr>
+          <w:ilvl w:val="0"/>
+          <w:numId w:val="1"/>
+        </w:numPr>
+        <w:spacing w:after="60"/>
+      </w:pPr>
+      <w:r>
+        <w:rPr>
+          <w:color w:val="333333"/>
+          <w:sz w:val="20"/>
+        </w:rPr>
+        <w:t xml:space="preserve">"docs/\320\230\321\201\321\202\320\276\321\200\320\270\321\217_\320\270\320\267\320\274\320\265\320\275\320\265\320\275\320\270\320\271.docx"</w:t>
+      </w:r>
+    </w:p>
+    <w:p>
+      <w:pPr>
+        <w:spacing w:after="120"/>
+      </w:pPr>
+      <w:r>
+        <w:rPr>
+          <w:sz w:val="10"/>
+        </w:rPr>
+        <w:t xml:space="preserve"> </w:t>
+      </w:r>
+    </w:p>
+    <w:p>
+      <w:pPr>
+        <w:spacing w:after="40"/>
+      </w:pPr>
+      <w:r>
+        <w:rPr>
+          <w:b/>
+          <w:sz w:val="28"/>
+        </w:rPr>
+        <w:t xml:space="preserve">21. </w:t>
+      </w:r>
+      <w:r>
+        <w:rPr>
+          <w:b/>
+          <w:color w:val="1F7A1F"/>
+          <w:sz w:val="28"/>
+        </w:rPr>
+        <w:t xml:space="preserve">[FEAT] </w:t>
+      </w:r>
+      <w:r>
+        <w:rPr>
+          <w:b/>
+          <w:sz w:val="28"/>
+        </w:rPr>
+        <w:t xml:space="preserve">интеграция Steam (Steamworks.NET) — реальный бэкенд таблицы лидеров</w:t>
       </w:r>
     </w:p>
     <w:p>

--- a/docs/История_изменений.docx
+++ b/docs/История_изменений.docx
@@ -47,7 +47,7 @@
           <w:b/>
           <w:sz w:val="22"/>
         </w:rPr>
-        <w:t xml:space="preserve">Всего коммитов: 20</w:t>
+        <w:t xml:space="preserve">Всего коммитов: 21</w:t>
       </w:r>
     </w:p>
     <w:p>
@@ -7092,6 +7092,300 @@
           <w:sz w:val="28"/>
         </w:rPr>
         <w:t xml:space="preserve">интеграция Steam (Steamworks.NET) — реальный бэкенд таблицы лидеров</w:t>
+      </w:r>
+    </w:p>
+    <w:p>
+      <w:pPr>
+        <w:spacing w:after="120"/>
+      </w:pPr>
+      <w:r>
+        <w:rPr>
+          <w:i/>
+          <w:color w:val="666666"/>
+          <w:sz w:val="20"/>
+        </w:rPr>
+        <w:t xml:space="preserve">Коммит ad6f080 · 2026-07-08</w:t>
+      </w:r>
+    </w:p>
+    <w:p>
+      <w:pPr>
+        <w:spacing w:after="40"/>
+      </w:pPr>
+      <w:r>
+        <w:rPr>
+          <w:b/>
+          <w:sz w:val="22"/>
+        </w:rPr>
+        <w:t xml:space="preserve">Описание:</w:t>
+      </w:r>
+    </w:p>
+    <w:p>
+      <w:pPr>
+        <w:numPr>
+          <w:ilvl w:val="0"/>
+          <w:numId w:val="1"/>
+        </w:numPr>
+        <w:spacing w:after="60"/>
+      </w:pPr>
+      <w:r>
+        <w:rPr>
+          <w:sz w:val="22"/>
+        </w:rPr>
+        <w:t xml:space="preserve">Пакет com.rlabrecque.steamworks.net (#20.2.0) через UPM git в manifest.json.</w:t>
+      </w:r>
+    </w:p>
+    <w:p>
+      <w:pPr>
+        <w:numPr>
+          <w:ilvl w:val="0"/>
+          <w:numId w:val="1"/>
+        </w:numPr>
+        <w:spacing w:after="60"/>
+      </w:pPr>
+      <w:r>
+        <w:rPr>
+          <w:sz w:val="22"/>
+        </w:rPr>
+        <w:t xml:space="preserve">SteamManager (канонический из Steamworks.NET): init/RunCallbacks/shutdown, DontDestroyOnLoad, под #if !DISABLESTEAMWORKS. GameObject добавлен в MainScene.</w:t>
+      </w:r>
+    </w:p>
+    <w:p>
+      <w:pPr>
+        <w:numPr>
+          <w:ilvl w:val="0"/>
+          <w:numId w:val="1"/>
+        </w:numPr>
+        <w:spacing w:after="60"/>
+      </w:pPr>
+      <w:r>
+        <w:rPr>
+          <w:sz w:val="22"/>
+        </w:rPr>
+        <w:t xml:space="preserve">SteamLeaderboardService (ILeaderboardService): FindOrCreateLeaderboard (Descending, TimeSeconds), DownloadLeaderboardEntries(Global) → ник (GetFriendPersonaName) + аватар (GetLargeFriendAvatar RGBA→Sprite), UploadLeaderboardScore(KeepBest). CallResult держатся полями. Тело под #if !DISABLESTEAMWORKS, иначе заглушки.</w:t>
+      </w:r>
+    </w:p>
+    <w:p>
+      <w:pPr>
+        <w:numPr>
+          <w:ilvl w:val="0"/>
+          <w:numId w:val="1"/>
+        </w:numPr>
+        <w:spacing w:after="60"/>
+      </w:pPr>
+      <w:r>
+        <w:rPr>
+          <w:sz w:val="22"/>
+        </w:rPr>
+        <w:t xml:space="preserve">Leaderboards (static-провайдер): один живой сервис на сеанс, выбор Steam/Stub по SteamManager.Initialized. Через него ходят LeaderboardUI (чтение) и GameOverController (SubmitTime времени забега). Имя лидерборда — serialize-поле (деф. SurvivalTime).</w:t>
+      </w:r>
+    </w:p>
+    <w:p>
+      <w:pPr>
+        <w:numPr>
+          <w:ilvl w:val="0"/>
+          <w:numId w:val="1"/>
+        </w:numPr>
+        <w:spacing w:after="60"/>
+      </w:pPr>
+      <w:r>
+        <w:rPr>
+          <w:sz w:val="22"/>
+        </w:rPr>
+        <w:t xml:space="preserve">Проверено в play mode: без Steam провайдер отдаёт заглушку, окно открывается. Живой Steam-путь тестируется из редактора при запущенном Steam + реальном App ID. steam_appid.txt (dev-файл, сейчас 480/Spacewar) в коммит не включён — заменить на реальный App ID локально.</w:t>
+      </w:r>
+    </w:p>
+    <w:p>
+      <w:pPr>
+        <w:spacing w:after="40"/>
+      </w:pPr>
+      <w:r>
+        <w:rPr>
+          <w:b/>
+          <w:sz w:val="22"/>
+        </w:rPr>
+        <w:t xml:space="preserve">Затронутые файлы:</w:t>
+      </w:r>
+    </w:p>
+    <w:p>
+      <w:pPr>
+        <w:numPr>
+          <w:ilvl w:val="0"/>
+          <w:numId w:val="1"/>
+        </w:numPr>
+        <w:spacing w:after="60"/>
+      </w:pPr>
+      <w:r>
+        <w:rPr>
+          <w:color w:val="333333"/>
+          <w:sz w:val="20"/>
+        </w:rPr>
+        <w:t xml:space="preserve">Assets/Scenes/MainScene.unity</w:t>
+      </w:r>
+    </w:p>
+    <w:p>
+      <w:pPr>
+        <w:numPr>
+          <w:ilvl w:val="0"/>
+          <w:numId w:val="1"/>
+        </w:numPr>
+        <w:spacing w:after="60"/>
+      </w:pPr>
+      <w:r>
+        <w:rPr>
+          <w:color w:val="333333"/>
+          <w:sz w:val="20"/>
+        </w:rPr>
+        <w:t xml:space="preserve">Assets/Script/Steam.meta</w:t>
+      </w:r>
+    </w:p>
+    <w:p>
+      <w:pPr>
+        <w:numPr>
+          <w:ilvl w:val="0"/>
+          <w:numId w:val="1"/>
+        </w:numPr>
+        <w:spacing w:after="60"/>
+      </w:pPr>
+      <w:r>
+        <w:rPr>
+          <w:color w:val="333333"/>
+          <w:sz w:val="20"/>
+        </w:rPr>
+        <w:t xml:space="preserve">Assets/Script/Steam/SteamManager.cs</w:t>
+      </w:r>
+    </w:p>
+    <w:p>
+      <w:pPr>
+        <w:numPr>
+          <w:ilvl w:val="0"/>
+          <w:numId w:val="1"/>
+        </w:numPr>
+        <w:spacing w:after="60"/>
+      </w:pPr>
+      <w:r>
+        <w:rPr>
+          <w:color w:val="333333"/>
+          <w:sz w:val="20"/>
+        </w:rPr>
+        <w:t xml:space="preserve">Assets/Script/UI/GameOverController.cs</w:t>
+      </w:r>
+    </w:p>
+    <w:p>
+      <w:pPr>
+        <w:numPr>
+          <w:ilvl w:val="0"/>
+          <w:numId w:val="1"/>
+        </w:numPr>
+        <w:spacing w:after="60"/>
+      </w:pPr>
+      <w:r>
+        <w:rPr>
+          <w:color w:val="333333"/>
+          <w:sz w:val="20"/>
+        </w:rPr>
+        <w:t xml:space="preserve">Assets/Script/UI/Leaderboard/LeaderboardUI.cs</w:t>
+      </w:r>
+    </w:p>
+    <w:p>
+      <w:pPr>
+        <w:numPr>
+          <w:ilvl w:val="0"/>
+          <w:numId w:val="1"/>
+        </w:numPr>
+        <w:spacing w:after="60"/>
+      </w:pPr>
+      <w:r>
+        <w:rPr>
+          <w:color w:val="333333"/>
+          <w:sz w:val="20"/>
+        </w:rPr>
+        <w:t xml:space="preserve">Assets/Script/UI/Leaderboard/Leaderboards.cs</w:t>
+      </w:r>
+    </w:p>
+    <w:p>
+      <w:pPr>
+        <w:numPr>
+          <w:ilvl w:val="0"/>
+          <w:numId w:val="1"/>
+        </w:numPr>
+        <w:spacing w:after="60"/>
+      </w:pPr>
+      <w:r>
+        <w:rPr>
+          <w:color w:val="333333"/>
+          <w:sz w:val="20"/>
+        </w:rPr>
+        <w:t xml:space="preserve">Assets/Script/UI/Leaderboard/SteamLeaderboardService.cs</w:t>
+      </w:r>
+    </w:p>
+    <w:p>
+      <w:pPr>
+        <w:numPr>
+          <w:ilvl w:val="0"/>
+          <w:numId w:val="1"/>
+        </w:numPr>
+        <w:spacing w:after="60"/>
+      </w:pPr>
+      <w:r>
+        <w:rPr>
+          <w:color w:val="333333"/>
+          <w:sz w:val="20"/>
+        </w:rPr>
+        <w:t xml:space="preserve">Packages/manifest.json</w:t>
+      </w:r>
+    </w:p>
+    <w:p>
+      <w:pPr>
+        <w:numPr>
+          <w:ilvl w:val="0"/>
+          <w:numId w:val="1"/>
+        </w:numPr>
+        <w:spacing w:after="60"/>
+      </w:pPr>
+      <w:r>
+        <w:rPr>
+          <w:color w:val="333333"/>
+          <w:sz w:val="20"/>
+        </w:rPr>
+        <w:t xml:space="preserve">"docs/\320\230\321\201\321\202\320\276\321\200\320\270\321\217_\320\270\320\267\320\274\320\265\320\275\320\265\320\275\320\270\320\271.docx"</w:t>
+      </w:r>
+    </w:p>
+    <w:p>
+      <w:pPr>
+        <w:spacing w:after="120"/>
+      </w:pPr>
+      <w:r>
+        <w:rPr>
+          <w:sz w:val="10"/>
+        </w:rPr>
+        <w:t xml:space="preserve"> </w:t>
+      </w:r>
+    </w:p>
+    <w:p>
+      <w:pPr>
+        <w:spacing w:after="40"/>
+      </w:pPr>
+      <w:r>
+        <w:rPr>
+          <w:b/>
+          <w:sz w:val="28"/>
+        </w:rPr>
+        <w:t xml:space="preserve">22. </w:t>
+      </w:r>
+      <w:r>
+        <w:rPr>
+          <w:b/>
+          <w:color w:val="1F7A1F"/>
+          <w:sz w:val="28"/>
+        </w:rPr>
+        <w:t xml:space="preserve">[FEAT] </w:t>
+      </w:r>
+      <w:r>
+        <w:rPr>
+          <w:b/>
+          <w:sz w:val="28"/>
+        </w:rPr>
+        <w:t xml:space="preserve">режим FindLeaderboard (без авто-создания) + вынос конфига лидерборда</w:t>
       </w:r>
     </w:p>
     <w:p>

--- a/docs/История_изменений.docx
+++ b/docs/История_изменений.docx
@@ -47,7 +47,7 @@
           <w:b/>
           <w:sz w:val="22"/>
         </w:rPr>
-        <w:t xml:space="preserve">Всего коммитов: 21</w:t>
+        <w:t xml:space="preserve">Всего коммитов: 22</w:t>
       </w:r>
     </w:p>
     <w:p>
@@ -7386,6 +7386,237 @@
           <w:sz w:val="28"/>
         </w:rPr>
         <w:t xml:space="preserve">режим FindLeaderboard (без авто-создания) + вынос конфига лидерборда</w:t>
+      </w:r>
+    </w:p>
+    <w:p>
+      <w:pPr>
+        <w:spacing w:after="120"/>
+      </w:pPr>
+      <w:r>
+        <w:rPr>
+          <w:i/>
+          <w:color w:val="666666"/>
+          <w:sz w:val="20"/>
+        </w:rPr>
+        <w:t xml:space="preserve">Коммит 7f4bb7a · 2026-07-08</w:t>
+      </w:r>
+    </w:p>
+    <w:p>
+      <w:pPr>
+        <w:spacing w:after="40"/>
+      </w:pPr>
+      <w:r>
+        <w:rPr>
+          <w:b/>
+          <w:sz w:val="22"/>
+        </w:rPr>
+        <w:t xml:space="preserve">Описание:</w:t>
+      </w:r>
+    </w:p>
+    <w:p>
+      <w:pPr>
+        <w:numPr>
+          <w:ilvl w:val="0"/>
+          <w:numId w:val="1"/>
+        </w:numPr>
+        <w:spacing w:after="60"/>
+      </w:pPr>
+      <w:r>
+        <w:rPr>
+          <w:sz w:val="22"/>
+        </w:rPr>
+        <w:t xml:space="preserve">SteamLeaderboardService(name, createIfMissing): true → FindOrCreateLeaderboard (разработка), false → FindLeaderboard (релиз — клиент не создаёт лидерборды). Общий обработчик результата, уточнён warning при «не найден».</w:t>
+      </w:r>
+    </w:p>
+    <w:p>
+      <w:pPr>
+        <w:numPr>
+          <w:ilvl w:val="0"/>
+          <w:numId w:val="1"/>
+        </w:numPr>
+        <w:spacing w:after="60"/>
+      </w:pPr>
+      <w:r>
+        <w:rPr>
+          <w:sz w:val="22"/>
+        </w:rPr>
+        <w:t xml:space="preserve">LeaderboardConfig — всегда-активный компонент (на объекте SteamManager) с полями leaderboardName + createIfMissing; в Awake зовёт Leaderboards.Configure на старте сцены. Причина: окно таблицы стартует выключенным — если умереть раньше, чем открыть таблицу, SubmitTime ушёл бы с дефолтами. Конфиг убран из LeaderboardUI.</w:t>
+      </w:r>
+    </w:p>
+    <w:p>
+      <w:pPr>
+        <w:numPr>
+          <w:ilvl w:val="0"/>
+          <w:numId w:val="1"/>
+        </w:numPr>
+        <w:spacing w:after="60"/>
+      </w:pPr>
+      <w:r>
+        <w:rPr>
+          <w:sz w:val="22"/>
+        </w:rPr>
+        <w:t xml:space="preserve">Leaderboards.Configure(name, createIfMissing) + сброс статики.</w:t>
+      </w:r>
+    </w:p>
+    <w:p>
+      <w:pPr>
+        <w:numPr>
+          <w:ilvl w:val="0"/>
+          <w:numId w:val="1"/>
+        </w:numPr>
+        <w:spacing w:after="60"/>
+      </w:pPr>
+      <w:r>
+        <w:rPr>
+          <w:sz w:val="22"/>
+        </w:rPr>
+        <w:t xml:space="preserve">Проверено вживую (реальный App ID, Steam запущен): обе ветки резолвят лидерборд, таблица показывает реальную запись с ником и аватаром.</w:t>
+      </w:r>
+    </w:p>
+    <w:p>
+      <w:pPr>
+        <w:spacing w:after="40"/>
+      </w:pPr>
+      <w:r>
+        <w:rPr>
+          <w:b/>
+          <w:sz w:val="22"/>
+        </w:rPr>
+        <w:t xml:space="preserve">Затронутые файлы:</w:t>
+      </w:r>
+    </w:p>
+    <w:p>
+      <w:pPr>
+        <w:numPr>
+          <w:ilvl w:val="0"/>
+          <w:numId w:val="1"/>
+        </w:numPr>
+        <w:spacing w:after="60"/>
+      </w:pPr>
+      <w:r>
+        <w:rPr>
+          <w:color w:val="333333"/>
+          <w:sz w:val="20"/>
+        </w:rPr>
+        <w:t xml:space="preserve">Assets/Scenes/MainScene.unity</w:t>
+      </w:r>
+    </w:p>
+    <w:p>
+      <w:pPr>
+        <w:numPr>
+          <w:ilvl w:val="0"/>
+          <w:numId w:val="1"/>
+        </w:numPr>
+        <w:spacing w:after="60"/>
+      </w:pPr>
+      <w:r>
+        <w:rPr>
+          <w:color w:val="333333"/>
+          <w:sz w:val="20"/>
+        </w:rPr>
+        <w:t xml:space="preserve">Assets/Script/UI/Leaderboard/LeaderboardConfig.cs</w:t>
+      </w:r>
+    </w:p>
+    <w:p>
+      <w:pPr>
+        <w:numPr>
+          <w:ilvl w:val="0"/>
+          <w:numId w:val="1"/>
+        </w:numPr>
+        <w:spacing w:after="60"/>
+      </w:pPr>
+      <w:r>
+        <w:rPr>
+          <w:color w:val="333333"/>
+          <w:sz w:val="20"/>
+        </w:rPr>
+        <w:t xml:space="preserve">Assets/Script/UI/Leaderboard/LeaderboardUI.cs</w:t>
+      </w:r>
+    </w:p>
+    <w:p>
+      <w:pPr>
+        <w:numPr>
+          <w:ilvl w:val="0"/>
+          <w:numId w:val="1"/>
+        </w:numPr>
+        <w:spacing w:after="60"/>
+      </w:pPr>
+      <w:r>
+        <w:rPr>
+          <w:color w:val="333333"/>
+          <w:sz w:val="20"/>
+        </w:rPr>
+        <w:t xml:space="preserve">Assets/Script/UI/Leaderboard/Leaderboards.cs</w:t>
+      </w:r>
+    </w:p>
+    <w:p>
+      <w:pPr>
+        <w:numPr>
+          <w:ilvl w:val="0"/>
+          <w:numId w:val="1"/>
+        </w:numPr>
+        <w:spacing w:after="60"/>
+      </w:pPr>
+      <w:r>
+        <w:rPr>
+          <w:color w:val="333333"/>
+          <w:sz w:val="20"/>
+        </w:rPr>
+        <w:t xml:space="preserve">Assets/Script/UI/Leaderboard/SteamLeaderboardService.cs</w:t>
+      </w:r>
+    </w:p>
+    <w:p>
+      <w:pPr>
+        <w:numPr>
+          <w:ilvl w:val="0"/>
+          <w:numId w:val="1"/>
+        </w:numPr>
+        <w:spacing w:after="60"/>
+      </w:pPr>
+      <w:r>
+        <w:rPr>
+          <w:color w:val="333333"/>
+          <w:sz w:val="20"/>
+        </w:rPr>
+        <w:t xml:space="preserve">"docs/\320\230\321\201\321\202\320\276\321\200\320\270\321\217_\320\270\320\267\320\274\320\265\320\275\320\265\320\275\320\270\320\271.docx"</w:t>
+      </w:r>
+    </w:p>
+    <w:p>
+      <w:pPr>
+        <w:spacing w:after="120"/>
+      </w:pPr>
+      <w:r>
+        <w:rPr>
+          <w:sz w:val="10"/>
+        </w:rPr>
+        <w:t xml:space="preserve"> </w:t>
+      </w:r>
+    </w:p>
+    <w:p>
+      <w:pPr>
+        <w:spacing w:after="40"/>
+      </w:pPr>
+      <w:r>
+        <w:rPr>
+          <w:b/>
+          <w:sz w:val="28"/>
+        </w:rPr>
+        <w:t xml:space="preserve">23. </w:t>
+      </w:r>
+      <w:r>
+        <w:rPr>
+          <w:b/>
+          <w:color w:val="1F7A1F"/>
+          <w:sz w:val="28"/>
+        </w:rPr>
+        <w:t xml:space="preserve">[FEAT] </w:t>
+      </w:r>
+      <w:r>
+        <w:rPr>
+          <w:b/>
+          <w:sz w:val="28"/>
+        </w:rPr>
+        <w:t xml:space="preserve">10 достижений Steam + иконки и локализация (6 языков)</w:t>
       </w:r>
     </w:p>
     <w:p>

--- a/docs/История_изменений.docx
+++ b/docs/История_изменений.docx
@@ -47,7 +47,7 @@
           <w:b/>
           <w:sz w:val="22"/>
         </w:rPr>
-        <w:t xml:space="preserve">Всего коммитов: 22</w:t>
+        <w:t xml:space="preserve">Всего коммитов: 23</w:t>
       </w:r>
     </w:p>
     <w:p>
@@ -7617,6 +7617,589 @@
           <w:sz w:val="28"/>
         </w:rPr>
         <w:t xml:space="preserve">10 достижений Steam + иконки и локализация (6 языков)</w:t>
+      </w:r>
+    </w:p>
+    <w:p>
+      <w:pPr>
+        <w:spacing w:after="120"/>
+      </w:pPr>
+      <w:r>
+        <w:rPr>
+          <w:i/>
+          <w:color w:val="666666"/>
+          <w:sz w:val="20"/>
+        </w:rPr>
+        <w:t xml:space="preserve">Коммит 9f0bbd6 · 2026-07-08</w:t>
+      </w:r>
+    </w:p>
+    <w:p>
+      <w:pPr>
+        <w:spacing w:after="40"/>
+      </w:pPr>
+      <w:r>
+        <w:rPr>
+          <w:b/>
+          <w:sz w:val="22"/>
+        </w:rPr>
+        <w:t xml:space="preserve">Описание:</w:t>
+      </w:r>
+    </w:p>
+    <w:p>
+      <w:pPr>
+        <w:numPr>
+          <w:ilvl w:val="0"/>
+          <w:numId w:val="1"/>
+        </w:numPr>
+        <w:spacing w:after="60"/>
+      </w:pPr>
+      <w:r>
+        <w:rPr>
+          <w:sz w:val="22"/>
+        </w:rPr>
+        <w:t xml:space="preserve">AchievementManager (Assets/Script/Steam): разблокировка через SteamUserStats.SetAchievement/ StoreStats (guard #if !DISABLESTEAMWORKS, идемпотентный кэш, очередь до UserStatsReceived). Выживание SURVIVE_10..60 (опрос GameTimeUI), ALL_WEAPONS/ALL_UPGRADES (кумулятивно, PlayerPrefs), BOSS_SLAYER, SHOPAHOLIC (30 покупок за забег). GameObject добавлен в MainScene.</w:t>
+      </w:r>
+    </w:p>
+    <w:p>
+      <w:pPr>
+        <w:numPr>
+          <w:ilvl w:val="0"/>
+          <w:numId w:val="1"/>
+        </w:numPr>
+        <w:spacing w:after="60"/>
+      </w:pPr>
+      <w:r>
+        <w:rPr>
+          <w:sz w:val="22"/>
+        </w:rPr>
+        <w:t xml:space="preserve">Хуки: ShopManager.BuyWeapon/BuyUpgrade, BossManager.HandleBossDeath.</w:t>
+      </w:r>
+    </w:p>
+    <w:p>
+      <w:pPr>
+        <w:numPr>
+          <w:ilvl w:val="0"/>
+          <w:numId w:val="1"/>
+        </w:numPr>
+        <w:spacing w:after="60"/>
+      </w:pPr>
+      <w:r>
+        <w:rPr>
+          <w:sz w:val="22"/>
+        </w:rPr>
+        <w:t xml:space="preserve">Иконки: tools/gen_achievement_icons.py (pure-Python PNG) → docs/achievements/ (20 шт, achieved+ locked, 256x256, единый стиль медальонов). Локализация названий/описаний на 6 языков (EN/RU/DE/ ES/FR/PT): docs/achievements/localization.csv + галерея tools/build_achievements_gallery.py.</w:t>
+      </w:r>
+    </w:p>
+    <w:p>
+      <w:pPr>
+        <w:numPr>
+          <w:ilvl w:val="0"/>
+          <w:numId w:val="1"/>
+        </w:numPr>
+        <w:spacing w:after="60"/>
+      </w:pPr>
+      <w:r>
+        <w:rPr>
+          <w:sz w:val="22"/>
+        </w:rPr>
+        <w:t xml:space="preserve">Проверено вживую (Steam, App 4516320): init/statsReady/Notify без ошибок; сами достижения нужно завести на partner-сайте с этими API-именами.</w:t>
+      </w:r>
+    </w:p>
+    <w:p>
+      <w:pPr>
+        <w:spacing w:after="40"/>
+      </w:pPr>
+      <w:r>
+        <w:rPr>
+          <w:b/>
+          <w:sz w:val="22"/>
+        </w:rPr>
+        <w:t xml:space="preserve">Затронутые файлы:</w:t>
+      </w:r>
+    </w:p>
+    <w:p>
+      <w:pPr>
+        <w:numPr>
+          <w:ilvl w:val="0"/>
+          <w:numId w:val="1"/>
+        </w:numPr>
+        <w:spacing w:after="60"/>
+      </w:pPr>
+      <w:r>
+        <w:rPr>
+          <w:color w:val="333333"/>
+          <w:sz w:val="20"/>
+        </w:rPr>
+        <w:t xml:space="preserve">Assets/Scenes/MainScene.unity</w:t>
+      </w:r>
+    </w:p>
+    <w:p>
+      <w:pPr>
+        <w:numPr>
+          <w:ilvl w:val="0"/>
+          <w:numId w:val="1"/>
+        </w:numPr>
+        <w:spacing w:after="60"/>
+      </w:pPr>
+      <w:r>
+        <w:rPr>
+          <w:color w:val="333333"/>
+          <w:sz w:val="20"/>
+        </w:rPr>
+        <w:t xml:space="preserve">Assets/Script/Boss/BossManager.cs</w:t>
+      </w:r>
+    </w:p>
+    <w:p>
+      <w:pPr>
+        <w:numPr>
+          <w:ilvl w:val="0"/>
+          <w:numId w:val="1"/>
+        </w:numPr>
+        <w:spacing w:after="60"/>
+      </w:pPr>
+      <w:r>
+        <w:rPr>
+          <w:color w:val="333333"/>
+          <w:sz w:val="20"/>
+        </w:rPr>
+        <w:t xml:space="preserve">Assets/Script/ShopManager.cs</w:t>
+      </w:r>
+    </w:p>
+    <w:p>
+      <w:pPr>
+        <w:numPr>
+          <w:ilvl w:val="0"/>
+          <w:numId w:val="1"/>
+        </w:numPr>
+        <w:spacing w:after="60"/>
+      </w:pPr>
+      <w:r>
+        <w:rPr>
+          <w:color w:val="333333"/>
+          <w:sz w:val="20"/>
+        </w:rPr>
+        <w:t xml:space="preserve">Assets/Script/Steam/AchievementManager.cs</w:t>
+      </w:r>
+    </w:p>
+    <w:p>
+      <w:pPr>
+        <w:numPr>
+          <w:ilvl w:val="0"/>
+          <w:numId w:val="1"/>
+        </w:numPr>
+        <w:spacing w:after="60"/>
+      </w:pPr>
+      <w:r>
+        <w:rPr>
+          <w:color w:val="333333"/>
+          <w:sz w:val="20"/>
+        </w:rPr>
+        <w:t xml:space="preserve">docs/achievements/ALL_UPGRADES.png</w:t>
+      </w:r>
+    </w:p>
+    <w:p>
+      <w:pPr>
+        <w:numPr>
+          <w:ilvl w:val="0"/>
+          <w:numId w:val="1"/>
+        </w:numPr>
+        <w:spacing w:after="60"/>
+      </w:pPr>
+      <w:r>
+        <w:rPr>
+          <w:color w:val="333333"/>
+          <w:sz w:val="20"/>
+        </w:rPr>
+        <w:t xml:space="preserve">docs/achievements/ALL_UPGRADES_locked.png</w:t>
+      </w:r>
+    </w:p>
+    <w:p>
+      <w:pPr>
+        <w:numPr>
+          <w:ilvl w:val="0"/>
+          <w:numId w:val="1"/>
+        </w:numPr>
+        <w:spacing w:after="60"/>
+      </w:pPr>
+      <w:r>
+        <w:rPr>
+          <w:color w:val="333333"/>
+          <w:sz w:val="20"/>
+        </w:rPr>
+        <w:t xml:space="preserve">docs/achievements/ALL_WEAPONS.png</w:t>
+      </w:r>
+    </w:p>
+    <w:p>
+      <w:pPr>
+        <w:numPr>
+          <w:ilvl w:val="0"/>
+          <w:numId w:val="1"/>
+        </w:numPr>
+        <w:spacing w:after="60"/>
+      </w:pPr>
+      <w:r>
+        <w:rPr>
+          <w:color w:val="333333"/>
+          <w:sz w:val="20"/>
+        </w:rPr>
+        <w:t xml:space="preserve">docs/achievements/ALL_WEAPONS_locked.png</w:t>
+      </w:r>
+    </w:p>
+    <w:p>
+      <w:pPr>
+        <w:numPr>
+          <w:ilvl w:val="0"/>
+          <w:numId w:val="1"/>
+        </w:numPr>
+        <w:spacing w:after="60"/>
+      </w:pPr>
+      <w:r>
+        <w:rPr>
+          <w:color w:val="333333"/>
+          <w:sz w:val="20"/>
+        </w:rPr>
+        <w:t xml:space="preserve">docs/achievements/BOSS_SLAYER.png</w:t>
+      </w:r>
+    </w:p>
+    <w:p>
+      <w:pPr>
+        <w:numPr>
+          <w:ilvl w:val="0"/>
+          <w:numId w:val="1"/>
+        </w:numPr>
+        <w:spacing w:after="60"/>
+      </w:pPr>
+      <w:r>
+        <w:rPr>
+          <w:color w:val="333333"/>
+          <w:sz w:val="20"/>
+        </w:rPr>
+        <w:t xml:space="preserve">docs/achievements/BOSS_SLAYER_locked.png</w:t>
+      </w:r>
+    </w:p>
+    <w:p>
+      <w:pPr>
+        <w:numPr>
+          <w:ilvl w:val="0"/>
+          <w:numId w:val="1"/>
+        </w:numPr>
+        <w:spacing w:after="60"/>
+      </w:pPr>
+      <w:r>
+        <w:rPr>
+          <w:color w:val="333333"/>
+          <w:sz w:val="20"/>
+        </w:rPr>
+        <w:t xml:space="preserve">docs/achievements/SHOPAHOLIC.png</w:t>
+      </w:r>
+    </w:p>
+    <w:p>
+      <w:pPr>
+        <w:numPr>
+          <w:ilvl w:val="0"/>
+          <w:numId w:val="1"/>
+        </w:numPr>
+        <w:spacing w:after="60"/>
+      </w:pPr>
+      <w:r>
+        <w:rPr>
+          <w:color w:val="333333"/>
+          <w:sz w:val="20"/>
+        </w:rPr>
+        <w:t xml:space="preserve">docs/achievements/SHOPAHOLIC_locked.png</w:t>
+      </w:r>
+    </w:p>
+    <w:p>
+      <w:pPr>
+        <w:numPr>
+          <w:ilvl w:val="0"/>
+          <w:numId w:val="1"/>
+        </w:numPr>
+        <w:spacing w:after="60"/>
+      </w:pPr>
+      <w:r>
+        <w:rPr>
+          <w:color w:val="333333"/>
+          <w:sz w:val="20"/>
+        </w:rPr>
+        <w:t xml:space="preserve">docs/achievements/SURVIVE_10.png</w:t>
+      </w:r>
+    </w:p>
+    <w:p>
+      <w:pPr>
+        <w:numPr>
+          <w:ilvl w:val="0"/>
+          <w:numId w:val="1"/>
+        </w:numPr>
+        <w:spacing w:after="60"/>
+      </w:pPr>
+      <w:r>
+        <w:rPr>
+          <w:color w:val="333333"/>
+          <w:sz w:val="20"/>
+        </w:rPr>
+        <w:t xml:space="preserve">docs/achievements/SURVIVE_10_locked.png</w:t>
+      </w:r>
+    </w:p>
+    <w:p>
+      <w:pPr>
+        <w:numPr>
+          <w:ilvl w:val="0"/>
+          <w:numId w:val="1"/>
+        </w:numPr>
+        <w:spacing w:after="60"/>
+      </w:pPr>
+      <w:r>
+        <w:rPr>
+          <w:color w:val="333333"/>
+          <w:sz w:val="20"/>
+        </w:rPr>
+        <w:t xml:space="preserve">docs/achievements/SURVIVE_20.png</w:t>
+      </w:r>
+    </w:p>
+    <w:p>
+      <w:pPr>
+        <w:numPr>
+          <w:ilvl w:val="0"/>
+          <w:numId w:val="1"/>
+        </w:numPr>
+        <w:spacing w:after="60"/>
+      </w:pPr>
+      <w:r>
+        <w:rPr>
+          <w:color w:val="333333"/>
+          <w:sz w:val="20"/>
+        </w:rPr>
+        <w:t xml:space="preserve">docs/achievements/SURVIVE_20_locked.png</w:t>
+      </w:r>
+    </w:p>
+    <w:p>
+      <w:pPr>
+        <w:numPr>
+          <w:ilvl w:val="0"/>
+          <w:numId w:val="1"/>
+        </w:numPr>
+        <w:spacing w:after="60"/>
+      </w:pPr>
+      <w:r>
+        <w:rPr>
+          <w:color w:val="333333"/>
+          <w:sz w:val="20"/>
+        </w:rPr>
+        <w:t xml:space="preserve">docs/achievements/SURVIVE_30.png</w:t>
+      </w:r>
+    </w:p>
+    <w:p>
+      <w:pPr>
+        <w:numPr>
+          <w:ilvl w:val="0"/>
+          <w:numId w:val="1"/>
+        </w:numPr>
+        <w:spacing w:after="60"/>
+      </w:pPr>
+      <w:r>
+        <w:rPr>
+          <w:color w:val="333333"/>
+          <w:sz w:val="20"/>
+        </w:rPr>
+        <w:t xml:space="preserve">docs/achievements/SURVIVE_30_locked.png</w:t>
+      </w:r>
+    </w:p>
+    <w:p>
+      <w:pPr>
+        <w:numPr>
+          <w:ilvl w:val="0"/>
+          <w:numId w:val="1"/>
+        </w:numPr>
+        <w:spacing w:after="60"/>
+      </w:pPr>
+      <w:r>
+        <w:rPr>
+          <w:color w:val="333333"/>
+          <w:sz w:val="20"/>
+        </w:rPr>
+        <w:t xml:space="preserve">docs/achievements/SURVIVE_40.png</w:t>
+      </w:r>
+    </w:p>
+    <w:p>
+      <w:pPr>
+        <w:numPr>
+          <w:ilvl w:val="0"/>
+          <w:numId w:val="1"/>
+        </w:numPr>
+        <w:spacing w:after="60"/>
+      </w:pPr>
+      <w:r>
+        <w:rPr>
+          <w:color w:val="333333"/>
+          <w:sz w:val="20"/>
+        </w:rPr>
+        <w:t xml:space="preserve">docs/achievements/SURVIVE_40_locked.png</w:t>
+      </w:r>
+    </w:p>
+    <w:p>
+      <w:pPr>
+        <w:numPr>
+          <w:ilvl w:val="0"/>
+          <w:numId w:val="1"/>
+        </w:numPr>
+        <w:spacing w:after="60"/>
+      </w:pPr>
+      <w:r>
+        <w:rPr>
+          <w:color w:val="333333"/>
+          <w:sz w:val="20"/>
+        </w:rPr>
+        <w:t xml:space="preserve">docs/achievements/SURVIVE_50.png</w:t>
+      </w:r>
+    </w:p>
+    <w:p>
+      <w:pPr>
+        <w:numPr>
+          <w:ilvl w:val="0"/>
+          <w:numId w:val="1"/>
+        </w:numPr>
+        <w:spacing w:after="60"/>
+      </w:pPr>
+      <w:r>
+        <w:rPr>
+          <w:color w:val="333333"/>
+          <w:sz w:val="20"/>
+        </w:rPr>
+        <w:t xml:space="preserve">docs/achievements/SURVIVE_50_locked.png</w:t>
+      </w:r>
+    </w:p>
+    <w:p>
+      <w:pPr>
+        <w:numPr>
+          <w:ilvl w:val="0"/>
+          <w:numId w:val="1"/>
+        </w:numPr>
+        <w:spacing w:after="60"/>
+      </w:pPr>
+      <w:r>
+        <w:rPr>
+          <w:color w:val="333333"/>
+          <w:sz w:val="20"/>
+        </w:rPr>
+        <w:t xml:space="preserve">docs/achievements/SURVIVE_60.png</w:t>
+      </w:r>
+    </w:p>
+    <w:p>
+      <w:pPr>
+        <w:numPr>
+          <w:ilvl w:val="0"/>
+          <w:numId w:val="1"/>
+        </w:numPr>
+        <w:spacing w:after="60"/>
+      </w:pPr>
+      <w:r>
+        <w:rPr>
+          <w:color w:val="333333"/>
+          <w:sz w:val="20"/>
+        </w:rPr>
+        <w:t xml:space="preserve">docs/achievements/SURVIVE_60_locked.png</w:t>
+      </w:r>
+    </w:p>
+    <w:p>
+      <w:pPr>
+        <w:numPr>
+          <w:ilvl w:val="0"/>
+          <w:numId w:val="1"/>
+        </w:numPr>
+        <w:spacing w:after="60"/>
+      </w:pPr>
+      <w:r>
+        <w:rPr>
+          <w:color w:val="333333"/>
+          <w:sz w:val="20"/>
+        </w:rPr>
+        <w:t xml:space="preserve">docs/achievements/localization.csv</w:t>
+      </w:r>
+    </w:p>
+    <w:p>
+      <w:pPr>
+        <w:numPr>
+          <w:ilvl w:val="0"/>
+          <w:numId w:val="1"/>
+        </w:numPr>
+        <w:spacing w:after="60"/>
+      </w:pPr>
+      <w:r>
+        <w:rPr>
+          <w:color w:val="333333"/>
+          <w:sz w:val="20"/>
+        </w:rPr>
+        <w:t xml:space="preserve">"docs/\320\230\321\201\321\202\320\276\321\200\320\270\321\217_\320\270\320\267\320\274\320\265\320\275\320\265\320\275\320\270\320\271.docx"</w:t>
+      </w:r>
+    </w:p>
+    <w:p>
+      <w:pPr>
+        <w:numPr>
+          <w:ilvl w:val="0"/>
+          <w:numId w:val="1"/>
+        </w:numPr>
+        <w:spacing w:after="60"/>
+      </w:pPr>
+      <w:r>
+        <w:rPr>
+          <w:color w:val="333333"/>
+          <w:sz w:val="20"/>
+        </w:rPr>
+        <w:t xml:space="preserve">tools/build_achievements_gallery.py</w:t>
+      </w:r>
+    </w:p>
+    <w:p>
+      <w:pPr>
+        <w:numPr>
+          <w:ilvl w:val="0"/>
+          <w:numId w:val="1"/>
+        </w:numPr>
+        <w:spacing w:after="60"/>
+      </w:pPr>
+      <w:r>
+        <w:rPr>
+          <w:color w:val="333333"/>
+          <w:sz w:val="20"/>
+        </w:rPr>
+        <w:t xml:space="preserve">tools/gen_achievement_icons.py</w:t>
+      </w:r>
+    </w:p>
+    <w:p>
+      <w:pPr>
+        <w:spacing w:after="120"/>
+      </w:pPr>
+      <w:r>
+        <w:rPr>
+          <w:sz w:val="10"/>
+        </w:rPr>
+        <w:t xml:space="preserve"> </w:t>
+      </w:r>
+    </w:p>
+    <w:p>
+      <w:pPr>
+        <w:spacing w:after="40"/>
+      </w:pPr>
+      <w:r>
+        <w:rPr>
+          <w:b/>
+          <w:sz w:val="28"/>
+        </w:rPr>
+        <w:t xml:space="preserve">24. </w:t>
+      </w:r>
+      <w:r>
+        <w:rPr>
+          <w:b/>
+          <w:color w:val="B22222"/>
+          <w:sz w:val="28"/>
+        </w:rPr>
+        <w:t xml:space="preserve">[FIX] </w:t>
+      </w:r>
+      <w:r>
+        <w:rPr>
+          <w:b/>
+          <w:sz w:val="28"/>
+        </w:rPr>
+        <w:t xml:space="preserve">Hammer ссылался на неверную таблицу локализации — не отображались name/desc</w:t>
       </w:r>
     </w:p>
     <w:p>

--- a/docs/История_изменений.docx
+++ b/docs/История_изменений.docx
@@ -47,7 +47,7 @@
           <w:b/>
           <w:sz w:val="22"/>
         </w:rPr>
-        <w:t xml:space="preserve">Всего коммитов: 23</w:t>
+        <w:t xml:space="preserve">Всего коммитов: 24</w:t>
       </w:r>
     </w:p>
     <w:p>
@@ -8200,6 +8200,128 @@
           <w:sz w:val="28"/>
         </w:rPr>
         <w:t xml:space="preserve">Hammer ссылался на неверную таблицу локализации — не отображались name/desc</w:t>
+      </w:r>
+    </w:p>
+    <w:p>
+      <w:pPr>
+        <w:spacing w:after="120"/>
+      </w:pPr>
+      <w:r>
+        <w:rPr>
+          <w:i/>
+          <w:color w:val="666666"/>
+          <w:sz w:val="20"/>
+        </w:rPr>
+        <w:t xml:space="preserve">Коммит 1a1157d · 2026-07-08</w:t>
+      </w:r>
+    </w:p>
+    <w:p>
+      <w:pPr>
+        <w:spacing w:after="40"/>
+      </w:pPr>
+      <w:r>
+        <w:rPr>
+          <w:b/>
+          <w:sz w:val="22"/>
+        </w:rPr>
+        <w:t xml:space="preserve">Описание:</w:t>
+      </w:r>
+    </w:p>
+    <w:p>
+      <w:pPr>
+        <w:numPr>
+          <w:ilvl w:val="0"/>
+          <w:numId w:val="1"/>
+        </w:numPr>
+        <w:spacing w:after="60"/>
+      </w:pPr>
+      <w:r>
+        <w:rPr>
+          <w:sz w:val="22"/>
+        </w:rPr>
+        <w:t xml:space="preserve">Префаб Hammer.asset ссылался на таблицу Upgrade Labels (GUID 164770c6), где ключей hammer.name/hammer.desc нет, поэтому в игре текст не отображался. Перенаправлен на Weapon Labels (GUID 32a974e0), как у всех остальных оружий — там name/desc уже заполнены на всех 6 языках.</w:t>
+      </w:r>
+    </w:p>
+    <w:p>
+      <w:pPr>
+        <w:spacing w:after="40"/>
+      </w:pPr>
+      <w:r>
+        <w:rPr>
+          <w:b/>
+          <w:sz w:val="22"/>
+        </w:rPr>
+        <w:t xml:space="preserve">Затронутые файлы:</w:t>
+      </w:r>
+    </w:p>
+    <w:p>
+      <w:pPr>
+        <w:numPr>
+          <w:ilvl w:val="0"/>
+          <w:numId w:val="1"/>
+        </w:numPr>
+        <w:spacing w:after="60"/>
+      </w:pPr>
+      <w:r>
+        <w:rPr>
+          <w:color w:val="333333"/>
+          <w:sz w:val="20"/>
+        </w:rPr>
+        <w:t xml:space="preserve">Assets/Prefab/Weapon/3Tier/Hammer.asset</w:t>
+      </w:r>
+    </w:p>
+    <w:p>
+      <w:pPr>
+        <w:numPr>
+          <w:ilvl w:val="0"/>
+          <w:numId w:val="1"/>
+        </w:numPr>
+        <w:spacing w:after="60"/>
+      </w:pPr>
+      <w:r>
+        <w:rPr>
+          <w:color w:val="333333"/>
+          <w:sz w:val="20"/>
+        </w:rPr>
+        <w:t xml:space="preserve">"docs/\320\230\321\201\321\202\320\276\321\200\320\270\321\217_\320\270\320\267\320\274\320\265\320\275\320\265\320\275\320\270\320\271.docx"</w:t>
+      </w:r>
+    </w:p>
+    <w:p>
+      <w:pPr>
+        <w:spacing w:after="120"/>
+      </w:pPr>
+      <w:r>
+        <w:rPr>
+          <w:sz w:val="10"/>
+        </w:rPr>
+        <w:t xml:space="preserve"> </w:t>
+      </w:r>
+    </w:p>
+    <w:p>
+      <w:pPr>
+        <w:spacing w:after="40"/>
+      </w:pPr>
+      <w:r>
+        <w:rPr>
+          <w:b/>
+          <w:sz w:val="28"/>
+        </w:rPr>
+        <w:t xml:space="preserve">25. </w:t>
+      </w:r>
+      <w:r>
+        <w:rPr>
+          <w:b/>
+          <w:color w:val="1F5FB2"/>
+          <w:sz w:val="28"/>
+        </w:rPr>
+        <w:t xml:space="preserve">[PERF] </w:t>
+      </w:r>
+      <w:r>
+        <w:rPr>
+          <w:b/>
+          <w:sz w:val="28"/>
+        </w:rPr>
+        <w:t xml:space="preserve">оптимизация билда — стриминг музыки (Vorbis q0.5), иконки 1024→256+Crunch, Sprite Atlas V2</w:t>
       </w:r>
     </w:p>
     <w:p>

--- a/docs/История_изменений.docx
+++ b/docs/История_изменений.docx
@@ -47,7 +47,7 @@
           <w:b/>
           <w:sz w:val="22"/>
         </w:rPr>
-        <w:t xml:space="preserve">Всего коммитов: 24</w:t>
+        <w:t xml:space="preserve">Всего коммитов: 25</w:t>
       </w:r>
     </w:p>
     <w:p>
@@ -8321,7 +8321,7 @@
           <w:b/>
           <w:sz w:val="28"/>
         </w:rPr>
-        <w:t xml:space="preserve">оптимизация билда — стриминг музыки (Vorbis q0.5), иконки 1024→256+Crunch, Sprite Atlas V2</w:t>
+        <w:t xml:space="preserve">оптимизация билда — стриминг музыки, сжатие иконок, Sprite Atlas</w:t>
       </w:r>
     </w:p>
     <w:p>
@@ -8334,7 +8334,2554 @@
           <w:color w:val="666666"/>
           <w:sz w:val="20"/>
         </w:rPr>
+        <w:t xml:space="preserve">Коммит 4edde97 · 2026-07-08</w:t>
+      </w:r>
+    </w:p>
+    <w:p>
+      <w:pPr>
+        <w:spacing w:after="40"/>
+      </w:pPr>
+      <w:r>
+        <w:rPr>
+          <w:b/>
+          <w:sz w:val="22"/>
+        </w:rPr>
+        <w:t xml:space="preserve">Описание:</w:t>
+      </w:r>
+    </w:p>
+    <w:p>
+      <w:pPr>
+        <w:numPr>
+          <w:ilvl w:val="0"/>
+          <w:numId w:val="1"/>
+        </w:numPr>
+        <w:spacing w:after="60"/>
+      </w:pPr>
+      <w:r>
+        <w:rPr>
+          <w:sz w:val="22"/>
+        </w:rPr>
+        <w:t xml:space="preserve">Музыка (17 треков): Load Type Streaming + Vorbis quality 0.5 + Load In Background (было Decompress On Load + quality 1.0 — грузилось в ОЗУ целиком).</w:t>
+      </w:r>
+    </w:p>
+    <w:p>
+      <w:pPr>
+        <w:numPr>
+          <w:ilvl w:val="0"/>
+          <w:numId w:val="1"/>
+        </w:numPr>
+        <w:spacing w:after="60"/>
+      </w:pPr>
+      <w:r>
+        <w:rPr>
+          <w:sz w:val="22"/>
+        </w:rPr>
+        <w:t xml:space="preserve">Иконки оружия/улучшений (67 текстур): Max Size 1024 -&gt; 256, Crunch Compression, mipmaps off (для UI-иконок 1024 избыточно).</w:t>
+      </w:r>
+    </w:p>
+    <w:p>
+      <w:pPr>
+        <w:numPr>
+          <w:ilvl w:val="0"/>
+          <w:numId w:val="1"/>
+        </w:numPr>
+        <w:spacing w:after="60"/>
+      </w:pPr>
+      <w:r>
+        <w:rPr>
+          <w:sz w:val="22"/>
+        </w:rPr>
+        <w:t xml:space="preserve">Включён Sprite Atlas V2, добавлен GameIconsAtlas (Weapon + Upgrade) — меньше draw-call'ов.</w:t>
+      </w:r>
+    </w:p>
+    <w:p>
+      <w:pPr>
+        <w:numPr>
+          <w:ilvl w:val="0"/>
+          <w:numId w:val="1"/>
+        </w:numPr>
+        <w:spacing w:after="60"/>
+      </w:pPr>
+      <w:r>
+        <w:rPr>
+          <w:sz w:val="22"/>
+        </w:rPr>
+        <w:t xml:space="preserve">Ожидаемое снижение веса билда ~150-250 МБ и пикового потребления ОЗУ.</w:t>
+      </w:r>
+    </w:p>
+    <w:p>
+      <w:pPr>
+        <w:spacing w:after="40"/>
+      </w:pPr>
+      <w:r>
+        <w:rPr>
+          <w:b/>
+          <w:sz w:val="22"/>
+        </w:rPr>
+        <w:t xml:space="preserve">Затронутые файлы:</w:t>
+      </w:r>
+    </w:p>
+    <w:p>
+      <w:pPr>
+        <w:numPr>
+          <w:ilvl w:val="0"/>
+          <w:numId w:val="1"/>
+        </w:numPr>
+        <w:spacing w:after="60"/>
+      </w:pPr>
+      <w:r>
+        <w:rPr>
+          <w:color w:val="333333"/>
+          <w:sz w:val="20"/>
+        </w:rPr>
+        <w:t xml:space="preserve">Assets/Sound/Music/EndGame_1.mp3.meta</w:t>
+      </w:r>
+    </w:p>
+    <w:p>
+      <w:pPr>
+        <w:numPr>
+          <w:ilvl w:val="0"/>
+          <w:numId w:val="1"/>
+        </w:numPr>
+        <w:spacing w:after="60"/>
+      </w:pPr>
+      <w:r>
+        <w:rPr>
+          <w:color w:val="333333"/>
+          <w:sz w:val="20"/>
+        </w:rPr>
+        <w:t xml:space="preserve">Assets/Sound/Music/EndGame_2.mp3.meta</w:t>
+      </w:r>
+    </w:p>
+    <w:p>
+      <w:pPr>
+        <w:numPr>
+          <w:ilvl w:val="0"/>
+          <w:numId w:val="1"/>
+        </w:numPr>
+        <w:spacing w:after="60"/>
+      </w:pPr>
+      <w:r>
+        <w:rPr>
+          <w:color w:val="333333"/>
+          <w:sz w:val="20"/>
+        </w:rPr>
+        <w:t xml:space="preserve">Assets/Sound/Music/EndGame_3.wav.meta</w:t>
+      </w:r>
+    </w:p>
+    <w:p>
+      <w:pPr>
+        <w:numPr>
+          <w:ilvl w:val="0"/>
+          <w:numId w:val="1"/>
+        </w:numPr>
+        <w:spacing w:after="60"/>
+      </w:pPr>
+      <w:r>
+        <w:rPr>
+          <w:color w:val="333333"/>
+          <w:sz w:val="20"/>
+        </w:rPr>
+        <w:t xml:space="preserve">Assets/Sound/Music/EndGame_4.mp3.meta</w:t>
+      </w:r>
+    </w:p>
+    <w:p>
+      <w:pPr>
+        <w:numPr>
+          <w:ilvl w:val="0"/>
+          <w:numId w:val="1"/>
+        </w:numPr>
+        <w:spacing w:after="60"/>
+      </w:pPr>
+      <w:r>
+        <w:rPr>
+          <w:color w:val="333333"/>
+          <w:sz w:val="20"/>
+        </w:rPr>
+        <w:t xml:space="preserve">Assets/Sound/Music/EndGame_5.mp3.meta</w:t>
+      </w:r>
+    </w:p>
+    <w:p>
+      <w:pPr>
+        <w:numPr>
+          <w:ilvl w:val="0"/>
+          <w:numId w:val="1"/>
+        </w:numPr>
+        <w:spacing w:after="60"/>
+      </w:pPr>
+      <w:r>
+        <w:rPr>
+          <w:color w:val="333333"/>
+          <w:sz w:val="20"/>
+        </w:rPr>
+        <w:t xml:space="preserve">Assets/Sound/Music/GameMusicV2.mp3.meta</w:t>
+      </w:r>
+    </w:p>
+    <w:p>
+      <w:pPr>
+        <w:numPr>
+          <w:ilvl w:val="0"/>
+          <w:numId w:val="1"/>
+        </w:numPr>
+        <w:spacing w:after="60"/>
+      </w:pPr>
+      <w:r>
+        <w:rPr>
+          <w:color w:val="333333"/>
+          <w:sz w:val="20"/>
+        </w:rPr>
+        <w:t xml:space="preserve">Assets/Sound/Music/MIdGame_3.wav.meta</w:t>
+      </w:r>
+    </w:p>
+    <w:p>
+      <w:pPr>
+        <w:numPr>
+          <w:ilvl w:val="0"/>
+          <w:numId w:val="1"/>
+        </w:numPr>
+        <w:spacing w:after="60"/>
+      </w:pPr>
+      <w:r>
+        <w:rPr>
+          <w:color w:val="333333"/>
+          <w:sz w:val="20"/>
+        </w:rPr>
+        <w:t xml:space="preserve">Assets/Sound/Music/MIdGame_4.wav.meta</w:t>
+      </w:r>
+    </w:p>
+    <w:p>
+      <w:pPr>
+        <w:numPr>
+          <w:ilvl w:val="0"/>
+          <w:numId w:val="1"/>
+        </w:numPr>
+        <w:spacing w:after="60"/>
+      </w:pPr>
+      <w:r>
+        <w:rPr>
+          <w:color w:val="333333"/>
+          <w:sz w:val="20"/>
+        </w:rPr>
+        <w:t xml:space="preserve">Assets/Sound/Music/MenuMusic.mp3.meta</w:t>
+      </w:r>
+    </w:p>
+    <w:p>
+      <w:pPr>
+        <w:numPr>
+          <w:ilvl w:val="0"/>
+          <w:numId w:val="1"/>
+        </w:numPr>
+        <w:spacing w:after="60"/>
+      </w:pPr>
+      <w:r>
+        <w:rPr>
+          <w:color w:val="333333"/>
+          <w:sz w:val="20"/>
+        </w:rPr>
+        <w:t xml:space="preserve">Assets/Sound/Music/MidGame_1.mp3.meta</w:t>
+      </w:r>
+    </w:p>
+    <w:p>
+      <w:pPr>
+        <w:numPr>
+          <w:ilvl w:val="0"/>
+          <w:numId w:val="1"/>
+        </w:numPr>
+        <w:spacing w:after="60"/>
+      </w:pPr>
+      <w:r>
+        <w:rPr>
+          <w:color w:val="333333"/>
+          <w:sz w:val="20"/>
+        </w:rPr>
+        <w:t xml:space="preserve">Assets/Sound/Music/MidGame_2.mp3.meta</w:t>
+      </w:r>
+    </w:p>
+    <w:p>
+      <w:pPr>
+        <w:numPr>
+          <w:ilvl w:val="0"/>
+          <w:numId w:val="1"/>
+        </w:numPr>
+        <w:spacing w:after="60"/>
+      </w:pPr>
+      <w:r>
+        <w:rPr>
+          <w:color w:val="333333"/>
+          <w:sz w:val="20"/>
+        </w:rPr>
+        <w:t xml:space="preserve">Assets/Sound/Music/NewMusic.meta</w:t>
+      </w:r>
+    </w:p>
+    <w:p>
+      <w:pPr>
+        <w:numPr>
+          <w:ilvl w:val="0"/>
+          <w:numId w:val="1"/>
+        </w:numPr>
+        <w:spacing w:after="60"/>
+      </w:pPr>
+      <w:r>
+        <w:rPr>
+          <w:color w:val="333333"/>
+          <w:sz w:val="20"/>
+        </w:rPr>
+        <w:t xml:space="preserve">Assets/Sound/Music/NewMusic/The Last Train to Nowhere0.wav</w:t>
+      </w:r>
+    </w:p>
+    <w:p>
+      <w:pPr>
+        <w:numPr>
+          <w:ilvl w:val="0"/>
+          <w:numId w:val="1"/>
+        </w:numPr>
+        <w:spacing w:after="60"/>
+      </w:pPr>
+      <w:r>
+        <w:rPr>
+          <w:color w:val="333333"/>
+          <w:sz w:val="20"/>
+        </w:rPr>
+        <w:t xml:space="preserve">Assets/Sound/Music/NewMusic/The Last Train to Nowhere1.wav</w:t>
+      </w:r>
+    </w:p>
+    <w:p>
+      <w:pPr>
+        <w:numPr>
+          <w:ilvl w:val="0"/>
+          <w:numId w:val="1"/>
+        </w:numPr>
+        <w:spacing w:after="60"/>
+      </w:pPr>
+      <w:r>
+        <w:rPr>
+          <w:color w:val="333333"/>
+          <w:sz w:val="20"/>
+        </w:rPr>
+        <w:t xml:space="preserve">Assets/Sound/Music/NewMusic/The Last Train to Nowhere2.wav</w:t>
+      </w:r>
+    </w:p>
+    <w:p>
+      <w:pPr>
+        <w:numPr>
+          <w:ilvl w:val="0"/>
+          <w:numId w:val="1"/>
+        </w:numPr>
+        <w:spacing w:after="60"/>
+      </w:pPr>
+      <w:r>
+        <w:rPr>
+          <w:color w:val="333333"/>
+          <w:sz w:val="20"/>
+        </w:rPr>
+        <w:t xml:space="preserve">Assets/Sound/Music/NewMusic/The Last Train to Nowhere3.wav</w:t>
+      </w:r>
+    </w:p>
+    <w:p>
+      <w:pPr>
+        <w:numPr>
+          <w:ilvl w:val="0"/>
+          <w:numId w:val="1"/>
+        </w:numPr>
+        <w:spacing w:after="60"/>
+      </w:pPr>
+      <w:r>
+        <w:rPr>
+          <w:color w:val="333333"/>
+          <w:sz w:val="20"/>
+        </w:rPr>
+        <w:t xml:space="preserve">Assets/Sound/Music/StartGame_1.wav.meta</w:t>
+      </w:r>
+    </w:p>
+    <w:p>
+      <w:pPr>
+        <w:numPr>
+          <w:ilvl w:val="0"/>
+          <w:numId w:val="1"/>
+        </w:numPr>
+        <w:spacing w:after="60"/>
+      </w:pPr>
+      <w:r>
+        <w:rPr>
+          <w:color w:val="333333"/>
+          <w:sz w:val="20"/>
+        </w:rPr>
+        <w:t xml:space="preserve">Assets/Sound/Music/StartGane_3.mp3.meta</w:t>
+      </w:r>
+    </w:p>
+    <w:p>
+      <w:pPr>
+        <w:numPr>
+          <w:ilvl w:val="0"/>
+          <w:numId w:val="1"/>
+        </w:numPr>
+        <w:spacing w:after="60"/>
+      </w:pPr>
+      <w:r>
+        <w:rPr>
+          <w:color w:val="333333"/>
+          <w:sz w:val="20"/>
+        </w:rPr>
+        <w:t xml:space="preserve">Assets/Texture/GameIconsAtlas.spriteatlas</w:t>
+      </w:r>
+    </w:p>
+    <w:p>
+      <w:pPr>
+        <w:numPr>
+          <w:ilvl w:val="0"/>
+          <w:numId w:val="1"/>
+        </w:numPr>
+        <w:spacing w:after="60"/>
+      </w:pPr>
+      <w:r>
+        <w:rPr>
+          <w:color w:val="333333"/>
+          <w:sz w:val="20"/>
+        </w:rPr>
+        <w:t xml:space="preserve">Assets/Texture/Upgrade/AdvancedMagicShield.png.meta</w:t>
+      </w:r>
+    </w:p>
+    <w:p>
+      <w:pPr>
+        <w:numPr>
+          <w:ilvl w:val="0"/>
+          <w:numId w:val="1"/>
+        </w:numPr>
+        <w:spacing w:after="60"/>
+      </w:pPr>
+      <w:r>
+        <w:rPr>
+          <w:color w:val="333333"/>
+          <w:sz w:val="20"/>
+        </w:rPr>
+        <w:t xml:space="preserve">Assets/Texture/Upgrade/AttackSpeed.png.meta</w:t>
+      </w:r>
+    </w:p>
+    <w:p>
+      <w:pPr>
+        <w:numPr>
+          <w:ilvl w:val="0"/>
+          <w:numId w:val="1"/>
+        </w:numPr>
+        <w:spacing w:after="60"/>
+      </w:pPr>
+      <w:r>
+        <w:rPr>
+          <w:color w:val="333333"/>
+          <w:sz w:val="20"/>
+        </w:rPr>
+        <w:t xml:space="preserve">Assets/Texture/Upgrade/BagicHeavy.png.meta</w:t>
+      </w:r>
+    </w:p>
+    <w:p>
+      <w:pPr>
+        <w:numPr>
+          <w:ilvl w:val="0"/>
+          <w:numId w:val="1"/>
+        </w:numPr>
+        <w:spacing w:after="60"/>
+      </w:pPr>
+      <w:r>
+        <w:rPr>
+          <w:color w:val="333333"/>
+          <w:sz w:val="20"/>
+        </w:rPr>
+        <w:t xml:space="preserve">Assets/Texture/Upgrade/BasicArmor.png.meta</w:t>
+      </w:r>
+    </w:p>
+    <w:p>
+      <w:pPr>
+        <w:numPr>
+          <w:ilvl w:val="0"/>
+          <w:numId w:val="1"/>
+        </w:numPr>
+        <w:spacing w:after="60"/>
+      </w:pPr>
+      <w:r>
+        <w:rPr>
+          <w:color w:val="333333"/>
+          <w:sz w:val="20"/>
+        </w:rPr>
+        <w:t xml:space="preserve">Assets/Texture/Upgrade/BasicChaos.png.meta</w:t>
+      </w:r>
+    </w:p>
+    <w:p>
+      <w:pPr>
+        <w:numPr>
+          <w:ilvl w:val="0"/>
+          <w:numId w:val="1"/>
+        </w:numPr>
+        <w:spacing w:after="60"/>
+      </w:pPr>
+      <w:r>
+        <w:rPr>
+          <w:color w:val="333333"/>
+          <w:sz w:val="20"/>
+        </w:rPr>
+        <w:t xml:space="preserve">Assets/Texture/Upgrade/BasicHp.png.meta</w:t>
+      </w:r>
+    </w:p>
+    <w:p>
+      <w:pPr>
+        <w:numPr>
+          <w:ilvl w:val="0"/>
+          <w:numId w:val="1"/>
+        </w:numPr>
+        <w:spacing w:after="60"/>
+      </w:pPr>
+      <w:r>
+        <w:rPr>
+          <w:color w:val="333333"/>
+          <w:sz w:val="20"/>
+        </w:rPr>
+        <w:t xml:space="preserve">Assets/Texture/Upgrade/BasicMagic.png.meta</w:t>
+      </w:r>
+    </w:p>
+    <w:p>
+      <w:pPr>
+        <w:numPr>
+          <w:ilvl w:val="0"/>
+          <w:numId w:val="1"/>
+        </w:numPr>
+        <w:spacing w:after="60"/>
+      </w:pPr>
+      <w:r>
+        <w:rPr>
+          <w:color w:val="333333"/>
+          <w:sz w:val="20"/>
+        </w:rPr>
+        <w:t xml:space="preserve">Assets/Texture/Upgrade/BasicManaShield.png.meta</w:t>
+      </w:r>
+    </w:p>
+    <w:p>
+      <w:pPr>
+        <w:numPr>
+          <w:ilvl w:val="0"/>
+          <w:numId w:val="1"/>
+        </w:numPr>
+        <w:spacing w:after="60"/>
+      </w:pPr>
+      <w:r>
+        <w:rPr>
+          <w:color w:val="333333"/>
+          <w:sz w:val="20"/>
+        </w:rPr>
+        <w:t xml:space="preserve">Assets/Texture/Upgrade/BasicNormal.png.meta</w:t>
+      </w:r>
+    </w:p>
+    <w:p>
+      <w:pPr>
+        <w:numPr>
+          <w:ilvl w:val="0"/>
+          <w:numId w:val="1"/>
+        </w:numPr>
+        <w:spacing w:after="60"/>
+      </w:pPr>
+      <w:r>
+        <w:rPr>
+          <w:color w:val="333333"/>
+          <w:sz w:val="20"/>
+        </w:rPr>
+        <w:t xml:space="preserve">Assets/Texture/Upgrade/BasicPiercing.png.meta</w:t>
+      </w:r>
+    </w:p>
+    <w:p>
+      <w:pPr>
+        <w:numPr>
+          <w:ilvl w:val="0"/>
+          <w:numId w:val="1"/>
+        </w:numPr>
+        <w:spacing w:after="60"/>
+      </w:pPr>
+      <w:r>
+        <w:rPr>
+          <w:color w:val="333333"/>
+          <w:sz w:val="20"/>
+        </w:rPr>
+        <w:t xml:space="preserve">Assets/Texture/Upgrade/BasicProjectile.png.meta</w:t>
+      </w:r>
+    </w:p>
+    <w:p>
+      <w:pPr>
+        <w:numPr>
+          <w:ilvl w:val="0"/>
+          <w:numId w:val="1"/>
+        </w:numPr>
+        <w:spacing w:after="60"/>
+      </w:pPr>
+      <w:r>
+        <w:rPr>
+          <w:color w:val="333333"/>
+          <w:sz w:val="20"/>
+        </w:rPr>
+        <w:t xml:space="preserve">Assets/Texture/Upgrade/BasicRegen.png.meta</w:t>
+      </w:r>
+    </w:p>
+    <w:p>
+      <w:pPr>
+        <w:numPr>
+          <w:ilvl w:val="0"/>
+          <w:numId w:val="1"/>
+        </w:numPr>
+        <w:spacing w:after="60"/>
+      </w:pPr>
+      <w:r>
+        <w:rPr>
+          <w:color w:val="333333"/>
+          <w:sz w:val="20"/>
+        </w:rPr>
+        <w:t xml:space="preserve">Assets/Texture/Upgrade/Basic_Damage.png.meta</w:t>
+      </w:r>
+    </w:p>
+    <w:p>
+      <w:pPr>
+        <w:numPr>
+          <w:ilvl w:val="0"/>
+          <w:numId w:val="1"/>
+        </w:numPr>
+        <w:spacing w:after="60"/>
+      </w:pPr>
+      <w:r>
+        <w:rPr>
+          <w:color w:val="333333"/>
+          <w:sz w:val="20"/>
+        </w:rPr>
+        <w:t xml:space="preserve">Assets/Texture/Upgrade/Block.png.meta</w:t>
+      </w:r>
+    </w:p>
+    <w:p>
+      <w:pPr>
+        <w:numPr>
+          <w:ilvl w:val="0"/>
+          <w:numId w:val="1"/>
+        </w:numPr>
+        <w:spacing w:after="60"/>
+      </w:pPr>
+      <w:r>
+        <w:rPr>
+          <w:color w:val="333333"/>
+          <w:sz w:val="20"/>
+        </w:rPr>
+        <w:t xml:space="preserve">Assets/Texture/Upgrade/DamageWithShield.png.meta</w:t>
+      </w:r>
+    </w:p>
+    <w:p>
+      <w:pPr>
+        <w:numPr>
+          <w:ilvl w:val="0"/>
+          <w:numId w:val="1"/>
+        </w:numPr>
+        <w:spacing w:after="60"/>
+      </w:pPr>
+      <w:r>
+        <w:rPr>
+          <w:color w:val="333333"/>
+          <w:sz w:val="20"/>
+        </w:rPr>
+        <w:t xml:space="preserve">Assets/Texture/Upgrade/DeathMask.png.meta</w:t>
+      </w:r>
+    </w:p>
+    <w:p>
+      <w:pPr>
+        <w:numPr>
+          <w:ilvl w:val="0"/>
+          <w:numId w:val="1"/>
+        </w:numPr>
+        <w:spacing w:after="60"/>
+      </w:pPr>
+      <w:r>
+        <w:rPr>
+          <w:color w:val="333333"/>
+          <w:sz w:val="20"/>
+        </w:rPr>
+        <w:t xml:space="preserve">Assets/Texture/Upgrade/DecayAura.png.meta</w:t>
+      </w:r>
+    </w:p>
+    <w:p>
+      <w:pPr>
+        <w:numPr>
+          <w:ilvl w:val="0"/>
+          <w:numId w:val="1"/>
+        </w:numPr>
+        <w:spacing w:after="60"/>
+      </w:pPr>
+      <w:r>
+        <w:rPr>
+          <w:color w:val="333333"/>
+          <w:sz w:val="20"/>
+        </w:rPr>
+        <w:t xml:space="preserve">Assets/Texture/Upgrade/Generator.png.meta</w:t>
+      </w:r>
+    </w:p>
+    <w:p>
+      <w:pPr>
+        <w:numPr>
+          <w:ilvl w:val="0"/>
+          <w:numId w:val="1"/>
+        </w:numPr>
+        <w:spacing w:after="60"/>
+      </w:pPr>
+      <w:r>
+        <w:rPr>
+          <w:color w:val="333333"/>
+          <w:sz w:val="20"/>
+        </w:rPr>
+        <w:t xml:space="preserve">Assets/Texture/Upgrade/GoldMine.png.meta</w:t>
+      </w:r>
+    </w:p>
+    <w:p>
+      <w:pPr>
+        <w:numPr>
+          <w:ilvl w:val="0"/>
+          <w:numId w:val="1"/>
+        </w:numPr>
+        <w:spacing w:after="60"/>
+      </w:pPr>
+      <w:r>
+        <w:rPr>
+          <w:color w:val="333333"/>
+          <w:sz w:val="20"/>
+        </w:rPr>
+        <w:t xml:space="preserve">Assets/Texture/Upgrade/HpScail.png.meta</w:t>
+      </w:r>
+    </w:p>
+    <w:p>
+      <w:pPr>
+        <w:numPr>
+          <w:ilvl w:val="0"/>
+          <w:numId w:val="1"/>
+        </w:numPr>
+        <w:spacing w:after="60"/>
+      </w:pPr>
+      <w:r>
+        <w:rPr>
+          <w:color w:val="333333"/>
+          <w:sz w:val="20"/>
+        </w:rPr>
+        <w:t xml:space="preserve">Assets/Texture/Upgrade/Hunting.png.meta</w:t>
+      </w:r>
+    </w:p>
+    <w:p>
+      <w:pPr>
+        <w:numPr>
+          <w:ilvl w:val="0"/>
+          <w:numId w:val="1"/>
+        </w:numPr>
+        <w:spacing w:after="60"/>
+      </w:pPr>
+      <w:r>
+        <w:rPr>
+          <w:color w:val="333333"/>
+          <w:sz w:val="20"/>
+        </w:rPr>
+        <w:t xml:space="preserve">Assets/Texture/Upgrade/LifeStealUpgrade.png.meta</w:t>
+      </w:r>
+    </w:p>
+    <w:p>
+      <w:pPr>
+        <w:numPr>
+          <w:ilvl w:val="0"/>
+          <w:numId w:val="1"/>
+        </w:numPr>
+        <w:spacing w:after="60"/>
+      </w:pPr>
+      <w:r>
+        <w:rPr>
+          <w:color w:val="333333"/>
+          <w:sz w:val="20"/>
+        </w:rPr>
+        <w:t xml:space="preserve">Assets/Texture/Upgrade/MagicWave.png.meta</w:t>
+      </w:r>
+    </w:p>
+    <w:p>
+      <w:pPr>
+        <w:numPr>
+          <w:ilvl w:val="0"/>
+          <w:numId w:val="1"/>
+        </w:numPr>
+        <w:spacing w:after="60"/>
+      </w:pPr>
+      <w:r>
+        <w:rPr>
+          <w:color w:val="333333"/>
+          <w:sz w:val="20"/>
+        </w:rPr>
+        <w:t xml:space="preserve">Assets/Texture/Upgrade/MoreEnemy.png.meta</w:t>
+      </w:r>
+    </w:p>
+    <w:p>
+      <w:pPr>
+        <w:numPr>
+          <w:ilvl w:val="0"/>
+          <w:numId w:val="1"/>
+        </w:numPr>
+        <w:spacing w:after="60"/>
+      </w:pPr>
+      <w:r>
+        <w:rPr>
+          <w:color w:val="333333"/>
+          <w:sz w:val="20"/>
+        </w:rPr>
+        <w:t xml:space="preserve">Assets/Texture/Upgrade/MythicUpgrade.png.meta</w:t>
+      </w:r>
+    </w:p>
+    <w:p>
+      <w:pPr>
+        <w:numPr>
+          <w:ilvl w:val="0"/>
+          <w:numId w:val="1"/>
+        </w:numPr>
+        <w:spacing w:after="60"/>
+      </w:pPr>
+      <w:r>
+        <w:rPr>
+          <w:color w:val="333333"/>
+          <w:sz w:val="20"/>
+        </w:rPr>
+        <w:t xml:space="preserve">Assets/Texture/Upgrade/NatureBlessing.png.meta</w:t>
+      </w:r>
+    </w:p>
+    <w:p>
+      <w:pPr>
+        <w:numPr>
+          <w:ilvl w:val="0"/>
+          <w:numId w:val="1"/>
+        </w:numPr>
+        <w:spacing w:after="60"/>
+      </w:pPr>
+      <w:r>
+        <w:rPr>
+          <w:color w:val="333333"/>
+          <w:sz w:val="20"/>
+        </w:rPr>
+        <w:t xml:space="preserve">Assets/Texture/Upgrade/PassiveGold.png.meta</w:t>
+      </w:r>
+    </w:p>
+    <w:p>
+      <w:pPr>
+        <w:numPr>
+          <w:ilvl w:val="0"/>
+          <w:numId w:val="1"/>
+        </w:numPr>
+        <w:spacing w:after="60"/>
+      </w:pPr>
+      <w:r>
+        <w:rPr>
+          <w:color w:val="333333"/>
+          <w:sz w:val="20"/>
+        </w:rPr>
+        <w:t xml:space="preserve">Assets/Texture/Upgrade/RegenPercent.png.meta</w:t>
+      </w:r>
+    </w:p>
+    <w:p>
+      <w:pPr>
+        <w:numPr>
+          <w:ilvl w:val="0"/>
+          <w:numId w:val="1"/>
+        </w:numPr>
+        <w:spacing w:after="60"/>
+      </w:pPr>
+      <w:r>
+        <w:rPr>
+          <w:color w:val="333333"/>
+          <w:sz w:val="20"/>
+        </w:rPr>
+        <w:t xml:space="preserve">Assets/Texture/Upgrade/RegenScail.png.meta</w:t>
+      </w:r>
+    </w:p>
+    <w:p>
+      <w:pPr>
+        <w:numPr>
+          <w:ilvl w:val="0"/>
+          <w:numId w:val="1"/>
+        </w:numPr>
+        <w:spacing w:after="60"/>
+      </w:pPr>
+      <w:r>
+        <w:rPr>
+          <w:color w:val="333333"/>
+          <w:sz w:val="20"/>
+        </w:rPr>
+        <w:t xml:space="preserve">Assets/Texture/Upgrade/RevivalShield.png.meta</w:t>
+      </w:r>
+    </w:p>
+    <w:p>
+      <w:pPr>
+        <w:numPr>
+          <w:ilvl w:val="0"/>
+          <w:numId w:val="1"/>
+        </w:numPr>
+        <w:spacing w:after="60"/>
+      </w:pPr>
+      <w:r>
+        <w:rPr>
+          <w:color w:val="333333"/>
+          <w:sz w:val="20"/>
+        </w:rPr>
+        <w:t xml:space="preserve">Assets/Texture/Upgrade/SacrificeGold.png.meta</w:t>
+      </w:r>
+    </w:p>
+    <w:p>
+      <w:pPr>
+        <w:numPr>
+          <w:ilvl w:val="0"/>
+          <w:numId w:val="1"/>
+        </w:numPr>
+        <w:spacing w:after="60"/>
+      </w:pPr>
+      <w:r>
+        <w:rPr>
+          <w:color w:val="333333"/>
+          <w:sz w:val="20"/>
+        </w:rPr>
+        <w:t xml:space="preserve">Assets/Texture/Upgrade/ShieldScail.png.meta</w:t>
+      </w:r>
+    </w:p>
+    <w:p>
+      <w:pPr>
+        <w:numPr>
+          <w:ilvl w:val="0"/>
+          <w:numId w:val="1"/>
+        </w:numPr>
+        <w:spacing w:after="60"/>
+      </w:pPr>
+      <w:r>
+        <w:rPr>
+          <w:color w:val="333333"/>
+          <w:sz w:val="20"/>
+        </w:rPr>
+        <w:t xml:space="preserve">Assets/Texture/Upgrade/SpikeT1.png.meta</w:t>
+      </w:r>
+    </w:p>
+    <w:p>
+      <w:pPr>
+        <w:numPr>
+          <w:ilvl w:val="0"/>
+          <w:numId w:val="1"/>
+        </w:numPr>
+        <w:spacing w:after="60"/>
+      </w:pPr>
+      <w:r>
+        <w:rPr>
+          <w:color w:val="333333"/>
+          <w:sz w:val="20"/>
+        </w:rPr>
+        <w:t xml:space="preserve">Assets/Texture/Upgrade/SpikeT2.png.meta</w:t>
+      </w:r>
+    </w:p>
+    <w:p>
+      <w:pPr>
+        <w:numPr>
+          <w:ilvl w:val="0"/>
+          <w:numId w:val="1"/>
+        </w:numPr>
+        <w:spacing w:after="60"/>
+      </w:pPr>
+      <w:r>
+        <w:rPr>
+          <w:color w:val="333333"/>
+          <w:sz w:val="20"/>
+        </w:rPr>
+        <w:t xml:space="preserve">Assets/Texture/Upgrade/SpikeT4.png.meta</w:t>
+      </w:r>
+    </w:p>
+    <w:p>
+      <w:pPr>
+        <w:numPr>
+          <w:ilvl w:val="0"/>
+          <w:numId w:val="1"/>
+        </w:numPr>
+        <w:spacing w:after="60"/>
+      </w:pPr>
+      <w:r>
+        <w:rPr>
+          <w:color w:val="333333"/>
+          <w:sz w:val="20"/>
+        </w:rPr>
+        <w:t xml:space="preserve">Assets/Texture/Upgrade/SuperBullet.png.meta</w:t>
+      </w:r>
+    </w:p>
+    <w:p>
+      <w:pPr>
+        <w:numPr>
+          <w:ilvl w:val="0"/>
+          <w:numId w:val="1"/>
+        </w:numPr>
+        <w:spacing w:after="60"/>
+      </w:pPr>
+      <w:r>
+        <w:rPr>
+          <w:color w:val="333333"/>
+          <w:sz w:val="20"/>
+        </w:rPr>
+        <w:t xml:space="preserve">Assets/Texture/Upgrade/UltimateArmor.png.meta</w:t>
+      </w:r>
+    </w:p>
+    <w:p>
+      <w:pPr>
+        <w:numPr>
+          <w:ilvl w:val="0"/>
+          <w:numId w:val="1"/>
+        </w:numPr>
+        <w:spacing w:after="60"/>
+      </w:pPr>
+      <w:r>
+        <w:rPr>
+          <w:color w:val="333333"/>
+          <w:sz w:val="20"/>
+        </w:rPr>
+        <w:t xml:space="preserve">Assets/Texture/Upgrade/UltimateChaos.png.meta</w:t>
+      </w:r>
+    </w:p>
+    <w:p>
+      <w:pPr>
+        <w:numPr>
+          <w:ilvl w:val="0"/>
+          <w:numId w:val="1"/>
+        </w:numPr>
+        <w:spacing w:after="60"/>
+      </w:pPr>
+      <w:r>
+        <w:rPr>
+          <w:color w:val="333333"/>
+          <w:sz w:val="20"/>
+        </w:rPr>
+        <w:t xml:space="preserve">Assets/Texture/Upgrade/UltimateHeavy.png.meta</w:t>
+      </w:r>
+    </w:p>
+    <w:p>
+      <w:pPr>
+        <w:numPr>
+          <w:ilvl w:val="0"/>
+          <w:numId w:val="1"/>
+        </w:numPr>
+        <w:spacing w:after="60"/>
+      </w:pPr>
+      <w:r>
+        <w:rPr>
+          <w:color w:val="333333"/>
+          <w:sz w:val="20"/>
+        </w:rPr>
+        <w:t xml:space="preserve">Assets/Texture/Upgrade/UltimateMagic.png.meta</w:t>
+      </w:r>
+    </w:p>
+    <w:p>
+      <w:pPr>
+        <w:numPr>
+          <w:ilvl w:val="0"/>
+          <w:numId w:val="1"/>
+        </w:numPr>
+        <w:spacing w:after="60"/>
+      </w:pPr>
+      <w:r>
+        <w:rPr>
+          <w:color w:val="333333"/>
+          <w:sz w:val="20"/>
+        </w:rPr>
+        <w:t xml:space="preserve">Assets/Texture/Upgrade/UltimateNormal.png.meta</w:t>
+      </w:r>
+    </w:p>
+    <w:p>
+      <w:pPr>
+        <w:numPr>
+          <w:ilvl w:val="0"/>
+          <w:numId w:val="1"/>
+        </w:numPr>
+        <w:spacing w:after="60"/>
+      </w:pPr>
+      <w:r>
+        <w:rPr>
+          <w:color w:val="333333"/>
+          <w:sz w:val="20"/>
+        </w:rPr>
+        <w:t xml:space="preserve">Assets/Texture/Upgrade/UltimatePiercing.png.meta</w:t>
+      </w:r>
+    </w:p>
+    <w:p>
+      <w:pPr>
+        <w:numPr>
+          <w:ilvl w:val="0"/>
+          <w:numId w:val="1"/>
+        </w:numPr>
+        <w:spacing w:after="60"/>
+      </w:pPr>
+      <w:r>
+        <w:rPr>
+          <w:color w:val="333333"/>
+          <w:sz w:val="20"/>
+        </w:rPr>
+        <w:t xml:space="preserve">Assets/Texture/Upgrade/UltimateProjectile.png.meta</w:t>
+      </w:r>
+    </w:p>
+    <w:p>
+      <w:pPr>
+        <w:numPr>
+          <w:ilvl w:val="0"/>
+          <w:numId w:val="1"/>
+        </w:numPr>
+        <w:spacing w:after="60"/>
+      </w:pPr>
+      <w:r>
+        <w:rPr>
+          <w:color w:val="333333"/>
+          <w:sz w:val="20"/>
+        </w:rPr>
+        <w:t xml:space="preserve">Assets/Texture/Weapon/Axe.png.meta</w:t>
+      </w:r>
+    </w:p>
+    <w:p>
+      <w:pPr>
+        <w:numPr>
+          <w:ilvl w:val="0"/>
+          <w:numId w:val="1"/>
+        </w:numPr>
+        <w:spacing w:after="60"/>
+      </w:pPr>
+      <w:r>
+        <w:rPr>
+          <w:color w:val="333333"/>
+          <w:sz w:val="20"/>
+        </w:rPr>
+        <w:t xml:space="preserve">Assets/Texture/Weapon/Ballista.png.meta</w:t>
+      </w:r>
+    </w:p>
+    <w:p>
+      <w:pPr>
+        <w:numPr>
+          <w:ilvl w:val="0"/>
+          <w:numId w:val="1"/>
+        </w:numPr>
+        <w:spacing w:after="60"/>
+      </w:pPr>
+      <w:r>
+        <w:rPr>
+          <w:color w:val="333333"/>
+          <w:sz w:val="20"/>
+        </w:rPr>
+        <w:t xml:space="preserve">Assets/Texture/Weapon/BaseLaser.png.meta</w:t>
+      </w:r>
+    </w:p>
+    <w:p>
+      <w:pPr>
+        <w:numPr>
+          <w:ilvl w:val="0"/>
+          <w:numId w:val="1"/>
+        </w:numPr>
+        <w:spacing w:after="60"/>
+      </w:pPr>
+      <w:r>
+        <w:rPr>
+          <w:color w:val="333333"/>
+          <w:sz w:val="20"/>
+        </w:rPr>
+        <w:t xml:space="preserve">Assets/Texture/Weapon/Blizard.png.meta</w:t>
+      </w:r>
+    </w:p>
+    <w:p>
+      <w:pPr>
+        <w:numPr>
+          <w:ilvl w:val="0"/>
+          <w:numId w:val="1"/>
+        </w:numPr>
+        <w:spacing w:after="60"/>
+      </w:pPr>
+      <w:r>
+        <w:rPr>
+          <w:color w:val="333333"/>
+          <w:sz w:val="20"/>
+        </w:rPr>
+        <w:t xml:space="preserve">Assets/Texture/Weapon/Bow.png.meta</w:t>
+      </w:r>
+    </w:p>
+    <w:p>
+      <w:pPr>
+        <w:numPr>
+          <w:ilvl w:val="0"/>
+          <w:numId w:val="1"/>
+        </w:numPr>
+        <w:spacing w:after="60"/>
+      </w:pPr>
+      <w:r>
+        <w:rPr>
+          <w:color w:val="333333"/>
+          <w:sz w:val="20"/>
+        </w:rPr>
+        <w:t xml:space="preserve">Assets/Texture/Weapon/Catapult.png.meta</w:t>
+      </w:r>
+    </w:p>
+    <w:p>
+      <w:pPr>
+        <w:numPr>
+          <w:ilvl w:val="0"/>
+          <w:numId w:val="1"/>
+        </w:numPr>
+        <w:spacing w:after="60"/>
+      </w:pPr>
+      <w:r>
+        <w:rPr>
+          <w:color w:val="333333"/>
+          <w:sz w:val="20"/>
+        </w:rPr>
+        <w:t xml:space="preserve">Assets/Texture/Weapon/ChaosFire.png.meta</w:t>
+      </w:r>
+    </w:p>
+    <w:p>
+      <w:pPr>
+        <w:numPr>
+          <w:ilvl w:val="0"/>
+          <w:numId w:val="1"/>
+        </w:numPr>
+        <w:spacing w:after="60"/>
+      </w:pPr>
+      <w:r>
+        <w:rPr>
+          <w:color w:val="333333"/>
+          <w:sz w:val="20"/>
+        </w:rPr>
+        <w:t xml:space="preserve">Assets/Texture/Weapon/ChaosOrb.png.meta</w:t>
+      </w:r>
+    </w:p>
+    <w:p>
+      <w:pPr>
+        <w:numPr>
+          <w:ilvl w:val="0"/>
+          <w:numId w:val="1"/>
+        </w:numPr>
+        <w:spacing w:after="60"/>
+      </w:pPr>
+      <w:r>
+        <w:rPr>
+          <w:color w:val="333333"/>
+          <w:sz w:val="20"/>
+        </w:rPr>
+        <w:t xml:space="preserve">Assets/Texture/Weapon/ChaosWave.png.meta</w:t>
+      </w:r>
+    </w:p>
+    <w:p>
+      <w:pPr>
+        <w:numPr>
+          <w:ilvl w:val="0"/>
+          <w:numId w:val="1"/>
+        </w:numPr>
+        <w:spacing w:after="60"/>
+      </w:pPr>
+      <w:r>
+        <w:rPr>
+          <w:color w:val="333333"/>
+          <w:sz w:val="20"/>
+        </w:rPr>
+        <w:t xml:space="preserve">Assets/Texture/Weapon/DoubleBounceSword.png.meta</w:t>
+      </w:r>
+    </w:p>
+    <w:p>
+      <w:pPr>
+        <w:numPr>
+          <w:ilvl w:val="0"/>
+          <w:numId w:val="1"/>
+        </w:numPr>
+        <w:spacing w:after="60"/>
+      </w:pPr>
+      <w:r>
+        <w:rPr>
+          <w:color w:val="333333"/>
+          <w:sz w:val="20"/>
+        </w:rPr>
+        <w:t xml:space="preserve">Assets/Texture/Weapon/DualSlashingSword.png.meta</w:t>
+      </w:r>
+    </w:p>
+    <w:p>
+      <w:pPr>
+        <w:numPr>
+          <w:ilvl w:val="0"/>
+          <w:numId w:val="1"/>
+        </w:numPr>
+        <w:spacing w:after="60"/>
+      </w:pPr>
+      <w:r>
+        <w:rPr>
+          <w:color w:val="333333"/>
+          <w:sz w:val="20"/>
+        </w:rPr>
+        <w:t xml:space="preserve">Assets/Texture/Weapon/Hammer.png.meta</w:t>
+      </w:r>
+    </w:p>
+    <w:p>
+      <w:pPr>
+        <w:numPr>
+          <w:ilvl w:val="0"/>
+          <w:numId w:val="1"/>
+        </w:numPr>
+        <w:spacing w:after="60"/>
+      </w:pPr>
+      <w:r>
+        <w:rPr>
+          <w:color w:val="333333"/>
+          <w:sz w:val="20"/>
+        </w:rPr>
+        <w:t xml:space="preserve">Assets/Texture/Weapon/IceBullet.png.meta</w:t>
+      </w:r>
+    </w:p>
+    <w:p>
+      <w:pPr>
+        <w:numPr>
+          <w:ilvl w:val="0"/>
+          <w:numId w:val="1"/>
+        </w:numPr>
+        <w:spacing w:after="60"/>
+      </w:pPr>
+      <w:r>
+        <w:rPr>
+          <w:color w:val="333333"/>
+          <w:sz w:val="20"/>
+        </w:rPr>
+        <w:t xml:space="preserve">Assets/Texture/Weapon/LifeStealer.png.meta</w:t>
+      </w:r>
+    </w:p>
+    <w:p>
+      <w:pPr>
+        <w:numPr>
+          <w:ilvl w:val="0"/>
+          <w:numId w:val="1"/>
+        </w:numPr>
+        <w:spacing w:after="60"/>
+      </w:pPr>
+      <w:r>
+        <w:rPr>
+          <w:color w:val="333333"/>
+          <w:sz w:val="20"/>
+        </w:rPr>
+        <w:t xml:space="preserve">Assets/Texture/Weapon/Log.png.meta</w:t>
+      </w:r>
+    </w:p>
+    <w:p>
+      <w:pPr>
+        <w:numPr>
+          <w:ilvl w:val="0"/>
+          <w:numId w:val="1"/>
+        </w:numPr>
+        <w:spacing w:after="60"/>
+      </w:pPr>
+      <w:r>
+        <w:rPr>
+          <w:color w:val="333333"/>
+          <w:sz w:val="20"/>
+        </w:rPr>
+        <w:t xml:space="preserve">Assets/Texture/Weapon/MagicOrb.png.meta</w:t>
+      </w:r>
+    </w:p>
+    <w:p>
+      <w:pPr>
+        <w:numPr>
+          <w:ilvl w:val="0"/>
+          <w:numId w:val="1"/>
+        </w:numPr>
+        <w:spacing w:after="60"/>
+      </w:pPr>
+      <w:r>
+        <w:rPr>
+          <w:color w:val="333333"/>
+          <w:sz w:val="20"/>
+        </w:rPr>
+        <w:t xml:space="preserve">Assets/Texture/Weapon/MagicWave.png.meta</w:t>
+      </w:r>
+    </w:p>
+    <w:p>
+      <w:pPr>
+        <w:numPr>
+          <w:ilvl w:val="0"/>
+          <w:numId w:val="1"/>
+        </w:numPr>
+        <w:spacing w:after="60"/>
+      </w:pPr>
+      <w:r>
+        <w:rPr>
+          <w:color w:val="333333"/>
+          <w:sz w:val="20"/>
+        </w:rPr>
+        <w:t xml:space="preserve">Assets/Texture/Weapon/Meteor.png.meta</w:t>
+      </w:r>
+    </w:p>
+    <w:p>
+      <w:pPr>
+        <w:numPr>
+          <w:ilvl w:val="0"/>
+          <w:numId w:val="1"/>
+        </w:numPr>
+        <w:spacing w:after="60"/>
+      </w:pPr>
+      <w:r>
+        <w:rPr>
+          <w:color w:val="333333"/>
+          <w:sz w:val="20"/>
+        </w:rPr>
+        <w:t xml:space="preserve">Assets/Texture/Weapon/Missles.png.meta</w:t>
+      </w:r>
+    </w:p>
+    <w:p>
+      <w:pPr>
+        <w:numPr>
+          <w:ilvl w:val="0"/>
+          <w:numId w:val="1"/>
+        </w:numPr>
+        <w:spacing w:after="60"/>
+      </w:pPr>
+      <w:r>
+        <w:rPr>
+          <w:color w:val="333333"/>
+          <w:sz w:val="20"/>
+        </w:rPr>
+        <w:t xml:space="preserve">Assets/Texture/Weapon/Mortar.png.meta</w:t>
+      </w:r>
+    </w:p>
+    <w:p>
+      <w:pPr>
+        <w:numPr>
+          <w:ilvl w:val="0"/>
+          <w:numId w:val="1"/>
+        </w:numPr>
+        <w:spacing w:after="60"/>
+      </w:pPr>
+      <w:r>
+        <w:rPr>
+          <w:color w:val="333333"/>
+          <w:sz w:val="20"/>
+        </w:rPr>
+        <w:t xml:space="preserve">Assets/Texture/Weapon/ShockWave.png.meta</w:t>
+      </w:r>
+    </w:p>
+    <w:p>
+      <w:pPr>
+        <w:numPr>
+          <w:ilvl w:val="0"/>
+          <w:numId w:val="1"/>
+        </w:numPr>
+        <w:spacing w:after="60"/>
+      </w:pPr>
+      <w:r>
+        <w:rPr>
+          <w:color w:val="333333"/>
+          <w:sz w:val="20"/>
+        </w:rPr>
+        <w:t xml:space="preserve">Assets/Texture/Weapon/Spear.png.meta</w:t>
+      </w:r>
+    </w:p>
+    <w:p>
+      <w:pPr>
+        <w:numPr>
+          <w:ilvl w:val="0"/>
+          <w:numId w:val="1"/>
+        </w:numPr>
+        <w:spacing w:after="60"/>
+      </w:pPr>
+      <w:r>
+        <w:rPr>
+          <w:color w:val="333333"/>
+          <w:sz w:val="20"/>
+        </w:rPr>
+        <w:t xml:space="preserve">Assets/Texture/Weapon/Stone.png.meta</w:t>
+      </w:r>
+    </w:p>
+    <w:p>
+      <w:pPr>
+        <w:numPr>
+          <w:ilvl w:val="0"/>
+          <w:numId w:val="1"/>
+        </w:numPr>
+        <w:spacing w:after="60"/>
+      </w:pPr>
+      <w:r>
+        <w:rPr>
+          <w:color w:val="333333"/>
+          <w:sz w:val="20"/>
+        </w:rPr>
+        <w:t xml:space="preserve">Assets/Texture/Weapon/Tornado.png.meta</w:t>
+      </w:r>
+    </w:p>
+    <w:p>
+      <w:pPr>
+        <w:numPr>
+          <w:ilvl w:val="0"/>
+          <w:numId w:val="1"/>
+        </w:numPr>
+        <w:spacing w:after="60"/>
+      </w:pPr>
+      <w:r>
+        <w:rPr>
+          <w:color w:val="333333"/>
+          <w:sz w:val="20"/>
+        </w:rPr>
+        <w:t xml:space="preserve">ProjectSettings/EditorSettings.asset</w:t>
+      </w:r>
+    </w:p>
+    <w:p>
+      <w:pPr>
+        <w:numPr>
+          <w:ilvl w:val="0"/>
+          <w:numId w:val="1"/>
+        </w:numPr>
+        <w:spacing w:after="60"/>
+      </w:pPr>
+      <w:r>
+        <w:rPr>
+          <w:color w:val="333333"/>
+          <w:sz w:val="20"/>
+        </w:rPr>
+        <w:t xml:space="preserve">"docs/\320\230\321\201\321\202\320\276\321\200\320\270\321\217_\320\270\320\267\320\274\320\265\320\275\320\265\320\275\320\270\320\271.docx"</w:t>
+      </w:r>
+    </w:p>
+    <w:p>
+      <w:pPr>
+        <w:spacing w:after="120"/>
+      </w:pPr>
+      <w:r>
+        <w:rPr>
+          <w:sz w:val="10"/>
+        </w:rPr>
+        <w:t xml:space="preserve"> </w:t>
+      </w:r>
+    </w:p>
+    <w:p>
+      <w:pPr>
+        <w:spacing w:after="40"/>
+      </w:pPr>
+      <w:r>
+        <w:rPr>
+          <w:b/>
+          <w:sz w:val="28"/>
+        </w:rPr>
+        <w:t xml:space="preserve">26. </w:t>
+      </w:r>
+      <w:r>
+        <w:rPr>
+          <w:b/>
+          <w:color w:val="1F5FB2"/>
+          <w:sz w:val="28"/>
+        </w:rPr>
+        <w:t xml:space="preserve">[PERF] </w:t>
+      </w:r>
+      <w:r>
+        <w:rPr>
+          <w:b/>
+          <w:sz w:val="28"/>
+        </w:rPr>
+        <w:t xml:space="preserve">3D-текстуры в билде (AssetStore) 2048/4096 -&gt; 1024, uncompressed -&gt; compressed</w:t>
+      </w:r>
+    </w:p>
+    <w:p>
+      <w:pPr>
+        <w:spacing w:after="120"/>
+      </w:pPr>
+      <w:r>
+        <w:rPr>
+          <w:i/>
+          <w:color w:val="666666"/>
+          <w:sz w:val="20"/>
+        </w:rPr>
         <w:t xml:space="preserve">Коммит (готовится) · —  (блок обновится настоящим хэшем после коммита)</w:t>
+      </w:r>
+    </w:p>
+    <w:p>
+      <w:pPr>
+        <w:spacing w:after="40"/>
+      </w:pPr>
+      <w:r>
+        <w:rPr>
+          <w:b/>
+          <w:sz w:val="22"/>
+        </w:rPr>
+        <w:t xml:space="preserve">Затронутые файлы:</w:t>
+      </w:r>
+    </w:p>
+    <w:p>
+      <w:pPr>
+        <w:numPr>
+          <w:ilvl w:val="0"/>
+          <w:numId w:val="1"/>
+        </w:numPr>
+        <w:spacing w:after="60"/>
+      </w:pPr>
+      <w:r>
+        <w:rPr>
+          <w:color w:val="333333"/>
+          <w:sz w:val="20"/>
+        </w:rPr>
+        <w:t xml:space="preserve">Assets/AssetStore/Easy3D/Stylized Farm Asset Pack - Small/Textures/Fence_DefaultMaterial_BaseMap.png.meta</w:t>
+      </w:r>
+    </w:p>
+    <w:p>
+      <w:pPr>
+        <w:numPr>
+          <w:ilvl w:val="0"/>
+          <w:numId w:val="1"/>
+        </w:numPr>
+        <w:spacing w:after="60"/>
+      </w:pPr>
+      <w:r>
+        <w:rPr>
+          <w:color w:val="333333"/>
+          <w:sz w:val="20"/>
+        </w:rPr>
+        <w:t xml:space="preserve">Assets/AssetStore/Easy3D/Stylized Farm Asset Pack - Small/Textures/Fence_DefaultMaterial_MaskMap.png.meta</w:t>
+      </w:r>
+    </w:p>
+    <w:p>
+      <w:pPr>
+        <w:numPr>
+          <w:ilvl w:val="0"/>
+          <w:numId w:val="1"/>
+        </w:numPr>
+        <w:spacing w:after="60"/>
+      </w:pPr>
+      <w:r>
+        <w:rPr>
+          <w:color w:val="333333"/>
+          <w:sz w:val="20"/>
+        </w:rPr>
+        <w:t xml:space="preserve">Assets/AssetStore/Easy3D/Stylized Farm Asset Pack - Small/Textures/Fence_DefaultMaterial_Normal.png.meta</w:t>
+      </w:r>
+    </w:p>
+    <w:p>
+      <w:pPr>
+        <w:numPr>
+          <w:ilvl w:val="0"/>
+          <w:numId w:val="1"/>
+        </w:numPr>
+        <w:spacing w:after="60"/>
+      </w:pPr>
+      <w:r>
+        <w:rPr>
+          <w:color w:val="333333"/>
+          <w:sz w:val="20"/>
+        </w:rPr>
+        <w:t xml:space="preserve">Assets/AssetStore/Easy3D/Stylized Farm Asset Pack - Small/Textures/Wheel_DefaultMaterial_BaseMap.png.meta</w:t>
+      </w:r>
+    </w:p>
+    <w:p>
+      <w:pPr>
+        <w:numPr>
+          <w:ilvl w:val="0"/>
+          <w:numId w:val="1"/>
+        </w:numPr>
+        <w:spacing w:after="60"/>
+      </w:pPr>
+      <w:r>
+        <w:rPr>
+          <w:color w:val="333333"/>
+          <w:sz w:val="20"/>
+        </w:rPr>
+        <w:t xml:space="preserve">Assets/AssetStore/Easy3D/Stylized Farm Asset Pack - Small/Textures/Wheel_DefaultMaterial_MaskMap.png.meta</w:t>
+      </w:r>
+    </w:p>
+    <w:p>
+      <w:pPr>
+        <w:numPr>
+          <w:ilvl w:val="0"/>
+          <w:numId w:val="1"/>
+        </w:numPr>
+        <w:spacing w:after="60"/>
+      </w:pPr>
+      <w:r>
+        <w:rPr>
+          <w:color w:val="333333"/>
+          <w:sz w:val="20"/>
+        </w:rPr>
+        <w:t xml:space="preserve">Assets/AssetStore/Easy3D/Stylized Farm Asset Pack - Small/Textures/Wheel_DefaultMaterial_Normal.png.meta</w:t>
+      </w:r>
+    </w:p>
+    <w:p>
+      <w:pPr>
+        <w:numPr>
+          <w:ilvl w:val="0"/>
+          <w:numId w:val="1"/>
+        </w:numPr>
+        <w:spacing w:after="60"/>
+      </w:pPr>
+      <w:r>
+        <w:rPr>
+          <w:color w:val="333333"/>
+          <w:sz w:val="20"/>
+        </w:rPr>
+        <w:t xml:space="preserve">Assets/AssetStore/Easy3D/Stylized Farm Asset Pack - Small/Textures/WoodenSign_DefaultMaterial_MaskMap.png.meta</w:t>
+      </w:r>
+    </w:p>
+    <w:p>
+      <w:pPr>
+        <w:numPr>
+          <w:ilvl w:val="0"/>
+          <w:numId w:val="1"/>
+        </w:numPr>
+        <w:spacing w:after="60"/>
+      </w:pPr>
+      <w:r>
+        <w:rPr>
+          <w:color w:val="333333"/>
+          <w:sz w:val="20"/>
+        </w:rPr>
+        <w:t xml:space="preserve">Assets/AssetStore/Easy3D/Stylized Farm Asset Pack - Small/Textures/WoodenSign_DefaultMaterial_Normal.png.meta</w:t>
+      </w:r>
+    </w:p>
+    <w:p>
+      <w:pPr>
+        <w:numPr>
+          <w:ilvl w:val="0"/>
+          <w:numId w:val="1"/>
+        </w:numPr>
+        <w:spacing w:after="60"/>
+      </w:pPr>
+      <w:r>
+        <w:rPr>
+          <w:color w:val="333333"/>
+          <w:sz w:val="20"/>
+        </w:rPr>
+        <w:t xml:space="preserve">Assets/AssetStore/Easy3D/Stylized Farm Asset Pack - Small/Textures/WoodenSign_TownTextMaterial_BaseMap.png.meta</w:t>
+      </w:r>
+    </w:p>
+    <w:p>
+      <w:pPr>
+        <w:numPr>
+          <w:ilvl w:val="0"/>
+          <w:numId w:val="1"/>
+        </w:numPr>
+        <w:spacing w:after="60"/>
+      </w:pPr>
+      <w:r>
+        <w:rPr>
+          <w:color w:val="333333"/>
+          <w:sz w:val="20"/>
+        </w:rPr>
+        <w:t xml:space="preserve">Assets/AssetStore/FlexUnit/MedievalWeaponPack/Textures/Color_Atlas1.png.meta</w:t>
+      </w:r>
+    </w:p>
+    <w:p>
+      <w:pPr>
+        <w:numPr>
+          <w:ilvl w:val="0"/>
+          <w:numId w:val="1"/>
+        </w:numPr>
+        <w:spacing w:after="60"/>
+      </w:pPr>
+      <w:r>
+        <w:rPr>
+          <w:color w:val="333333"/>
+          <w:sz w:val="20"/>
+        </w:rPr>
+        <w:t xml:space="preserve">Assets/AssetStore/FlexUnit/MedievalWeaponPack/Textures/Normal.png.meta</w:t>
+      </w:r>
+    </w:p>
+    <w:p>
+      <w:pPr>
+        <w:numPr>
+          <w:ilvl w:val="0"/>
+          <w:numId w:val="1"/>
+        </w:numPr>
+        <w:spacing w:after="60"/>
+      </w:pPr>
+      <w:r>
+        <w:rPr>
+          <w:color w:val="333333"/>
+          <w:sz w:val="20"/>
+        </w:rPr>
+        <w:t xml:space="preserve">Assets/AssetStore/FourEvilDragonsHP/Texture/DragonNightmare/DarkblueHP.png.meta</w:t>
+      </w:r>
+    </w:p>
+    <w:p>
+      <w:pPr>
+        <w:numPr>
+          <w:ilvl w:val="0"/>
+          <w:numId w:val="1"/>
+        </w:numPr>
+        <w:spacing w:after="60"/>
+      </w:pPr>
+      <w:r>
+        <w:rPr>
+          <w:color w:val="333333"/>
+          <w:sz w:val="20"/>
+        </w:rPr>
+        <w:t xml:space="preserve">Assets/AssetStore/Free Game VFX/Textures/Aura_Flame_000.tga.meta</w:t>
+      </w:r>
+    </w:p>
+    <w:p>
+      <w:pPr>
+        <w:numPr>
+          <w:ilvl w:val="0"/>
+          <w:numId w:val="1"/>
+        </w:numPr>
+        <w:spacing w:after="60"/>
+      </w:pPr>
+      <w:r>
+        <w:rPr>
+          <w:color w:val="333333"/>
+          <w:sz w:val="20"/>
+        </w:rPr>
+        <w:t xml:space="preserve">Assets/AssetStore/Free Game VFX/Textures/Default-Particle.png.meta</w:t>
+      </w:r>
+    </w:p>
+    <w:p>
+      <w:pPr>
+        <w:numPr>
+          <w:ilvl w:val="0"/>
+          <w:numId w:val="1"/>
+        </w:numPr>
+        <w:spacing w:after="60"/>
+      </w:pPr>
+      <w:r>
+        <w:rPr>
+          <w:color w:val="333333"/>
+          <w:sz w:val="20"/>
+        </w:rPr>
+        <w:t xml:space="preserve">Assets/AssetStore/Free Game VFX/Textures/Gradient_Beam_007.tga.meta</w:t>
+      </w:r>
+    </w:p>
+    <w:p>
+      <w:pPr>
+        <w:numPr>
+          <w:ilvl w:val="0"/>
+          <w:numId w:val="1"/>
+        </w:numPr>
+        <w:spacing w:after="60"/>
+      </w:pPr>
+      <w:r>
+        <w:rPr>
+          <w:color w:val="333333"/>
+          <w:sz w:val="20"/>
+        </w:rPr>
+        <w:t xml:space="preserve">Assets/AssetStore/Free Game VFX/Textures/Radial Glow.png.meta</w:t>
+      </w:r>
+    </w:p>
+    <w:p>
+      <w:pPr>
+        <w:numPr>
+          <w:ilvl w:val="0"/>
+          <w:numId w:val="1"/>
+        </w:numPr>
+        <w:spacing w:after="60"/>
+      </w:pPr>
+      <w:r>
+        <w:rPr>
+          <w:color w:val="333333"/>
+          <w:sz w:val="20"/>
+        </w:rPr>
+        <w:t xml:space="preserve">Assets/AssetStore/Free Game VFX/Textures/dust54.png.meta</w:t>
+      </w:r>
+    </w:p>
+    <w:p>
+      <w:pPr>
+        <w:numPr>
+          <w:ilvl w:val="0"/>
+          <w:numId w:val="1"/>
+        </w:numPr>
+        <w:spacing w:after="60"/>
+      </w:pPr>
+      <w:r>
+        <w:rPr>
+          <w:color w:val="333333"/>
+          <w:sz w:val="20"/>
+        </w:rPr>
+        <w:t xml:space="preserve">Assets/AssetStore/Free Game VFX/Textures/glow_ball2_grey.png.meta</w:t>
+      </w:r>
+    </w:p>
+    <w:p>
+      <w:pPr>
+        <w:numPr>
+          <w:ilvl w:val="0"/>
+          <w:numId w:val="1"/>
+        </w:numPr>
+        <w:spacing w:after="60"/>
+      </w:pPr>
+      <w:r>
+        <w:rPr>
+          <w:color w:val="333333"/>
+          <w:sz w:val="20"/>
+        </w:rPr>
+        <w:t xml:space="preserve">Assets/AssetStore/Free Game VFX/Textures/glow_point2_purple.png.meta</w:t>
+      </w:r>
+    </w:p>
+    <w:p>
+      <w:pPr>
+        <w:numPr>
+          <w:ilvl w:val="0"/>
+          <w:numId w:val="1"/>
+        </w:numPr>
+        <w:spacing w:after="60"/>
+      </w:pPr>
+      <w:r>
+        <w:rPr>
+          <w:color w:val="333333"/>
+          <w:sz w:val="20"/>
+        </w:rPr>
+        <w:t xml:space="preserve">Assets/AssetStore/Free Game VFX/Textures/glow_yellow_01.png.meta</w:t>
+      </w:r>
+    </w:p>
+    <w:p>
+      <w:pPr>
+        <w:numPr>
+          <w:ilvl w:val="0"/>
+          <w:numId w:val="1"/>
+        </w:numPr>
+        <w:spacing w:after="60"/>
+      </w:pPr>
+      <w:r>
+        <w:rPr>
+          <w:color w:val="333333"/>
+          <w:sz w:val="20"/>
+        </w:rPr>
+        <w:t xml:space="preserve">Assets/AssetStore/Free Game VFX/Textures/noise_02-2.png.meta</w:t>
+      </w:r>
+    </w:p>
+    <w:p>
+      <w:pPr>
+        <w:numPr>
+          <w:ilvl w:val="0"/>
+          <w:numId w:val="1"/>
+        </w:numPr>
+        <w:spacing w:after="60"/>
+      </w:pPr>
+      <w:r>
+        <w:rPr>
+          <w:color w:val="333333"/>
+          <w:sz w:val="20"/>
+        </w:rPr>
+        <w:t xml:space="preserve">Assets/AssetStore/Free Slash VFX/Textures/Blue Noise_Blue Noise.png.meta</w:t>
+      </w:r>
+    </w:p>
+    <w:p>
+      <w:pPr>
+        <w:numPr>
+          <w:ilvl w:val="0"/>
+          <w:numId w:val="1"/>
+        </w:numPr>
+        <w:spacing w:after="60"/>
+      </w:pPr>
+      <w:r>
+        <w:rPr>
+          <w:color w:val="333333"/>
+          <w:sz w:val="20"/>
+        </w:rPr>
+        <w:t xml:space="preserve">Assets/AssetStore/Free Slash VFX/Textures/Circle Fire_albedo.png.meta</w:t>
+      </w:r>
+    </w:p>
+    <w:p>
+      <w:pPr>
+        <w:numPr>
+          <w:ilvl w:val="0"/>
+          <w:numId w:val="1"/>
+        </w:numPr>
+        <w:spacing w:after="60"/>
+      </w:pPr>
+      <w:r>
+        <w:rPr>
+          <w:color w:val="333333"/>
+          <w:sz w:val="20"/>
+        </w:rPr>
+        <w:t xml:space="preserve">Assets/AssetStore/Free Slash VFX/Textures/Crack 2.png.meta</w:t>
+      </w:r>
+    </w:p>
+    <w:p>
+      <w:pPr>
+        <w:numPr>
+          <w:ilvl w:val="0"/>
+          <w:numId w:val="1"/>
+        </w:numPr>
+        <w:spacing w:after="60"/>
+      </w:pPr>
+      <w:r>
+        <w:rPr>
+          <w:color w:val="333333"/>
+          <w:sz w:val="20"/>
+        </w:rPr>
+        <w:t xml:space="preserve">Assets/AssetStore/Free Slash VFX/Textures/Crack Tex.png.meta</w:t>
+      </w:r>
+    </w:p>
+    <w:p>
+      <w:pPr>
+        <w:numPr>
+          <w:ilvl w:val="0"/>
+          <w:numId w:val="1"/>
+        </w:numPr>
+        <w:spacing w:after="60"/>
+      </w:pPr>
+      <w:r>
+        <w:rPr>
+          <w:color w:val="333333"/>
+          <w:sz w:val="20"/>
+        </w:rPr>
+        <w:t xml:space="preserve">Assets/AssetStore/Free Slash VFX/Textures/Impact.png.meta</w:t>
+      </w:r>
+    </w:p>
+    <w:p>
+      <w:pPr>
+        <w:numPr>
+          <w:ilvl w:val="0"/>
+          <w:numId w:val="1"/>
+        </w:numPr>
+        <w:spacing w:after="60"/>
+      </w:pPr>
+      <w:r>
+        <w:rPr>
+          <w:color w:val="333333"/>
+          <w:sz w:val="20"/>
+        </w:rPr>
+        <w:t xml:space="preserve">Assets/AssetStore/Free Slash VFX/Textures/Noise Circle_albedo.png.meta</w:t>
+      </w:r>
+    </w:p>
+    <w:p>
+      <w:pPr>
+        <w:numPr>
+          <w:ilvl w:val="0"/>
+          <w:numId w:val="1"/>
+        </w:numPr>
+        <w:spacing w:after="60"/>
+      </w:pPr>
+      <w:r>
+        <w:rPr>
+          <w:color w:val="333333"/>
+          <w:sz w:val="20"/>
+        </w:rPr>
+        <w:t xml:space="preserve">Assets/AssetStore/Free Slash VFX/Textures/Noise.png.meta</w:t>
+      </w:r>
+    </w:p>
+    <w:p>
+      <w:pPr>
+        <w:numPr>
+          <w:ilvl w:val="0"/>
+          <w:numId w:val="1"/>
+        </w:numPr>
+        <w:spacing w:after="60"/>
+      </w:pPr>
+      <w:r>
+        <w:rPr>
+          <w:color w:val="333333"/>
+          <w:sz w:val="20"/>
+        </w:rPr>
+        <w:t xml:space="preserve">Assets/AssetStore/Free Slash VFX/Textures/Noise_GrayScale/T_Lu_Noise_10.png.meta</w:t>
+      </w:r>
+    </w:p>
+    <w:p>
+      <w:pPr>
+        <w:numPr>
+          <w:ilvl w:val="0"/>
+          <w:numId w:val="1"/>
+        </w:numPr>
+        <w:spacing w:after="60"/>
+      </w:pPr>
+      <w:r>
+        <w:rPr>
+          <w:color w:val="333333"/>
+          <w:sz w:val="20"/>
+        </w:rPr>
+        <w:t xml:space="preserve">Assets/AssetStore/Free Slash VFX/Textures/Noise_GrayScale/T_Lu_Noise_29.png.meta</w:t>
+      </w:r>
+    </w:p>
+    <w:p>
+      <w:pPr>
+        <w:numPr>
+          <w:ilvl w:val="0"/>
+          <w:numId w:val="1"/>
+        </w:numPr>
+        <w:spacing w:after="60"/>
+      </w:pPr>
+      <w:r>
+        <w:rPr>
+          <w:color w:val="333333"/>
+          <w:sz w:val="20"/>
+        </w:rPr>
+        <w:t xml:space="preserve">Assets/AssetStore/Free Slash VFX/Textures/Noise_GrayScale/T_Lu_Noise_31.png.meta</w:t>
+      </w:r>
+    </w:p>
+    <w:p>
+      <w:pPr>
+        <w:numPr>
+          <w:ilvl w:val="0"/>
+          <w:numId w:val="1"/>
+        </w:numPr>
+        <w:spacing w:after="60"/>
+      </w:pPr>
+      <w:r>
+        <w:rPr>
+          <w:color w:val="333333"/>
+          <w:sz w:val="20"/>
+        </w:rPr>
+        <w:t xml:space="preserve">Assets/AssetStore/Free Slash VFX/Textures/Razengan_texture_2.png.meta</w:t>
+      </w:r>
+    </w:p>
+    <w:p>
+      <w:pPr>
+        <w:numPr>
+          <w:ilvl w:val="0"/>
+          <w:numId w:val="1"/>
+        </w:numPr>
+        <w:spacing w:after="60"/>
+      </w:pPr>
+      <w:r>
+        <w:rPr>
+          <w:color w:val="333333"/>
+          <w:sz w:val="20"/>
+        </w:rPr>
+        <w:t xml:space="preserve">Assets/AssetStore/Free Slash VFX/Textures/Razengan_texture_3.png.meta</w:t>
+      </w:r>
+    </w:p>
+    <w:p>
+      <w:pPr>
+        <w:numPr>
+          <w:ilvl w:val="0"/>
+          <w:numId w:val="1"/>
+        </w:numPr>
+        <w:spacing w:after="60"/>
+      </w:pPr>
+      <w:r>
+        <w:rPr>
+          <w:color w:val="333333"/>
+          <w:sz w:val="20"/>
+        </w:rPr>
+        <w:t xml:space="preserve">Assets/AssetStore/Free Slash VFX/Textures/Slash Noise_Slash Noise.png.meta</w:t>
+      </w:r>
+    </w:p>
+    <w:p>
+      <w:pPr>
+        <w:numPr>
+          <w:ilvl w:val="0"/>
+          <w:numId w:val="1"/>
+        </w:numPr>
+        <w:spacing w:after="60"/>
+      </w:pPr>
+      <w:r>
+        <w:rPr>
+          <w:color w:val="333333"/>
+          <w:sz w:val="20"/>
+        </w:rPr>
+        <w:t xml:space="preserve">Assets/AssetStore/Free Slash VFX/Textures/Voronoi Noise 1_albedo.png.meta</w:t>
+      </w:r>
+    </w:p>
+    <w:p>
+      <w:pPr>
+        <w:numPr>
+          <w:ilvl w:val="0"/>
+          <w:numId w:val="1"/>
+        </w:numPr>
+        <w:spacing w:after="60"/>
+      </w:pPr>
+      <w:r>
+        <w:rPr>
+          <w:color w:val="333333"/>
+          <w:sz w:val="20"/>
+        </w:rPr>
+        <w:t xml:space="preserve">Assets/AssetStore/GabrielAguiarProductions/FreeQuickEffectsVol1/Textures/Circle01_v1.png.meta</w:t>
+      </w:r>
+    </w:p>
+    <w:p>
+      <w:pPr>
+        <w:numPr>
+          <w:ilvl w:val="0"/>
+          <w:numId w:val="1"/>
+        </w:numPr>
+        <w:spacing w:after="60"/>
+      </w:pPr>
+      <w:r>
+        <w:rPr>
+          <w:color w:val="333333"/>
+          <w:sz w:val="20"/>
+        </w:rPr>
+        <w:t xml:space="preserve">Assets/AssetStore/GabrielAguiarProductions/FreeQuickEffectsVol1/Textures/DistortedFlare01.png.meta</w:t>
+      </w:r>
+    </w:p>
+    <w:p>
+      <w:pPr>
+        <w:numPr>
+          <w:ilvl w:val="0"/>
+          <w:numId w:val="1"/>
+        </w:numPr>
+        <w:spacing w:after="60"/>
+      </w:pPr>
+      <w:r>
+        <w:rPr>
+          <w:color w:val="333333"/>
+          <w:sz w:val="20"/>
+        </w:rPr>
+        <w:t xml:space="preserve">Assets/AssetStore/GabrielAguiarProductions/FreeQuickEffectsVol1/Textures/Flame02.png.meta</w:t>
+      </w:r>
+    </w:p>
+    <w:p>
+      <w:pPr>
+        <w:numPr>
+          <w:ilvl w:val="0"/>
+          <w:numId w:val="1"/>
+        </w:numPr>
+        <w:spacing w:after="60"/>
+      </w:pPr>
+      <w:r>
+        <w:rPr>
+          <w:color w:val="333333"/>
+          <w:sz w:val="20"/>
+        </w:rPr>
+        <w:t xml:space="preserve">Assets/AssetStore/GabrielAguiarProductions/FreeQuickEffectsVol1/Textures/Flare00.PNG.meta</w:t>
+      </w:r>
+    </w:p>
+    <w:p>
+      <w:pPr>
+        <w:numPr>
+          <w:ilvl w:val="0"/>
+          <w:numId w:val="1"/>
+        </w:numPr>
+        <w:spacing w:after="60"/>
+      </w:pPr>
+      <w:r>
+        <w:rPr>
+          <w:color w:val="333333"/>
+          <w:sz w:val="20"/>
+        </w:rPr>
+        <w:t xml:space="preserve">Assets/AssetStore/GabrielAguiarProductions/FreeQuickEffectsVol1/Textures/Swirl01.png.meta</w:t>
+      </w:r>
+    </w:p>
+    <w:p>
+      <w:pPr>
+        <w:numPr>
+          <w:ilvl w:val="0"/>
+          <w:numId w:val="1"/>
+        </w:numPr>
+        <w:spacing w:after="60"/>
+      </w:pPr>
+      <w:r>
+        <w:rPr>
+          <w:color w:val="333333"/>
+          <w:sz w:val="20"/>
+        </w:rPr>
+        <w:t xml:space="preserve">Assets/AssetStore/Hovl Studio/Magic effects pack/Textures/Mask1.png.meta</w:t>
+      </w:r>
+    </w:p>
+    <w:p>
+      <w:pPr>
+        <w:numPr>
+          <w:ilvl w:val="0"/>
+          <w:numId w:val="1"/>
+        </w:numPr>
+        <w:spacing w:after="60"/>
+      </w:pPr>
+      <w:r>
+        <w:rPr>
+          <w:color w:val="333333"/>
+          <w:sz w:val="20"/>
+        </w:rPr>
+        <w:t xml:space="preserve">Assets/AssetStore/Idyllic Fantasy Nature/Textures/Rocks/Rock_Big_01_Albedo.png.meta</w:t>
+      </w:r>
+    </w:p>
+    <w:p>
+      <w:pPr>
+        <w:numPr>
+          <w:ilvl w:val="0"/>
+          <w:numId w:val="1"/>
+        </w:numPr>
+        <w:spacing w:after="60"/>
+      </w:pPr>
+      <w:r>
+        <w:rPr>
+          <w:color w:val="333333"/>
+          <w:sz w:val="20"/>
+        </w:rPr>
+        <w:t xml:space="preserve">Assets/AssetStore/Idyllic Fantasy Nature/Textures/Rocks/Rock_Big_01_Normal.png.meta</w:t>
+      </w:r>
+    </w:p>
+    <w:p>
+      <w:pPr>
+        <w:numPr>
+          <w:ilvl w:val="0"/>
+          <w:numId w:val="1"/>
+        </w:numPr>
+        <w:spacing w:after="60"/>
+      </w:pPr>
+      <w:r>
+        <w:rPr>
+          <w:color w:val="333333"/>
+          <w:sz w:val="20"/>
+        </w:rPr>
+        <w:t xml:space="preserve">Assets/AssetStore/Idyllic Fantasy Nature/Textures/Rocks/Rock_Big_02_Albedo.png.meta</w:t>
+      </w:r>
+    </w:p>
+    <w:p>
+      <w:pPr>
+        <w:numPr>
+          <w:ilvl w:val="0"/>
+          <w:numId w:val="1"/>
+        </w:numPr>
+        <w:spacing w:after="60"/>
+      </w:pPr>
+      <w:r>
+        <w:rPr>
+          <w:color w:val="333333"/>
+          <w:sz w:val="20"/>
+        </w:rPr>
+        <w:t xml:space="preserve">Assets/AssetStore/Idyllic Fantasy Nature/Textures/Rocks/Rock_Big_02_Normal.png.meta</w:t>
+      </w:r>
+    </w:p>
+    <w:p>
+      <w:pPr>
+        <w:numPr>
+          <w:ilvl w:val="0"/>
+          <w:numId w:val="1"/>
+        </w:numPr>
+        <w:spacing w:after="60"/>
+      </w:pPr>
+      <w:r>
+        <w:rPr>
+          <w:color w:val="333333"/>
+          <w:sz w:val="20"/>
+        </w:rPr>
+        <w:t xml:space="preserve">Assets/AssetStore/Idyllic Fantasy Nature/Textures/Rocks/Rock_Big_03_Albedo.png.meta</w:t>
+      </w:r>
+    </w:p>
+    <w:p>
+      <w:pPr>
+        <w:numPr>
+          <w:ilvl w:val="0"/>
+          <w:numId w:val="1"/>
+        </w:numPr>
+        <w:spacing w:after="60"/>
+      </w:pPr>
+      <w:r>
+        <w:rPr>
+          <w:color w:val="333333"/>
+          <w:sz w:val="20"/>
+        </w:rPr>
+        <w:t xml:space="preserve">Assets/AssetStore/Idyllic Fantasy Nature/Textures/Rocks/Rock_Big_03_Normal.png.meta</w:t>
+      </w:r>
+    </w:p>
+    <w:p>
+      <w:pPr>
+        <w:numPr>
+          <w:ilvl w:val="0"/>
+          <w:numId w:val="1"/>
+        </w:numPr>
+        <w:spacing w:after="60"/>
+      </w:pPr>
+      <w:r>
+        <w:rPr>
+          <w:color w:val="333333"/>
+          <w:sz w:val="20"/>
+        </w:rPr>
+        <w:t xml:space="preserve">Assets/AssetStore/Idyllic Fantasy Nature/Textures/Rocks/Rock_Medium_01_Albedo.png.meta</w:t>
+      </w:r>
+    </w:p>
+    <w:p>
+      <w:pPr>
+        <w:numPr>
+          <w:ilvl w:val="0"/>
+          <w:numId w:val="1"/>
+        </w:numPr>
+        <w:spacing w:after="60"/>
+      </w:pPr>
+      <w:r>
+        <w:rPr>
+          <w:color w:val="333333"/>
+          <w:sz w:val="20"/>
+        </w:rPr>
+        <w:t xml:space="preserve">Assets/AssetStore/Idyllic Fantasy Nature/Textures/Rocks/Rock_Medium_01_Normal.png.meta</w:t>
+      </w:r>
+    </w:p>
+    <w:p>
+      <w:pPr>
+        <w:numPr>
+          <w:ilvl w:val="0"/>
+          <w:numId w:val="1"/>
+        </w:numPr>
+        <w:spacing w:after="60"/>
+      </w:pPr>
+      <w:r>
+        <w:rPr>
+          <w:color w:val="333333"/>
+          <w:sz w:val="20"/>
+        </w:rPr>
+        <w:t xml:space="preserve">Assets/AssetStore/Idyllic Fantasy Nature/Textures/Rocks/Rock_Medium_02_Albedo.png.meta</w:t>
+      </w:r>
+    </w:p>
+    <w:p>
+      <w:pPr>
+        <w:numPr>
+          <w:ilvl w:val="0"/>
+          <w:numId w:val="1"/>
+        </w:numPr>
+        <w:spacing w:after="60"/>
+      </w:pPr>
+      <w:r>
+        <w:rPr>
+          <w:color w:val="333333"/>
+          <w:sz w:val="20"/>
+        </w:rPr>
+        <w:t xml:space="preserve">Assets/AssetStore/Idyllic Fantasy Nature/Textures/Rocks/Rock_Medium_02_Normal.png.meta</w:t>
+      </w:r>
+    </w:p>
+    <w:p>
+      <w:pPr>
+        <w:numPr>
+          <w:ilvl w:val="0"/>
+          <w:numId w:val="1"/>
+        </w:numPr>
+        <w:spacing w:after="60"/>
+      </w:pPr>
+      <w:r>
+        <w:rPr>
+          <w:color w:val="333333"/>
+          <w:sz w:val="20"/>
+        </w:rPr>
+        <w:t xml:space="preserve">Assets/AssetStore/Idyllic Fantasy Nature/Textures/Rocks/Rock_Medium_03_Albedo.png.meta</w:t>
+      </w:r>
+    </w:p>
+    <w:p>
+      <w:pPr>
+        <w:numPr>
+          <w:ilvl w:val="0"/>
+          <w:numId w:val="1"/>
+        </w:numPr>
+        <w:spacing w:after="60"/>
+      </w:pPr>
+      <w:r>
+        <w:rPr>
+          <w:color w:val="333333"/>
+          <w:sz w:val="20"/>
+        </w:rPr>
+        <w:t xml:space="preserve">Assets/AssetStore/Idyllic Fantasy Nature/Textures/Rocks/Rock_Medium_03_Normal.png.meta</w:t>
+      </w:r>
+    </w:p>
+    <w:p>
+      <w:pPr>
+        <w:numPr>
+          <w:ilvl w:val="0"/>
+          <w:numId w:val="1"/>
+        </w:numPr>
+        <w:spacing w:after="60"/>
+      </w:pPr>
+      <w:r>
+        <w:rPr>
+          <w:color w:val="333333"/>
+          <w:sz w:val="20"/>
+        </w:rPr>
+        <w:t xml:space="preserve">Assets/AssetStore/Idyllic Fantasy Nature/Textures/Trees/WillowTree_Branch.png.meta</w:t>
+      </w:r>
+    </w:p>
+    <w:p>
+      <w:pPr>
+        <w:numPr>
+          <w:ilvl w:val="0"/>
+          <w:numId w:val="1"/>
+        </w:numPr>
+        <w:spacing w:after="60"/>
+      </w:pPr>
+      <w:r>
+        <w:rPr>
+          <w:color w:val="333333"/>
+          <w:sz w:val="20"/>
+        </w:rPr>
+        <w:t xml:space="preserve">Assets/AssetStore/Mini Legion Lich PBR HP Polyart/Textures/PBR/AO.png.meta</w:t>
+      </w:r>
+    </w:p>
+    <w:p>
+      <w:pPr>
+        <w:numPr>
+          <w:ilvl w:val="0"/>
+          <w:numId w:val="1"/>
+        </w:numPr>
+        <w:spacing w:after="60"/>
+      </w:pPr>
+      <w:r>
+        <w:rPr>
+          <w:color w:val="333333"/>
+          <w:sz w:val="20"/>
+        </w:rPr>
+        <w:t xml:space="preserve">Assets/AssetStore/Mini Legion Lich PBR HP Polyart/Textures/PBR/Albedo.png.meta</w:t>
+      </w:r>
+    </w:p>
+    <w:p>
+      <w:pPr>
+        <w:numPr>
+          <w:ilvl w:val="0"/>
+          <w:numId w:val="1"/>
+        </w:numPr>
+        <w:spacing w:after="60"/>
+      </w:pPr>
+      <w:r>
+        <w:rPr>
+          <w:color w:val="333333"/>
+          <w:sz w:val="20"/>
+        </w:rPr>
+        <w:t xml:space="preserve">Assets/AssetStore/Mini Legion Lich PBR HP Polyart/Textures/PBR/Emission.png.meta</w:t>
+      </w:r>
+    </w:p>
+    <w:p>
+      <w:pPr>
+        <w:numPr>
+          <w:ilvl w:val="0"/>
+          <w:numId w:val="1"/>
+        </w:numPr>
+        <w:spacing w:after="60"/>
+      </w:pPr>
+      <w:r>
+        <w:rPr>
+          <w:color w:val="333333"/>
+          <w:sz w:val="20"/>
+        </w:rPr>
+        <w:t xml:space="preserve">Assets/AssetStore/Mini Legion Lich PBR HP Polyart/Textures/PBR/MS.png.meta</w:t>
+      </w:r>
+    </w:p>
+    <w:p>
+      <w:pPr>
+        <w:numPr>
+          <w:ilvl w:val="0"/>
+          <w:numId w:val="1"/>
+        </w:numPr>
+        <w:spacing w:after="60"/>
+      </w:pPr>
+      <w:r>
+        <w:rPr>
+          <w:color w:val="333333"/>
+          <w:sz w:val="20"/>
+        </w:rPr>
+        <w:t xml:space="preserve">Assets/AssetStore/Mini Legion Lich PBR HP Polyart/Textures/PBR/Normal.png.meta</w:t>
+      </w:r>
+    </w:p>
+    <w:p>
+      <w:pPr>
+        <w:numPr>
+          <w:ilvl w:val="0"/>
+          <w:numId w:val="1"/>
+        </w:numPr>
+        <w:spacing w:after="60"/>
+      </w:pPr>
+      <w:r>
+        <w:rPr>
+          <w:color w:val="333333"/>
+          <w:sz w:val="20"/>
+        </w:rPr>
+        <w:t xml:space="preserve">Assets/AssetStore/PolyOne/Rocks Stylized/Texture/Rocks_Stylized_Color.png.meta</w:t>
+      </w:r>
+    </w:p>
+    <w:p>
+      <w:pPr>
+        <w:numPr>
+          <w:ilvl w:val="0"/>
+          <w:numId w:val="1"/>
+        </w:numPr>
+        <w:spacing w:after="60"/>
+      </w:pPr>
+      <w:r>
+        <w:rPr>
+          <w:color w:val="333333"/>
+          <w:sz w:val="20"/>
+        </w:rPr>
+        <w:t xml:space="preserve">Assets/AssetStore/PurePoly/Free Fantasy RPG Weapons/Textures/PP_Color_Palette.png.meta</w:t>
+      </w:r>
+    </w:p>
+    <w:p>
+      <w:pPr>
+        <w:numPr>
+          <w:ilvl w:val="0"/>
+          <w:numId w:val="1"/>
+        </w:numPr>
+        <w:spacing w:after="60"/>
+      </w:pPr>
+      <w:r>
+        <w:rPr>
+          <w:color w:val="333333"/>
+          <w:sz w:val="20"/>
+        </w:rPr>
+        <w:t xml:space="preserve">Assets/AssetStore/Tower/Textures/texture.png.meta</w:t>
       </w:r>
     </w:p>
     <w:p>

--- a/docs/История_изменений.docx
+++ b/docs/История_изменений.docx
@@ -47,7 +47,7 @@
           <w:b/>
           <w:sz w:val="22"/>
         </w:rPr>
-        <w:t xml:space="preserve">Всего коммитов: 25</w:t>
+        <w:t xml:space="preserve">Всего коммитов: 26</w:t>
       </w:r>
     </w:p>
     <w:p>
@@ -9864,7 +9864,7 @@
           <w:b/>
           <w:sz w:val="28"/>
         </w:rPr>
-        <w:t xml:space="preserve">3D-текстуры в билде (AssetStore) 2048/4096 -&gt; 1024, uncompressed -&gt; compressed</w:t>
+        <w:t xml:space="preserve">даунскейл 3D-текстур, попадающих в билд (MainScene)</w:t>
       </w:r>
     </w:p>
     <w:p>
@@ -9877,6 +9877,1104 @@
           <w:color w:val="666666"/>
           <w:sz w:val="20"/>
         </w:rPr>
+        <w:t xml:space="preserve">Коммит 2855767 · 2026-07-08</w:t>
+      </w:r>
+    </w:p>
+    <w:p>
+      <w:pPr>
+        <w:spacing w:after="40"/>
+      </w:pPr>
+      <w:r>
+        <w:rPr>
+          <w:b/>
+          <w:sz w:val="22"/>
+        </w:rPr>
+        <w:t xml:space="preserve">Описание:</w:t>
+      </w:r>
+    </w:p>
+    <w:p>
+      <w:pPr>
+        <w:numPr>
+          <w:ilvl w:val="0"/>
+          <w:numId w:val="1"/>
+        </w:numPr>
+        <w:spacing w:after="60"/>
+      </w:pPr>
+      <w:r>
+        <w:rPr>
+          <w:sz w:val="22"/>
+        </w:rPr>
+        <w:t xml:space="preserve">Проанализированы зависимости MainScene (единственная сцена в билде): 244 текстуры. 62 текстуры 3D-ассетов (AssetStore) capнуты Max Size 2048/4096 -&gt; 1024, 3 из них были Uncompressed -&gt; Compressed. Normal maps без crunch (защита PBR). Для top-down TD 2048 на камнях/пропах/врагах избыточно; ~4x меньше на каждую. Папка AssetStore целиком в билд не идёт — только ассеты, на которые ссылается сцена.</w:t>
+      </w:r>
+    </w:p>
+    <w:p>
+      <w:pPr>
+        <w:spacing w:after="40"/>
+      </w:pPr>
+      <w:r>
+        <w:rPr>
+          <w:b/>
+          <w:sz w:val="22"/>
+        </w:rPr>
+        <w:t xml:space="preserve">Затронутые файлы:</w:t>
+      </w:r>
+    </w:p>
+    <w:p>
+      <w:pPr>
+        <w:numPr>
+          <w:ilvl w:val="0"/>
+          <w:numId w:val="1"/>
+        </w:numPr>
+        <w:spacing w:after="60"/>
+      </w:pPr>
+      <w:r>
+        <w:rPr>
+          <w:color w:val="333333"/>
+          <w:sz w:val="20"/>
+        </w:rPr>
+        <w:t xml:space="preserve">Assets/AssetStore/Easy3D/Stylized Farm Asset Pack - Small/Textures/Fence_DefaultMaterial_BaseMap.png.meta</w:t>
+      </w:r>
+    </w:p>
+    <w:p>
+      <w:pPr>
+        <w:numPr>
+          <w:ilvl w:val="0"/>
+          <w:numId w:val="1"/>
+        </w:numPr>
+        <w:spacing w:after="60"/>
+      </w:pPr>
+      <w:r>
+        <w:rPr>
+          <w:color w:val="333333"/>
+          <w:sz w:val="20"/>
+        </w:rPr>
+        <w:t xml:space="preserve">Assets/AssetStore/Easy3D/Stylized Farm Asset Pack - Small/Textures/Fence_DefaultMaterial_MaskMap.png.meta</w:t>
+      </w:r>
+    </w:p>
+    <w:p>
+      <w:pPr>
+        <w:numPr>
+          <w:ilvl w:val="0"/>
+          <w:numId w:val="1"/>
+        </w:numPr>
+        <w:spacing w:after="60"/>
+      </w:pPr>
+      <w:r>
+        <w:rPr>
+          <w:color w:val="333333"/>
+          <w:sz w:val="20"/>
+        </w:rPr>
+        <w:t xml:space="preserve">Assets/AssetStore/Easy3D/Stylized Farm Asset Pack - Small/Textures/Fence_DefaultMaterial_Normal.png.meta</w:t>
+      </w:r>
+    </w:p>
+    <w:p>
+      <w:pPr>
+        <w:numPr>
+          <w:ilvl w:val="0"/>
+          <w:numId w:val="1"/>
+        </w:numPr>
+        <w:spacing w:after="60"/>
+      </w:pPr>
+      <w:r>
+        <w:rPr>
+          <w:color w:val="333333"/>
+          <w:sz w:val="20"/>
+        </w:rPr>
+        <w:t xml:space="preserve">Assets/AssetStore/Easy3D/Stylized Farm Asset Pack - Small/Textures/Wheel_DefaultMaterial_BaseMap.png.meta</w:t>
+      </w:r>
+    </w:p>
+    <w:p>
+      <w:pPr>
+        <w:numPr>
+          <w:ilvl w:val="0"/>
+          <w:numId w:val="1"/>
+        </w:numPr>
+        <w:spacing w:after="60"/>
+      </w:pPr>
+      <w:r>
+        <w:rPr>
+          <w:color w:val="333333"/>
+          <w:sz w:val="20"/>
+        </w:rPr>
+        <w:t xml:space="preserve">Assets/AssetStore/Easy3D/Stylized Farm Asset Pack - Small/Textures/Wheel_DefaultMaterial_MaskMap.png.meta</w:t>
+      </w:r>
+    </w:p>
+    <w:p>
+      <w:pPr>
+        <w:numPr>
+          <w:ilvl w:val="0"/>
+          <w:numId w:val="1"/>
+        </w:numPr>
+        <w:spacing w:after="60"/>
+      </w:pPr>
+      <w:r>
+        <w:rPr>
+          <w:color w:val="333333"/>
+          <w:sz w:val="20"/>
+        </w:rPr>
+        <w:t xml:space="preserve">Assets/AssetStore/Easy3D/Stylized Farm Asset Pack - Small/Textures/Wheel_DefaultMaterial_Normal.png.meta</w:t>
+      </w:r>
+    </w:p>
+    <w:p>
+      <w:pPr>
+        <w:numPr>
+          <w:ilvl w:val="0"/>
+          <w:numId w:val="1"/>
+        </w:numPr>
+        <w:spacing w:after="60"/>
+      </w:pPr>
+      <w:r>
+        <w:rPr>
+          <w:color w:val="333333"/>
+          <w:sz w:val="20"/>
+        </w:rPr>
+        <w:t xml:space="preserve">Assets/AssetStore/Easy3D/Stylized Farm Asset Pack - Small/Textures/WoodenSign_DefaultMaterial_MaskMap.png.meta</w:t>
+      </w:r>
+    </w:p>
+    <w:p>
+      <w:pPr>
+        <w:numPr>
+          <w:ilvl w:val="0"/>
+          <w:numId w:val="1"/>
+        </w:numPr>
+        <w:spacing w:after="60"/>
+      </w:pPr>
+      <w:r>
+        <w:rPr>
+          <w:color w:val="333333"/>
+          <w:sz w:val="20"/>
+        </w:rPr>
+        <w:t xml:space="preserve">Assets/AssetStore/Easy3D/Stylized Farm Asset Pack - Small/Textures/WoodenSign_DefaultMaterial_Normal.png.meta</w:t>
+      </w:r>
+    </w:p>
+    <w:p>
+      <w:pPr>
+        <w:numPr>
+          <w:ilvl w:val="0"/>
+          <w:numId w:val="1"/>
+        </w:numPr>
+        <w:spacing w:after="60"/>
+      </w:pPr>
+      <w:r>
+        <w:rPr>
+          <w:color w:val="333333"/>
+          <w:sz w:val="20"/>
+        </w:rPr>
+        <w:t xml:space="preserve">Assets/AssetStore/Easy3D/Stylized Farm Asset Pack - Small/Textures/WoodenSign_TownTextMaterial_BaseMap.png.meta</w:t>
+      </w:r>
+    </w:p>
+    <w:p>
+      <w:pPr>
+        <w:numPr>
+          <w:ilvl w:val="0"/>
+          <w:numId w:val="1"/>
+        </w:numPr>
+        <w:spacing w:after="60"/>
+      </w:pPr>
+      <w:r>
+        <w:rPr>
+          <w:color w:val="333333"/>
+          <w:sz w:val="20"/>
+        </w:rPr>
+        <w:t xml:space="preserve">Assets/AssetStore/FlexUnit/MedievalWeaponPack/Textures/Color_Atlas1.png.meta</w:t>
+      </w:r>
+    </w:p>
+    <w:p>
+      <w:pPr>
+        <w:numPr>
+          <w:ilvl w:val="0"/>
+          <w:numId w:val="1"/>
+        </w:numPr>
+        <w:spacing w:after="60"/>
+      </w:pPr>
+      <w:r>
+        <w:rPr>
+          <w:color w:val="333333"/>
+          <w:sz w:val="20"/>
+        </w:rPr>
+        <w:t xml:space="preserve">Assets/AssetStore/FlexUnit/MedievalWeaponPack/Textures/Normal.png.meta</w:t>
+      </w:r>
+    </w:p>
+    <w:p>
+      <w:pPr>
+        <w:numPr>
+          <w:ilvl w:val="0"/>
+          <w:numId w:val="1"/>
+        </w:numPr>
+        <w:spacing w:after="60"/>
+      </w:pPr>
+      <w:r>
+        <w:rPr>
+          <w:color w:val="333333"/>
+          <w:sz w:val="20"/>
+        </w:rPr>
+        <w:t xml:space="preserve">Assets/AssetStore/FourEvilDragonsHP/Texture/DragonNightmare/DarkblueHP.png.meta</w:t>
+      </w:r>
+    </w:p>
+    <w:p>
+      <w:pPr>
+        <w:numPr>
+          <w:ilvl w:val="0"/>
+          <w:numId w:val="1"/>
+        </w:numPr>
+        <w:spacing w:after="60"/>
+      </w:pPr>
+      <w:r>
+        <w:rPr>
+          <w:color w:val="333333"/>
+          <w:sz w:val="20"/>
+        </w:rPr>
+        <w:t xml:space="preserve">Assets/AssetStore/Free Game VFX/Textures/Aura_Flame_000.tga.meta</w:t>
+      </w:r>
+    </w:p>
+    <w:p>
+      <w:pPr>
+        <w:numPr>
+          <w:ilvl w:val="0"/>
+          <w:numId w:val="1"/>
+        </w:numPr>
+        <w:spacing w:after="60"/>
+      </w:pPr>
+      <w:r>
+        <w:rPr>
+          <w:color w:val="333333"/>
+          <w:sz w:val="20"/>
+        </w:rPr>
+        <w:t xml:space="preserve">Assets/AssetStore/Free Game VFX/Textures/Default-Particle.png.meta</w:t>
+      </w:r>
+    </w:p>
+    <w:p>
+      <w:pPr>
+        <w:numPr>
+          <w:ilvl w:val="0"/>
+          <w:numId w:val="1"/>
+        </w:numPr>
+        <w:spacing w:after="60"/>
+      </w:pPr>
+      <w:r>
+        <w:rPr>
+          <w:color w:val="333333"/>
+          <w:sz w:val="20"/>
+        </w:rPr>
+        <w:t xml:space="preserve">Assets/AssetStore/Free Game VFX/Textures/Gradient_Beam_007.tga.meta</w:t>
+      </w:r>
+    </w:p>
+    <w:p>
+      <w:pPr>
+        <w:numPr>
+          <w:ilvl w:val="0"/>
+          <w:numId w:val="1"/>
+        </w:numPr>
+        <w:spacing w:after="60"/>
+      </w:pPr>
+      <w:r>
+        <w:rPr>
+          <w:color w:val="333333"/>
+          <w:sz w:val="20"/>
+        </w:rPr>
+        <w:t xml:space="preserve">Assets/AssetStore/Free Game VFX/Textures/Radial Glow.png.meta</w:t>
+      </w:r>
+    </w:p>
+    <w:p>
+      <w:pPr>
+        <w:numPr>
+          <w:ilvl w:val="0"/>
+          <w:numId w:val="1"/>
+        </w:numPr>
+        <w:spacing w:after="60"/>
+      </w:pPr>
+      <w:r>
+        <w:rPr>
+          <w:color w:val="333333"/>
+          <w:sz w:val="20"/>
+        </w:rPr>
+        <w:t xml:space="preserve">Assets/AssetStore/Free Game VFX/Textures/dust54.png.meta</w:t>
+      </w:r>
+    </w:p>
+    <w:p>
+      <w:pPr>
+        <w:numPr>
+          <w:ilvl w:val="0"/>
+          <w:numId w:val="1"/>
+        </w:numPr>
+        <w:spacing w:after="60"/>
+      </w:pPr>
+      <w:r>
+        <w:rPr>
+          <w:color w:val="333333"/>
+          <w:sz w:val="20"/>
+        </w:rPr>
+        <w:t xml:space="preserve">Assets/AssetStore/Free Game VFX/Textures/glow_ball2_grey.png.meta</w:t>
+      </w:r>
+    </w:p>
+    <w:p>
+      <w:pPr>
+        <w:numPr>
+          <w:ilvl w:val="0"/>
+          <w:numId w:val="1"/>
+        </w:numPr>
+        <w:spacing w:after="60"/>
+      </w:pPr>
+      <w:r>
+        <w:rPr>
+          <w:color w:val="333333"/>
+          <w:sz w:val="20"/>
+        </w:rPr>
+        <w:t xml:space="preserve">Assets/AssetStore/Free Game VFX/Textures/glow_point2_purple.png.meta</w:t>
+      </w:r>
+    </w:p>
+    <w:p>
+      <w:pPr>
+        <w:numPr>
+          <w:ilvl w:val="0"/>
+          <w:numId w:val="1"/>
+        </w:numPr>
+        <w:spacing w:after="60"/>
+      </w:pPr>
+      <w:r>
+        <w:rPr>
+          <w:color w:val="333333"/>
+          <w:sz w:val="20"/>
+        </w:rPr>
+        <w:t xml:space="preserve">Assets/AssetStore/Free Game VFX/Textures/glow_yellow_01.png.meta</w:t>
+      </w:r>
+    </w:p>
+    <w:p>
+      <w:pPr>
+        <w:numPr>
+          <w:ilvl w:val="0"/>
+          <w:numId w:val="1"/>
+        </w:numPr>
+        <w:spacing w:after="60"/>
+      </w:pPr>
+      <w:r>
+        <w:rPr>
+          <w:color w:val="333333"/>
+          <w:sz w:val="20"/>
+        </w:rPr>
+        <w:t xml:space="preserve">Assets/AssetStore/Free Game VFX/Textures/noise_02-2.png.meta</w:t>
+      </w:r>
+    </w:p>
+    <w:p>
+      <w:pPr>
+        <w:numPr>
+          <w:ilvl w:val="0"/>
+          <w:numId w:val="1"/>
+        </w:numPr>
+        <w:spacing w:after="60"/>
+      </w:pPr>
+      <w:r>
+        <w:rPr>
+          <w:color w:val="333333"/>
+          <w:sz w:val="20"/>
+        </w:rPr>
+        <w:t xml:space="preserve">Assets/AssetStore/Free Slash VFX/Textures/Blue Noise_Blue Noise.png.meta</w:t>
+      </w:r>
+    </w:p>
+    <w:p>
+      <w:pPr>
+        <w:numPr>
+          <w:ilvl w:val="0"/>
+          <w:numId w:val="1"/>
+        </w:numPr>
+        <w:spacing w:after="60"/>
+      </w:pPr>
+      <w:r>
+        <w:rPr>
+          <w:color w:val="333333"/>
+          <w:sz w:val="20"/>
+        </w:rPr>
+        <w:t xml:space="preserve">Assets/AssetStore/Free Slash VFX/Textures/Circle Fire_albedo.png.meta</w:t>
+      </w:r>
+    </w:p>
+    <w:p>
+      <w:pPr>
+        <w:numPr>
+          <w:ilvl w:val="0"/>
+          <w:numId w:val="1"/>
+        </w:numPr>
+        <w:spacing w:after="60"/>
+      </w:pPr>
+      <w:r>
+        <w:rPr>
+          <w:color w:val="333333"/>
+          <w:sz w:val="20"/>
+        </w:rPr>
+        <w:t xml:space="preserve">Assets/AssetStore/Free Slash VFX/Textures/Crack 2.png.meta</w:t>
+      </w:r>
+    </w:p>
+    <w:p>
+      <w:pPr>
+        <w:numPr>
+          <w:ilvl w:val="0"/>
+          <w:numId w:val="1"/>
+        </w:numPr>
+        <w:spacing w:after="60"/>
+      </w:pPr>
+      <w:r>
+        <w:rPr>
+          <w:color w:val="333333"/>
+          <w:sz w:val="20"/>
+        </w:rPr>
+        <w:t xml:space="preserve">Assets/AssetStore/Free Slash VFX/Textures/Crack Tex.png.meta</w:t>
+      </w:r>
+    </w:p>
+    <w:p>
+      <w:pPr>
+        <w:numPr>
+          <w:ilvl w:val="0"/>
+          <w:numId w:val="1"/>
+        </w:numPr>
+        <w:spacing w:after="60"/>
+      </w:pPr>
+      <w:r>
+        <w:rPr>
+          <w:color w:val="333333"/>
+          <w:sz w:val="20"/>
+        </w:rPr>
+        <w:t xml:space="preserve">Assets/AssetStore/Free Slash VFX/Textures/Impact.png.meta</w:t>
+      </w:r>
+    </w:p>
+    <w:p>
+      <w:pPr>
+        <w:numPr>
+          <w:ilvl w:val="0"/>
+          <w:numId w:val="1"/>
+        </w:numPr>
+        <w:spacing w:after="60"/>
+      </w:pPr>
+      <w:r>
+        <w:rPr>
+          <w:color w:val="333333"/>
+          <w:sz w:val="20"/>
+        </w:rPr>
+        <w:t xml:space="preserve">Assets/AssetStore/Free Slash VFX/Textures/Noise Circle_albedo.png.meta</w:t>
+      </w:r>
+    </w:p>
+    <w:p>
+      <w:pPr>
+        <w:numPr>
+          <w:ilvl w:val="0"/>
+          <w:numId w:val="1"/>
+        </w:numPr>
+        <w:spacing w:after="60"/>
+      </w:pPr>
+      <w:r>
+        <w:rPr>
+          <w:color w:val="333333"/>
+          <w:sz w:val="20"/>
+        </w:rPr>
+        <w:t xml:space="preserve">Assets/AssetStore/Free Slash VFX/Textures/Noise.png.meta</w:t>
+      </w:r>
+    </w:p>
+    <w:p>
+      <w:pPr>
+        <w:numPr>
+          <w:ilvl w:val="0"/>
+          <w:numId w:val="1"/>
+        </w:numPr>
+        <w:spacing w:after="60"/>
+      </w:pPr>
+      <w:r>
+        <w:rPr>
+          <w:color w:val="333333"/>
+          <w:sz w:val="20"/>
+        </w:rPr>
+        <w:t xml:space="preserve">Assets/AssetStore/Free Slash VFX/Textures/Noise_GrayScale/T_Lu_Noise_10.png.meta</w:t>
+      </w:r>
+    </w:p>
+    <w:p>
+      <w:pPr>
+        <w:numPr>
+          <w:ilvl w:val="0"/>
+          <w:numId w:val="1"/>
+        </w:numPr>
+        <w:spacing w:after="60"/>
+      </w:pPr>
+      <w:r>
+        <w:rPr>
+          <w:color w:val="333333"/>
+          <w:sz w:val="20"/>
+        </w:rPr>
+        <w:t xml:space="preserve">Assets/AssetStore/Free Slash VFX/Textures/Noise_GrayScale/T_Lu_Noise_29.png.meta</w:t>
+      </w:r>
+    </w:p>
+    <w:p>
+      <w:pPr>
+        <w:numPr>
+          <w:ilvl w:val="0"/>
+          <w:numId w:val="1"/>
+        </w:numPr>
+        <w:spacing w:after="60"/>
+      </w:pPr>
+      <w:r>
+        <w:rPr>
+          <w:color w:val="333333"/>
+          <w:sz w:val="20"/>
+        </w:rPr>
+        <w:t xml:space="preserve">Assets/AssetStore/Free Slash VFX/Textures/Noise_GrayScale/T_Lu_Noise_31.png.meta</w:t>
+      </w:r>
+    </w:p>
+    <w:p>
+      <w:pPr>
+        <w:numPr>
+          <w:ilvl w:val="0"/>
+          <w:numId w:val="1"/>
+        </w:numPr>
+        <w:spacing w:after="60"/>
+      </w:pPr>
+      <w:r>
+        <w:rPr>
+          <w:color w:val="333333"/>
+          <w:sz w:val="20"/>
+        </w:rPr>
+        <w:t xml:space="preserve">Assets/AssetStore/Free Slash VFX/Textures/Razengan_texture_2.png.meta</w:t>
+      </w:r>
+    </w:p>
+    <w:p>
+      <w:pPr>
+        <w:numPr>
+          <w:ilvl w:val="0"/>
+          <w:numId w:val="1"/>
+        </w:numPr>
+        <w:spacing w:after="60"/>
+      </w:pPr>
+      <w:r>
+        <w:rPr>
+          <w:color w:val="333333"/>
+          <w:sz w:val="20"/>
+        </w:rPr>
+        <w:t xml:space="preserve">Assets/AssetStore/Free Slash VFX/Textures/Razengan_texture_3.png.meta</w:t>
+      </w:r>
+    </w:p>
+    <w:p>
+      <w:pPr>
+        <w:numPr>
+          <w:ilvl w:val="0"/>
+          <w:numId w:val="1"/>
+        </w:numPr>
+        <w:spacing w:after="60"/>
+      </w:pPr>
+      <w:r>
+        <w:rPr>
+          <w:color w:val="333333"/>
+          <w:sz w:val="20"/>
+        </w:rPr>
+        <w:t xml:space="preserve">Assets/AssetStore/Free Slash VFX/Textures/Slash Noise_Slash Noise.png.meta</w:t>
+      </w:r>
+    </w:p>
+    <w:p>
+      <w:pPr>
+        <w:numPr>
+          <w:ilvl w:val="0"/>
+          <w:numId w:val="1"/>
+        </w:numPr>
+        <w:spacing w:after="60"/>
+      </w:pPr>
+      <w:r>
+        <w:rPr>
+          <w:color w:val="333333"/>
+          <w:sz w:val="20"/>
+        </w:rPr>
+        <w:t xml:space="preserve">Assets/AssetStore/Free Slash VFX/Textures/Voronoi Noise 1_albedo.png.meta</w:t>
+      </w:r>
+    </w:p>
+    <w:p>
+      <w:pPr>
+        <w:numPr>
+          <w:ilvl w:val="0"/>
+          <w:numId w:val="1"/>
+        </w:numPr>
+        <w:spacing w:after="60"/>
+      </w:pPr>
+      <w:r>
+        <w:rPr>
+          <w:color w:val="333333"/>
+          <w:sz w:val="20"/>
+        </w:rPr>
+        <w:t xml:space="preserve">Assets/AssetStore/GabrielAguiarProductions/FreeQuickEffectsVol1/Textures/Circle01_v1.png.meta</w:t>
+      </w:r>
+    </w:p>
+    <w:p>
+      <w:pPr>
+        <w:numPr>
+          <w:ilvl w:val="0"/>
+          <w:numId w:val="1"/>
+        </w:numPr>
+        <w:spacing w:after="60"/>
+      </w:pPr>
+      <w:r>
+        <w:rPr>
+          <w:color w:val="333333"/>
+          <w:sz w:val="20"/>
+        </w:rPr>
+        <w:t xml:space="preserve">Assets/AssetStore/GabrielAguiarProductions/FreeQuickEffectsVol1/Textures/DistortedFlare01.png.meta</w:t>
+      </w:r>
+    </w:p>
+    <w:p>
+      <w:pPr>
+        <w:numPr>
+          <w:ilvl w:val="0"/>
+          <w:numId w:val="1"/>
+        </w:numPr>
+        <w:spacing w:after="60"/>
+      </w:pPr>
+      <w:r>
+        <w:rPr>
+          <w:color w:val="333333"/>
+          <w:sz w:val="20"/>
+        </w:rPr>
+        <w:t xml:space="preserve">Assets/AssetStore/GabrielAguiarProductions/FreeQuickEffectsVol1/Textures/Flame02.png.meta</w:t>
+      </w:r>
+    </w:p>
+    <w:p>
+      <w:pPr>
+        <w:numPr>
+          <w:ilvl w:val="0"/>
+          <w:numId w:val="1"/>
+        </w:numPr>
+        <w:spacing w:after="60"/>
+      </w:pPr>
+      <w:r>
+        <w:rPr>
+          <w:color w:val="333333"/>
+          <w:sz w:val="20"/>
+        </w:rPr>
+        <w:t xml:space="preserve">Assets/AssetStore/GabrielAguiarProductions/FreeQuickEffectsVol1/Textures/Flare00.PNG.meta</w:t>
+      </w:r>
+    </w:p>
+    <w:p>
+      <w:pPr>
+        <w:numPr>
+          <w:ilvl w:val="0"/>
+          <w:numId w:val="1"/>
+        </w:numPr>
+        <w:spacing w:after="60"/>
+      </w:pPr>
+      <w:r>
+        <w:rPr>
+          <w:color w:val="333333"/>
+          <w:sz w:val="20"/>
+        </w:rPr>
+        <w:t xml:space="preserve">Assets/AssetStore/GabrielAguiarProductions/FreeQuickEffectsVol1/Textures/Swirl01.png.meta</w:t>
+      </w:r>
+    </w:p>
+    <w:p>
+      <w:pPr>
+        <w:numPr>
+          <w:ilvl w:val="0"/>
+          <w:numId w:val="1"/>
+        </w:numPr>
+        <w:spacing w:after="60"/>
+      </w:pPr>
+      <w:r>
+        <w:rPr>
+          <w:color w:val="333333"/>
+          <w:sz w:val="20"/>
+        </w:rPr>
+        <w:t xml:space="preserve">Assets/AssetStore/Hovl Studio/Magic effects pack/Textures/Mask1.png.meta</w:t>
+      </w:r>
+    </w:p>
+    <w:p>
+      <w:pPr>
+        <w:numPr>
+          <w:ilvl w:val="0"/>
+          <w:numId w:val="1"/>
+        </w:numPr>
+        <w:spacing w:after="60"/>
+      </w:pPr>
+      <w:r>
+        <w:rPr>
+          <w:color w:val="333333"/>
+          <w:sz w:val="20"/>
+        </w:rPr>
+        <w:t xml:space="preserve">Assets/AssetStore/Idyllic Fantasy Nature/Textures/Rocks/Rock_Big_01_Albedo.png.meta</w:t>
+      </w:r>
+    </w:p>
+    <w:p>
+      <w:pPr>
+        <w:numPr>
+          <w:ilvl w:val="0"/>
+          <w:numId w:val="1"/>
+        </w:numPr>
+        <w:spacing w:after="60"/>
+      </w:pPr>
+      <w:r>
+        <w:rPr>
+          <w:color w:val="333333"/>
+          <w:sz w:val="20"/>
+        </w:rPr>
+        <w:t xml:space="preserve">Assets/AssetStore/Idyllic Fantasy Nature/Textures/Rocks/Rock_Big_01_Normal.png.meta</w:t>
+      </w:r>
+    </w:p>
+    <w:p>
+      <w:pPr>
+        <w:numPr>
+          <w:ilvl w:val="0"/>
+          <w:numId w:val="1"/>
+        </w:numPr>
+        <w:spacing w:after="60"/>
+      </w:pPr>
+      <w:r>
+        <w:rPr>
+          <w:color w:val="333333"/>
+          <w:sz w:val="20"/>
+        </w:rPr>
+        <w:t xml:space="preserve">Assets/AssetStore/Idyllic Fantasy Nature/Textures/Rocks/Rock_Big_02_Albedo.png.meta</w:t>
+      </w:r>
+    </w:p>
+    <w:p>
+      <w:pPr>
+        <w:numPr>
+          <w:ilvl w:val="0"/>
+          <w:numId w:val="1"/>
+        </w:numPr>
+        <w:spacing w:after="60"/>
+      </w:pPr>
+      <w:r>
+        <w:rPr>
+          <w:color w:val="333333"/>
+          <w:sz w:val="20"/>
+        </w:rPr>
+        <w:t xml:space="preserve">Assets/AssetStore/Idyllic Fantasy Nature/Textures/Rocks/Rock_Big_02_Normal.png.meta</w:t>
+      </w:r>
+    </w:p>
+    <w:p>
+      <w:pPr>
+        <w:numPr>
+          <w:ilvl w:val="0"/>
+          <w:numId w:val="1"/>
+        </w:numPr>
+        <w:spacing w:after="60"/>
+      </w:pPr>
+      <w:r>
+        <w:rPr>
+          <w:color w:val="333333"/>
+          <w:sz w:val="20"/>
+        </w:rPr>
+        <w:t xml:space="preserve">Assets/AssetStore/Idyllic Fantasy Nature/Textures/Rocks/Rock_Big_03_Albedo.png.meta</w:t>
+      </w:r>
+    </w:p>
+    <w:p>
+      <w:pPr>
+        <w:numPr>
+          <w:ilvl w:val="0"/>
+          <w:numId w:val="1"/>
+        </w:numPr>
+        <w:spacing w:after="60"/>
+      </w:pPr>
+      <w:r>
+        <w:rPr>
+          <w:color w:val="333333"/>
+          <w:sz w:val="20"/>
+        </w:rPr>
+        <w:t xml:space="preserve">Assets/AssetStore/Idyllic Fantasy Nature/Textures/Rocks/Rock_Big_03_Normal.png.meta</w:t>
+      </w:r>
+    </w:p>
+    <w:p>
+      <w:pPr>
+        <w:numPr>
+          <w:ilvl w:val="0"/>
+          <w:numId w:val="1"/>
+        </w:numPr>
+        <w:spacing w:after="60"/>
+      </w:pPr>
+      <w:r>
+        <w:rPr>
+          <w:color w:val="333333"/>
+          <w:sz w:val="20"/>
+        </w:rPr>
+        <w:t xml:space="preserve">Assets/AssetStore/Idyllic Fantasy Nature/Textures/Rocks/Rock_Medium_01_Albedo.png.meta</w:t>
+      </w:r>
+    </w:p>
+    <w:p>
+      <w:pPr>
+        <w:numPr>
+          <w:ilvl w:val="0"/>
+          <w:numId w:val="1"/>
+        </w:numPr>
+        <w:spacing w:after="60"/>
+      </w:pPr>
+      <w:r>
+        <w:rPr>
+          <w:color w:val="333333"/>
+          <w:sz w:val="20"/>
+        </w:rPr>
+        <w:t xml:space="preserve">Assets/AssetStore/Idyllic Fantasy Nature/Textures/Rocks/Rock_Medium_01_Normal.png.meta</w:t>
+      </w:r>
+    </w:p>
+    <w:p>
+      <w:pPr>
+        <w:numPr>
+          <w:ilvl w:val="0"/>
+          <w:numId w:val="1"/>
+        </w:numPr>
+        <w:spacing w:after="60"/>
+      </w:pPr>
+      <w:r>
+        <w:rPr>
+          <w:color w:val="333333"/>
+          <w:sz w:val="20"/>
+        </w:rPr>
+        <w:t xml:space="preserve">Assets/AssetStore/Idyllic Fantasy Nature/Textures/Rocks/Rock_Medium_02_Albedo.png.meta</w:t>
+      </w:r>
+    </w:p>
+    <w:p>
+      <w:pPr>
+        <w:numPr>
+          <w:ilvl w:val="0"/>
+          <w:numId w:val="1"/>
+        </w:numPr>
+        <w:spacing w:after="60"/>
+      </w:pPr>
+      <w:r>
+        <w:rPr>
+          <w:color w:val="333333"/>
+          <w:sz w:val="20"/>
+        </w:rPr>
+        <w:t xml:space="preserve">Assets/AssetStore/Idyllic Fantasy Nature/Textures/Rocks/Rock_Medium_02_Normal.png.meta</w:t>
+      </w:r>
+    </w:p>
+    <w:p>
+      <w:pPr>
+        <w:numPr>
+          <w:ilvl w:val="0"/>
+          <w:numId w:val="1"/>
+        </w:numPr>
+        <w:spacing w:after="60"/>
+      </w:pPr>
+      <w:r>
+        <w:rPr>
+          <w:color w:val="333333"/>
+          <w:sz w:val="20"/>
+        </w:rPr>
+        <w:t xml:space="preserve">Assets/AssetStore/Idyllic Fantasy Nature/Textures/Rocks/Rock_Medium_03_Albedo.png.meta</w:t>
+      </w:r>
+    </w:p>
+    <w:p>
+      <w:pPr>
+        <w:numPr>
+          <w:ilvl w:val="0"/>
+          <w:numId w:val="1"/>
+        </w:numPr>
+        <w:spacing w:after="60"/>
+      </w:pPr>
+      <w:r>
+        <w:rPr>
+          <w:color w:val="333333"/>
+          <w:sz w:val="20"/>
+        </w:rPr>
+        <w:t xml:space="preserve">Assets/AssetStore/Idyllic Fantasy Nature/Textures/Rocks/Rock_Medium_03_Normal.png.meta</w:t>
+      </w:r>
+    </w:p>
+    <w:p>
+      <w:pPr>
+        <w:numPr>
+          <w:ilvl w:val="0"/>
+          <w:numId w:val="1"/>
+        </w:numPr>
+        <w:spacing w:after="60"/>
+      </w:pPr>
+      <w:r>
+        <w:rPr>
+          <w:color w:val="333333"/>
+          <w:sz w:val="20"/>
+        </w:rPr>
+        <w:t xml:space="preserve">Assets/AssetStore/Idyllic Fantasy Nature/Textures/Trees/WillowTree_Branch.png.meta</w:t>
+      </w:r>
+    </w:p>
+    <w:p>
+      <w:pPr>
+        <w:numPr>
+          <w:ilvl w:val="0"/>
+          <w:numId w:val="1"/>
+        </w:numPr>
+        <w:spacing w:after="60"/>
+      </w:pPr>
+      <w:r>
+        <w:rPr>
+          <w:color w:val="333333"/>
+          <w:sz w:val="20"/>
+        </w:rPr>
+        <w:t xml:space="preserve">Assets/AssetStore/Mini Legion Lich PBR HP Polyart/Textures/PBR/AO.png.meta</w:t>
+      </w:r>
+    </w:p>
+    <w:p>
+      <w:pPr>
+        <w:numPr>
+          <w:ilvl w:val="0"/>
+          <w:numId w:val="1"/>
+        </w:numPr>
+        <w:spacing w:after="60"/>
+      </w:pPr>
+      <w:r>
+        <w:rPr>
+          <w:color w:val="333333"/>
+          <w:sz w:val="20"/>
+        </w:rPr>
+        <w:t xml:space="preserve">Assets/AssetStore/Mini Legion Lich PBR HP Polyart/Textures/PBR/Albedo.png.meta</w:t>
+      </w:r>
+    </w:p>
+    <w:p>
+      <w:pPr>
+        <w:numPr>
+          <w:ilvl w:val="0"/>
+          <w:numId w:val="1"/>
+        </w:numPr>
+        <w:spacing w:after="60"/>
+      </w:pPr>
+      <w:r>
+        <w:rPr>
+          <w:color w:val="333333"/>
+          <w:sz w:val="20"/>
+        </w:rPr>
+        <w:t xml:space="preserve">Assets/AssetStore/Mini Legion Lich PBR HP Polyart/Textures/PBR/Emission.png.meta</w:t>
+      </w:r>
+    </w:p>
+    <w:p>
+      <w:pPr>
+        <w:numPr>
+          <w:ilvl w:val="0"/>
+          <w:numId w:val="1"/>
+        </w:numPr>
+        <w:spacing w:after="60"/>
+      </w:pPr>
+      <w:r>
+        <w:rPr>
+          <w:color w:val="333333"/>
+          <w:sz w:val="20"/>
+        </w:rPr>
+        <w:t xml:space="preserve">Assets/AssetStore/Mini Legion Lich PBR HP Polyart/Textures/PBR/MS.png.meta</w:t>
+      </w:r>
+    </w:p>
+    <w:p>
+      <w:pPr>
+        <w:numPr>
+          <w:ilvl w:val="0"/>
+          <w:numId w:val="1"/>
+        </w:numPr>
+        <w:spacing w:after="60"/>
+      </w:pPr>
+      <w:r>
+        <w:rPr>
+          <w:color w:val="333333"/>
+          <w:sz w:val="20"/>
+        </w:rPr>
+        <w:t xml:space="preserve">Assets/AssetStore/Mini Legion Lich PBR HP Polyart/Textures/PBR/Normal.png.meta</w:t>
+      </w:r>
+    </w:p>
+    <w:p>
+      <w:pPr>
+        <w:numPr>
+          <w:ilvl w:val="0"/>
+          <w:numId w:val="1"/>
+        </w:numPr>
+        <w:spacing w:after="60"/>
+      </w:pPr>
+      <w:r>
+        <w:rPr>
+          <w:color w:val="333333"/>
+          <w:sz w:val="20"/>
+        </w:rPr>
+        <w:t xml:space="preserve">Assets/AssetStore/PolyOne/Rocks Stylized/Texture/Rocks_Stylized_Color.png.meta</w:t>
+      </w:r>
+    </w:p>
+    <w:p>
+      <w:pPr>
+        <w:numPr>
+          <w:ilvl w:val="0"/>
+          <w:numId w:val="1"/>
+        </w:numPr>
+        <w:spacing w:after="60"/>
+      </w:pPr>
+      <w:r>
+        <w:rPr>
+          <w:color w:val="333333"/>
+          <w:sz w:val="20"/>
+        </w:rPr>
+        <w:t xml:space="preserve">Assets/AssetStore/PurePoly/Free Fantasy RPG Weapons/Textures/PP_Color_Palette.png.meta</w:t>
+      </w:r>
+    </w:p>
+    <w:p>
+      <w:pPr>
+        <w:numPr>
+          <w:ilvl w:val="0"/>
+          <w:numId w:val="1"/>
+        </w:numPr>
+        <w:spacing w:after="60"/>
+      </w:pPr>
+      <w:r>
+        <w:rPr>
+          <w:color w:val="333333"/>
+          <w:sz w:val="20"/>
+        </w:rPr>
+        <w:t xml:space="preserve">Assets/AssetStore/Tower/Textures/texture.png.meta</w:t>
+      </w:r>
+    </w:p>
+    <w:p>
+      <w:pPr>
+        <w:numPr>
+          <w:ilvl w:val="0"/>
+          <w:numId w:val="1"/>
+        </w:numPr>
+        <w:spacing w:after="60"/>
+      </w:pPr>
+      <w:r>
+        <w:rPr>
+          <w:color w:val="333333"/>
+          <w:sz w:val="20"/>
+        </w:rPr>
+        <w:t xml:space="preserve">"docs/\320\230\321\201\321\202\320\276\321\200\320\270\321\217_\320\270\320\267\320\274\320\265\320\275\320\265\320\275\320\270\320\271.docx"</w:t>
+      </w:r>
+    </w:p>
+    <w:p>
+      <w:pPr>
+        <w:spacing w:after="120"/>
+      </w:pPr>
+      <w:r>
+        <w:rPr>
+          <w:sz w:val="10"/>
+        </w:rPr>
+        <w:t xml:space="preserve"> </w:t>
+      </w:r>
+    </w:p>
+    <w:p>
+      <w:pPr>
+        <w:spacing w:after="40"/>
+      </w:pPr>
+      <w:r>
+        <w:rPr>
+          <w:b/>
+          <w:sz w:val="28"/>
+        </w:rPr>
+        <w:t xml:space="preserve">27. </w:t>
+      </w:r>
+      <w:r>
+        <w:rPr>
+          <w:b/>
+          <w:color w:val="1F5FB2"/>
+          <w:sz w:val="28"/>
+        </w:rPr>
+        <w:t xml:space="preserve">[PERF] </w:t>
+      </w:r>
+      <w:r>
+        <w:rPr>
+          <w:b/>
+          <w:sz w:val="28"/>
+        </w:rPr>
+        <w:t xml:space="preserve">Crunch-сжатие на UI-спрайтах (без изменения разрешения)</w:t>
+      </w:r>
+    </w:p>
+    <w:p>
+      <w:pPr>
+        <w:spacing w:after="120"/>
+      </w:pPr>
+      <w:r>
+        <w:rPr>
+          <w:i/>
+          <w:color w:val="666666"/>
+          <w:sz w:val="20"/>
+        </w:rPr>
         <w:t xml:space="preserve">Коммит (готовится) · —  (блок обновится настоящим хэшем после коммита)</w:t>
       </w:r>
     </w:p>
@@ -9905,983 +11003,1207 @@
           <w:color w:val="333333"/>
           <w:sz w:val="20"/>
         </w:rPr>
-        <w:t xml:space="preserve">Assets/AssetStore/Easy3D/Stylized Farm Asset Pack - Small/Textures/Fence_DefaultMaterial_BaseMap.png.meta</w:t>
-      </w:r>
-    </w:p>
-    <w:p>
-      <w:pPr>
-        <w:numPr>
-          <w:ilvl w:val="0"/>
-          <w:numId w:val="1"/>
-        </w:numPr>
-        <w:spacing w:after="60"/>
-      </w:pPr>
-      <w:r>
-        <w:rPr>
-          <w:color w:val="333333"/>
-          <w:sz w:val="20"/>
-        </w:rPr>
-        <w:t xml:space="preserve">Assets/AssetStore/Easy3D/Stylized Farm Asset Pack - Small/Textures/Fence_DefaultMaterial_MaskMap.png.meta</w:t>
-      </w:r>
-    </w:p>
-    <w:p>
-      <w:pPr>
-        <w:numPr>
-          <w:ilvl w:val="0"/>
-          <w:numId w:val="1"/>
-        </w:numPr>
-        <w:spacing w:after="60"/>
-      </w:pPr>
-      <w:r>
-        <w:rPr>
-          <w:color w:val="333333"/>
-          <w:sz w:val="20"/>
-        </w:rPr>
-        <w:t xml:space="preserve">Assets/AssetStore/Easy3D/Stylized Farm Asset Pack - Small/Textures/Fence_DefaultMaterial_Normal.png.meta</w:t>
-      </w:r>
-    </w:p>
-    <w:p>
-      <w:pPr>
-        <w:numPr>
-          <w:ilvl w:val="0"/>
-          <w:numId w:val="1"/>
-        </w:numPr>
-        <w:spacing w:after="60"/>
-      </w:pPr>
-      <w:r>
-        <w:rPr>
-          <w:color w:val="333333"/>
-          <w:sz w:val="20"/>
-        </w:rPr>
-        <w:t xml:space="preserve">Assets/AssetStore/Easy3D/Stylized Farm Asset Pack - Small/Textures/Wheel_DefaultMaterial_BaseMap.png.meta</w:t>
-      </w:r>
-    </w:p>
-    <w:p>
-      <w:pPr>
-        <w:numPr>
-          <w:ilvl w:val="0"/>
-          <w:numId w:val="1"/>
-        </w:numPr>
-        <w:spacing w:after="60"/>
-      </w:pPr>
-      <w:r>
-        <w:rPr>
-          <w:color w:val="333333"/>
-          <w:sz w:val="20"/>
-        </w:rPr>
-        <w:t xml:space="preserve">Assets/AssetStore/Easy3D/Stylized Farm Asset Pack - Small/Textures/Wheel_DefaultMaterial_MaskMap.png.meta</w:t>
-      </w:r>
-    </w:p>
-    <w:p>
-      <w:pPr>
-        <w:numPr>
-          <w:ilvl w:val="0"/>
-          <w:numId w:val="1"/>
-        </w:numPr>
-        <w:spacing w:after="60"/>
-      </w:pPr>
-      <w:r>
-        <w:rPr>
-          <w:color w:val="333333"/>
-          <w:sz w:val="20"/>
-        </w:rPr>
-        <w:t xml:space="preserve">Assets/AssetStore/Easy3D/Stylized Farm Asset Pack - Small/Textures/Wheel_DefaultMaterial_Normal.png.meta</w:t>
-      </w:r>
-    </w:p>
-    <w:p>
-      <w:pPr>
-        <w:numPr>
-          <w:ilvl w:val="0"/>
-          <w:numId w:val="1"/>
-        </w:numPr>
-        <w:spacing w:after="60"/>
-      </w:pPr>
-      <w:r>
-        <w:rPr>
-          <w:color w:val="333333"/>
-          <w:sz w:val="20"/>
-        </w:rPr>
-        <w:t xml:space="preserve">Assets/AssetStore/Easy3D/Stylized Farm Asset Pack - Small/Textures/WoodenSign_DefaultMaterial_MaskMap.png.meta</w:t>
-      </w:r>
-    </w:p>
-    <w:p>
-      <w:pPr>
-        <w:numPr>
-          <w:ilvl w:val="0"/>
-          <w:numId w:val="1"/>
-        </w:numPr>
-        <w:spacing w:after="60"/>
-      </w:pPr>
-      <w:r>
-        <w:rPr>
-          <w:color w:val="333333"/>
-          <w:sz w:val="20"/>
-        </w:rPr>
-        <w:t xml:space="preserve">Assets/AssetStore/Easy3D/Stylized Farm Asset Pack - Small/Textures/WoodenSign_DefaultMaterial_Normal.png.meta</w:t>
-      </w:r>
-    </w:p>
-    <w:p>
-      <w:pPr>
-        <w:numPr>
-          <w:ilvl w:val="0"/>
-          <w:numId w:val="1"/>
-        </w:numPr>
-        <w:spacing w:after="60"/>
-      </w:pPr>
-      <w:r>
-        <w:rPr>
-          <w:color w:val="333333"/>
-          <w:sz w:val="20"/>
-        </w:rPr>
-        <w:t xml:space="preserve">Assets/AssetStore/Easy3D/Stylized Farm Asset Pack - Small/Textures/WoodenSign_TownTextMaterial_BaseMap.png.meta</w:t>
-      </w:r>
-    </w:p>
-    <w:p>
-      <w:pPr>
-        <w:numPr>
-          <w:ilvl w:val="0"/>
-          <w:numId w:val="1"/>
-        </w:numPr>
-        <w:spacing w:after="60"/>
-      </w:pPr>
-      <w:r>
-        <w:rPr>
-          <w:color w:val="333333"/>
-          <w:sz w:val="20"/>
-        </w:rPr>
-        <w:t xml:space="preserve">Assets/AssetStore/FlexUnit/MedievalWeaponPack/Textures/Color_Atlas1.png.meta</w:t>
-      </w:r>
-    </w:p>
-    <w:p>
-      <w:pPr>
-        <w:numPr>
-          <w:ilvl w:val="0"/>
-          <w:numId w:val="1"/>
-        </w:numPr>
-        <w:spacing w:after="60"/>
-      </w:pPr>
-      <w:r>
-        <w:rPr>
-          <w:color w:val="333333"/>
-          <w:sz w:val="20"/>
-        </w:rPr>
-        <w:t xml:space="preserve">Assets/AssetStore/FlexUnit/MedievalWeaponPack/Textures/Normal.png.meta</w:t>
-      </w:r>
-    </w:p>
-    <w:p>
-      <w:pPr>
-        <w:numPr>
-          <w:ilvl w:val="0"/>
-          <w:numId w:val="1"/>
-        </w:numPr>
-        <w:spacing w:after="60"/>
-      </w:pPr>
-      <w:r>
-        <w:rPr>
-          <w:color w:val="333333"/>
-          <w:sz w:val="20"/>
-        </w:rPr>
-        <w:t xml:space="preserve">Assets/AssetStore/FourEvilDragonsHP/Texture/DragonNightmare/DarkblueHP.png.meta</w:t>
-      </w:r>
-    </w:p>
-    <w:p>
-      <w:pPr>
-        <w:numPr>
-          <w:ilvl w:val="0"/>
-          <w:numId w:val="1"/>
-        </w:numPr>
-        <w:spacing w:after="60"/>
-      </w:pPr>
-      <w:r>
-        <w:rPr>
-          <w:color w:val="333333"/>
-          <w:sz w:val="20"/>
-        </w:rPr>
-        <w:t xml:space="preserve">Assets/AssetStore/Free Game VFX/Textures/Aura_Flame_000.tga.meta</w:t>
-      </w:r>
-    </w:p>
-    <w:p>
-      <w:pPr>
-        <w:numPr>
-          <w:ilvl w:val="0"/>
-          <w:numId w:val="1"/>
-        </w:numPr>
-        <w:spacing w:after="60"/>
-      </w:pPr>
-      <w:r>
-        <w:rPr>
-          <w:color w:val="333333"/>
-          <w:sz w:val="20"/>
-        </w:rPr>
-        <w:t xml:space="preserve">Assets/AssetStore/Free Game VFX/Textures/Default-Particle.png.meta</w:t>
-      </w:r>
-    </w:p>
-    <w:p>
-      <w:pPr>
-        <w:numPr>
-          <w:ilvl w:val="0"/>
-          <w:numId w:val="1"/>
-        </w:numPr>
-        <w:spacing w:after="60"/>
-      </w:pPr>
-      <w:r>
-        <w:rPr>
-          <w:color w:val="333333"/>
-          <w:sz w:val="20"/>
-        </w:rPr>
-        <w:t xml:space="preserve">Assets/AssetStore/Free Game VFX/Textures/Gradient_Beam_007.tga.meta</w:t>
-      </w:r>
-    </w:p>
-    <w:p>
-      <w:pPr>
-        <w:numPr>
-          <w:ilvl w:val="0"/>
-          <w:numId w:val="1"/>
-        </w:numPr>
-        <w:spacing w:after="60"/>
-      </w:pPr>
-      <w:r>
-        <w:rPr>
-          <w:color w:val="333333"/>
-          <w:sz w:val="20"/>
-        </w:rPr>
-        <w:t xml:space="preserve">Assets/AssetStore/Free Game VFX/Textures/Radial Glow.png.meta</w:t>
-      </w:r>
-    </w:p>
-    <w:p>
-      <w:pPr>
-        <w:numPr>
-          <w:ilvl w:val="0"/>
-          <w:numId w:val="1"/>
-        </w:numPr>
-        <w:spacing w:after="60"/>
-      </w:pPr>
-      <w:r>
-        <w:rPr>
-          <w:color w:val="333333"/>
-          <w:sz w:val="20"/>
-        </w:rPr>
-        <w:t xml:space="preserve">Assets/AssetStore/Free Game VFX/Textures/dust54.png.meta</w:t>
-      </w:r>
-    </w:p>
-    <w:p>
-      <w:pPr>
-        <w:numPr>
-          <w:ilvl w:val="0"/>
-          <w:numId w:val="1"/>
-        </w:numPr>
-        <w:spacing w:after="60"/>
-      </w:pPr>
-      <w:r>
-        <w:rPr>
-          <w:color w:val="333333"/>
-          <w:sz w:val="20"/>
-        </w:rPr>
-        <w:t xml:space="preserve">Assets/AssetStore/Free Game VFX/Textures/glow_ball2_grey.png.meta</w:t>
-      </w:r>
-    </w:p>
-    <w:p>
-      <w:pPr>
-        <w:numPr>
-          <w:ilvl w:val="0"/>
-          <w:numId w:val="1"/>
-        </w:numPr>
-        <w:spacing w:after="60"/>
-      </w:pPr>
-      <w:r>
-        <w:rPr>
-          <w:color w:val="333333"/>
-          <w:sz w:val="20"/>
-        </w:rPr>
-        <w:t xml:space="preserve">Assets/AssetStore/Free Game VFX/Textures/glow_point2_purple.png.meta</w:t>
-      </w:r>
-    </w:p>
-    <w:p>
-      <w:pPr>
-        <w:numPr>
-          <w:ilvl w:val="0"/>
-          <w:numId w:val="1"/>
-        </w:numPr>
-        <w:spacing w:after="60"/>
-      </w:pPr>
-      <w:r>
-        <w:rPr>
-          <w:color w:val="333333"/>
-          <w:sz w:val="20"/>
-        </w:rPr>
-        <w:t xml:space="preserve">Assets/AssetStore/Free Game VFX/Textures/glow_yellow_01.png.meta</w:t>
-      </w:r>
-    </w:p>
-    <w:p>
-      <w:pPr>
-        <w:numPr>
-          <w:ilvl w:val="0"/>
-          <w:numId w:val="1"/>
-        </w:numPr>
-        <w:spacing w:after="60"/>
-      </w:pPr>
-      <w:r>
-        <w:rPr>
-          <w:color w:val="333333"/>
-          <w:sz w:val="20"/>
-        </w:rPr>
-        <w:t xml:space="preserve">Assets/AssetStore/Free Game VFX/Textures/noise_02-2.png.meta</w:t>
-      </w:r>
-    </w:p>
-    <w:p>
-      <w:pPr>
-        <w:numPr>
-          <w:ilvl w:val="0"/>
-          <w:numId w:val="1"/>
-        </w:numPr>
-        <w:spacing w:after="60"/>
-      </w:pPr>
-      <w:r>
-        <w:rPr>
-          <w:color w:val="333333"/>
-          <w:sz w:val="20"/>
-        </w:rPr>
-        <w:t xml:space="preserve">Assets/AssetStore/Free Slash VFX/Textures/Blue Noise_Blue Noise.png.meta</w:t>
-      </w:r>
-    </w:p>
-    <w:p>
-      <w:pPr>
-        <w:numPr>
-          <w:ilvl w:val="0"/>
-          <w:numId w:val="1"/>
-        </w:numPr>
-        <w:spacing w:after="60"/>
-      </w:pPr>
-      <w:r>
-        <w:rPr>
-          <w:color w:val="333333"/>
-          <w:sz w:val="20"/>
-        </w:rPr>
-        <w:t xml:space="preserve">Assets/AssetStore/Free Slash VFX/Textures/Circle Fire_albedo.png.meta</w:t>
-      </w:r>
-    </w:p>
-    <w:p>
-      <w:pPr>
-        <w:numPr>
-          <w:ilvl w:val="0"/>
-          <w:numId w:val="1"/>
-        </w:numPr>
-        <w:spacing w:after="60"/>
-      </w:pPr>
-      <w:r>
-        <w:rPr>
-          <w:color w:val="333333"/>
-          <w:sz w:val="20"/>
-        </w:rPr>
-        <w:t xml:space="preserve">Assets/AssetStore/Free Slash VFX/Textures/Crack 2.png.meta</w:t>
-      </w:r>
-    </w:p>
-    <w:p>
-      <w:pPr>
-        <w:numPr>
-          <w:ilvl w:val="0"/>
-          <w:numId w:val="1"/>
-        </w:numPr>
-        <w:spacing w:after="60"/>
-      </w:pPr>
-      <w:r>
-        <w:rPr>
-          <w:color w:val="333333"/>
-          <w:sz w:val="20"/>
-        </w:rPr>
-        <w:t xml:space="preserve">Assets/AssetStore/Free Slash VFX/Textures/Crack Tex.png.meta</w:t>
-      </w:r>
-    </w:p>
-    <w:p>
-      <w:pPr>
-        <w:numPr>
-          <w:ilvl w:val="0"/>
-          <w:numId w:val="1"/>
-        </w:numPr>
-        <w:spacing w:after="60"/>
-      </w:pPr>
-      <w:r>
-        <w:rPr>
-          <w:color w:val="333333"/>
-          <w:sz w:val="20"/>
-        </w:rPr>
-        <w:t xml:space="preserve">Assets/AssetStore/Free Slash VFX/Textures/Impact.png.meta</w:t>
-      </w:r>
-    </w:p>
-    <w:p>
-      <w:pPr>
-        <w:numPr>
-          <w:ilvl w:val="0"/>
-          <w:numId w:val="1"/>
-        </w:numPr>
-        <w:spacing w:after="60"/>
-      </w:pPr>
-      <w:r>
-        <w:rPr>
-          <w:color w:val="333333"/>
-          <w:sz w:val="20"/>
-        </w:rPr>
-        <w:t xml:space="preserve">Assets/AssetStore/Free Slash VFX/Textures/Noise Circle_albedo.png.meta</w:t>
-      </w:r>
-    </w:p>
-    <w:p>
-      <w:pPr>
-        <w:numPr>
-          <w:ilvl w:val="0"/>
-          <w:numId w:val="1"/>
-        </w:numPr>
-        <w:spacing w:after="60"/>
-      </w:pPr>
-      <w:r>
-        <w:rPr>
-          <w:color w:val="333333"/>
-          <w:sz w:val="20"/>
-        </w:rPr>
-        <w:t xml:space="preserve">Assets/AssetStore/Free Slash VFX/Textures/Noise.png.meta</w:t>
-      </w:r>
-    </w:p>
-    <w:p>
-      <w:pPr>
-        <w:numPr>
-          <w:ilvl w:val="0"/>
-          <w:numId w:val="1"/>
-        </w:numPr>
-        <w:spacing w:after="60"/>
-      </w:pPr>
-      <w:r>
-        <w:rPr>
-          <w:color w:val="333333"/>
-          <w:sz w:val="20"/>
-        </w:rPr>
-        <w:t xml:space="preserve">Assets/AssetStore/Free Slash VFX/Textures/Noise_GrayScale/T_Lu_Noise_10.png.meta</w:t>
-      </w:r>
-    </w:p>
-    <w:p>
-      <w:pPr>
-        <w:numPr>
-          <w:ilvl w:val="0"/>
-          <w:numId w:val="1"/>
-        </w:numPr>
-        <w:spacing w:after="60"/>
-      </w:pPr>
-      <w:r>
-        <w:rPr>
-          <w:color w:val="333333"/>
-          <w:sz w:val="20"/>
-        </w:rPr>
-        <w:t xml:space="preserve">Assets/AssetStore/Free Slash VFX/Textures/Noise_GrayScale/T_Lu_Noise_29.png.meta</w:t>
-      </w:r>
-    </w:p>
-    <w:p>
-      <w:pPr>
-        <w:numPr>
-          <w:ilvl w:val="0"/>
-          <w:numId w:val="1"/>
-        </w:numPr>
-        <w:spacing w:after="60"/>
-      </w:pPr>
-      <w:r>
-        <w:rPr>
-          <w:color w:val="333333"/>
-          <w:sz w:val="20"/>
-        </w:rPr>
-        <w:t xml:space="preserve">Assets/AssetStore/Free Slash VFX/Textures/Noise_GrayScale/T_Lu_Noise_31.png.meta</w:t>
-      </w:r>
-    </w:p>
-    <w:p>
-      <w:pPr>
-        <w:numPr>
-          <w:ilvl w:val="0"/>
-          <w:numId w:val="1"/>
-        </w:numPr>
-        <w:spacing w:after="60"/>
-      </w:pPr>
-      <w:r>
-        <w:rPr>
-          <w:color w:val="333333"/>
-          <w:sz w:val="20"/>
-        </w:rPr>
-        <w:t xml:space="preserve">Assets/AssetStore/Free Slash VFX/Textures/Razengan_texture_2.png.meta</w:t>
-      </w:r>
-    </w:p>
-    <w:p>
-      <w:pPr>
-        <w:numPr>
-          <w:ilvl w:val="0"/>
-          <w:numId w:val="1"/>
-        </w:numPr>
-        <w:spacing w:after="60"/>
-      </w:pPr>
-      <w:r>
-        <w:rPr>
-          <w:color w:val="333333"/>
-          <w:sz w:val="20"/>
-        </w:rPr>
-        <w:t xml:space="preserve">Assets/AssetStore/Free Slash VFX/Textures/Razengan_texture_3.png.meta</w:t>
-      </w:r>
-    </w:p>
-    <w:p>
-      <w:pPr>
-        <w:numPr>
-          <w:ilvl w:val="0"/>
-          <w:numId w:val="1"/>
-        </w:numPr>
-        <w:spacing w:after="60"/>
-      </w:pPr>
-      <w:r>
-        <w:rPr>
-          <w:color w:val="333333"/>
-          <w:sz w:val="20"/>
-        </w:rPr>
-        <w:t xml:space="preserve">Assets/AssetStore/Free Slash VFX/Textures/Slash Noise_Slash Noise.png.meta</w:t>
-      </w:r>
-    </w:p>
-    <w:p>
-      <w:pPr>
-        <w:numPr>
-          <w:ilvl w:val="0"/>
-          <w:numId w:val="1"/>
-        </w:numPr>
-        <w:spacing w:after="60"/>
-      </w:pPr>
-      <w:r>
-        <w:rPr>
-          <w:color w:val="333333"/>
-          <w:sz w:val="20"/>
-        </w:rPr>
-        <w:t xml:space="preserve">Assets/AssetStore/Free Slash VFX/Textures/Voronoi Noise 1_albedo.png.meta</w:t>
-      </w:r>
-    </w:p>
-    <w:p>
-      <w:pPr>
-        <w:numPr>
-          <w:ilvl w:val="0"/>
-          <w:numId w:val="1"/>
-        </w:numPr>
-        <w:spacing w:after="60"/>
-      </w:pPr>
-      <w:r>
-        <w:rPr>
-          <w:color w:val="333333"/>
-          <w:sz w:val="20"/>
-        </w:rPr>
-        <w:t xml:space="preserve">Assets/AssetStore/GabrielAguiarProductions/FreeQuickEffectsVol1/Textures/Circle01_v1.png.meta</w:t>
-      </w:r>
-    </w:p>
-    <w:p>
-      <w:pPr>
-        <w:numPr>
-          <w:ilvl w:val="0"/>
-          <w:numId w:val="1"/>
-        </w:numPr>
-        <w:spacing w:after="60"/>
-      </w:pPr>
-      <w:r>
-        <w:rPr>
-          <w:color w:val="333333"/>
-          <w:sz w:val="20"/>
-        </w:rPr>
-        <w:t xml:space="preserve">Assets/AssetStore/GabrielAguiarProductions/FreeQuickEffectsVol1/Textures/DistortedFlare01.png.meta</w:t>
-      </w:r>
-    </w:p>
-    <w:p>
-      <w:pPr>
-        <w:numPr>
-          <w:ilvl w:val="0"/>
-          <w:numId w:val="1"/>
-        </w:numPr>
-        <w:spacing w:after="60"/>
-      </w:pPr>
-      <w:r>
-        <w:rPr>
-          <w:color w:val="333333"/>
-          <w:sz w:val="20"/>
-        </w:rPr>
-        <w:t xml:space="preserve">Assets/AssetStore/GabrielAguiarProductions/FreeQuickEffectsVol1/Textures/Flame02.png.meta</w:t>
-      </w:r>
-    </w:p>
-    <w:p>
-      <w:pPr>
-        <w:numPr>
-          <w:ilvl w:val="0"/>
-          <w:numId w:val="1"/>
-        </w:numPr>
-        <w:spacing w:after="60"/>
-      </w:pPr>
-      <w:r>
-        <w:rPr>
-          <w:color w:val="333333"/>
-          <w:sz w:val="20"/>
-        </w:rPr>
-        <w:t xml:space="preserve">Assets/AssetStore/GabrielAguiarProductions/FreeQuickEffectsVol1/Textures/Flare00.PNG.meta</w:t>
-      </w:r>
-    </w:p>
-    <w:p>
-      <w:pPr>
-        <w:numPr>
-          <w:ilvl w:val="0"/>
-          <w:numId w:val="1"/>
-        </w:numPr>
-        <w:spacing w:after="60"/>
-      </w:pPr>
-      <w:r>
-        <w:rPr>
-          <w:color w:val="333333"/>
-          <w:sz w:val="20"/>
-        </w:rPr>
-        <w:t xml:space="preserve">Assets/AssetStore/GabrielAguiarProductions/FreeQuickEffectsVol1/Textures/Swirl01.png.meta</w:t>
-      </w:r>
-    </w:p>
-    <w:p>
-      <w:pPr>
-        <w:numPr>
-          <w:ilvl w:val="0"/>
-          <w:numId w:val="1"/>
-        </w:numPr>
-        <w:spacing w:after="60"/>
-      </w:pPr>
-      <w:r>
-        <w:rPr>
-          <w:color w:val="333333"/>
-          <w:sz w:val="20"/>
-        </w:rPr>
-        <w:t xml:space="preserve">Assets/AssetStore/Hovl Studio/Magic effects pack/Textures/Mask1.png.meta</w:t>
-      </w:r>
-    </w:p>
-    <w:p>
-      <w:pPr>
-        <w:numPr>
-          <w:ilvl w:val="0"/>
-          <w:numId w:val="1"/>
-        </w:numPr>
-        <w:spacing w:after="60"/>
-      </w:pPr>
-      <w:r>
-        <w:rPr>
-          <w:color w:val="333333"/>
-          <w:sz w:val="20"/>
-        </w:rPr>
-        <w:t xml:space="preserve">Assets/AssetStore/Idyllic Fantasy Nature/Textures/Rocks/Rock_Big_01_Albedo.png.meta</w:t>
-      </w:r>
-    </w:p>
-    <w:p>
-      <w:pPr>
-        <w:numPr>
-          <w:ilvl w:val="0"/>
-          <w:numId w:val="1"/>
-        </w:numPr>
-        <w:spacing w:after="60"/>
-      </w:pPr>
-      <w:r>
-        <w:rPr>
-          <w:color w:val="333333"/>
-          <w:sz w:val="20"/>
-        </w:rPr>
-        <w:t xml:space="preserve">Assets/AssetStore/Idyllic Fantasy Nature/Textures/Rocks/Rock_Big_01_Normal.png.meta</w:t>
-      </w:r>
-    </w:p>
-    <w:p>
-      <w:pPr>
-        <w:numPr>
-          <w:ilvl w:val="0"/>
-          <w:numId w:val="1"/>
-        </w:numPr>
-        <w:spacing w:after="60"/>
-      </w:pPr>
-      <w:r>
-        <w:rPr>
-          <w:color w:val="333333"/>
-          <w:sz w:val="20"/>
-        </w:rPr>
-        <w:t xml:space="preserve">Assets/AssetStore/Idyllic Fantasy Nature/Textures/Rocks/Rock_Big_02_Albedo.png.meta</w:t>
-      </w:r>
-    </w:p>
-    <w:p>
-      <w:pPr>
-        <w:numPr>
-          <w:ilvl w:val="0"/>
-          <w:numId w:val="1"/>
-        </w:numPr>
-        <w:spacing w:after="60"/>
-      </w:pPr>
-      <w:r>
-        <w:rPr>
-          <w:color w:val="333333"/>
-          <w:sz w:val="20"/>
-        </w:rPr>
-        <w:t xml:space="preserve">Assets/AssetStore/Idyllic Fantasy Nature/Textures/Rocks/Rock_Big_02_Normal.png.meta</w:t>
-      </w:r>
-    </w:p>
-    <w:p>
-      <w:pPr>
-        <w:numPr>
-          <w:ilvl w:val="0"/>
-          <w:numId w:val="1"/>
-        </w:numPr>
-        <w:spacing w:after="60"/>
-      </w:pPr>
-      <w:r>
-        <w:rPr>
-          <w:color w:val="333333"/>
-          <w:sz w:val="20"/>
-        </w:rPr>
-        <w:t xml:space="preserve">Assets/AssetStore/Idyllic Fantasy Nature/Textures/Rocks/Rock_Big_03_Albedo.png.meta</w:t>
-      </w:r>
-    </w:p>
-    <w:p>
-      <w:pPr>
-        <w:numPr>
-          <w:ilvl w:val="0"/>
-          <w:numId w:val="1"/>
-        </w:numPr>
-        <w:spacing w:after="60"/>
-      </w:pPr>
-      <w:r>
-        <w:rPr>
-          <w:color w:val="333333"/>
-          <w:sz w:val="20"/>
-        </w:rPr>
-        <w:t xml:space="preserve">Assets/AssetStore/Idyllic Fantasy Nature/Textures/Rocks/Rock_Big_03_Normal.png.meta</w:t>
-      </w:r>
-    </w:p>
-    <w:p>
-      <w:pPr>
-        <w:numPr>
-          <w:ilvl w:val="0"/>
-          <w:numId w:val="1"/>
-        </w:numPr>
-        <w:spacing w:after="60"/>
-      </w:pPr>
-      <w:r>
-        <w:rPr>
-          <w:color w:val="333333"/>
-          <w:sz w:val="20"/>
-        </w:rPr>
-        <w:t xml:space="preserve">Assets/AssetStore/Idyllic Fantasy Nature/Textures/Rocks/Rock_Medium_01_Albedo.png.meta</w:t>
-      </w:r>
-    </w:p>
-    <w:p>
-      <w:pPr>
-        <w:numPr>
-          <w:ilvl w:val="0"/>
-          <w:numId w:val="1"/>
-        </w:numPr>
-        <w:spacing w:after="60"/>
-      </w:pPr>
-      <w:r>
-        <w:rPr>
-          <w:color w:val="333333"/>
-          <w:sz w:val="20"/>
-        </w:rPr>
-        <w:t xml:space="preserve">Assets/AssetStore/Idyllic Fantasy Nature/Textures/Rocks/Rock_Medium_01_Normal.png.meta</w:t>
-      </w:r>
-    </w:p>
-    <w:p>
-      <w:pPr>
-        <w:numPr>
-          <w:ilvl w:val="0"/>
-          <w:numId w:val="1"/>
-        </w:numPr>
-        <w:spacing w:after="60"/>
-      </w:pPr>
-      <w:r>
-        <w:rPr>
-          <w:color w:val="333333"/>
-          <w:sz w:val="20"/>
-        </w:rPr>
-        <w:t xml:space="preserve">Assets/AssetStore/Idyllic Fantasy Nature/Textures/Rocks/Rock_Medium_02_Albedo.png.meta</w:t>
-      </w:r>
-    </w:p>
-    <w:p>
-      <w:pPr>
-        <w:numPr>
-          <w:ilvl w:val="0"/>
-          <w:numId w:val="1"/>
-        </w:numPr>
-        <w:spacing w:after="60"/>
-      </w:pPr>
-      <w:r>
-        <w:rPr>
-          <w:color w:val="333333"/>
-          <w:sz w:val="20"/>
-        </w:rPr>
-        <w:t xml:space="preserve">Assets/AssetStore/Idyllic Fantasy Nature/Textures/Rocks/Rock_Medium_02_Normal.png.meta</w:t>
-      </w:r>
-    </w:p>
-    <w:p>
-      <w:pPr>
-        <w:numPr>
-          <w:ilvl w:val="0"/>
-          <w:numId w:val="1"/>
-        </w:numPr>
-        <w:spacing w:after="60"/>
-      </w:pPr>
-      <w:r>
-        <w:rPr>
-          <w:color w:val="333333"/>
-          <w:sz w:val="20"/>
-        </w:rPr>
-        <w:t xml:space="preserve">Assets/AssetStore/Idyllic Fantasy Nature/Textures/Rocks/Rock_Medium_03_Albedo.png.meta</w:t>
-      </w:r>
-    </w:p>
-    <w:p>
-      <w:pPr>
-        <w:numPr>
-          <w:ilvl w:val="0"/>
-          <w:numId w:val="1"/>
-        </w:numPr>
-        <w:spacing w:after="60"/>
-      </w:pPr>
-      <w:r>
-        <w:rPr>
-          <w:color w:val="333333"/>
-          <w:sz w:val="20"/>
-        </w:rPr>
-        <w:t xml:space="preserve">Assets/AssetStore/Idyllic Fantasy Nature/Textures/Rocks/Rock_Medium_03_Normal.png.meta</w:t>
-      </w:r>
-    </w:p>
-    <w:p>
-      <w:pPr>
-        <w:numPr>
-          <w:ilvl w:val="0"/>
-          <w:numId w:val="1"/>
-        </w:numPr>
-        <w:spacing w:after="60"/>
-      </w:pPr>
-      <w:r>
-        <w:rPr>
-          <w:color w:val="333333"/>
-          <w:sz w:val="20"/>
-        </w:rPr>
-        <w:t xml:space="preserve">Assets/AssetStore/Idyllic Fantasy Nature/Textures/Trees/WillowTree_Branch.png.meta</w:t>
-      </w:r>
-    </w:p>
-    <w:p>
-      <w:pPr>
-        <w:numPr>
-          <w:ilvl w:val="0"/>
-          <w:numId w:val="1"/>
-        </w:numPr>
-        <w:spacing w:after="60"/>
-      </w:pPr>
-      <w:r>
-        <w:rPr>
-          <w:color w:val="333333"/>
-          <w:sz w:val="20"/>
-        </w:rPr>
-        <w:t xml:space="preserve">Assets/AssetStore/Mini Legion Lich PBR HP Polyart/Textures/PBR/AO.png.meta</w:t>
-      </w:r>
-    </w:p>
-    <w:p>
-      <w:pPr>
-        <w:numPr>
-          <w:ilvl w:val="0"/>
-          <w:numId w:val="1"/>
-        </w:numPr>
-        <w:spacing w:after="60"/>
-      </w:pPr>
-      <w:r>
-        <w:rPr>
-          <w:color w:val="333333"/>
-          <w:sz w:val="20"/>
-        </w:rPr>
-        <w:t xml:space="preserve">Assets/AssetStore/Mini Legion Lich PBR HP Polyart/Textures/PBR/Albedo.png.meta</w:t>
-      </w:r>
-    </w:p>
-    <w:p>
-      <w:pPr>
-        <w:numPr>
-          <w:ilvl w:val="0"/>
-          <w:numId w:val="1"/>
-        </w:numPr>
-        <w:spacing w:after="60"/>
-      </w:pPr>
-      <w:r>
-        <w:rPr>
-          <w:color w:val="333333"/>
-          <w:sz w:val="20"/>
-        </w:rPr>
-        <w:t xml:space="preserve">Assets/AssetStore/Mini Legion Lich PBR HP Polyart/Textures/PBR/Emission.png.meta</w:t>
-      </w:r>
-    </w:p>
-    <w:p>
-      <w:pPr>
-        <w:numPr>
-          <w:ilvl w:val="0"/>
-          <w:numId w:val="1"/>
-        </w:numPr>
-        <w:spacing w:after="60"/>
-      </w:pPr>
-      <w:r>
-        <w:rPr>
-          <w:color w:val="333333"/>
-          <w:sz w:val="20"/>
-        </w:rPr>
-        <w:t xml:space="preserve">Assets/AssetStore/Mini Legion Lich PBR HP Polyart/Textures/PBR/MS.png.meta</w:t>
-      </w:r>
-    </w:p>
-    <w:p>
-      <w:pPr>
-        <w:numPr>
-          <w:ilvl w:val="0"/>
-          <w:numId w:val="1"/>
-        </w:numPr>
-        <w:spacing w:after="60"/>
-      </w:pPr>
-      <w:r>
-        <w:rPr>
-          <w:color w:val="333333"/>
-          <w:sz w:val="20"/>
-        </w:rPr>
-        <w:t xml:space="preserve">Assets/AssetStore/Mini Legion Lich PBR HP Polyart/Textures/PBR/Normal.png.meta</w:t>
-      </w:r>
-    </w:p>
-    <w:p>
-      <w:pPr>
-        <w:numPr>
-          <w:ilvl w:val="0"/>
-          <w:numId w:val="1"/>
-        </w:numPr>
-        <w:spacing w:after="60"/>
-      </w:pPr>
-      <w:r>
-        <w:rPr>
-          <w:color w:val="333333"/>
-          <w:sz w:val="20"/>
-        </w:rPr>
-        <w:t xml:space="preserve">Assets/AssetStore/PolyOne/Rocks Stylized/Texture/Rocks_Stylized_Color.png.meta</w:t>
-      </w:r>
-    </w:p>
-    <w:p>
-      <w:pPr>
-        <w:numPr>
-          <w:ilvl w:val="0"/>
-          <w:numId w:val="1"/>
-        </w:numPr>
-        <w:spacing w:after="60"/>
-      </w:pPr>
-      <w:r>
-        <w:rPr>
-          <w:color w:val="333333"/>
-          <w:sz w:val="20"/>
-        </w:rPr>
-        <w:t xml:space="preserve">Assets/AssetStore/PurePoly/Free Fantasy RPG Weapons/Textures/PP_Color_Palette.png.meta</w:t>
-      </w:r>
-    </w:p>
-    <w:p>
-      <w:pPr>
-        <w:numPr>
-          <w:ilvl w:val="0"/>
-          <w:numId w:val="1"/>
-        </w:numPr>
-        <w:spacing w:after="60"/>
-      </w:pPr>
-      <w:r>
-        <w:rPr>
-          <w:color w:val="333333"/>
-          <w:sz w:val="20"/>
-        </w:rPr>
-        <w:t xml:space="preserve">Assets/AssetStore/Tower/Textures/texture.png.meta</w:t>
+        <w:t xml:space="preserve">Assets/Texture/Arrow.png.meta</w:t>
+      </w:r>
+    </w:p>
+    <w:p>
+      <w:pPr>
+        <w:numPr>
+          <w:ilvl w:val="0"/>
+          <w:numId w:val="1"/>
+        </w:numPr>
+        <w:spacing w:after="60"/>
+      </w:pPr>
+      <w:r>
+        <w:rPr>
+          <w:color w:val="333333"/>
+          <w:sz w:val="20"/>
+        </w:rPr>
+        <w:t xml:space="preserve">Assets/Texture/UI/Dog.png.meta</w:t>
+      </w:r>
+    </w:p>
+    <w:p>
+      <w:pPr>
+        <w:numPr>
+          <w:ilvl w:val="0"/>
+          <w:numId w:val="1"/>
+        </w:numPr>
+        <w:spacing w:after="60"/>
+      </w:pPr>
+      <w:r>
+        <w:rPr>
+          <w:color w:val="333333"/>
+          <w:sz w:val="20"/>
+        </w:rPr>
+        <w:t xml:space="preserve">Assets/Texture/UI/Frame.png.meta</w:t>
+      </w:r>
+    </w:p>
+    <w:p>
+      <w:pPr>
+        <w:numPr>
+          <w:ilvl w:val="0"/>
+          <w:numId w:val="1"/>
+        </w:numPr>
+        <w:spacing w:after="60"/>
+      </w:pPr>
+      <w:r>
+        <w:rPr>
+          <w:color w:val="333333"/>
+          <w:sz w:val="20"/>
+        </w:rPr>
+        <w:t xml:space="preserve">Assets/Texture/UI/HpBar/FilingHpBar.jpg.meta</w:t>
+      </w:r>
+    </w:p>
+    <w:p>
+      <w:pPr>
+        <w:numPr>
+          <w:ilvl w:val="0"/>
+          <w:numId w:val="1"/>
+        </w:numPr>
+        <w:spacing w:after="60"/>
+      </w:pPr>
+      <w:r>
+        <w:rPr>
+          <w:color w:val="333333"/>
+          <w:sz w:val="20"/>
+        </w:rPr>
+        <w:t xml:space="preserve">Assets/Texture/UI/HpBar/FilingShieldBar.png.meta</w:t>
+      </w:r>
+    </w:p>
+    <w:p>
+      <w:pPr>
+        <w:numPr>
+          <w:ilvl w:val="0"/>
+          <w:numId w:val="1"/>
+        </w:numPr>
+        <w:spacing w:after="60"/>
+      </w:pPr>
+      <w:r>
+        <w:rPr>
+          <w:color w:val="333333"/>
+          <w:sz w:val="20"/>
+        </w:rPr>
+        <w:t xml:space="preserve">Assets/Texture/UI/HpBar/HpBarTemp.png.meta</w:t>
+      </w:r>
+    </w:p>
+    <w:p>
+      <w:pPr>
+        <w:numPr>
+          <w:ilvl w:val="0"/>
+          <w:numId w:val="1"/>
+        </w:numPr>
+        <w:spacing w:after="60"/>
+      </w:pPr>
+      <w:r>
+        <w:rPr>
+          <w:color w:val="333333"/>
+          <w:sz w:val="20"/>
+        </w:rPr>
+        <w:t xml:space="preserve">Assets/Texture/UI/HpBar/HpBarTempBackLayer.png.meta</w:t>
+      </w:r>
+    </w:p>
+    <w:p>
+      <w:pPr>
+        <w:numPr>
+          <w:ilvl w:val="0"/>
+          <w:numId w:val="1"/>
+        </w:numPr>
+        <w:spacing w:after="60"/>
+      </w:pPr>
+      <w:r>
+        <w:rPr>
+          <w:color w:val="333333"/>
+          <w:sz w:val="20"/>
+        </w:rPr>
+        <w:t xml:space="preserve">Assets/Texture/UI/HpBar/fillbossbar.png.meta</w:t>
+      </w:r>
+    </w:p>
+    <w:p>
+      <w:pPr>
+        <w:numPr>
+          <w:ilvl w:val="0"/>
+          <w:numId w:val="1"/>
+        </w:numPr>
+        <w:spacing w:after="60"/>
+      </w:pPr>
+      <w:r>
+        <w:rPr>
+          <w:color w:val="333333"/>
+          <w:sz w:val="20"/>
+        </w:rPr>
+        <w:t xml:space="preserve">Assets/Texture/UI/HpBar/fillbossbar_blue.png.meta</w:t>
+      </w:r>
+    </w:p>
+    <w:p>
+      <w:pPr>
+        <w:numPr>
+          <w:ilvl w:val="0"/>
+          <w:numId w:val="1"/>
+        </w:numPr>
+        <w:spacing w:after="60"/>
+      </w:pPr>
+      <w:r>
+        <w:rPr>
+          <w:color w:val="333333"/>
+          <w:sz w:val="20"/>
+        </w:rPr>
+        <w:t xml:space="preserve">Assets/Texture/UI/MainScreen.png.meta</w:t>
+      </w:r>
+    </w:p>
+    <w:p>
+      <w:pPr>
+        <w:numPr>
+          <w:ilvl w:val="0"/>
+          <w:numId w:val="1"/>
+        </w:numPr>
+        <w:spacing w:after="60"/>
+      </w:pPr>
+      <w:r>
+        <w:rPr>
+          <w:color w:val="333333"/>
+          <w:sz w:val="20"/>
+        </w:rPr>
+        <w:t xml:space="preserve">Assets/Texture/UI/MainScreen_2.png.meta</w:t>
+      </w:r>
+    </w:p>
+    <w:p>
+      <w:pPr>
+        <w:numPr>
+          <w:ilvl w:val="0"/>
+          <w:numId w:val="1"/>
+        </w:numPr>
+        <w:spacing w:after="60"/>
+      </w:pPr>
+      <w:r>
+        <w:rPr>
+          <w:color w:val="333333"/>
+          <w:sz w:val="20"/>
+        </w:rPr>
+        <w:t xml:space="preserve">Assets/Texture/UI/ToolTipUi.png.meta</w:t>
+      </w:r>
+    </w:p>
+    <w:p>
+      <w:pPr>
+        <w:numPr>
+          <w:ilvl w:val="0"/>
+          <w:numId w:val="1"/>
+        </w:numPr>
+        <w:spacing w:after="60"/>
+      </w:pPr>
+      <w:r>
+        <w:rPr>
+          <w:color w:val="333333"/>
+          <w:sz w:val="20"/>
+        </w:rPr>
+        <w:t xml:space="preserve">Assets/Texture/UI/Tower.png.meta</w:t>
+      </w:r>
+    </w:p>
+    <w:p>
+      <w:pPr>
+        <w:numPr>
+          <w:ilvl w:val="0"/>
+          <w:numId w:val="1"/>
+        </w:numPr>
+        <w:spacing w:after="60"/>
+      </w:pPr>
+      <w:r>
+        <w:rPr>
+          <w:color w:val="333333"/>
+          <w:sz w:val="20"/>
+        </w:rPr>
+        <w:t xml:space="preserve">Assets/Texture/UI/Tower_2.png.meta</w:t>
+      </w:r>
+    </w:p>
+    <w:p>
+      <w:pPr>
+        <w:numPr>
+          <w:ilvl w:val="0"/>
+          <w:numId w:val="1"/>
+        </w:numPr>
+        <w:spacing w:after="60"/>
+      </w:pPr>
+      <w:r>
+        <w:rPr>
+          <w:color w:val="333333"/>
+          <w:sz w:val="20"/>
+        </w:rPr>
+        <w:t xml:space="preserve">Assets/Texture/UI/Ui_template/BlackMetall_1 1.png.meta</w:t>
+      </w:r>
+    </w:p>
+    <w:p>
+      <w:pPr>
+        <w:numPr>
+          <w:ilvl w:val="0"/>
+          <w:numId w:val="1"/>
+        </w:numPr>
+        <w:spacing w:after="60"/>
+      </w:pPr>
+      <w:r>
+        <w:rPr>
+          <w:color w:val="333333"/>
+          <w:sz w:val="20"/>
+        </w:rPr>
+        <w:t xml:space="preserve">Assets/Texture/UI/Ui_template/BlackMetall_2.png.meta</w:t>
+      </w:r>
+    </w:p>
+    <w:p>
+      <w:pPr>
+        <w:numPr>
+          <w:ilvl w:val="0"/>
+          <w:numId w:val="1"/>
+        </w:numPr>
+        <w:spacing w:after="60"/>
+      </w:pPr>
+      <w:r>
+        <w:rPr>
+          <w:color w:val="333333"/>
+          <w:sz w:val="20"/>
+        </w:rPr>
+        <w:t xml:space="preserve">Assets/Texture/UI/Ui_template/Close Button.png.meta</w:t>
+      </w:r>
+    </w:p>
+    <w:p>
+      <w:pPr>
+        <w:numPr>
+          <w:ilvl w:val="0"/>
+          <w:numId w:val="1"/>
+        </w:numPr>
+        <w:spacing w:after="60"/>
+      </w:pPr>
+      <w:r>
+        <w:rPr>
+          <w:color w:val="333333"/>
+          <w:sz w:val="20"/>
+        </w:rPr>
+        <w:t xml:space="preserve">Assets/Texture/UI/Ui_template/Division line.png.meta</w:t>
+      </w:r>
+    </w:p>
+    <w:p>
+      <w:pPr>
+        <w:numPr>
+          <w:ilvl w:val="0"/>
+          <w:numId w:val="1"/>
+        </w:numPr>
+        <w:spacing w:after="60"/>
+      </w:pPr>
+      <w:r>
+        <w:rPr>
+          <w:color w:val="333333"/>
+          <w:sz w:val="20"/>
+        </w:rPr>
+        <w:t xml:space="preserve">Assets/Texture/UI/Ui_template/Exclamation_Gray.png.meta</w:t>
+      </w:r>
+    </w:p>
+    <w:p>
+      <w:pPr>
+        <w:numPr>
+          <w:ilvl w:val="0"/>
+          <w:numId w:val="1"/>
+        </w:numPr>
+        <w:spacing w:after="60"/>
+      </w:pPr>
+      <w:r>
+        <w:rPr>
+          <w:color w:val="333333"/>
+          <w:sz w:val="20"/>
+        </w:rPr>
+        <w:t xml:space="preserve">Assets/Texture/UI/Ui_template/Exclamation_Red.png.meta</w:t>
+      </w:r>
+    </w:p>
+    <w:p>
+      <w:pPr>
+        <w:numPr>
+          <w:ilvl w:val="0"/>
+          <w:numId w:val="1"/>
+        </w:numPr>
+        <w:spacing w:after="60"/>
+      </w:pPr>
+      <w:r>
+        <w:rPr>
+          <w:color w:val="333333"/>
+          <w:sz w:val="20"/>
+        </w:rPr>
+        <w:t xml:space="preserve">Assets/Texture/UI/Ui_template/Exclamation_Yellow.png.meta</w:t>
+      </w:r>
+    </w:p>
+    <w:p>
+      <w:pPr>
+        <w:numPr>
+          <w:ilvl w:val="0"/>
+          <w:numId w:val="1"/>
+        </w:numPr>
+        <w:spacing w:after="60"/>
+      </w:pPr>
+      <w:r>
+        <w:rPr>
+          <w:color w:val="333333"/>
+          <w:sz w:val="20"/>
+        </w:rPr>
+        <w:t xml:space="preserve">Assets/Texture/UI/Ui_template/FrameForButton 1.png.meta</w:t>
+      </w:r>
+    </w:p>
+    <w:p>
+      <w:pPr>
+        <w:numPr>
+          <w:ilvl w:val="0"/>
+          <w:numId w:val="1"/>
+        </w:numPr>
+        <w:spacing w:after="60"/>
+      </w:pPr>
+      <w:r>
+        <w:rPr>
+          <w:color w:val="333333"/>
+          <w:sz w:val="20"/>
+        </w:rPr>
+        <w:t xml:space="preserve">Assets/Texture/UI/Ui_template/IRONY TITLE  Large.png.meta</w:t>
+      </w:r>
+    </w:p>
+    <w:p>
+      <w:pPr>
+        <w:numPr>
+          <w:ilvl w:val="0"/>
+          <w:numId w:val="1"/>
+        </w:numPr>
+        <w:spacing w:after="60"/>
+      </w:pPr>
+      <w:r>
+        <w:rPr>
+          <w:color w:val="333333"/>
+          <w:sz w:val="20"/>
+        </w:rPr>
+        <w:t xml:space="preserve">Assets/Texture/UI/Ui_template/IRONY TITLE  empty.png.meta</w:t>
+      </w:r>
+    </w:p>
+    <w:p>
+      <w:pPr>
+        <w:numPr>
+          <w:ilvl w:val="0"/>
+          <w:numId w:val="1"/>
+        </w:numPr>
+        <w:spacing w:after="60"/>
+      </w:pPr>
+      <w:r>
+        <w:rPr>
+          <w:color w:val="333333"/>
+          <w:sz w:val="20"/>
+        </w:rPr>
+        <w:t xml:space="preserve">Assets/Texture/UI/Ui_template/TextBTN_Big.png.meta</w:t>
+      </w:r>
+    </w:p>
+    <w:p>
+      <w:pPr>
+        <w:numPr>
+          <w:ilvl w:val="0"/>
+          <w:numId w:val="1"/>
+        </w:numPr>
+        <w:spacing w:after="60"/>
+      </w:pPr>
+      <w:r>
+        <w:rPr>
+          <w:color w:val="333333"/>
+          <w:sz w:val="20"/>
+        </w:rPr>
+        <w:t xml:space="preserve">Assets/Texture/UI/Ui_template/TextBTN_Big_Pressed.png.meta</w:t>
+      </w:r>
+    </w:p>
+    <w:p>
+      <w:pPr>
+        <w:numPr>
+          <w:ilvl w:val="0"/>
+          <w:numId w:val="1"/>
+        </w:numPr>
+        <w:spacing w:after="60"/>
+      </w:pPr>
+      <w:r>
+        <w:rPr>
+          <w:color w:val="333333"/>
+          <w:sz w:val="20"/>
+        </w:rPr>
+        <w:t xml:space="preserve">Assets/Texture/UI/Ui_template/TextBTN_Cancel.png.meta</w:t>
+      </w:r>
+    </w:p>
+    <w:p>
+      <w:pPr>
+        <w:numPr>
+          <w:ilvl w:val="0"/>
+          <w:numId w:val="1"/>
+        </w:numPr>
+        <w:spacing w:after="60"/>
+      </w:pPr>
+      <w:r>
+        <w:rPr>
+          <w:color w:val="333333"/>
+          <w:sz w:val="20"/>
+        </w:rPr>
+        <w:t xml:space="preserve">Assets/Texture/UI/Ui_template/TextBTN_Cancel_Pressed.png.meta</w:t>
+      </w:r>
+    </w:p>
+    <w:p>
+      <w:pPr>
+        <w:numPr>
+          <w:ilvl w:val="0"/>
+          <w:numId w:val="1"/>
+        </w:numPr>
+        <w:spacing w:after="60"/>
+      </w:pPr>
+      <w:r>
+        <w:rPr>
+          <w:color w:val="333333"/>
+          <w:sz w:val="20"/>
+        </w:rPr>
+        <w:t xml:space="preserve">Assets/Texture/UI/Ui_template/TextBTN_Medium.png.meta</w:t>
+      </w:r>
+    </w:p>
+    <w:p>
+      <w:pPr>
+        <w:numPr>
+          <w:ilvl w:val="0"/>
+          <w:numId w:val="1"/>
+        </w:numPr>
+        <w:spacing w:after="60"/>
+      </w:pPr>
+      <w:r>
+        <w:rPr>
+          <w:color w:val="333333"/>
+          <w:sz w:val="20"/>
+        </w:rPr>
+        <w:t xml:space="preserve">Assets/Texture/UI/Ui_template/TextBTN_Medium_Pressed.png.meta</w:t>
+      </w:r>
+    </w:p>
+    <w:p>
+      <w:pPr>
+        <w:numPr>
+          <w:ilvl w:val="0"/>
+          <w:numId w:val="1"/>
+        </w:numPr>
+        <w:spacing w:after="60"/>
+      </w:pPr>
+      <w:r>
+        <w:rPr>
+          <w:color w:val="333333"/>
+          <w:sz w:val="20"/>
+        </w:rPr>
+        <w:t xml:space="preserve">Assets/Texture/UI/Ui_template/TextBTN_New-Start.png.meta</w:t>
+      </w:r>
+    </w:p>
+    <w:p>
+      <w:pPr>
+        <w:numPr>
+          <w:ilvl w:val="0"/>
+          <w:numId w:val="1"/>
+        </w:numPr>
+        <w:spacing w:after="60"/>
+      </w:pPr>
+      <w:r>
+        <w:rPr>
+          <w:color w:val="333333"/>
+          <w:sz w:val="20"/>
+        </w:rPr>
+        <w:t xml:space="preserve">Assets/Texture/UI/Ui_template/TextBTN_New-Start_Pressed.png.meta</w:t>
+      </w:r>
+    </w:p>
+    <w:p>
+      <w:pPr>
+        <w:numPr>
+          <w:ilvl w:val="0"/>
+          <w:numId w:val="1"/>
+        </w:numPr>
+        <w:spacing w:after="60"/>
+      </w:pPr>
+      <w:r>
+        <w:rPr>
+          <w:color w:val="333333"/>
+          <w:sz w:val="20"/>
+        </w:rPr>
+        <w:t xml:space="preserve">Assets/Texture/UI/Ui_template/UI board Large  parchment.png.meta</w:t>
+      </w:r>
+    </w:p>
+    <w:p>
+      <w:pPr>
+        <w:numPr>
+          <w:ilvl w:val="0"/>
+          <w:numId w:val="1"/>
+        </w:numPr>
+        <w:spacing w:after="60"/>
+      </w:pPr>
+      <w:r>
+        <w:rPr>
+          <w:color w:val="333333"/>
+          <w:sz w:val="20"/>
+        </w:rPr>
+        <w:t xml:space="preserve">Assets/Texture/UI/Ui_template/UI board Large Set.png.meta</w:t>
+      </w:r>
+    </w:p>
+    <w:p>
+      <w:pPr>
+        <w:numPr>
+          <w:ilvl w:val="0"/>
+          <w:numId w:val="1"/>
+        </w:numPr>
+        <w:spacing w:after="60"/>
+      </w:pPr>
+      <w:r>
+        <w:rPr>
+          <w:color w:val="333333"/>
+          <w:sz w:val="20"/>
+        </w:rPr>
+        <w:t xml:space="preserve">Assets/Texture/UI/Ui_template/UI board Large stone.png.meta</w:t>
+      </w:r>
+    </w:p>
+    <w:p>
+      <w:pPr>
+        <w:numPr>
+          <w:ilvl w:val="0"/>
+          <w:numId w:val="1"/>
+        </w:numPr>
+        <w:spacing w:after="60"/>
+      </w:pPr>
+      <w:r>
+        <w:rPr>
+          <w:color w:val="333333"/>
+          <w:sz w:val="20"/>
+        </w:rPr>
+        <w:t xml:space="preserve">Assets/Texture/UI/Ui_template/UI board Medium  parchment.png.meta</w:t>
+      </w:r>
+    </w:p>
+    <w:p>
+      <w:pPr>
+        <w:numPr>
+          <w:ilvl w:val="0"/>
+          <w:numId w:val="1"/>
+        </w:numPr>
+        <w:spacing w:after="60"/>
+      </w:pPr>
+      <w:r>
+        <w:rPr>
+          <w:color w:val="333333"/>
+          <w:sz w:val="20"/>
+        </w:rPr>
+        <w:t xml:space="preserve">Assets/Texture/UI/Ui_template/UI board Medium Set.png.meta</w:t>
+      </w:r>
+    </w:p>
+    <w:p>
+      <w:pPr>
+        <w:numPr>
+          <w:ilvl w:val="0"/>
+          <w:numId w:val="1"/>
+        </w:numPr>
+        <w:spacing w:after="60"/>
+      </w:pPr>
+      <w:r>
+        <w:rPr>
+          <w:color w:val="333333"/>
+          <w:sz w:val="20"/>
+        </w:rPr>
+        <w:t xml:space="preserve">Assets/Texture/UI/Ui_template/UI board Medium stone.png.meta</w:t>
+      </w:r>
+    </w:p>
+    <w:p>
+      <w:pPr>
+        <w:numPr>
+          <w:ilvl w:val="0"/>
+          <w:numId w:val="1"/>
+        </w:numPr>
+        <w:spacing w:after="60"/>
+      </w:pPr>
+      <w:r>
+        <w:rPr>
+          <w:color w:val="333333"/>
+          <w:sz w:val="20"/>
+        </w:rPr>
+        <w:t xml:space="preserve">Assets/Texture/UI/Ui_template/UI board Small  parchment.png.meta</w:t>
+      </w:r>
+    </w:p>
+    <w:p>
+      <w:pPr>
+        <w:numPr>
+          <w:ilvl w:val="0"/>
+          <w:numId w:val="1"/>
+        </w:numPr>
+        <w:spacing w:after="60"/>
+      </w:pPr>
+      <w:r>
+        <w:rPr>
+          <w:color w:val="333333"/>
+          <w:sz w:val="20"/>
+        </w:rPr>
+        <w:t xml:space="preserve">Assets/Texture/UI/Ui_template/UI board Small  stone.png.meta</w:t>
+      </w:r>
+    </w:p>
+    <w:p>
+      <w:pPr>
+        <w:numPr>
+          <w:ilvl w:val="0"/>
+          <w:numId w:val="1"/>
+        </w:numPr>
+        <w:spacing w:after="60"/>
+      </w:pPr>
+      <w:r>
+        <w:rPr>
+          <w:color w:val="333333"/>
+          <w:sz w:val="20"/>
+        </w:rPr>
+        <w:t xml:space="preserve">Assets/Texture/UI/Ui_template/UI board Small Set.png.meta</w:t>
+      </w:r>
+    </w:p>
+    <w:p>
+      <w:pPr>
+        <w:numPr>
+          <w:ilvl w:val="0"/>
+          <w:numId w:val="1"/>
+        </w:numPr>
+        <w:spacing w:after="60"/>
+      </w:pPr>
+      <w:r>
+        <w:rPr>
+          <w:color w:val="333333"/>
+          <w:sz w:val="20"/>
+        </w:rPr>
+        <w:t xml:space="preserve">Assets/Texture/UI/Ui_template/active_button.png.meta</w:t>
+      </w:r>
+    </w:p>
+    <w:p>
+      <w:pPr>
+        <w:numPr>
+          <w:ilvl w:val="0"/>
+          <w:numId w:val="1"/>
+        </w:numPr>
+        <w:spacing w:after="60"/>
+      </w:pPr>
+      <w:r>
+        <w:rPr>
+          <w:color w:val="333333"/>
+          <w:sz w:val="20"/>
+        </w:rPr>
+        <w:t xml:space="preserve">Assets/Texture/UI/Ui_template/basic_button.png.meta</w:t>
+      </w:r>
+    </w:p>
+    <w:p>
+      <w:pPr>
+        <w:numPr>
+          <w:ilvl w:val="0"/>
+          <w:numId w:val="1"/>
+        </w:numPr>
+        <w:spacing w:after="60"/>
+      </w:pPr>
+      <w:r>
+        <w:rPr>
+          <w:color w:val="333333"/>
+          <w:sz w:val="20"/>
+        </w:rPr>
+        <w:t xml:space="preserve">Assets/Texture/UI/Ui_template/notice.png.meta</w:t>
+      </w:r>
+    </w:p>
+    <w:p>
+      <w:pPr>
+        <w:numPr>
+          <w:ilvl w:val="0"/>
+          <w:numId w:val="1"/>
+        </w:numPr>
+        <w:spacing w:after="60"/>
+      </w:pPr>
+      <w:r>
+        <w:rPr>
+          <w:color w:val="333333"/>
+          <w:sz w:val="20"/>
+        </w:rPr>
+        <w:t xml:space="preserve">Assets/Texture/UI/Ui_template/pressed_button.png.meta</w:t>
+      </w:r>
+    </w:p>
+    <w:p>
+      <w:pPr>
+        <w:numPr>
+          <w:ilvl w:val="0"/>
+          <w:numId w:val="1"/>
+        </w:numPr>
+        <w:spacing w:after="60"/>
+      </w:pPr>
+      <w:r>
+        <w:rPr>
+          <w:color w:val="333333"/>
+          <w:sz w:val="20"/>
+        </w:rPr>
+        <w:t xml:space="preserve">Assets/Texture/UI/WaveBar.png.meta</w:t>
+      </w:r>
+    </w:p>
+    <w:p>
+      <w:pPr>
+        <w:numPr>
+          <w:ilvl w:val="0"/>
+          <w:numId w:val="1"/>
+        </w:numPr>
+        <w:spacing w:after="60"/>
+      </w:pPr>
+      <w:r>
+        <w:rPr>
+          <w:color w:val="333333"/>
+          <w:sz w:val="20"/>
+        </w:rPr>
+        <w:t xml:space="preserve">Assets/Texture/UI/logo.png.meta</w:t>
+      </w:r>
+    </w:p>
+    <w:p>
+      <w:pPr>
+        <w:numPr>
+          <w:ilvl w:val="0"/>
+          <w:numId w:val="1"/>
+        </w:numPr>
+        <w:spacing w:after="60"/>
+      </w:pPr>
+      <w:r>
+        <w:rPr>
+          <w:color w:val="333333"/>
+          <w:sz w:val="20"/>
+        </w:rPr>
+        <w:t xml:space="preserve">Assets/Texture/UI/mainmenu3.png.meta</w:t>
+      </w:r>
+    </w:p>
+    <w:p>
+      <w:pPr>
+        <w:numPr>
+          <w:ilvl w:val="0"/>
+          <w:numId w:val="1"/>
+        </w:numPr>
+        <w:spacing w:after="60"/>
+      </w:pPr>
+      <w:r>
+        <w:rPr>
+          <w:color w:val="333333"/>
+          <w:sz w:val="20"/>
+        </w:rPr>
+        <w:t xml:space="preserve">Assets/Texture/UI/new/active_button.png.meta</w:t>
+      </w:r>
+    </w:p>
+    <w:p>
+      <w:pPr>
+        <w:numPr>
+          <w:ilvl w:val="0"/>
+          <w:numId w:val="1"/>
+        </w:numPr>
+        <w:spacing w:after="60"/>
+      </w:pPr>
+      <w:r>
+        <w:rPr>
+          <w:color w:val="333333"/>
+          <w:sz w:val="20"/>
+        </w:rPr>
+        <w:t xml:space="preserve">Assets/Texture/UI/new/another_block.png.meta</w:t>
+      </w:r>
+    </w:p>
+    <w:p>
+      <w:pPr>
+        <w:numPr>
+          <w:ilvl w:val="0"/>
+          <w:numId w:val="1"/>
+        </w:numPr>
+        <w:spacing w:after="60"/>
+      </w:pPr>
+      <w:r>
+        <w:rPr>
+          <w:color w:val="333333"/>
+          <w:sz w:val="20"/>
+        </w:rPr>
+        <w:t xml:space="preserve">Assets/Texture/UI/new/autorerollback.png.meta</w:t>
+      </w:r>
+    </w:p>
+    <w:p>
+      <w:pPr>
+        <w:numPr>
+          <w:ilvl w:val="0"/>
+          <w:numId w:val="1"/>
+        </w:numPr>
+        <w:spacing w:after="60"/>
+      </w:pPr>
+      <w:r>
+        <w:rPr>
+          <w:color w:val="333333"/>
+          <w:sz w:val="20"/>
+        </w:rPr>
+        <w:t xml:space="preserve">Assets/Texture/UI/new/basic_button.png.meta</w:t>
+      </w:r>
+    </w:p>
+    <w:p>
+      <w:pPr>
+        <w:numPr>
+          <w:ilvl w:val="0"/>
+          <w:numId w:val="1"/>
+        </w:numPr>
+        <w:spacing w:after="60"/>
+      </w:pPr>
+      <w:r>
+        <w:rPr>
+          <w:color w:val="333333"/>
+          <w:sz w:val="20"/>
+        </w:rPr>
+        <w:t xml:space="preserve">Assets/Texture/UI/new/bossbar_back.png.meta</w:t>
+      </w:r>
+    </w:p>
+    <w:p>
+      <w:pPr>
+        <w:numPr>
+          <w:ilvl w:val="0"/>
+          <w:numId w:val="1"/>
+        </w:numPr>
+        <w:spacing w:after="60"/>
+      </w:pPr>
+      <w:r>
+        <w:rPr>
+          <w:color w:val="333333"/>
+          <w:sz w:val="20"/>
+        </w:rPr>
+        <w:t xml:space="preserve">Assets/Texture/UI/new/bossbar_filling.png.meta</w:t>
+      </w:r>
+    </w:p>
+    <w:p>
+      <w:pPr>
+        <w:numPr>
+          <w:ilvl w:val="0"/>
+          <w:numId w:val="1"/>
+        </w:numPr>
+        <w:spacing w:after="60"/>
+      </w:pPr>
+      <w:r>
+        <w:rPr>
+          <w:color w:val="333333"/>
+          <w:sz w:val="20"/>
+        </w:rPr>
+        <w:t xml:space="preserve">Assets/Texture/UI/new/check_button.png.meta</w:t>
+      </w:r>
+    </w:p>
+    <w:p>
+      <w:pPr>
+        <w:numPr>
+          <w:ilvl w:val="0"/>
+          <w:numId w:val="1"/>
+        </w:numPr>
+        <w:spacing w:after="60"/>
+      </w:pPr>
+      <w:r>
+        <w:rPr>
+          <w:color w:val="333333"/>
+          <w:sz w:val="20"/>
+        </w:rPr>
+        <w:t xml:space="preserve">Assets/Texture/UI/new/cube_empty.png.meta</w:t>
+      </w:r>
+    </w:p>
+    <w:p>
+      <w:pPr>
+        <w:numPr>
+          <w:ilvl w:val="0"/>
+          <w:numId w:val="1"/>
+        </w:numPr>
+        <w:spacing w:after="60"/>
+      </w:pPr>
+      <w:r>
+        <w:rPr>
+          <w:color w:val="333333"/>
+          <w:sz w:val="20"/>
+        </w:rPr>
+        <w:t xml:space="preserve">Assets/Texture/UI/new/empty_button.png.meta</w:t>
+      </w:r>
+    </w:p>
+    <w:p>
+      <w:pPr>
+        <w:numPr>
+          <w:ilvl w:val="0"/>
+          <w:numId w:val="1"/>
+        </w:numPr>
+        <w:spacing w:after="60"/>
+      </w:pPr>
+      <w:r>
+        <w:rPr>
+          <w:color w:val="333333"/>
+          <w:sz w:val="20"/>
+        </w:rPr>
+        <w:t xml:space="preserve">Assets/Texture/UI/new/goldcoin.png.meta</w:t>
+      </w:r>
+    </w:p>
+    <w:p>
+      <w:pPr>
+        <w:numPr>
+          <w:ilvl w:val="0"/>
+          <w:numId w:val="1"/>
+        </w:numPr>
+        <w:spacing w:after="60"/>
+      </w:pPr>
+      <w:r>
+        <w:rPr>
+          <w:color w:val="333333"/>
+          <w:sz w:val="20"/>
+        </w:rPr>
+        <w:t xml:space="preserve">Assets/Texture/UI/new/green_button.png.meta</w:t>
+      </w:r>
+    </w:p>
+    <w:p>
+      <w:pPr>
+        <w:numPr>
+          <w:ilvl w:val="0"/>
+          <w:numId w:val="1"/>
+        </w:numPr>
+        <w:spacing w:after="60"/>
+      </w:pPr>
+      <w:r>
+        <w:rPr>
+          <w:color w:val="333333"/>
+          <w:sz w:val="20"/>
+        </w:rPr>
+        <w:t xml:space="preserve">Assets/Texture/UI/new/headling.png.meta</w:t>
+      </w:r>
+    </w:p>
+    <w:p>
+      <w:pPr>
+        <w:numPr>
+          <w:ilvl w:val="0"/>
+          <w:numId w:val="1"/>
+        </w:numPr>
+        <w:spacing w:after="60"/>
+      </w:pPr>
+      <w:r>
+        <w:rPr>
+          <w:color w:val="333333"/>
+          <w:sz w:val="20"/>
+        </w:rPr>
+        <w:t xml:space="preserve">Assets/Texture/UI/new/point_slider.png.meta</w:t>
+      </w:r>
+    </w:p>
+    <w:p>
+      <w:pPr>
+        <w:numPr>
+          <w:ilvl w:val="0"/>
+          <w:numId w:val="1"/>
+        </w:numPr>
+        <w:spacing w:after="60"/>
+      </w:pPr>
+      <w:r>
+        <w:rPr>
+          <w:color w:val="333333"/>
+          <w:sz w:val="20"/>
+        </w:rPr>
+        <w:t xml:space="preserve">Assets/Texture/UI/new/pressed_button.png.meta</w:t>
+      </w:r>
+    </w:p>
+    <w:p>
+      <w:pPr>
+        <w:numPr>
+          <w:ilvl w:val="0"/>
+          <w:numId w:val="1"/>
+        </w:numPr>
+        <w:spacing w:after="60"/>
+      </w:pPr>
+      <w:r>
+        <w:rPr>
+          <w:color w:val="333333"/>
+          <w:sz w:val="20"/>
+        </w:rPr>
+        <w:t xml:space="preserve">Assets/Texture/UI/new/red_button.png.meta</w:t>
+      </w:r>
+    </w:p>
+    <w:p>
+      <w:pPr>
+        <w:numPr>
+          <w:ilvl w:val="0"/>
+          <w:numId w:val="1"/>
+        </w:numPr>
+        <w:spacing w:after="60"/>
+      </w:pPr>
+      <w:r>
+        <w:rPr>
+          <w:color w:val="333333"/>
+          <w:sz w:val="20"/>
+        </w:rPr>
+        <w:t xml:space="preserve">Assets/Texture/UI/new/red_button_large.png.meta</w:t>
+      </w:r>
+    </w:p>
+    <w:p>
+      <w:pPr>
+        <w:numPr>
+          <w:ilvl w:val="0"/>
+          <w:numId w:val="1"/>
+        </w:numPr>
+        <w:spacing w:after="60"/>
+      </w:pPr>
+      <w:r>
+        <w:rPr>
+          <w:color w:val="333333"/>
+          <w:sz w:val="20"/>
+        </w:rPr>
+        <w:t xml:space="preserve">Assets/Texture/UI/new/reward_tape.png.meta</w:t>
+      </w:r>
+    </w:p>
+    <w:p>
+      <w:pPr>
+        <w:numPr>
+          <w:ilvl w:val="0"/>
+          <w:numId w:val="1"/>
+        </w:numPr>
+        <w:spacing w:after="60"/>
+      </w:pPr>
+      <w:r>
+        <w:rPr>
+          <w:color w:val="333333"/>
+          <w:sz w:val="20"/>
+        </w:rPr>
+        <w:t xml:space="preserve">Assets/Texture/UI/new/separator.png.meta</w:t>
+      </w:r>
+    </w:p>
+    <w:p>
+      <w:pPr>
+        <w:numPr>
+          <w:ilvl w:val="0"/>
+          <w:numId w:val="1"/>
+        </w:numPr>
+        <w:spacing w:after="60"/>
+      </w:pPr>
+      <w:r>
+        <w:rPr>
+          <w:color w:val="333333"/>
+          <w:sz w:val="20"/>
+        </w:rPr>
+        <w:t xml:space="preserve">Assets/Texture/UI/new/shopback 1.png.meta</w:t>
+      </w:r>
+    </w:p>
+    <w:p>
+      <w:pPr>
+        <w:numPr>
+          <w:ilvl w:val="0"/>
+          <w:numId w:val="1"/>
+        </w:numPr>
+        <w:spacing w:after="60"/>
+      </w:pPr>
+      <w:r>
+        <w:rPr>
+          <w:color w:val="333333"/>
+          <w:sz w:val="20"/>
+        </w:rPr>
+        <w:t xml:space="preserve">Assets/Texture/UI/new/shopback1.png.meta</w:t>
+      </w:r>
+    </w:p>
+    <w:p>
+      <w:pPr>
+        <w:numPr>
+          <w:ilvl w:val="0"/>
+          <w:numId w:val="1"/>
+        </w:numPr>
+        <w:spacing w:after="60"/>
+      </w:pPr>
+      <w:r>
+        <w:rPr>
+          <w:color w:val="333333"/>
+          <w:sz w:val="20"/>
+        </w:rPr>
+        <w:t xml:space="preserve">Assets/Texture/UI/new/slider.png.meta</w:t>
+      </w:r>
+    </w:p>
+    <w:p>
+      <w:pPr>
+        <w:numPr>
+          <w:ilvl w:val="0"/>
+          <w:numId w:val="1"/>
+        </w:numPr>
+        <w:spacing w:after="60"/>
+      </w:pPr>
+      <w:r>
+        <w:rPr>
+          <w:color w:val="333333"/>
+          <w:sz w:val="20"/>
+        </w:rPr>
+        <w:t xml:space="preserve">Assets/Texture/UI/new/slider_small.png.meta</w:t>
+      </w:r>
+    </w:p>
+    <w:p>
+      <w:pPr>
+        <w:numPr>
+          <w:ilvl w:val="0"/>
+          <w:numId w:val="1"/>
+        </w:numPr>
+        <w:spacing w:after="60"/>
+      </w:pPr>
+      <w:r>
+        <w:rPr>
+          <w:color w:val="333333"/>
+          <w:sz w:val="20"/>
+        </w:rPr>
+        <w:t xml:space="preserve">Assets/Texture/UI/new/sphere_empty.png.meta</w:t>
+      </w:r>
+    </w:p>
+    <w:p>
+      <w:pPr>
+        <w:numPr>
+          <w:ilvl w:val="0"/>
+          <w:numId w:val="1"/>
+        </w:numPr>
+        <w:spacing w:after="60"/>
+      </w:pPr>
+      <w:r>
+        <w:rPr>
+          <w:color w:val="333333"/>
+          <w:sz w:val="20"/>
+        </w:rPr>
+        <w:t xml:space="preserve">Assets/Texture/UI/new/tooltip.png.meta</w:t>
+      </w:r>
+    </w:p>
+    <w:p>
+      <w:pPr>
+        <w:numPr>
+          <w:ilvl w:val="0"/>
+          <w:numId w:val="1"/>
+        </w:numPr>
+        <w:spacing w:after="60"/>
+      </w:pPr>
+      <w:r>
+        <w:rPr>
+          <w:color w:val="333333"/>
+          <w:sz w:val="20"/>
+        </w:rPr>
+        <w:t xml:space="preserve">Assets/Texture/UI/new/txt_block.png.meta</w:t>
+      </w:r>
+    </w:p>
+    <w:p>
+      <w:pPr>
+        <w:numPr>
+          <w:ilvl w:val="0"/>
+          <w:numId w:val="1"/>
+        </w:numPr>
+        <w:spacing w:after="60"/>
+      </w:pPr>
+      <w:r>
+        <w:rPr>
+          <w:color w:val="333333"/>
+          <w:sz w:val="20"/>
+        </w:rPr>
+        <w:t xml:space="preserve">Assets/Texture/UI/new/txt_block4x4.png.meta</w:t>
+      </w:r>
+    </w:p>
+    <w:p>
+      <w:pPr>
+        <w:numPr>
+          <w:ilvl w:val="0"/>
+          <w:numId w:val="1"/>
+        </w:numPr>
+        <w:spacing w:after="60"/>
+      </w:pPr>
+      <w:r>
+        <w:rPr>
+          <w:color w:val="333333"/>
+          <w:sz w:val="20"/>
+        </w:rPr>
+        <w:t xml:space="preserve">Assets/Texture/UI/new/txt_main.png.meta</w:t>
+      </w:r>
+    </w:p>
+    <w:p>
+      <w:pPr>
+        <w:numPr>
+          <w:ilvl w:val="0"/>
+          <w:numId w:val="1"/>
+        </w:numPr>
+        <w:spacing w:after="60"/>
+      </w:pPr>
+      <w:r>
+        <w:rPr>
+          <w:color w:val="333333"/>
+          <w:sz w:val="20"/>
+        </w:rPr>
+        <w:t xml:space="preserve">Assets/Texture/reroll.png.meta</w:t>
       </w:r>
     </w:p>
     <w:p>

--- a/docs/История_изменений.docx
+++ b/docs/История_изменений.docx
@@ -47,7 +47,7 @@
           <w:b/>
           <w:sz w:val="22"/>
         </w:rPr>
-        <w:t xml:space="preserve">Всего коммитов: 26</w:t>
+        <w:t xml:space="preserve">Всего коммитов: 27</w:t>
       </w:r>
     </w:p>
     <w:p>
@@ -10962,7 +10962,7 @@
           <w:b/>
           <w:sz w:val="28"/>
         </w:rPr>
-        <w:t xml:space="preserve">Crunch-сжатие на UI-спрайтах (без изменения разрешения)</w:t>
+        <w:t xml:space="preserve">Crunch-сжатие UI-спрайтов</w:t>
       </w:r>
     </w:p>
     <w:p>
@@ -10975,1235 +10975,1329 @@
           <w:color w:val="666666"/>
           <w:sz w:val="20"/>
         </w:rPr>
+        <w:t xml:space="preserve">Коммит 6db51d2 · 2026-07-08</w:t>
+      </w:r>
+    </w:p>
+    <w:p>
+      <w:pPr>
+        <w:spacing w:after="40"/>
+      </w:pPr>
+      <w:r>
+        <w:rPr>
+          <w:b/>
+          <w:sz w:val="22"/>
+        </w:rPr>
+        <w:t xml:space="preserve">Описание:</w:t>
+      </w:r>
+    </w:p>
+    <w:p>
+      <w:pPr>
+        <w:numPr>
+          <w:ilvl w:val="0"/>
+          <w:numId w:val="1"/>
+        </w:numPr>
+        <w:spacing w:after="60"/>
+      </w:pPr>
+      <w:r>
+        <w:rPr>
+          <w:sz w:val="22"/>
+        </w:rPr>
+        <w:t xml:space="preserve">76 UI-спрайтов (Assets/Texture: UI, HpBar, Ui_template, new + корневые) переведены на Crunch Compression (quality 50) без изменения разрешения. Weapon/Upgrade уже были сжаты ранее. Даёт заметное снижение веса билда для UI-атласов и фонов.</w:t>
+      </w:r>
+    </w:p>
+    <w:p>
+      <w:pPr>
+        <w:spacing w:after="40"/>
+      </w:pPr>
+      <w:r>
+        <w:rPr>
+          <w:b/>
+          <w:sz w:val="22"/>
+        </w:rPr>
+        <w:t xml:space="preserve">Затронутые файлы:</w:t>
+      </w:r>
+    </w:p>
+    <w:p>
+      <w:pPr>
+        <w:numPr>
+          <w:ilvl w:val="0"/>
+          <w:numId w:val="1"/>
+        </w:numPr>
+        <w:spacing w:after="60"/>
+      </w:pPr>
+      <w:r>
+        <w:rPr>
+          <w:color w:val="333333"/>
+          <w:sz w:val="20"/>
+        </w:rPr>
+        <w:t xml:space="preserve">Assets/Texture/Arrow.png.meta</w:t>
+      </w:r>
+    </w:p>
+    <w:p>
+      <w:pPr>
+        <w:numPr>
+          <w:ilvl w:val="0"/>
+          <w:numId w:val="1"/>
+        </w:numPr>
+        <w:spacing w:after="60"/>
+      </w:pPr>
+      <w:r>
+        <w:rPr>
+          <w:color w:val="333333"/>
+          <w:sz w:val="20"/>
+        </w:rPr>
+        <w:t xml:space="preserve">Assets/Texture/UI/Dog.png.meta</w:t>
+      </w:r>
+    </w:p>
+    <w:p>
+      <w:pPr>
+        <w:numPr>
+          <w:ilvl w:val="0"/>
+          <w:numId w:val="1"/>
+        </w:numPr>
+        <w:spacing w:after="60"/>
+      </w:pPr>
+      <w:r>
+        <w:rPr>
+          <w:color w:val="333333"/>
+          <w:sz w:val="20"/>
+        </w:rPr>
+        <w:t xml:space="preserve">Assets/Texture/UI/Frame.png.meta</w:t>
+      </w:r>
+    </w:p>
+    <w:p>
+      <w:pPr>
+        <w:numPr>
+          <w:ilvl w:val="0"/>
+          <w:numId w:val="1"/>
+        </w:numPr>
+        <w:spacing w:after="60"/>
+      </w:pPr>
+      <w:r>
+        <w:rPr>
+          <w:color w:val="333333"/>
+          <w:sz w:val="20"/>
+        </w:rPr>
+        <w:t xml:space="preserve">Assets/Texture/UI/HpBar/FilingHpBar.jpg.meta</w:t>
+      </w:r>
+    </w:p>
+    <w:p>
+      <w:pPr>
+        <w:numPr>
+          <w:ilvl w:val="0"/>
+          <w:numId w:val="1"/>
+        </w:numPr>
+        <w:spacing w:after="60"/>
+      </w:pPr>
+      <w:r>
+        <w:rPr>
+          <w:color w:val="333333"/>
+          <w:sz w:val="20"/>
+        </w:rPr>
+        <w:t xml:space="preserve">Assets/Texture/UI/HpBar/FilingShieldBar.png.meta</w:t>
+      </w:r>
+    </w:p>
+    <w:p>
+      <w:pPr>
+        <w:numPr>
+          <w:ilvl w:val="0"/>
+          <w:numId w:val="1"/>
+        </w:numPr>
+        <w:spacing w:after="60"/>
+      </w:pPr>
+      <w:r>
+        <w:rPr>
+          <w:color w:val="333333"/>
+          <w:sz w:val="20"/>
+        </w:rPr>
+        <w:t xml:space="preserve">Assets/Texture/UI/HpBar/HpBarTemp.png.meta</w:t>
+      </w:r>
+    </w:p>
+    <w:p>
+      <w:pPr>
+        <w:numPr>
+          <w:ilvl w:val="0"/>
+          <w:numId w:val="1"/>
+        </w:numPr>
+        <w:spacing w:after="60"/>
+      </w:pPr>
+      <w:r>
+        <w:rPr>
+          <w:color w:val="333333"/>
+          <w:sz w:val="20"/>
+        </w:rPr>
+        <w:t xml:space="preserve">Assets/Texture/UI/HpBar/HpBarTempBackLayer.png.meta</w:t>
+      </w:r>
+    </w:p>
+    <w:p>
+      <w:pPr>
+        <w:numPr>
+          <w:ilvl w:val="0"/>
+          <w:numId w:val="1"/>
+        </w:numPr>
+        <w:spacing w:after="60"/>
+      </w:pPr>
+      <w:r>
+        <w:rPr>
+          <w:color w:val="333333"/>
+          <w:sz w:val="20"/>
+        </w:rPr>
+        <w:t xml:space="preserve">Assets/Texture/UI/HpBar/fillbossbar.png.meta</w:t>
+      </w:r>
+    </w:p>
+    <w:p>
+      <w:pPr>
+        <w:numPr>
+          <w:ilvl w:val="0"/>
+          <w:numId w:val="1"/>
+        </w:numPr>
+        <w:spacing w:after="60"/>
+      </w:pPr>
+      <w:r>
+        <w:rPr>
+          <w:color w:val="333333"/>
+          <w:sz w:val="20"/>
+        </w:rPr>
+        <w:t xml:space="preserve">Assets/Texture/UI/HpBar/fillbossbar_blue.png.meta</w:t>
+      </w:r>
+    </w:p>
+    <w:p>
+      <w:pPr>
+        <w:numPr>
+          <w:ilvl w:val="0"/>
+          <w:numId w:val="1"/>
+        </w:numPr>
+        <w:spacing w:after="60"/>
+      </w:pPr>
+      <w:r>
+        <w:rPr>
+          <w:color w:val="333333"/>
+          <w:sz w:val="20"/>
+        </w:rPr>
+        <w:t xml:space="preserve">Assets/Texture/UI/MainScreen.png.meta</w:t>
+      </w:r>
+    </w:p>
+    <w:p>
+      <w:pPr>
+        <w:numPr>
+          <w:ilvl w:val="0"/>
+          <w:numId w:val="1"/>
+        </w:numPr>
+        <w:spacing w:after="60"/>
+      </w:pPr>
+      <w:r>
+        <w:rPr>
+          <w:color w:val="333333"/>
+          <w:sz w:val="20"/>
+        </w:rPr>
+        <w:t xml:space="preserve">Assets/Texture/UI/MainScreen_2.png.meta</w:t>
+      </w:r>
+    </w:p>
+    <w:p>
+      <w:pPr>
+        <w:numPr>
+          <w:ilvl w:val="0"/>
+          <w:numId w:val="1"/>
+        </w:numPr>
+        <w:spacing w:after="60"/>
+      </w:pPr>
+      <w:r>
+        <w:rPr>
+          <w:color w:val="333333"/>
+          <w:sz w:val="20"/>
+        </w:rPr>
+        <w:t xml:space="preserve">Assets/Texture/UI/ToolTipUi.png.meta</w:t>
+      </w:r>
+    </w:p>
+    <w:p>
+      <w:pPr>
+        <w:numPr>
+          <w:ilvl w:val="0"/>
+          <w:numId w:val="1"/>
+        </w:numPr>
+        <w:spacing w:after="60"/>
+      </w:pPr>
+      <w:r>
+        <w:rPr>
+          <w:color w:val="333333"/>
+          <w:sz w:val="20"/>
+        </w:rPr>
+        <w:t xml:space="preserve">Assets/Texture/UI/Tower.png.meta</w:t>
+      </w:r>
+    </w:p>
+    <w:p>
+      <w:pPr>
+        <w:numPr>
+          <w:ilvl w:val="0"/>
+          <w:numId w:val="1"/>
+        </w:numPr>
+        <w:spacing w:after="60"/>
+      </w:pPr>
+      <w:r>
+        <w:rPr>
+          <w:color w:val="333333"/>
+          <w:sz w:val="20"/>
+        </w:rPr>
+        <w:t xml:space="preserve">Assets/Texture/UI/Tower_2.png.meta</w:t>
+      </w:r>
+    </w:p>
+    <w:p>
+      <w:pPr>
+        <w:numPr>
+          <w:ilvl w:val="0"/>
+          <w:numId w:val="1"/>
+        </w:numPr>
+        <w:spacing w:after="60"/>
+      </w:pPr>
+      <w:r>
+        <w:rPr>
+          <w:color w:val="333333"/>
+          <w:sz w:val="20"/>
+        </w:rPr>
+        <w:t xml:space="preserve">Assets/Texture/UI/Ui_template/BlackMetall_1 1.png.meta</w:t>
+      </w:r>
+    </w:p>
+    <w:p>
+      <w:pPr>
+        <w:numPr>
+          <w:ilvl w:val="0"/>
+          <w:numId w:val="1"/>
+        </w:numPr>
+        <w:spacing w:after="60"/>
+      </w:pPr>
+      <w:r>
+        <w:rPr>
+          <w:color w:val="333333"/>
+          <w:sz w:val="20"/>
+        </w:rPr>
+        <w:t xml:space="preserve">Assets/Texture/UI/Ui_template/BlackMetall_2.png.meta</w:t>
+      </w:r>
+    </w:p>
+    <w:p>
+      <w:pPr>
+        <w:numPr>
+          <w:ilvl w:val="0"/>
+          <w:numId w:val="1"/>
+        </w:numPr>
+        <w:spacing w:after="60"/>
+      </w:pPr>
+      <w:r>
+        <w:rPr>
+          <w:color w:val="333333"/>
+          <w:sz w:val="20"/>
+        </w:rPr>
+        <w:t xml:space="preserve">Assets/Texture/UI/Ui_template/Close Button.png.meta</w:t>
+      </w:r>
+    </w:p>
+    <w:p>
+      <w:pPr>
+        <w:numPr>
+          <w:ilvl w:val="0"/>
+          <w:numId w:val="1"/>
+        </w:numPr>
+        <w:spacing w:after="60"/>
+      </w:pPr>
+      <w:r>
+        <w:rPr>
+          <w:color w:val="333333"/>
+          <w:sz w:val="20"/>
+        </w:rPr>
+        <w:t xml:space="preserve">Assets/Texture/UI/Ui_template/Division line.png.meta</w:t>
+      </w:r>
+    </w:p>
+    <w:p>
+      <w:pPr>
+        <w:numPr>
+          <w:ilvl w:val="0"/>
+          <w:numId w:val="1"/>
+        </w:numPr>
+        <w:spacing w:after="60"/>
+      </w:pPr>
+      <w:r>
+        <w:rPr>
+          <w:color w:val="333333"/>
+          <w:sz w:val="20"/>
+        </w:rPr>
+        <w:t xml:space="preserve">Assets/Texture/UI/Ui_template/Exclamation_Gray.png.meta</w:t>
+      </w:r>
+    </w:p>
+    <w:p>
+      <w:pPr>
+        <w:numPr>
+          <w:ilvl w:val="0"/>
+          <w:numId w:val="1"/>
+        </w:numPr>
+        <w:spacing w:after="60"/>
+      </w:pPr>
+      <w:r>
+        <w:rPr>
+          <w:color w:val="333333"/>
+          <w:sz w:val="20"/>
+        </w:rPr>
+        <w:t xml:space="preserve">Assets/Texture/UI/Ui_template/Exclamation_Red.png.meta</w:t>
+      </w:r>
+    </w:p>
+    <w:p>
+      <w:pPr>
+        <w:numPr>
+          <w:ilvl w:val="0"/>
+          <w:numId w:val="1"/>
+        </w:numPr>
+        <w:spacing w:after="60"/>
+      </w:pPr>
+      <w:r>
+        <w:rPr>
+          <w:color w:val="333333"/>
+          <w:sz w:val="20"/>
+        </w:rPr>
+        <w:t xml:space="preserve">Assets/Texture/UI/Ui_template/Exclamation_Yellow.png.meta</w:t>
+      </w:r>
+    </w:p>
+    <w:p>
+      <w:pPr>
+        <w:numPr>
+          <w:ilvl w:val="0"/>
+          <w:numId w:val="1"/>
+        </w:numPr>
+        <w:spacing w:after="60"/>
+      </w:pPr>
+      <w:r>
+        <w:rPr>
+          <w:color w:val="333333"/>
+          <w:sz w:val="20"/>
+        </w:rPr>
+        <w:t xml:space="preserve">Assets/Texture/UI/Ui_template/FrameForButton 1.png.meta</w:t>
+      </w:r>
+    </w:p>
+    <w:p>
+      <w:pPr>
+        <w:numPr>
+          <w:ilvl w:val="0"/>
+          <w:numId w:val="1"/>
+        </w:numPr>
+        <w:spacing w:after="60"/>
+      </w:pPr>
+      <w:r>
+        <w:rPr>
+          <w:color w:val="333333"/>
+          <w:sz w:val="20"/>
+        </w:rPr>
+        <w:t xml:space="preserve">Assets/Texture/UI/Ui_template/IRONY TITLE  Large.png.meta</w:t>
+      </w:r>
+    </w:p>
+    <w:p>
+      <w:pPr>
+        <w:numPr>
+          <w:ilvl w:val="0"/>
+          <w:numId w:val="1"/>
+        </w:numPr>
+        <w:spacing w:after="60"/>
+      </w:pPr>
+      <w:r>
+        <w:rPr>
+          <w:color w:val="333333"/>
+          <w:sz w:val="20"/>
+        </w:rPr>
+        <w:t xml:space="preserve">Assets/Texture/UI/Ui_template/IRONY TITLE  empty.png.meta</w:t>
+      </w:r>
+    </w:p>
+    <w:p>
+      <w:pPr>
+        <w:numPr>
+          <w:ilvl w:val="0"/>
+          <w:numId w:val="1"/>
+        </w:numPr>
+        <w:spacing w:after="60"/>
+      </w:pPr>
+      <w:r>
+        <w:rPr>
+          <w:color w:val="333333"/>
+          <w:sz w:val="20"/>
+        </w:rPr>
+        <w:t xml:space="preserve">Assets/Texture/UI/Ui_template/TextBTN_Big.png.meta</w:t>
+      </w:r>
+    </w:p>
+    <w:p>
+      <w:pPr>
+        <w:numPr>
+          <w:ilvl w:val="0"/>
+          <w:numId w:val="1"/>
+        </w:numPr>
+        <w:spacing w:after="60"/>
+      </w:pPr>
+      <w:r>
+        <w:rPr>
+          <w:color w:val="333333"/>
+          <w:sz w:val="20"/>
+        </w:rPr>
+        <w:t xml:space="preserve">Assets/Texture/UI/Ui_template/TextBTN_Big_Pressed.png.meta</w:t>
+      </w:r>
+    </w:p>
+    <w:p>
+      <w:pPr>
+        <w:numPr>
+          <w:ilvl w:val="0"/>
+          <w:numId w:val="1"/>
+        </w:numPr>
+        <w:spacing w:after="60"/>
+      </w:pPr>
+      <w:r>
+        <w:rPr>
+          <w:color w:val="333333"/>
+          <w:sz w:val="20"/>
+        </w:rPr>
+        <w:t xml:space="preserve">Assets/Texture/UI/Ui_template/TextBTN_Cancel.png.meta</w:t>
+      </w:r>
+    </w:p>
+    <w:p>
+      <w:pPr>
+        <w:numPr>
+          <w:ilvl w:val="0"/>
+          <w:numId w:val="1"/>
+        </w:numPr>
+        <w:spacing w:after="60"/>
+      </w:pPr>
+      <w:r>
+        <w:rPr>
+          <w:color w:val="333333"/>
+          <w:sz w:val="20"/>
+        </w:rPr>
+        <w:t xml:space="preserve">Assets/Texture/UI/Ui_template/TextBTN_Cancel_Pressed.png.meta</w:t>
+      </w:r>
+    </w:p>
+    <w:p>
+      <w:pPr>
+        <w:numPr>
+          <w:ilvl w:val="0"/>
+          <w:numId w:val="1"/>
+        </w:numPr>
+        <w:spacing w:after="60"/>
+      </w:pPr>
+      <w:r>
+        <w:rPr>
+          <w:color w:val="333333"/>
+          <w:sz w:val="20"/>
+        </w:rPr>
+        <w:t xml:space="preserve">Assets/Texture/UI/Ui_template/TextBTN_Medium.png.meta</w:t>
+      </w:r>
+    </w:p>
+    <w:p>
+      <w:pPr>
+        <w:numPr>
+          <w:ilvl w:val="0"/>
+          <w:numId w:val="1"/>
+        </w:numPr>
+        <w:spacing w:after="60"/>
+      </w:pPr>
+      <w:r>
+        <w:rPr>
+          <w:color w:val="333333"/>
+          <w:sz w:val="20"/>
+        </w:rPr>
+        <w:t xml:space="preserve">Assets/Texture/UI/Ui_template/TextBTN_Medium_Pressed.png.meta</w:t>
+      </w:r>
+    </w:p>
+    <w:p>
+      <w:pPr>
+        <w:numPr>
+          <w:ilvl w:val="0"/>
+          <w:numId w:val="1"/>
+        </w:numPr>
+        <w:spacing w:after="60"/>
+      </w:pPr>
+      <w:r>
+        <w:rPr>
+          <w:color w:val="333333"/>
+          <w:sz w:val="20"/>
+        </w:rPr>
+        <w:t xml:space="preserve">Assets/Texture/UI/Ui_template/TextBTN_New-Start.png.meta</w:t>
+      </w:r>
+    </w:p>
+    <w:p>
+      <w:pPr>
+        <w:numPr>
+          <w:ilvl w:val="0"/>
+          <w:numId w:val="1"/>
+        </w:numPr>
+        <w:spacing w:after="60"/>
+      </w:pPr>
+      <w:r>
+        <w:rPr>
+          <w:color w:val="333333"/>
+          <w:sz w:val="20"/>
+        </w:rPr>
+        <w:t xml:space="preserve">Assets/Texture/UI/Ui_template/TextBTN_New-Start_Pressed.png.meta</w:t>
+      </w:r>
+    </w:p>
+    <w:p>
+      <w:pPr>
+        <w:numPr>
+          <w:ilvl w:val="0"/>
+          <w:numId w:val="1"/>
+        </w:numPr>
+        <w:spacing w:after="60"/>
+      </w:pPr>
+      <w:r>
+        <w:rPr>
+          <w:color w:val="333333"/>
+          <w:sz w:val="20"/>
+        </w:rPr>
+        <w:t xml:space="preserve">Assets/Texture/UI/Ui_template/UI board Large  parchment.png.meta</w:t>
+      </w:r>
+    </w:p>
+    <w:p>
+      <w:pPr>
+        <w:numPr>
+          <w:ilvl w:val="0"/>
+          <w:numId w:val="1"/>
+        </w:numPr>
+        <w:spacing w:after="60"/>
+      </w:pPr>
+      <w:r>
+        <w:rPr>
+          <w:color w:val="333333"/>
+          <w:sz w:val="20"/>
+        </w:rPr>
+        <w:t xml:space="preserve">Assets/Texture/UI/Ui_template/UI board Large Set.png.meta</w:t>
+      </w:r>
+    </w:p>
+    <w:p>
+      <w:pPr>
+        <w:numPr>
+          <w:ilvl w:val="0"/>
+          <w:numId w:val="1"/>
+        </w:numPr>
+        <w:spacing w:after="60"/>
+      </w:pPr>
+      <w:r>
+        <w:rPr>
+          <w:color w:val="333333"/>
+          <w:sz w:val="20"/>
+        </w:rPr>
+        <w:t xml:space="preserve">Assets/Texture/UI/Ui_template/UI board Large stone.png.meta</w:t>
+      </w:r>
+    </w:p>
+    <w:p>
+      <w:pPr>
+        <w:numPr>
+          <w:ilvl w:val="0"/>
+          <w:numId w:val="1"/>
+        </w:numPr>
+        <w:spacing w:after="60"/>
+      </w:pPr>
+      <w:r>
+        <w:rPr>
+          <w:color w:val="333333"/>
+          <w:sz w:val="20"/>
+        </w:rPr>
+        <w:t xml:space="preserve">Assets/Texture/UI/Ui_template/UI board Medium  parchment.png.meta</w:t>
+      </w:r>
+    </w:p>
+    <w:p>
+      <w:pPr>
+        <w:numPr>
+          <w:ilvl w:val="0"/>
+          <w:numId w:val="1"/>
+        </w:numPr>
+        <w:spacing w:after="60"/>
+      </w:pPr>
+      <w:r>
+        <w:rPr>
+          <w:color w:val="333333"/>
+          <w:sz w:val="20"/>
+        </w:rPr>
+        <w:t xml:space="preserve">Assets/Texture/UI/Ui_template/UI board Medium Set.png.meta</w:t>
+      </w:r>
+    </w:p>
+    <w:p>
+      <w:pPr>
+        <w:numPr>
+          <w:ilvl w:val="0"/>
+          <w:numId w:val="1"/>
+        </w:numPr>
+        <w:spacing w:after="60"/>
+      </w:pPr>
+      <w:r>
+        <w:rPr>
+          <w:color w:val="333333"/>
+          <w:sz w:val="20"/>
+        </w:rPr>
+        <w:t xml:space="preserve">Assets/Texture/UI/Ui_template/UI board Medium stone.png.meta</w:t>
+      </w:r>
+    </w:p>
+    <w:p>
+      <w:pPr>
+        <w:numPr>
+          <w:ilvl w:val="0"/>
+          <w:numId w:val="1"/>
+        </w:numPr>
+        <w:spacing w:after="60"/>
+      </w:pPr>
+      <w:r>
+        <w:rPr>
+          <w:color w:val="333333"/>
+          <w:sz w:val="20"/>
+        </w:rPr>
+        <w:t xml:space="preserve">Assets/Texture/UI/Ui_template/UI board Small  parchment.png.meta</w:t>
+      </w:r>
+    </w:p>
+    <w:p>
+      <w:pPr>
+        <w:numPr>
+          <w:ilvl w:val="0"/>
+          <w:numId w:val="1"/>
+        </w:numPr>
+        <w:spacing w:after="60"/>
+      </w:pPr>
+      <w:r>
+        <w:rPr>
+          <w:color w:val="333333"/>
+          <w:sz w:val="20"/>
+        </w:rPr>
+        <w:t xml:space="preserve">Assets/Texture/UI/Ui_template/UI board Small  stone.png.meta</w:t>
+      </w:r>
+    </w:p>
+    <w:p>
+      <w:pPr>
+        <w:numPr>
+          <w:ilvl w:val="0"/>
+          <w:numId w:val="1"/>
+        </w:numPr>
+        <w:spacing w:after="60"/>
+      </w:pPr>
+      <w:r>
+        <w:rPr>
+          <w:color w:val="333333"/>
+          <w:sz w:val="20"/>
+        </w:rPr>
+        <w:t xml:space="preserve">Assets/Texture/UI/Ui_template/UI board Small Set.png.meta</w:t>
+      </w:r>
+    </w:p>
+    <w:p>
+      <w:pPr>
+        <w:numPr>
+          <w:ilvl w:val="0"/>
+          <w:numId w:val="1"/>
+        </w:numPr>
+        <w:spacing w:after="60"/>
+      </w:pPr>
+      <w:r>
+        <w:rPr>
+          <w:color w:val="333333"/>
+          <w:sz w:val="20"/>
+        </w:rPr>
+        <w:t xml:space="preserve">Assets/Texture/UI/Ui_template/active_button.png.meta</w:t>
+      </w:r>
+    </w:p>
+    <w:p>
+      <w:pPr>
+        <w:numPr>
+          <w:ilvl w:val="0"/>
+          <w:numId w:val="1"/>
+        </w:numPr>
+        <w:spacing w:after="60"/>
+      </w:pPr>
+      <w:r>
+        <w:rPr>
+          <w:color w:val="333333"/>
+          <w:sz w:val="20"/>
+        </w:rPr>
+        <w:t xml:space="preserve">Assets/Texture/UI/Ui_template/basic_button.png.meta</w:t>
+      </w:r>
+    </w:p>
+    <w:p>
+      <w:pPr>
+        <w:numPr>
+          <w:ilvl w:val="0"/>
+          <w:numId w:val="1"/>
+        </w:numPr>
+        <w:spacing w:after="60"/>
+      </w:pPr>
+      <w:r>
+        <w:rPr>
+          <w:color w:val="333333"/>
+          <w:sz w:val="20"/>
+        </w:rPr>
+        <w:t xml:space="preserve">Assets/Texture/UI/Ui_template/notice.png.meta</w:t>
+      </w:r>
+    </w:p>
+    <w:p>
+      <w:pPr>
+        <w:numPr>
+          <w:ilvl w:val="0"/>
+          <w:numId w:val="1"/>
+        </w:numPr>
+        <w:spacing w:after="60"/>
+      </w:pPr>
+      <w:r>
+        <w:rPr>
+          <w:color w:val="333333"/>
+          <w:sz w:val="20"/>
+        </w:rPr>
+        <w:t xml:space="preserve">Assets/Texture/UI/Ui_template/pressed_button.png.meta</w:t>
+      </w:r>
+    </w:p>
+    <w:p>
+      <w:pPr>
+        <w:numPr>
+          <w:ilvl w:val="0"/>
+          <w:numId w:val="1"/>
+        </w:numPr>
+        <w:spacing w:after="60"/>
+      </w:pPr>
+      <w:r>
+        <w:rPr>
+          <w:color w:val="333333"/>
+          <w:sz w:val="20"/>
+        </w:rPr>
+        <w:t xml:space="preserve">Assets/Texture/UI/WaveBar.png.meta</w:t>
+      </w:r>
+    </w:p>
+    <w:p>
+      <w:pPr>
+        <w:numPr>
+          <w:ilvl w:val="0"/>
+          <w:numId w:val="1"/>
+        </w:numPr>
+        <w:spacing w:after="60"/>
+      </w:pPr>
+      <w:r>
+        <w:rPr>
+          <w:color w:val="333333"/>
+          <w:sz w:val="20"/>
+        </w:rPr>
+        <w:t xml:space="preserve">Assets/Texture/UI/logo.png.meta</w:t>
+      </w:r>
+    </w:p>
+    <w:p>
+      <w:pPr>
+        <w:numPr>
+          <w:ilvl w:val="0"/>
+          <w:numId w:val="1"/>
+        </w:numPr>
+        <w:spacing w:after="60"/>
+      </w:pPr>
+      <w:r>
+        <w:rPr>
+          <w:color w:val="333333"/>
+          <w:sz w:val="20"/>
+        </w:rPr>
+        <w:t xml:space="preserve">Assets/Texture/UI/mainmenu3.png.meta</w:t>
+      </w:r>
+    </w:p>
+    <w:p>
+      <w:pPr>
+        <w:numPr>
+          <w:ilvl w:val="0"/>
+          <w:numId w:val="1"/>
+        </w:numPr>
+        <w:spacing w:after="60"/>
+      </w:pPr>
+      <w:r>
+        <w:rPr>
+          <w:color w:val="333333"/>
+          <w:sz w:val="20"/>
+        </w:rPr>
+        <w:t xml:space="preserve">Assets/Texture/UI/new/active_button.png.meta</w:t>
+      </w:r>
+    </w:p>
+    <w:p>
+      <w:pPr>
+        <w:numPr>
+          <w:ilvl w:val="0"/>
+          <w:numId w:val="1"/>
+        </w:numPr>
+        <w:spacing w:after="60"/>
+      </w:pPr>
+      <w:r>
+        <w:rPr>
+          <w:color w:val="333333"/>
+          <w:sz w:val="20"/>
+        </w:rPr>
+        <w:t xml:space="preserve">Assets/Texture/UI/new/another_block.png.meta</w:t>
+      </w:r>
+    </w:p>
+    <w:p>
+      <w:pPr>
+        <w:numPr>
+          <w:ilvl w:val="0"/>
+          <w:numId w:val="1"/>
+        </w:numPr>
+        <w:spacing w:after="60"/>
+      </w:pPr>
+      <w:r>
+        <w:rPr>
+          <w:color w:val="333333"/>
+          <w:sz w:val="20"/>
+        </w:rPr>
+        <w:t xml:space="preserve">Assets/Texture/UI/new/autorerollback.png.meta</w:t>
+      </w:r>
+    </w:p>
+    <w:p>
+      <w:pPr>
+        <w:numPr>
+          <w:ilvl w:val="0"/>
+          <w:numId w:val="1"/>
+        </w:numPr>
+        <w:spacing w:after="60"/>
+      </w:pPr>
+      <w:r>
+        <w:rPr>
+          <w:color w:val="333333"/>
+          <w:sz w:val="20"/>
+        </w:rPr>
+        <w:t xml:space="preserve">Assets/Texture/UI/new/basic_button.png.meta</w:t>
+      </w:r>
+    </w:p>
+    <w:p>
+      <w:pPr>
+        <w:numPr>
+          <w:ilvl w:val="0"/>
+          <w:numId w:val="1"/>
+        </w:numPr>
+        <w:spacing w:after="60"/>
+      </w:pPr>
+      <w:r>
+        <w:rPr>
+          <w:color w:val="333333"/>
+          <w:sz w:val="20"/>
+        </w:rPr>
+        <w:t xml:space="preserve">Assets/Texture/UI/new/bossbar_back.png.meta</w:t>
+      </w:r>
+    </w:p>
+    <w:p>
+      <w:pPr>
+        <w:numPr>
+          <w:ilvl w:val="0"/>
+          <w:numId w:val="1"/>
+        </w:numPr>
+        <w:spacing w:after="60"/>
+      </w:pPr>
+      <w:r>
+        <w:rPr>
+          <w:color w:val="333333"/>
+          <w:sz w:val="20"/>
+        </w:rPr>
+        <w:t xml:space="preserve">Assets/Texture/UI/new/bossbar_filling.png.meta</w:t>
+      </w:r>
+    </w:p>
+    <w:p>
+      <w:pPr>
+        <w:numPr>
+          <w:ilvl w:val="0"/>
+          <w:numId w:val="1"/>
+        </w:numPr>
+        <w:spacing w:after="60"/>
+      </w:pPr>
+      <w:r>
+        <w:rPr>
+          <w:color w:val="333333"/>
+          <w:sz w:val="20"/>
+        </w:rPr>
+        <w:t xml:space="preserve">Assets/Texture/UI/new/check_button.png.meta</w:t>
+      </w:r>
+    </w:p>
+    <w:p>
+      <w:pPr>
+        <w:numPr>
+          <w:ilvl w:val="0"/>
+          <w:numId w:val="1"/>
+        </w:numPr>
+        <w:spacing w:after="60"/>
+      </w:pPr>
+      <w:r>
+        <w:rPr>
+          <w:color w:val="333333"/>
+          <w:sz w:val="20"/>
+        </w:rPr>
+        <w:t xml:space="preserve">Assets/Texture/UI/new/cube_empty.png.meta</w:t>
+      </w:r>
+    </w:p>
+    <w:p>
+      <w:pPr>
+        <w:numPr>
+          <w:ilvl w:val="0"/>
+          <w:numId w:val="1"/>
+        </w:numPr>
+        <w:spacing w:after="60"/>
+      </w:pPr>
+      <w:r>
+        <w:rPr>
+          <w:color w:val="333333"/>
+          <w:sz w:val="20"/>
+        </w:rPr>
+        <w:t xml:space="preserve">Assets/Texture/UI/new/empty_button.png.meta</w:t>
+      </w:r>
+    </w:p>
+    <w:p>
+      <w:pPr>
+        <w:numPr>
+          <w:ilvl w:val="0"/>
+          <w:numId w:val="1"/>
+        </w:numPr>
+        <w:spacing w:after="60"/>
+      </w:pPr>
+      <w:r>
+        <w:rPr>
+          <w:color w:val="333333"/>
+          <w:sz w:val="20"/>
+        </w:rPr>
+        <w:t xml:space="preserve">Assets/Texture/UI/new/goldcoin.png.meta</w:t>
+      </w:r>
+    </w:p>
+    <w:p>
+      <w:pPr>
+        <w:numPr>
+          <w:ilvl w:val="0"/>
+          <w:numId w:val="1"/>
+        </w:numPr>
+        <w:spacing w:after="60"/>
+      </w:pPr>
+      <w:r>
+        <w:rPr>
+          <w:color w:val="333333"/>
+          <w:sz w:val="20"/>
+        </w:rPr>
+        <w:t xml:space="preserve">Assets/Texture/UI/new/green_button.png.meta</w:t>
+      </w:r>
+    </w:p>
+    <w:p>
+      <w:pPr>
+        <w:numPr>
+          <w:ilvl w:val="0"/>
+          <w:numId w:val="1"/>
+        </w:numPr>
+        <w:spacing w:after="60"/>
+      </w:pPr>
+      <w:r>
+        <w:rPr>
+          <w:color w:val="333333"/>
+          <w:sz w:val="20"/>
+        </w:rPr>
+        <w:t xml:space="preserve">Assets/Texture/UI/new/headling.png.meta</w:t>
+      </w:r>
+    </w:p>
+    <w:p>
+      <w:pPr>
+        <w:numPr>
+          <w:ilvl w:val="0"/>
+          <w:numId w:val="1"/>
+        </w:numPr>
+        <w:spacing w:after="60"/>
+      </w:pPr>
+      <w:r>
+        <w:rPr>
+          <w:color w:val="333333"/>
+          <w:sz w:val="20"/>
+        </w:rPr>
+        <w:t xml:space="preserve">Assets/Texture/UI/new/point_slider.png.meta</w:t>
+      </w:r>
+    </w:p>
+    <w:p>
+      <w:pPr>
+        <w:numPr>
+          <w:ilvl w:val="0"/>
+          <w:numId w:val="1"/>
+        </w:numPr>
+        <w:spacing w:after="60"/>
+      </w:pPr>
+      <w:r>
+        <w:rPr>
+          <w:color w:val="333333"/>
+          <w:sz w:val="20"/>
+        </w:rPr>
+        <w:t xml:space="preserve">Assets/Texture/UI/new/pressed_button.png.meta</w:t>
+      </w:r>
+    </w:p>
+    <w:p>
+      <w:pPr>
+        <w:numPr>
+          <w:ilvl w:val="0"/>
+          <w:numId w:val="1"/>
+        </w:numPr>
+        <w:spacing w:after="60"/>
+      </w:pPr>
+      <w:r>
+        <w:rPr>
+          <w:color w:val="333333"/>
+          <w:sz w:val="20"/>
+        </w:rPr>
+        <w:t xml:space="preserve">Assets/Texture/UI/new/red_button.png.meta</w:t>
+      </w:r>
+    </w:p>
+    <w:p>
+      <w:pPr>
+        <w:numPr>
+          <w:ilvl w:val="0"/>
+          <w:numId w:val="1"/>
+        </w:numPr>
+        <w:spacing w:after="60"/>
+      </w:pPr>
+      <w:r>
+        <w:rPr>
+          <w:color w:val="333333"/>
+          <w:sz w:val="20"/>
+        </w:rPr>
+        <w:t xml:space="preserve">Assets/Texture/UI/new/red_button_large.png.meta</w:t>
+      </w:r>
+    </w:p>
+    <w:p>
+      <w:pPr>
+        <w:numPr>
+          <w:ilvl w:val="0"/>
+          <w:numId w:val="1"/>
+        </w:numPr>
+        <w:spacing w:after="60"/>
+      </w:pPr>
+      <w:r>
+        <w:rPr>
+          <w:color w:val="333333"/>
+          <w:sz w:val="20"/>
+        </w:rPr>
+        <w:t xml:space="preserve">Assets/Texture/UI/new/reward_tape.png.meta</w:t>
+      </w:r>
+    </w:p>
+    <w:p>
+      <w:pPr>
+        <w:numPr>
+          <w:ilvl w:val="0"/>
+          <w:numId w:val="1"/>
+        </w:numPr>
+        <w:spacing w:after="60"/>
+      </w:pPr>
+      <w:r>
+        <w:rPr>
+          <w:color w:val="333333"/>
+          <w:sz w:val="20"/>
+        </w:rPr>
+        <w:t xml:space="preserve">Assets/Texture/UI/new/separator.png.meta</w:t>
+      </w:r>
+    </w:p>
+    <w:p>
+      <w:pPr>
+        <w:numPr>
+          <w:ilvl w:val="0"/>
+          <w:numId w:val="1"/>
+        </w:numPr>
+        <w:spacing w:after="60"/>
+      </w:pPr>
+      <w:r>
+        <w:rPr>
+          <w:color w:val="333333"/>
+          <w:sz w:val="20"/>
+        </w:rPr>
+        <w:t xml:space="preserve">Assets/Texture/UI/new/shopback 1.png.meta</w:t>
+      </w:r>
+    </w:p>
+    <w:p>
+      <w:pPr>
+        <w:numPr>
+          <w:ilvl w:val="0"/>
+          <w:numId w:val="1"/>
+        </w:numPr>
+        <w:spacing w:after="60"/>
+      </w:pPr>
+      <w:r>
+        <w:rPr>
+          <w:color w:val="333333"/>
+          <w:sz w:val="20"/>
+        </w:rPr>
+        <w:t xml:space="preserve">Assets/Texture/UI/new/shopback1.png.meta</w:t>
+      </w:r>
+    </w:p>
+    <w:p>
+      <w:pPr>
+        <w:numPr>
+          <w:ilvl w:val="0"/>
+          <w:numId w:val="1"/>
+        </w:numPr>
+        <w:spacing w:after="60"/>
+      </w:pPr>
+      <w:r>
+        <w:rPr>
+          <w:color w:val="333333"/>
+          <w:sz w:val="20"/>
+        </w:rPr>
+        <w:t xml:space="preserve">Assets/Texture/UI/new/slider.png.meta</w:t>
+      </w:r>
+    </w:p>
+    <w:p>
+      <w:pPr>
+        <w:numPr>
+          <w:ilvl w:val="0"/>
+          <w:numId w:val="1"/>
+        </w:numPr>
+        <w:spacing w:after="60"/>
+      </w:pPr>
+      <w:r>
+        <w:rPr>
+          <w:color w:val="333333"/>
+          <w:sz w:val="20"/>
+        </w:rPr>
+        <w:t xml:space="preserve">Assets/Texture/UI/new/slider_small.png.meta</w:t>
+      </w:r>
+    </w:p>
+    <w:p>
+      <w:pPr>
+        <w:numPr>
+          <w:ilvl w:val="0"/>
+          <w:numId w:val="1"/>
+        </w:numPr>
+        <w:spacing w:after="60"/>
+      </w:pPr>
+      <w:r>
+        <w:rPr>
+          <w:color w:val="333333"/>
+          <w:sz w:val="20"/>
+        </w:rPr>
+        <w:t xml:space="preserve">Assets/Texture/UI/new/sphere_empty.png.meta</w:t>
+      </w:r>
+    </w:p>
+    <w:p>
+      <w:pPr>
+        <w:numPr>
+          <w:ilvl w:val="0"/>
+          <w:numId w:val="1"/>
+        </w:numPr>
+        <w:spacing w:after="60"/>
+      </w:pPr>
+      <w:r>
+        <w:rPr>
+          <w:color w:val="333333"/>
+          <w:sz w:val="20"/>
+        </w:rPr>
+        <w:t xml:space="preserve">Assets/Texture/UI/new/tooltip.png.meta</w:t>
+      </w:r>
+    </w:p>
+    <w:p>
+      <w:pPr>
+        <w:numPr>
+          <w:ilvl w:val="0"/>
+          <w:numId w:val="1"/>
+        </w:numPr>
+        <w:spacing w:after="60"/>
+      </w:pPr>
+      <w:r>
+        <w:rPr>
+          <w:color w:val="333333"/>
+          <w:sz w:val="20"/>
+        </w:rPr>
+        <w:t xml:space="preserve">Assets/Texture/UI/new/txt_block.png.meta</w:t>
+      </w:r>
+    </w:p>
+    <w:p>
+      <w:pPr>
+        <w:numPr>
+          <w:ilvl w:val="0"/>
+          <w:numId w:val="1"/>
+        </w:numPr>
+        <w:spacing w:after="60"/>
+      </w:pPr>
+      <w:r>
+        <w:rPr>
+          <w:color w:val="333333"/>
+          <w:sz w:val="20"/>
+        </w:rPr>
+        <w:t xml:space="preserve">Assets/Texture/UI/new/txt_block4x4.png.meta</w:t>
+      </w:r>
+    </w:p>
+    <w:p>
+      <w:pPr>
+        <w:numPr>
+          <w:ilvl w:val="0"/>
+          <w:numId w:val="1"/>
+        </w:numPr>
+        <w:spacing w:after="60"/>
+      </w:pPr>
+      <w:r>
+        <w:rPr>
+          <w:color w:val="333333"/>
+          <w:sz w:val="20"/>
+        </w:rPr>
+        <w:t xml:space="preserve">Assets/Texture/UI/new/txt_main.png.meta</w:t>
+      </w:r>
+    </w:p>
+    <w:p>
+      <w:pPr>
+        <w:numPr>
+          <w:ilvl w:val="0"/>
+          <w:numId w:val="1"/>
+        </w:numPr>
+        <w:spacing w:after="60"/>
+      </w:pPr>
+      <w:r>
+        <w:rPr>
+          <w:color w:val="333333"/>
+          <w:sz w:val="20"/>
+        </w:rPr>
+        <w:t xml:space="preserve">Assets/Texture/reroll.png.meta</w:t>
+      </w:r>
+    </w:p>
+    <w:p>
+      <w:pPr>
+        <w:numPr>
+          <w:ilvl w:val="0"/>
+          <w:numId w:val="1"/>
+        </w:numPr>
+        <w:spacing w:after="60"/>
+      </w:pPr>
+      <w:r>
+        <w:rPr>
+          <w:color w:val="333333"/>
+          <w:sz w:val="20"/>
+        </w:rPr>
+        <w:t xml:space="preserve">"docs/\320\230\321\201\321\202\320\276\321\200\320\270\321\217_\320\270\320\267\320\274\320\265\320\275\320\265\320\275\320\270\320\271.docx"</w:t>
+      </w:r>
+    </w:p>
+    <w:p>
+      <w:pPr>
+        <w:spacing w:after="120"/>
+      </w:pPr>
+      <w:r>
+        <w:rPr>
+          <w:sz w:val="10"/>
+        </w:rPr>
+        <w:t xml:space="preserve"> </w:t>
+      </w:r>
+    </w:p>
+    <w:p>
+      <w:pPr>
+        <w:spacing w:after="40"/>
+      </w:pPr>
+      <w:r>
+        <w:rPr>
+          <w:b/>
+          <w:sz w:val="28"/>
+        </w:rPr>
+        <w:t xml:space="preserve">28. </w:t>
+      </w:r>
+      <w:r>
+        <w:rPr>
+          <w:b/>
+          <w:color w:val="1F5FB2"/>
+          <w:sz w:val="28"/>
+        </w:rPr>
+        <w:t xml:space="preserve">[PERF] </w:t>
+      </w:r>
+      <w:r>
+        <w:rPr>
+          <w:b/>
+          <w:sz w:val="28"/>
+        </w:rPr>
+        <w:t xml:space="preserve">static batching окружения (Terrain) + GPU Instancing на материалах</w:t>
+      </w:r>
+    </w:p>
+    <w:p>
+      <w:pPr>
+        <w:spacing w:after="120"/>
+      </w:pPr>
+      <w:r>
+        <w:rPr>
+          <w:i/>
+          <w:color w:val="666666"/>
+          <w:sz w:val="20"/>
+        </w:rPr>
         <w:t xml:space="preserve">Коммит (готовится) · —  (блок обновится настоящим хэшем после коммита)</w:t>
-      </w:r>
-    </w:p>
-    <w:p>
-      <w:pPr>
-        <w:spacing w:after="40"/>
-      </w:pPr>
-      <w:r>
-        <w:rPr>
-          <w:b/>
-          <w:sz w:val="22"/>
-        </w:rPr>
-        <w:t xml:space="preserve">Затронутые файлы:</w:t>
-      </w:r>
-    </w:p>
-    <w:p>
-      <w:pPr>
-        <w:numPr>
-          <w:ilvl w:val="0"/>
-          <w:numId w:val="1"/>
-        </w:numPr>
-        <w:spacing w:after="60"/>
-      </w:pPr>
-      <w:r>
-        <w:rPr>
-          <w:color w:val="333333"/>
-          <w:sz w:val="20"/>
-        </w:rPr>
-        <w:t xml:space="preserve">Assets/Texture/Arrow.png.meta</w:t>
-      </w:r>
-    </w:p>
-    <w:p>
-      <w:pPr>
-        <w:numPr>
-          <w:ilvl w:val="0"/>
-          <w:numId w:val="1"/>
-        </w:numPr>
-        <w:spacing w:after="60"/>
-      </w:pPr>
-      <w:r>
-        <w:rPr>
-          <w:color w:val="333333"/>
-          <w:sz w:val="20"/>
-        </w:rPr>
-        <w:t xml:space="preserve">Assets/Texture/UI/Dog.png.meta</w:t>
-      </w:r>
-    </w:p>
-    <w:p>
-      <w:pPr>
-        <w:numPr>
-          <w:ilvl w:val="0"/>
-          <w:numId w:val="1"/>
-        </w:numPr>
-        <w:spacing w:after="60"/>
-      </w:pPr>
-      <w:r>
-        <w:rPr>
-          <w:color w:val="333333"/>
-          <w:sz w:val="20"/>
-        </w:rPr>
-        <w:t xml:space="preserve">Assets/Texture/UI/Frame.png.meta</w:t>
-      </w:r>
-    </w:p>
-    <w:p>
-      <w:pPr>
-        <w:numPr>
-          <w:ilvl w:val="0"/>
-          <w:numId w:val="1"/>
-        </w:numPr>
-        <w:spacing w:after="60"/>
-      </w:pPr>
-      <w:r>
-        <w:rPr>
-          <w:color w:val="333333"/>
-          <w:sz w:val="20"/>
-        </w:rPr>
-        <w:t xml:space="preserve">Assets/Texture/UI/HpBar/FilingHpBar.jpg.meta</w:t>
-      </w:r>
-    </w:p>
-    <w:p>
-      <w:pPr>
-        <w:numPr>
-          <w:ilvl w:val="0"/>
-          <w:numId w:val="1"/>
-        </w:numPr>
-        <w:spacing w:after="60"/>
-      </w:pPr>
-      <w:r>
-        <w:rPr>
-          <w:color w:val="333333"/>
-          <w:sz w:val="20"/>
-        </w:rPr>
-        <w:t xml:space="preserve">Assets/Texture/UI/HpBar/FilingShieldBar.png.meta</w:t>
-      </w:r>
-    </w:p>
-    <w:p>
-      <w:pPr>
-        <w:numPr>
-          <w:ilvl w:val="0"/>
-          <w:numId w:val="1"/>
-        </w:numPr>
-        <w:spacing w:after="60"/>
-      </w:pPr>
-      <w:r>
-        <w:rPr>
-          <w:color w:val="333333"/>
-          <w:sz w:val="20"/>
-        </w:rPr>
-        <w:t xml:space="preserve">Assets/Texture/UI/HpBar/HpBarTemp.png.meta</w:t>
-      </w:r>
-    </w:p>
-    <w:p>
-      <w:pPr>
-        <w:numPr>
-          <w:ilvl w:val="0"/>
-          <w:numId w:val="1"/>
-        </w:numPr>
-        <w:spacing w:after="60"/>
-      </w:pPr>
-      <w:r>
-        <w:rPr>
-          <w:color w:val="333333"/>
-          <w:sz w:val="20"/>
-        </w:rPr>
-        <w:t xml:space="preserve">Assets/Texture/UI/HpBar/HpBarTempBackLayer.png.meta</w:t>
-      </w:r>
-    </w:p>
-    <w:p>
-      <w:pPr>
-        <w:numPr>
-          <w:ilvl w:val="0"/>
-          <w:numId w:val="1"/>
-        </w:numPr>
-        <w:spacing w:after="60"/>
-      </w:pPr>
-      <w:r>
-        <w:rPr>
-          <w:color w:val="333333"/>
-          <w:sz w:val="20"/>
-        </w:rPr>
-        <w:t xml:space="preserve">Assets/Texture/UI/HpBar/fillbossbar.png.meta</w:t>
-      </w:r>
-    </w:p>
-    <w:p>
-      <w:pPr>
-        <w:numPr>
-          <w:ilvl w:val="0"/>
-          <w:numId w:val="1"/>
-        </w:numPr>
-        <w:spacing w:after="60"/>
-      </w:pPr>
-      <w:r>
-        <w:rPr>
-          <w:color w:val="333333"/>
-          <w:sz w:val="20"/>
-        </w:rPr>
-        <w:t xml:space="preserve">Assets/Texture/UI/HpBar/fillbossbar_blue.png.meta</w:t>
-      </w:r>
-    </w:p>
-    <w:p>
-      <w:pPr>
-        <w:numPr>
-          <w:ilvl w:val="0"/>
-          <w:numId w:val="1"/>
-        </w:numPr>
-        <w:spacing w:after="60"/>
-      </w:pPr>
-      <w:r>
-        <w:rPr>
-          <w:color w:val="333333"/>
-          <w:sz w:val="20"/>
-        </w:rPr>
-        <w:t xml:space="preserve">Assets/Texture/UI/MainScreen.png.meta</w:t>
-      </w:r>
-    </w:p>
-    <w:p>
-      <w:pPr>
-        <w:numPr>
-          <w:ilvl w:val="0"/>
-          <w:numId w:val="1"/>
-        </w:numPr>
-        <w:spacing w:after="60"/>
-      </w:pPr>
-      <w:r>
-        <w:rPr>
-          <w:color w:val="333333"/>
-          <w:sz w:val="20"/>
-        </w:rPr>
-        <w:t xml:space="preserve">Assets/Texture/UI/MainScreen_2.png.meta</w:t>
-      </w:r>
-    </w:p>
-    <w:p>
-      <w:pPr>
-        <w:numPr>
-          <w:ilvl w:val="0"/>
-          <w:numId w:val="1"/>
-        </w:numPr>
-        <w:spacing w:after="60"/>
-      </w:pPr>
-      <w:r>
-        <w:rPr>
-          <w:color w:val="333333"/>
-          <w:sz w:val="20"/>
-        </w:rPr>
-        <w:t xml:space="preserve">Assets/Texture/UI/ToolTipUi.png.meta</w:t>
-      </w:r>
-    </w:p>
-    <w:p>
-      <w:pPr>
-        <w:numPr>
-          <w:ilvl w:val="0"/>
-          <w:numId w:val="1"/>
-        </w:numPr>
-        <w:spacing w:after="60"/>
-      </w:pPr>
-      <w:r>
-        <w:rPr>
-          <w:color w:val="333333"/>
-          <w:sz w:val="20"/>
-        </w:rPr>
-        <w:t xml:space="preserve">Assets/Texture/UI/Tower.png.meta</w:t>
-      </w:r>
-    </w:p>
-    <w:p>
-      <w:pPr>
-        <w:numPr>
-          <w:ilvl w:val="0"/>
-          <w:numId w:val="1"/>
-        </w:numPr>
-        <w:spacing w:after="60"/>
-      </w:pPr>
-      <w:r>
-        <w:rPr>
-          <w:color w:val="333333"/>
-          <w:sz w:val="20"/>
-        </w:rPr>
-        <w:t xml:space="preserve">Assets/Texture/UI/Tower_2.png.meta</w:t>
-      </w:r>
-    </w:p>
-    <w:p>
-      <w:pPr>
-        <w:numPr>
-          <w:ilvl w:val="0"/>
-          <w:numId w:val="1"/>
-        </w:numPr>
-        <w:spacing w:after="60"/>
-      </w:pPr>
-      <w:r>
-        <w:rPr>
-          <w:color w:val="333333"/>
-          <w:sz w:val="20"/>
-        </w:rPr>
-        <w:t xml:space="preserve">Assets/Texture/UI/Ui_template/BlackMetall_1 1.png.meta</w:t>
-      </w:r>
-    </w:p>
-    <w:p>
-      <w:pPr>
-        <w:numPr>
-          <w:ilvl w:val="0"/>
-          <w:numId w:val="1"/>
-        </w:numPr>
-        <w:spacing w:after="60"/>
-      </w:pPr>
-      <w:r>
-        <w:rPr>
-          <w:color w:val="333333"/>
-          <w:sz w:val="20"/>
-        </w:rPr>
-        <w:t xml:space="preserve">Assets/Texture/UI/Ui_template/BlackMetall_2.png.meta</w:t>
-      </w:r>
-    </w:p>
-    <w:p>
-      <w:pPr>
-        <w:numPr>
-          <w:ilvl w:val="0"/>
-          <w:numId w:val="1"/>
-        </w:numPr>
-        <w:spacing w:after="60"/>
-      </w:pPr>
-      <w:r>
-        <w:rPr>
-          <w:color w:val="333333"/>
-          <w:sz w:val="20"/>
-        </w:rPr>
-        <w:t xml:space="preserve">Assets/Texture/UI/Ui_template/Close Button.png.meta</w:t>
-      </w:r>
-    </w:p>
-    <w:p>
-      <w:pPr>
-        <w:numPr>
-          <w:ilvl w:val="0"/>
-          <w:numId w:val="1"/>
-        </w:numPr>
-        <w:spacing w:after="60"/>
-      </w:pPr>
-      <w:r>
-        <w:rPr>
-          <w:color w:val="333333"/>
-          <w:sz w:val="20"/>
-        </w:rPr>
-        <w:t xml:space="preserve">Assets/Texture/UI/Ui_template/Division line.png.meta</w:t>
-      </w:r>
-    </w:p>
-    <w:p>
-      <w:pPr>
-        <w:numPr>
-          <w:ilvl w:val="0"/>
-          <w:numId w:val="1"/>
-        </w:numPr>
-        <w:spacing w:after="60"/>
-      </w:pPr>
-      <w:r>
-        <w:rPr>
-          <w:color w:val="333333"/>
-          <w:sz w:val="20"/>
-        </w:rPr>
-        <w:t xml:space="preserve">Assets/Texture/UI/Ui_template/Exclamation_Gray.png.meta</w:t>
-      </w:r>
-    </w:p>
-    <w:p>
-      <w:pPr>
-        <w:numPr>
-          <w:ilvl w:val="0"/>
-          <w:numId w:val="1"/>
-        </w:numPr>
-        <w:spacing w:after="60"/>
-      </w:pPr>
-      <w:r>
-        <w:rPr>
-          <w:color w:val="333333"/>
-          <w:sz w:val="20"/>
-        </w:rPr>
-        <w:t xml:space="preserve">Assets/Texture/UI/Ui_template/Exclamation_Red.png.meta</w:t>
-      </w:r>
-    </w:p>
-    <w:p>
-      <w:pPr>
-        <w:numPr>
-          <w:ilvl w:val="0"/>
-          <w:numId w:val="1"/>
-        </w:numPr>
-        <w:spacing w:after="60"/>
-      </w:pPr>
-      <w:r>
-        <w:rPr>
-          <w:color w:val="333333"/>
-          <w:sz w:val="20"/>
-        </w:rPr>
-        <w:t xml:space="preserve">Assets/Texture/UI/Ui_template/Exclamation_Yellow.png.meta</w:t>
-      </w:r>
-    </w:p>
-    <w:p>
-      <w:pPr>
-        <w:numPr>
-          <w:ilvl w:val="0"/>
-          <w:numId w:val="1"/>
-        </w:numPr>
-        <w:spacing w:after="60"/>
-      </w:pPr>
-      <w:r>
-        <w:rPr>
-          <w:color w:val="333333"/>
-          <w:sz w:val="20"/>
-        </w:rPr>
-        <w:t xml:space="preserve">Assets/Texture/UI/Ui_template/FrameForButton 1.png.meta</w:t>
-      </w:r>
-    </w:p>
-    <w:p>
-      <w:pPr>
-        <w:numPr>
-          <w:ilvl w:val="0"/>
-          <w:numId w:val="1"/>
-        </w:numPr>
-        <w:spacing w:after="60"/>
-      </w:pPr>
-      <w:r>
-        <w:rPr>
-          <w:color w:val="333333"/>
-          <w:sz w:val="20"/>
-        </w:rPr>
-        <w:t xml:space="preserve">Assets/Texture/UI/Ui_template/IRONY TITLE  Large.png.meta</w:t>
-      </w:r>
-    </w:p>
-    <w:p>
-      <w:pPr>
-        <w:numPr>
-          <w:ilvl w:val="0"/>
-          <w:numId w:val="1"/>
-        </w:numPr>
-        <w:spacing w:after="60"/>
-      </w:pPr>
-      <w:r>
-        <w:rPr>
-          <w:color w:val="333333"/>
-          <w:sz w:val="20"/>
-        </w:rPr>
-        <w:t xml:space="preserve">Assets/Texture/UI/Ui_template/IRONY TITLE  empty.png.meta</w:t>
-      </w:r>
-    </w:p>
-    <w:p>
-      <w:pPr>
-        <w:numPr>
-          <w:ilvl w:val="0"/>
-          <w:numId w:val="1"/>
-        </w:numPr>
-        <w:spacing w:after="60"/>
-      </w:pPr>
-      <w:r>
-        <w:rPr>
-          <w:color w:val="333333"/>
-          <w:sz w:val="20"/>
-        </w:rPr>
-        <w:t xml:space="preserve">Assets/Texture/UI/Ui_template/TextBTN_Big.png.meta</w:t>
-      </w:r>
-    </w:p>
-    <w:p>
-      <w:pPr>
-        <w:numPr>
-          <w:ilvl w:val="0"/>
-          <w:numId w:val="1"/>
-        </w:numPr>
-        <w:spacing w:after="60"/>
-      </w:pPr>
-      <w:r>
-        <w:rPr>
-          <w:color w:val="333333"/>
-          <w:sz w:val="20"/>
-        </w:rPr>
-        <w:t xml:space="preserve">Assets/Texture/UI/Ui_template/TextBTN_Big_Pressed.png.meta</w:t>
-      </w:r>
-    </w:p>
-    <w:p>
-      <w:pPr>
-        <w:numPr>
-          <w:ilvl w:val="0"/>
-          <w:numId w:val="1"/>
-        </w:numPr>
-        <w:spacing w:after="60"/>
-      </w:pPr>
-      <w:r>
-        <w:rPr>
-          <w:color w:val="333333"/>
-          <w:sz w:val="20"/>
-        </w:rPr>
-        <w:t xml:space="preserve">Assets/Texture/UI/Ui_template/TextBTN_Cancel.png.meta</w:t>
-      </w:r>
-    </w:p>
-    <w:p>
-      <w:pPr>
-        <w:numPr>
-          <w:ilvl w:val="0"/>
-          <w:numId w:val="1"/>
-        </w:numPr>
-        <w:spacing w:after="60"/>
-      </w:pPr>
-      <w:r>
-        <w:rPr>
-          <w:color w:val="333333"/>
-          <w:sz w:val="20"/>
-        </w:rPr>
-        <w:t xml:space="preserve">Assets/Texture/UI/Ui_template/TextBTN_Cancel_Pressed.png.meta</w:t>
-      </w:r>
-    </w:p>
-    <w:p>
-      <w:pPr>
-        <w:numPr>
-          <w:ilvl w:val="0"/>
-          <w:numId w:val="1"/>
-        </w:numPr>
-        <w:spacing w:after="60"/>
-      </w:pPr>
-      <w:r>
-        <w:rPr>
-          <w:color w:val="333333"/>
-          <w:sz w:val="20"/>
-        </w:rPr>
-        <w:t xml:space="preserve">Assets/Texture/UI/Ui_template/TextBTN_Medium.png.meta</w:t>
-      </w:r>
-    </w:p>
-    <w:p>
-      <w:pPr>
-        <w:numPr>
-          <w:ilvl w:val="0"/>
-          <w:numId w:val="1"/>
-        </w:numPr>
-        <w:spacing w:after="60"/>
-      </w:pPr>
-      <w:r>
-        <w:rPr>
-          <w:color w:val="333333"/>
-          <w:sz w:val="20"/>
-        </w:rPr>
-        <w:t xml:space="preserve">Assets/Texture/UI/Ui_template/TextBTN_Medium_Pressed.png.meta</w:t>
-      </w:r>
-    </w:p>
-    <w:p>
-      <w:pPr>
-        <w:numPr>
-          <w:ilvl w:val="0"/>
-          <w:numId w:val="1"/>
-        </w:numPr>
-        <w:spacing w:after="60"/>
-      </w:pPr>
-      <w:r>
-        <w:rPr>
-          <w:color w:val="333333"/>
-          <w:sz w:val="20"/>
-        </w:rPr>
-        <w:t xml:space="preserve">Assets/Texture/UI/Ui_template/TextBTN_New-Start.png.meta</w:t>
-      </w:r>
-    </w:p>
-    <w:p>
-      <w:pPr>
-        <w:numPr>
-          <w:ilvl w:val="0"/>
-          <w:numId w:val="1"/>
-        </w:numPr>
-        <w:spacing w:after="60"/>
-      </w:pPr>
-      <w:r>
-        <w:rPr>
-          <w:color w:val="333333"/>
-          <w:sz w:val="20"/>
-        </w:rPr>
-        <w:t xml:space="preserve">Assets/Texture/UI/Ui_template/TextBTN_New-Start_Pressed.png.meta</w:t>
-      </w:r>
-    </w:p>
-    <w:p>
-      <w:pPr>
-        <w:numPr>
-          <w:ilvl w:val="0"/>
-          <w:numId w:val="1"/>
-        </w:numPr>
-        <w:spacing w:after="60"/>
-      </w:pPr>
-      <w:r>
-        <w:rPr>
-          <w:color w:val="333333"/>
-          <w:sz w:val="20"/>
-        </w:rPr>
-        <w:t xml:space="preserve">Assets/Texture/UI/Ui_template/UI board Large  parchment.png.meta</w:t>
-      </w:r>
-    </w:p>
-    <w:p>
-      <w:pPr>
-        <w:numPr>
-          <w:ilvl w:val="0"/>
-          <w:numId w:val="1"/>
-        </w:numPr>
-        <w:spacing w:after="60"/>
-      </w:pPr>
-      <w:r>
-        <w:rPr>
-          <w:color w:val="333333"/>
-          <w:sz w:val="20"/>
-        </w:rPr>
-        <w:t xml:space="preserve">Assets/Texture/UI/Ui_template/UI board Large Set.png.meta</w:t>
-      </w:r>
-    </w:p>
-    <w:p>
-      <w:pPr>
-        <w:numPr>
-          <w:ilvl w:val="0"/>
-          <w:numId w:val="1"/>
-        </w:numPr>
-        <w:spacing w:after="60"/>
-      </w:pPr>
-      <w:r>
-        <w:rPr>
-          <w:color w:val="333333"/>
-          <w:sz w:val="20"/>
-        </w:rPr>
-        <w:t xml:space="preserve">Assets/Texture/UI/Ui_template/UI board Large stone.png.meta</w:t>
-      </w:r>
-    </w:p>
-    <w:p>
-      <w:pPr>
-        <w:numPr>
-          <w:ilvl w:val="0"/>
-          <w:numId w:val="1"/>
-        </w:numPr>
-        <w:spacing w:after="60"/>
-      </w:pPr>
-      <w:r>
-        <w:rPr>
-          <w:color w:val="333333"/>
-          <w:sz w:val="20"/>
-        </w:rPr>
-        <w:t xml:space="preserve">Assets/Texture/UI/Ui_template/UI board Medium  parchment.png.meta</w:t>
-      </w:r>
-    </w:p>
-    <w:p>
-      <w:pPr>
-        <w:numPr>
-          <w:ilvl w:val="0"/>
-          <w:numId w:val="1"/>
-        </w:numPr>
-        <w:spacing w:after="60"/>
-      </w:pPr>
-      <w:r>
-        <w:rPr>
-          <w:color w:val="333333"/>
-          <w:sz w:val="20"/>
-        </w:rPr>
-        <w:t xml:space="preserve">Assets/Texture/UI/Ui_template/UI board Medium Set.png.meta</w:t>
-      </w:r>
-    </w:p>
-    <w:p>
-      <w:pPr>
-        <w:numPr>
-          <w:ilvl w:val="0"/>
-          <w:numId w:val="1"/>
-        </w:numPr>
-        <w:spacing w:after="60"/>
-      </w:pPr>
-      <w:r>
-        <w:rPr>
-          <w:color w:val="333333"/>
-          <w:sz w:val="20"/>
-        </w:rPr>
-        <w:t xml:space="preserve">Assets/Texture/UI/Ui_template/UI board Medium stone.png.meta</w:t>
-      </w:r>
-    </w:p>
-    <w:p>
-      <w:pPr>
-        <w:numPr>
-          <w:ilvl w:val="0"/>
-          <w:numId w:val="1"/>
-        </w:numPr>
-        <w:spacing w:after="60"/>
-      </w:pPr>
-      <w:r>
-        <w:rPr>
-          <w:color w:val="333333"/>
-          <w:sz w:val="20"/>
-        </w:rPr>
-        <w:t xml:space="preserve">Assets/Texture/UI/Ui_template/UI board Small  parchment.png.meta</w:t>
-      </w:r>
-    </w:p>
-    <w:p>
-      <w:pPr>
-        <w:numPr>
-          <w:ilvl w:val="0"/>
-          <w:numId w:val="1"/>
-        </w:numPr>
-        <w:spacing w:after="60"/>
-      </w:pPr>
-      <w:r>
-        <w:rPr>
-          <w:color w:val="333333"/>
-          <w:sz w:val="20"/>
-        </w:rPr>
-        <w:t xml:space="preserve">Assets/Texture/UI/Ui_template/UI board Small  stone.png.meta</w:t>
-      </w:r>
-    </w:p>
-    <w:p>
-      <w:pPr>
-        <w:numPr>
-          <w:ilvl w:val="0"/>
-          <w:numId w:val="1"/>
-        </w:numPr>
-        <w:spacing w:after="60"/>
-      </w:pPr>
-      <w:r>
-        <w:rPr>
-          <w:color w:val="333333"/>
-          <w:sz w:val="20"/>
-        </w:rPr>
-        <w:t xml:space="preserve">Assets/Texture/UI/Ui_template/UI board Small Set.png.meta</w:t>
-      </w:r>
-    </w:p>
-    <w:p>
-      <w:pPr>
-        <w:numPr>
-          <w:ilvl w:val="0"/>
-          <w:numId w:val="1"/>
-        </w:numPr>
-        <w:spacing w:after="60"/>
-      </w:pPr>
-      <w:r>
-        <w:rPr>
-          <w:color w:val="333333"/>
-          <w:sz w:val="20"/>
-        </w:rPr>
-        <w:t xml:space="preserve">Assets/Texture/UI/Ui_template/active_button.png.meta</w:t>
-      </w:r>
-    </w:p>
-    <w:p>
-      <w:pPr>
-        <w:numPr>
-          <w:ilvl w:val="0"/>
-          <w:numId w:val="1"/>
-        </w:numPr>
-        <w:spacing w:after="60"/>
-      </w:pPr>
-      <w:r>
-        <w:rPr>
-          <w:color w:val="333333"/>
-          <w:sz w:val="20"/>
-        </w:rPr>
-        <w:t xml:space="preserve">Assets/Texture/UI/Ui_template/basic_button.png.meta</w:t>
-      </w:r>
-    </w:p>
-    <w:p>
-      <w:pPr>
-        <w:numPr>
-          <w:ilvl w:val="0"/>
-          <w:numId w:val="1"/>
-        </w:numPr>
-        <w:spacing w:after="60"/>
-      </w:pPr>
-      <w:r>
-        <w:rPr>
-          <w:color w:val="333333"/>
-          <w:sz w:val="20"/>
-        </w:rPr>
-        <w:t xml:space="preserve">Assets/Texture/UI/Ui_template/notice.png.meta</w:t>
-      </w:r>
-    </w:p>
-    <w:p>
-      <w:pPr>
-        <w:numPr>
-          <w:ilvl w:val="0"/>
-          <w:numId w:val="1"/>
-        </w:numPr>
-        <w:spacing w:after="60"/>
-      </w:pPr>
-      <w:r>
-        <w:rPr>
-          <w:color w:val="333333"/>
-          <w:sz w:val="20"/>
-        </w:rPr>
-        <w:t xml:space="preserve">Assets/Texture/UI/Ui_template/pressed_button.png.meta</w:t>
-      </w:r>
-    </w:p>
-    <w:p>
-      <w:pPr>
-        <w:numPr>
-          <w:ilvl w:val="0"/>
-          <w:numId w:val="1"/>
-        </w:numPr>
-        <w:spacing w:after="60"/>
-      </w:pPr>
-      <w:r>
-        <w:rPr>
-          <w:color w:val="333333"/>
-          <w:sz w:val="20"/>
-        </w:rPr>
-        <w:t xml:space="preserve">Assets/Texture/UI/WaveBar.png.meta</w:t>
-      </w:r>
-    </w:p>
-    <w:p>
-      <w:pPr>
-        <w:numPr>
-          <w:ilvl w:val="0"/>
-          <w:numId w:val="1"/>
-        </w:numPr>
-        <w:spacing w:after="60"/>
-      </w:pPr>
-      <w:r>
-        <w:rPr>
-          <w:color w:val="333333"/>
-          <w:sz w:val="20"/>
-        </w:rPr>
-        <w:t xml:space="preserve">Assets/Texture/UI/logo.png.meta</w:t>
-      </w:r>
-    </w:p>
-    <w:p>
-      <w:pPr>
-        <w:numPr>
-          <w:ilvl w:val="0"/>
-          <w:numId w:val="1"/>
-        </w:numPr>
-        <w:spacing w:after="60"/>
-      </w:pPr>
-      <w:r>
-        <w:rPr>
-          <w:color w:val="333333"/>
-          <w:sz w:val="20"/>
-        </w:rPr>
-        <w:t xml:space="preserve">Assets/Texture/UI/mainmenu3.png.meta</w:t>
-      </w:r>
-    </w:p>
-    <w:p>
-      <w:pPr>
-        <w:numPr>
-          <w:ilvl w:val="0"/>
-          <w:numId w:val="1"/>
-        </w:numPr>
-        <w:spacing w:after="60"/>
-      </w:pPr>
-      <w:r>
-        <w:rPr>
-          <w:color w:val="333333"/>
-          <w:sz w:val="20"/>
-        </w:rPr>
-        <w:t xml:space="preserve">Assets/Texture/UI/new/active_button.png.meta</w:t>
-      </w:r>
-    </w:p>
-    <w:p>
-      <w:pPr>
-        <w:numPr>
-          <w:ilvl w:val="0"/>
-          <w:numId w:val="1"/>
-        </w:numPr>
-        <w:spacing w:after="60"/>
-      </w:pPr>
-      <w:r>
-        <w:rPr>
-          <w:color w:val="333333"/>
-          <w:sz w:val="20"/>
-        </w:rPr>
-        <w:t xml:space="preserve">Assets/Texture/UI/new/another_block.png.meta</w:t>
-      </w:r>
-    </w:p>
-    <w:p>
-      <w:pPr>
-        <w:numPr>
-          <w:ilvl w:val="0"/>
-          <w:numId w:val="1"/>
-        </w:numPr>
-        <w:spacing w:after="60"/>
-      </w:pPr>
-      <w:r>
-        <w:rPr>
-          <w:color w:val="333333"/>
-          <w:sz w:val="20"/>
-        </w:rPr>
-        <w:t xml:space="preserve">Assets/Texture/UI/new/autorerollback.png.meta</w:t>
-      </w:r>
-    </w:p>
-    <w:p>
-      <w:pPr>
-        <w:numPr>
-          <w:ilvl w:val="0"/>
-          <w:numId w:val="1"/>
-        </w:numPr>
-        <w:spacing w:after="60"/>
-      </w:pPr>
-      <w:r>
-        <w:rPr>
-          <w:color w:val="333333"/>
-          <w:sz w:val="20"/>
-        </w:rPr>
-        <w:t xml:space="preserve">Assets/Texture/UI/new/basic_button.png.meta</w:t>
-      </w:r>
-    </w:p>
-    <w:p>
-      <w:pPr>
-        <w:numPr>
-          <w:ilvl w:val="0"/>
-          <w:numId w:val="1"/>
-        </w:numPr>
-        <w:spacing w:after="60"/>
-      </w:pPr>
-      <w:r>
-        <w:rPr>
-          <w:color w:val="333333"/>
-          <w:sz w:val="20"/>
-        </w:rPr>
-        <w:t xml:space="preserve">Assets/Texture/UI/new/bossbar_back.png.meta</w:t>
-      </w:r>
-    </w:p>
-    <w:p>
-      <w:pPr>
-        <w:numPr>
-          <w:ilvl w:val="0"/>
-          <w:numId w:val="1"/>
-        </w:numPr>
-        <w:spacing w:after="60"/>
-      </w:pPr>
-      <w:r>
-        <w:rPr>
-          <w:color w:val="333333"/>
-          <w:sz w:val="20"/>
-        </w:rPr>
-        <w:t xml:space="preserve">Assets/Texture/UI/new/bossbar_filling.png.meta</w:t>
-      </w:r>
-    </w:p>
-    <w:p>
-      <w:pPr>
-        <w:numPr>
-          <w:ilvl w:val="0"/>
-          <w:numId w:val="1"/>
-        </w:numPr>
-        <w:spacing w:after="60"/>
-      </w:pPr>
-      <w:r>
-        <w:rPr>
-          <w:color w:val="333333"/>
-          <w:sz w:val="20"/>
-        </w:rPr>
-        <w:t xml:space="preserve">Assets/Texture/UI/new/check_button.png.meta</w:t>
-      </w:r>
-    </w:p>
-    <w:p>
-      <w:pPr>
-        <w:numPr>
-          <w:ilvl w:val="0"/>
-          <w:numId w:val="1"/>
-        </w:numPr>
-        <w:spacing w:after="60"/>
-      </w:pPr>
-      <w:r>
-        <w:rPr>
-          <w:color w:val="333333"/>
-          <w:sz w:val="20"/>
-        </w:rPr>
-        <w:t xml:space="preserve">Assets/Texture/UI/new/cube_empty.png.meta</w:t>
-      </w:r>
-    </w:p>
-    <w:p>
-      <w:pPr>
-        <w:numPr>
-          <w:ilvl w:val="0"/>
-          <w:numId w:val="1"/>
-        </w:numPr>
-        <w:spacing w:after="60"/>
-      </w:pPr>
-      <w:r>
-        <w:rPr>
-          <w:color w:val="333333"/>
-          <w:sz w:val="20"/>
-        </w:rPr>
-        <w:t xml:space="preserve">Assets/Texture/UI/new/empty_button.png.meta</w:t>
-      </w:r>
-    </w:p>
-    <w:p>
-      <w:pPr>
-        <w:numPr>
-          <w:ilvl w:val="0"/>
-          <w:numId w:val="1"/>
-        </w:numPr>
-        <w:spacing w:after="60"/>
-      </w:pPr>
-      <w:r>
-        <w:rPr>
-          <w:color w:val="333333"/>
-          <w:sz w:val="20"/>
-        </w:rPr>
-        <w:t xml:space="preserve">Assets/Texture/UI/new/goldcoin.png.meta</w:t>
-      </w:r>
-    </w:p>
-    <w:p>
-      <w:pPr>
-        <w:numPr>
-          <w:ilvl w:val="0"/>
-          <w:numId w:val="1"/>
-        </w:numPr>
-        <w:spacing w:after="60"/>
-      </w:pPr>
-      <w:r>
-        <w:rPr>
-          <w:color w:val="333333"/>
-          <w:sz w:val="20"/>
-        </w:rPr>
-        <w:t xml:space="preserve">Assets/Texture/UI/new/green_button.png.meta</w:t>
-      </w:r>
-    </w:p>
-    <w:p>
-      <w:pPr>
-        <w:numPr>
-          <w:ilvl w:val="0"/>
-          <w:numId w:val="1"/>
-        </w:numPr>
-        <w:spacing w:after="60"/>
-      </w:pPr>
-      <w:r>
-        <w:rPr>
-          <w:color w:val="333333"/>
-          <w:sz w:val="20"/>
-        </w:rPr>
-        <w:t xml:space="preserve">Assets/Texture/UI/new/headling.png.meta</w:t>
-      </w:r>
-    </w:p>
-    <w:p>
-      <w:pPr>
-        <w:numPr>
-          <w:ilvl w:val="0"/>
-          <w:numId w:val="1"/>
-        </w:numPr>
-        <w:spacing w:after="60"/>
-      </w:pPr>
-      <w:r>
-        <w:rPr>
-          <w:color w:val="333333"/>
-          <w:sz w:val="20"/>
-        </w:rPr>
-        <w:t xml:space="preserve">Assets/Texture/UI/new/point_slider.png.meta</w:t>
-      </w:r>
-    </w:p>
-    <w:p>
-      <w:pPr>
-        <w:numPr>
-          <w:ilvl w:val="0"/>
-          <w:numId w:val="1"/>
-        </w:numPr>
-        <w:spacing w:after="60"/>
-      </w:pPr>
-      <w:r>
-        <w:rPr>
-          <w:color w:val="333333"/>
-          <w:sz w:val="20"/>
-        </w:rPr>
-        <w:t xml:space="preserve">Assets/Texture/UI/new/pressed_button.png.meta</w:t>
-      </w:r>
-    </w:p>
-    <w:p>
-      <w:pPr>
-        <w:numPr>
-          <w:ilvl w:val="0"/>
-          <w:numId w:val="1"/>
-        </w:numPr>
-        <w:spacing w:after="60"/>
-      </w:pPr>
-      <w:r>
-        <w:rPr>
-          <w:color w:val="333333"/>
-          <w:sz w:val="20"/>
-        </w:rPr>
-        <w:t xml:space="preserve">Assets/Texture/UI/new/red_button.png.meta</w:t>
-      </w:r>
-    </w:p>
-    <w:p>
-      <w:pPr>
-        <w:numPr>
-          <w:ilvl w:val="0"/>
-          <w:numId w:val="1"/>
-        </w:numPr>
-        <w:spacing w:after="60"/>
-      </w:pPr>
-      <w:r>
-        <w:rPr>
-          <w:color w:val="333333"/>
-          <w:sz w:val="20"/>
-        </w:rPr>
-        <w:t xml:space="preserve">Assets/Texture/UI/new/red_button_large.png.meta</w:t>
-      </w:r>
-    </w:p>
-    <w:p>
-      <w:pPr>
-        <w:numPr>
-          <w:ilvl w:val="0"/>
-          <w:numId w:val="1"/>
-        </w:numPr>
-        <w:spacing w:after="60"/>
-      </w:pPr>
-      <w:r>
-        <w:rPr>
-          <w:color w:val="333333"/>
-          <w:sz w:val="20"/>
-        </w:rPr>
-        <w:t xml:space="preserve">Assets/Texture/UI/new/reward_tape.png.meta</w:t>
-      </w:r>
-    </w:p>
-    <w:p>
-      <w:pPr>
-        <w:numPr>
-          <w:ilvl w:val="0"/>
-          <w:numId w:val="1"/>
-        </w:numPr>
-        <w:spacing w:after="60"/>
-      </w:pPr>
-      <w:r>
-        <w:rPr>
-          <w:color w:val="333333"/>
-          <w:sz w:val="20"/>
-        </w:rPr>
-        <w:t xml:space="preserve">Assets/Texture/UI/new/separator.png.meta</w:t>
-      </w:r>
-    </w:p>
-    <w:p>
-      <w:pPr>
-        <w:numPr>
-          <w:ilvl w:val="0"/>
-          <w:numId w:val="1"/>
-        </w:numPr>
-        <w:spacing w:after="60"/>
-      </w:pPr>
-      <w:r>
-        <w:rPr>
-          <w:color w:val="333333"/>
-          <w:sz w:val="20"/>
-        </w:rPr>
-        <w:t xml:space="preserve">Assets/Texture/UI/new/shopback 1.png.meta</w:t>
-      </w:r>
-    </w:p>
-    <w:p>
-      <w:pPr>
-        <w:numPr>
-          <w:ilvl w:val="0"/>
-          <w:numId w:val="1"/>
-        </w:numPr>
-        <w:spacing w:after="60"/>
-      </w:pPr>
-      <w:r>
-        <w:rPr>
-          <w:color w:val="333333"/>
-          <w:sz w:val="20"/>
-        </w:rPr>
-        <w:t xml:space="preserve">Assets/Texture/UI/new/shopback1.png.meta</w:t>
-      </w:r>
-    </w:p>
-    <w:p>
-      <w:pPr>
-        <w:numPr>
-          <w:ilvl w:val="0"/>
-          <w:numId w:val="1"/>
-        </w:numPr>
-        <w:spacing w:after="60"/>
-      </w:pPr>
-      <w:r>
-        <w:rPr>
-          <w:color w:val="333333"/>
-          <w:sz w:val="20"/>
-        </w:rPr>
-        <w:t xml:space="preserve">Assets/Texture/UI/new/slider.png.meta</w:t>
-      </w:r>
-    </w:p>
-    <w:p>
-      <w:pPr>
-        <w:numPr>
-          <w:ilvl w:val="0"/>
-          <w:numId w:val="1"/>
-        </w:numPr>
-        <w:spacing w:after="60"/>
-      </w:pPr>
-      <w:r>
-        <w:rPr>
-          <w:color w:val="333333"/>
-          <w:sz w:val="20"/>
-        </w:rPr>
-        <w:t xml:space="preserve">Assets/Texture/UI/new/slider_small.png.meta</w:t>
-      </w:r>
-    </w:p>
-    <w:p>
-      <w:pPr>
-        <w:numPr>
-          <w:ilvl w:val="0"/>
-          <w:numId w:val="1"/>
-        </w:numPr>
-        <w:spacing w:after="60"/>
-      </w:pPr>
-      <w:r>
-        <w:rPr>
-          <w:color w:val="333333"/>
-          <w:sz w:val="20"/>
-        </w:rPr>
-        <w:t xml:space="preserve">Assets/Texture/UI/new/sphere_empty.png.meta</w:t>
-      </w:r>
-    </w:p>
-    <w:p>
-      <w:pPr>
-        <w:numPr>
-          <w:ilvl w:val="0"/>
-          <w:numId w:val="1"/>
-        </w:numPr>
-        <w:spacing w:after="60"/>
-      </w:pPr>
-      <w:r>
-        <w:rPr>
-          <w:color w:val="333333"/>
-          <w:sz w:val="20"/>
-        </w:rPr>
-        <w:t xml:space="preserve">Assets/Texture/UI/new/tooltip.png.meta</w:t>
-      </w:r>
-    </w:p>
-    <w:p>
-      <w:pPr>
-        <w:numPr>
-          <w:ilvl w:val="0"/>
-          <w:numId w:val="1"/>
-        </w:numPr>
-        <w:spacing w:after="60"/>
-      </w:pPr>
-      <w:r>
-        <w:rPr>
-          <w:color w:val="333333"/>
-          <w:sz w:val="20"/>
-        </w:rPr>
-        <w:t xml:space="preserve">Assets/Texture/UI/new/txt_block.png.meta</w:t>
-      </w:r>
-    </w:p>
-    <w:p>
-      <w:pPr>
-        <w:numPr>
-          <w:ilvl w:val="0"/>
-          <w:numId w:val="1"/>
-        </w:numPr>
-        <w:spacing w:after="60"/>
-      </w:pPr>
-      <w:r>
-        <w:rPr>
-          <w:color w:val="333333"/>
-          <w:sz w:val="20"/>
-        </w:rPr>
-        <w:t xml:space="preserve">Assets/Texture/UI/new/txt_block4x4.png.meta</w:t>
-      </w:r>
-    </w:p>
-    <w:p>
-      <w:pPr>
-        <w:numPr>
-          <w:ilvl w:val="0"/>
-          <w:numId w:val="1"/>
-        </w:numPr>
-        <w:spacing w:after="60"/>
-      </w:pPr>
-      <w:r>
-        <w:rPr>
-          <w:color w:val="333333"/>
-          <w:sz w:val="20"/>
-        </w:rPr>
-        <w:t xml:space="preserve">Assets/Texture/UI/new/txt_main.png.meta</w:t>
-      </w:r>
-    </w:p>
-    <w:p>
-      <w:pPr>
-        <w:numPr>
-          <w:ilvl w:val="0"/>
-          <w:numId w:val="1"/>
-        </w:numPr>
-        <w:spacing w:after="60"/>
-      </w:pPr>
-      <w:r>
-        <w:rPr>
-          <w:color w:val="333333"/>
-          <w:sz w:val="20"/>
-        </w:rPr>
-        <w:t xml:space="preserve">Assets/Texture/reroll.png.meta</w:t>
       </w:r>
     </w:p>
     <w:p>

--- a/docs/История_изменений.docx
+++ b/docs/История_изменений.docx
@@ -47,7 +47,7 @@
           <w:b/>
           <w:sz w:val="22"/>
         </w:rPr>
-        <w:t xml:space="preserve">Всего коммитов: 27</w:t>
+        <w:t xml:space="preserve">Всего коммитов: 28</w:t>
       </w:r>
     </w:p>
     <w:p>
@@ -12284,7 +12284,624 @@
           <w:b/>
           <w:sz w:val="28"/>
         </w:rPr>
-        <w:t xml:space="preserve">static batching окружения (Terrain) + GPU Instancing на материалах</w:t>
+        <w:t xml:space="preserve">static batching окружения + GPU Instancing на материалах</w:t>
+      </w:r>
+    </w:p>
+    <w:p>
+      <w:pPr>
+        <w:spacing w:after="120"/>
+      </w:pPr>
+      <w:r>
+        <w:rPr>
+          <w:i/>
+          <w:color w:val="666666"/>
+          <w:sz w:val="20"/>
+        </w:rPr>
+        <w:t xml:space="preserve">Коммит 0923857 · 2026-07-08</w:t>
+      </w:r>
+    </w:p>
+    <w:p>
+      <w:pPr>
+        <w:spacing w:after="40"/>
+      </w:pPr>
+      <w:r>
+        <w:rPr>
+          <w:b/>
+          <w:sz w:val="22"/>
+        </w:rPr>
+        <w:t xml:space="preserve">Описание:</w:t>
+      </w:r>
+    </w:p>
+    <w:p>
+      <w:pPr>
+        <w:numPr>
+          <w:ilvl w:val="0"/>
+          <w:numId w:val="1"/>
+        </w:numPr>
+        <w:spacing w:after="60"/>
+      </w:pPr>
+      <w:r>
+        <w:rPr>
+          <w:sz w:val="22"/>
+        </w:rPr>
+        <w:t xml:space="preserve">Помечено Batching Static всё неподвижное окружение под 'Terrain' (600 рендереров; анимированное/физика пропущены). В play mode: 25 static-батчей, 924 static-batched draw call'а (было ~0), SetPass calls ~180 под URP SRP Batcher.</w:t>
+      </w:r>
+    </w:p>
+    <w:p>
+      <w:pPr>
+        <w:numPr>
+          <w:ilvl w:val="0"/>
+          <w:numId w:val="1"/>
+        </w:numPr>
+        <w:spacing w:after="60"/>
+      </w:pPr>
+      <w:r>
+        <w:rPr>
+          <w:sz w:val="22"/>
+        </w:rPr>
+        <w:t xml:space="preserve">Включён GPU Instancing на 30 материалах окружения (камни/деревья/трава/пропы).</w:t>
+      </w:r>
+    </w:p>
+    <w:p>
+      <w:pPr>
+        <w:spacing w:after="40"/>
+      </w:pPr>
+      <w:r>
+        <w:rPr>
+          <w:b/>
+          <w:sz w:val="22"/>
+        </w:rPr>
+        <w:t xml:space="preserve">Затронутые файлы:</w:t>
+      </w:r>
+    </w:p>
+    <w:p>
+      <w:pPr>
+        <w:numPr>
+          <w:ilvl w:val="0"/>
+          <w:numId w:val="1"/>
+        </w:numPr>
+        <w:spacing w:after="60"/>
+      </w:pPr>
+      <w:r>
+        <w:rPr>
+          <w:color w:val="333333"/>
+          <w:sz w:val="20"/>
+        </w:rPr>
+        <w:t xml:space="preserve">Assets/AssetStore/Easy3D/Stylized Farm Asset Pack - Small/Materials/FenceMaterial.mat</w:t>
+      </w:r>
+    </w:p>
+    <w:p>
+      <w:pPr>
+        <w:numPr>
+          <w:ilvl w:val="0"/>
+          <w:numId w:val="1"/>
+        </w:numPr>
+        <w:spacing w:after="60"/>
+      </w:pPr>
+      <w:r>
+        <w:rPr>
+          <w:color w:val="333333"/>
+          <w:sz w:val="20"/>
+        </w:rPr>
+        <w:t xml:space="preserve">Assets/AssetStore/Easy3D/Stylized Farm Asset Pack - Small/Materials/WheelMaterial.mat</w:t>
+      </w:r>
+    </w:p>
+    <w:p>
+      <w:pPr>
+        <w:numPr>
+          <w:ilvl w:val="0"/>
+          <w:numId w:val="1"/>
+        </w:numPr>
+        <w:spacing w:after="60"/>
+      </w:pPr>
+      <w:r>
+        <w:rPr>
+          <w:color w:val="333333"/>
+          <w:sz w:val="20"/>
+        </w:rPr>
+        <w:t xml:space="preserve">Assets/AssetStore/Easy3D/Stylized Farm Asset Pack - Small/Materials/WoodenSignMaterial.mat</w:t>
+      </w:r>
+    </w:p>
+    <w:p>
+      <w:pPr>
+        <w:numPr>
+          <w:ilvl w:val="0"/>
+          <w:numId w:val="1"/>
+        </w:numPr>
+        <w:spacing w:after="60"/>
+      </w:pPr>
+      <w:r>
+        <w:rPr>
+          <w:color w:val="333333"/>
+          <w:sz w:val="20"/>
+        </w:rPr>
+        <w:t xml:space="preserve">Assets/AssetStore/Idyllic Fantasy Nature/Materials/Branches/Branch.mat</w:t>
+      </w:r>
+    </w:p>
+    <w:p>
+      <w:pPr>
+        <w:numPr>
+          <w:ilvl w:val="0"/>
+          <w:numId w:val="1"/>
+        </w:numPr>
+        <w:spacing w:after="60"/>
+      </w:pPr>
+      <w:r>
+        <w:rPr>
+          <w:color w:val="333333"/>
+          <w:sz w:val="20"/>
+        </w:rPr>
+        <w:t xml:space="preserve">Assets/AssetStore/Idyllic Fantasy Nature/Materials/Bushes/Bush_03.mat</w:t>
+      </w:r>
+    </w:p>
+    <w:p>
+      <w:pPr>
+        <w:numPr>
+          <w:ilvl w:val="0"/>
+          <w:numId w:val="1"/>
+        </w:numPr>
+        <w:spacing w:after="60"/>
+      </w:pPr>
+      <w:r>
+        <w:rPr>
+          <w:color w:val="333333"/>
+          <w:sz w:val="20"/>
+        </w:rPr>
+        <w:t xml:space="preserve">Assets/AssetStore/Idyllic Fantasy Nature/Materials/Flowers/Flower.mat</w:t>
+      </w:r>
+    </w:p>
+    <w:p>
+      <w:pPr>
+        <w:numPr>
+          <w:ilvl w:val="0"/>
+          <w:numId w:val="1"/>
+        </w:numPr>
+        <w:spacing w:after="60"/>
+      </w:pPr>
+      <w:r>
+        <w:rPr>
+          <w:color w:val="333333"/>
+          <w:sz w:val="20"/>
+        </w:rPr>
+        <w:t xml:space="preserve">Assets/AssetStore/Idyllic Fantasy Nature/Materials/Rocks/Rock_Big_02.mat</w:t>
+      </w:r>
+    </w:p>
+    <w:p>
+      <w:pPr>
+        <w:numPr>
+          <w:ilvl w:val="0"/>
+          <w:numId w:val="1"/>
+        </w:numPr>
+        <w:spacing w:after="60"/>
+      </w:pPr>
+      <w:r>
+        <w:rPr>
+          <w:color w:val="333333"/>
+          <w:sz w:val="20"/>
+        </w:rPr>
+        <w:t xml:space="preserve">Assets/AssetStore/Idyllic Fantasy Nature/Materials/Rocks/Rock_Big_03.mat</w:t>
+      </w:r>
+    </w:p>
+    <w:p>
+      <w:pPr>
+        <w:numPr>
+          <w:ilvl w:val="0"/>
+          <w:numId w:val="1"/>
+        </w:numPr>
+        <w:spacing w:after="60"/>
+      </w:pPr>
+      <w:r>
+        <w:rPr>
+          <w:color w:val="333333"/>
+          <w:sz w:val="20"/>
+        </w:rPr>
+        <w:t xml:space="preserve">Assets/AssetStore/Idyllic Fantasy Nature/Materials/Rocks/Rock_Medium_01.mat</w:t>
+      </w:r>
+    </w:p>
+    <w:p>
+      <w:pPr>
+        <w:numPr>
+          <w:ilvl w:val="0"/>
+          <w:numId w:val="1"/>
+        </w:numPr>
+        <w:spacing w:after="60"/>
+      </w:pPr>
+      <w:r>
+        <w:rPr>
+          <w:color w:val="333333"/>
+          <w:sz w:val="20"/>
+        </w:rPr>
+        <w:t xml:space="preserve">Assets/AssetStore/Idyllic Fantasy Nature/Materials/Rocks/Rock_Medium_02.mat</w:t>
+      </w:r>
+    </w:p>
+    <w:p>
+      <w:pPr>
+        <w:numPr>
+          <w:ilvl w:val="0"/>
+          <w:numId w:val="1"/>
+        </w:numPr>
+        <w:spacing w:after="60"/>
+      </w:pPr>
+      <w:r>
+        <w:rPr>
+          <w:color w:val="333333"/>
+          <w:sz w:val="20"/>
+        </w:rPr>
+        <w:t xml:space="preserve">Assets/AssetStore/Idyllic Fantasy Nature/Materials/Rocks/Rock_Medium_03.mat</w:t>
+      </w:r>
+    </w:p>
+    <w:p>
+      <w:pPr>
+        <w:numPr>
+          <w:ilvl w:val="0"/>
+          <w:numId w:val="1"/>
+        </w:numPr>
+        <w:spacing w:after="60"/>
+      </w:pPr>
+      <w:r>
+        <w:rPr>
+          <w:color w:val="333333"/>
+          <w:sz w:val="20"/>
+        </w:rPr>
+        <w:t xml:space="preserve">Assets/AssetStore/Idyllic Fantasy Nature/Materials/Rocks/Rock_Small_01.mat</w:t>
+      </w:r>
+    </w:p>
+    <w:p>
+      <w:pPr>
+        <w:numPr>
+          <w:ilvl w:val="0"/>
+          <w:numId w:val="1"/>
+        </w:numPr>
+        <w:spacing w:after="60"/>
+      </w:pPr>
+      <w:r>
+        <w:rPr>
+          <w:color w:val="333333"/>
+          <w:sz w:val="20"/>
+        </w:rPr>
+        <w:t xml:space="preserve">Assets/AssetStore/Idyllic Fantasy Nature/Materials/Rocks/Rock_Small_02.mat</w:t>
+      </w:r>
+    </w:p>
+    <w:p>
+      <w:pPr>
+        <w:numPr>
+          <w:ilvl w:val="0"/>
+          <w:numId w:val="1"/>
+        </w:numPr>
+        <w:spacing w:after="60"/>
+      </w:pPr>
+      <w:r>
+        <w:rPr>
+          <w:color w:val="333333"/>
+          <w:sz w:val="20"/>
+        </w:rPr>
+        <w:t xml:space="preserve">Assets/AssetStore/Idyllic Fantasy Nature/Materials/Rocks/Rock_Small_03.mat</w:t>
+      </w:r>
+    </w:p>
+    <w:p>
+      <w:pPr>
+        <w:numPr>
+          <w:ilvl w:val="0"/>
+          <w:numId w:val="1"/>
+        </w:numPr>
+        <w:spacing w:after="60"/>
+      </w:pPr>
+      <w:r>
+        <w:rPr>
+          <w:color w:val="333333"/>
+          <w:sz w:val="20"/>
+        </w:rPr>
+        <w:t xml:space="preserve">Assets/AssetStore/Idyllic Fantasy Nature/Materials/Rocks/Stone_Big_01.mat</w:t>
+      </w:r>
+    </w:p>
+    <w:p>
+      <w:pPr>
+        <w:numPr>
+          <w:ilvl w:val="0"/>
+          <w:numId w:val="1"/>
+        </w:numPr>
+        <w:spacing w:after="60"/>
+      </w:pPr>
+      <w:r>
+        <w:rPr>
+          <w:color w:val="333333"/>
+          <w:sz w:val="20"/>
+        </w:rPr>
+        <w:t xml:space="preserve">Assets/AssetStore/Idyllic Fantasy Nature/Materials/Rocks/Stone_Big_02.mat</w:t>
+      </w:r>
+    </w:p>
+    <w:p>
+      <w:pPr>
+        <w:numPr>
+          <w:ilvl w:val="0"/>
+          <w:numId w:val="1"/>
+        </w:numPr>
+        <w:spacing w:after="60"/>
+      </w:pPr>
+      <w:r>
+        <w:rPr>
+          <w:color w:val="333333"/>
+          <w:sz w:val="20"/>
+        </w:rPr>
+        <w:t xml:space="preserve">Assets/AssetStore/Idyllic Fantasy Nature/Materials/Rocks/Stone_Big_03.mat</w:t>
+      </w:r>
+    </w:p>
+    <w:p>
+      <w:pPr>
+        <w:numPr>
+          <w:ilvl w:val="0"/>
+          <w:numId w:val="1"/>
+        </w:numPr>
+        <w:spacing w:after="60"/>
+      </w:pPr>
+      <w:r>
+        <w:rPr>
+          <w:color w:val="333333"/>
+          <w:sz w:val="20"/>
+        </w:rPr>
+        <w:t xml:space="preserve">Assets/AssetStore/Idyllic Fantasy Nature/Materials/Rocks/Stone_Medium_01.mat</w:t>
+      </w:r>
+    </w:p>
+    <w:p>
+      <w:pPr>
+        <w:numPr>
+          <w:ilvl w:val="0"/>
+          <w:numId w:val="1"/>
+        </w:numPr>
+        <w:spacing w:after="60"/>
+      </w:pPr>
+      <w:r>
+        <w:rPr>
+          <w:color w:val="333333"/>
+          <w:sz w:val="20"/>
+        </w:rPr>
+        <w:t xml:space="preserve">Assets/AssetStore/Idyllic Fantasy Nature/Materials/Rocks/Stone_Medium_02.mat</w:t>
+      </w:r>
+    </w:p>
+    <w:p>
+      <w:pPr>
+        <w:numPr>
+          <w:ilvl w:val="0"/>
+          <w:numId w:val="1"/>
+        </w:numPr>
+        <w:spacing w:after="60"/>
+      </w:pPr>
+      <w:r>
+        <w:rPr>
+          <w:color w:val="333333"/>
+          <w:sz w:val="20"/>
+        </w:rPr>
+        <w:t xml:space="preserve">Assets/AssetStore/Idyllic Fantasy Nature/Materials/Rocks/Stone_Medium_03.mat</w:t>
+      </w:r>
+    </w:p>
+    <w:p>
+      <w:pPr>
+        <w:numPr>
+          <w:ilvl w:val="0"/>
+          <w:numId w:val="1"/>
+        </w:numPr>
+        <w:spacing w:after="60"/>
+      </w:pPr>
+      <w:r>
+        <w:rPr>
+          <w:color w:val="333333"/>
+          <w:sz w:val="20"/>
+        </w:rPr>
+        <w:t xml:space="preserve">Assets/AssetStore/Idyllic Fantasy Nature/Materials/Trees/Broadleaf_Green.mat</w:t>
+      </w:r>
+    </w:p>
+    <w:p>
+      <w:pPr>
+        <w:numPr>
+          <w:ilvl w:val="0"/>
+          <w:numId w:val="1"/>
+        </w:numPr>
+        <w:spacing w:after="60"/>
+      </w:pPr>
+      <w:r>
+        <w:rPr>
+          <w:color w:val="333333"/>
+          <w:sz w:val="20"/>
+        </w:rPr>
+        <w:t xml:space="preserve">Assets/AssetStore/Idyllic Fantasy Nature/Materials/Trees/Broadleaf_Red.mat</w:t>
+      </w:r>
+    </w:p>
+    <w:p>
+      <w:pPr>
+        <w:numPr>
+          <w:ilvl w:val="0"/>
+          <w:numId w:val="1"/>
+        </w:numPr>
+        <w:spacing w:after="60"/>
+      </w:pPr>
+      <w:r>
+        <w:rPr>
+          <w:color w:val="333333"/>
+          <w:sz w:val="20"/>
+        </w:rPr>
+        <w:t xml:space="preserve">Assets/AssetStore/Idyllic Fantasy Nature/Materials/Trees/Tree_Bark.mat</w:t>
+      </w:r>
+    </w:p>
+    <w:p>
+      <w:pPr>
+        <w:numPr>
+          <w:ilvl w:val="0"/>
+          <w:numId w:val="1"/>
+        </w:numPr>
+        <w:spacing w:after="60"/>
+      </w:pPr>
+      <w:r>
+        <w:rPr>
+          <w:color w:val="333333"/>
+          <w:sz w:val="20"/>
+        </w:rPr>
+        <w:t xml:space="preserve">Assets/AssetStore/Idyllic Fantasy Nature/Materials/Trees/Willow_Branch_Green.mat</w:t>
+      </w:r>
+    </w:p>
+    <w:p>
+      <w:pPr>
+        <w:numPr>
+          <w:ilvl w:val="0"/>
+          <w:numId w:val="1"/>
+        </w:numPr>
+        <w:spacing w:after="60"/>
+      </w:pPr>
+      <w:r>
+        <w:rPr>
+          <w:color w:val="333333"/>
+          <w:sz w:val="20"/>
+        </w:rPr>
+        <w:t xml:space="preserve">Assets/AssetStore/Idyllic Fantasy Nature/Materials/Waterplants/Reeds_01.mat</w:t>
+      </w:r>
+    </w:p>
+    <w:p>
+      <w:pPr>
+        <w:numPr>
+          <w:ilvl w:val="0"/>
+          <w:numId w:val="1"/>
+        </w:numPr>
+        <w:spacing w:after="60"/>
+      </w:pPr>
+      <w:r>
+        <w:rPr>
+          <w:color w:val="333333"/>
+          <w:sz w:val="20"/>
+        </w:rPr>
+        <w:t xml:space="preserve">Assets/AssetStore/Idyllic Fantasy Nature/Materials/Waterplants/Reeds_02.mat</w:t>
+      </w:r>
+    </w:p>
+    <w:p>
+      <w:pPr>
+        <w:numPr>
+          <w:ilvl w:val="0"/>
+          <w:numId w:val="1"/>
+        </w:numPr>
+        <w:spacing w:after="60"/>
+      </w:pPr>
+      <w:r>
+        <w:rPr>
+          <w:color w:val="333333"/>
+          <w:sz w:val="20"/>
+        </w:rPr>
+        <w:t xml:space="preserve">Assets/AssetStore/Idyllic Fantasy Nature/Materials/Waterplants/Reeds_03.mat</w:t>
+      </w:r>
+    </w:p>
+    <w:p>
+      <w:pPr>
+        <w:numPr>
+          <w:ilvl w:val="0"/>
+          <w:numId w:val="1"/>
+        </w:numPr>
+        <w:spacing w:after="60"/>
+      </w:pPr>
+      <w:r>
+        <w:rPr>
+          <w:color w:val="333333"/>
+          <w:sz w:val="20"/>
+        </w:rPr>
+        <w:t xml:space="preserve">Assets/AssetStore/Idyllic Fantasy Nature/Materials/Waterplants/Waterlily.mat</w:t>
+      </w:r>
+    </w:p>
+    <w:p>
+      <w:pPr>
+        <w:numPr>
+          <w:ilvl w:val="0"/>
+          <w:numId w:val="1"/>
+        </w:numPr>
+        <w:spacing w:after="60"/>
+      </w:pPr>
+      <w:r>
+        <w:rPr>
+          <w:color w:val="333333"/>
+          <w:sz w:val="20"/>
+        </w:rPr>
+        <w:t xml:space="preserve">Assets/AssetStore/Idyllic Fantasy Nature/Materials/Waterplants/Waterlily_Bottom.mat</w:t>
+      </w:r>
+    </w:p>
+    <w:p>
+      <w:pPr>
+        <w:numPr>
+          <w:ilvl w:val="0"/>
+          <w:numId w:val="1"/>
+        </w:numPr>
+        <w:spacing w:after="60"/>
+      </w:pPr>
+      <w:r>
+        <w:rPr>
+          <w:color w:val="333333"/>
+          <w:sz w:val="20"/>
+        </w:rPr>
+        <w:t xml:space="preserve">Assets/AssetStore/Tower/Materials/Tower.mat</w:t>
+      </w:r>
+    </w:p>
+    <w:p>
+      <w:pPr>
+        <w:numPr>
+          <w:ilvl w:val="0"/>
+          <w:numId w:val="1"/>
+        </w:numPr>
+        <w:spacing w:after="60"/>
+      </w:pPr>
+      <w:r>
+        <w:rPr>
+          <w:color w:val="333333"/>
+          <w:sz w:val="20"/>
+        </w:rPr>
+        <w:t xml:space="preserve">Assets/Scenes/MainScene.unity</w:t>
+      </w:r>
+    </w:p>
+    <w:p>
+      <w:pPr>
+        <w:numPr>
+          <w:ilvl w:val="0"/>
+          <w:numId w:val="1"/>
+        </w:numPr>
+        <w:spacing w:after="60"/>
+      </w:pPr>
+      <w:r>
+        <w:rPr>
+          <w:color w:val="333333"/>
+          <w:sz w:val="20"/>
+        </w:rPr>
+        <w:t xml:space="preserve">"docs/\320\230\321\201\321\202\320\276\321\200\320\270\321\217_\320\270\320\267\320\274\320\265\320\275\320\265\320\275\320\270\320\271.docx"</w:t>
+      </w:r>
+    </w:p>
+    <w:p>
+      <w:pPr>
+        <w:spacing w:after="120"/>
+      </w:pPr>
+      <w:r>
+        <w:rPr>
+          <w:sz w:val="10"/>
+        </w:rPr>
+        <w:t xml:space="preserve"> </w:t>
+      </w:r>
+    </w:p>
+    <w:p>
+      <w:pPr>
+        <w:spacing w:after="40"/>
+      </w:pPr>
+      <w:r>
+        <w:rPr>
+          <w:b/>
+          <w:sz w:val="28"/>
+        </w:rPr>
+        <w:t xml:space="preserve">29. </w:t>
+      </w:r>
+      <w:r>
+        <w:rPr>
+          <w:b/>
+          <w:color w:val="1F5FB2"/>
+          <w:sz w:val="28"/>
+        </w:rPr>
+        <w:t xml:space="preserve">[PERF] </w:t>
+      </w:r>
+      <w:r>
+        <w:rPr>
+          <w:b/>
+          <w:sz w:val="28"/>
+        </w:rPr>
+        <w:t xml:space="preserve">UI-текстуры Max Size 2048 -&gt; 1024 (crunch сохранён)</w:t>
       </w:r>
     </w:p>
     <w:p>

--- a/docs/История_изменений.docx
+++ b/docs/История_изменений.docx
@@ -47,7 +47,7 @@
           <w:b/>
           <w:sz w:val="22"/>
         </w:rPr>
-        <w:t xml:space="preserve">Всего коммитов: 28</w:t>
+        <w:t xml:space="preserve">Всего коммитов: 29</w:t>
       </w:r>
     </w:p>
     <w:p>
@@ -12901,7 +12901,7 @@
           <w:b/>
           <w:sz w:val="28"/>
         </w:rPr>
-        <w:t xml:space="preserve">UI-текстуры Max Size 2048 -&gt; 1024 (crunch сохранён)</w:t>
+        <w:t xml:space="preserve">UI-текстуры Max Size 2048 -&gt; 1024</w:t>
       </w:r>
     </w:p>
     <w:p>
@@ -12914,7 +12914,1373 @@
           <w:color w:val="666666"/>
           <w:sz w:val="20"/>
         </w:rPr>
+        <w:t xml:space="preserve">Коммит df71c7e · 2026-07-08</w:t>
+      </w:r>
+    </w:p>
+    <w:p>
+      <w:pPr>
+        <w:spacing w:after="40"/>
+      </w:pPr>
+      <w:r>
+        <w:rPr>
+          <w:b/>
+          <w:sz w:val="22"/>
+        </w:rPr>
+        <w:t xml:space="preserve">Описание:</w:t>
+      </w:r>
+    </w:p>
+    <w:p>
+      <w:pPr>
+        <w:numPr>
+          <w:ilvl w:val="0"/>
+          <w:numId w:val="1"/>
+        </w:numPr>
+        <w:spacing w:after="60"/>
+      </w:pPr>
+      <w:r>
+        <w:rPr>
+          <w:sz w:val="22"/>
+        </w:rPr>
+        <w:t xml:space="preserve">76 UI-спрайтов (Assets/Texture: UI, HpBar, Ui_template, new + корневые) уменьшены 2048 -&gt; 1024, crunch сохранён. По Build Report текстуры = 73% билда, и топ-'пожиратели' были именно UI на 2048 (txt_main 6.2, goldcoin/ToolTipUi 4.2 МБ и т.д.). 1024 при референсе 2560x1440 визуально достаточно; ~4x меньше на каждую.</w:t>
+      </w:r>
+    </w:p>
+    <w:p>
+      <w:pPr>
+        <w:spacing w:after="40"/>
+      </w:pPr>
+      <w:r>
+        <w:rPr>
+          <w:b/>
+          <w:sz w:val="22"/>
+        </w:rPr>
+        <w:t xml:space="preserve">Затронутые файлы:</w:t>
+      </w:r>
+    </w:p>
+    <w:p>
+      <w:pPr>
+        <w:numPr>
+          <w:ilvl w:val="0"/>
+          <w:numId w:val="1"/>
+        </w:numPr>
+        <w:spacing w:after="60"/>
+      </w:pPr>
+      <w:r>
+        <w:rPr>
+          <w:color w:val="333333"/>
+          <w:sz w:val="20"/>
+        </w:rPr>
+        <w:t xml:space="preserve">Assets/Texture/Arrow.png.meta</w:t>
+      </w:r>
+    </w:p>
+    <w:p>
+      <w:pPr>
+        <w:numPr>
+          <w:ilvl w:val="0"/>
+          <w:numId w:val="1"/>
+        </w:numPr>
+        <w:spacing w:after="60"/>
+      </w:pPr>
+      <w:r>
+        <w:rPr>
+          <w:color w:val="333333"/>
+          <w:sz w:val="20"/>
+        </w:rPr>
+        <w:t xml:space="preserve">Assets/Texture/UI/Dog.png.meta</w:t>
+      </w:r>
+    </w:p>
+    <w:p>
+      <w:pPr>
+        <w:numPr>
+          <w:ilvl w:val="0"/>
+          <w:numId w:val="1"/>
+        </w:numPr>
+        <w:spacing w:after="60"/>
+      </w:pPr>
+      <w:r>
+        <w:rPr>
+          <w:color w:val="333333"/>
+          <w:sz w:val="20"/>
+        </w:rPr>
+        <w:t xml:space="preserve">Assets/Texture/UI/Frame.png.meta</w:t>
+      </w:r>
+    </w:p>
+    <w:p>
+      <w:pPr>
+        <w:numPr>
+          <w:ilvl w:val="0"/>
+          <w:numId w:val="1"/>
+        </w:numPr>
+        <w:spacing w:after="60"/>
+      </w:pPr>
+      <w:r>
+        <w:rPr>
+          <w:color w:val="333333"/>
+          <w:sz w:val="20"/>
+        </w:rPr>
+        <w:t xml:space="preserve">Assets/Texture/UI/HpBar/FilingHpBar.jpg.meta</w:t>
+      </w:r>
+    </w:p>
+    <w:p>
+      <w:pPr>
+        <w:numPr>
+          <w:ilvl w:val="0"/>
+          <w:numId w:val="1"/>
+        </w:numPr>
+        <w:spacing w:after="60"/>
+      </w:pPr>
+      <w:r>
+        <w:rPr>
+          <w:color w:val="333333"/>
+          <w:sz w:val="20"/>
+        </w:rPr>
+        <w:t xml:space="preserve">Assets/Texture/UI/HpBar/FilingShieldBar.png.meta</w:t>
+      </w:r>
+    </w:p>
+    <w:p>
+      <w:pPr>
+        <w:numPr>
+          <w:ilvl w:val="0"/>
+          <w:numId w:val="1"/>
+        </w:numPr>
+        <w:spacing w:after="60"/>
+      </w:pPr>
+      <w:r>
+        <w:rPr>
+          <w:color w:val="333333"/>
+          <w:sz w:val="20"/>
+        </w:rPr>
+        <w:t xml:space="preserve">Assets/Texture/UI/HpBar/HpBarTemp.png.meta</w:t>
+      </w:r>
+    </w:p>
+    <w:p>
+      <w:pPr>
+        <w:numPr>
+          <w:ilvl w:val="0"/>
+          <w:numId w:val="1"/>
+        </w:numPr>
+        <w:spacing w:after="60"/>
+      </w:pPr>
+      <w:r>
+        <w:rPr>
+          <w:color w:val="333333"/>
+          <w:sz w:val="20"/>
+        </w:rPr>
+        <w:t xml:space="preserve">Assets/Texture/UI/HpBar/HpBarTempBackLayer.png.meta</w:t>
+      </w:r>
+    </w:p>
+    <w:p>
+      <w:pPr>
+        <w:numPr>
+          <w:ilvl w:val="0"/>
+          <w:numId w:val="1"/>
+        </w:numPr>
+        <w:spacing w:after="60"/>
+      </w:pPr>
+      <w:r>
+        <w:rPr>
+          <w:color w:val="333333"/>
+          <w:sz w:val="20"/>
+        </w:rPr>
+        <w:t xml:space="preserve">Assets/Texture/UI/HpBar/fillbossbar.png.meta</w:t>
+      </w:r>
+    </w:p>
+    <w:p>
+      <w:pPr>
+        <w:numPr>
+          <w:ilvl w:val="0"/>
+          <w:numId w:val="1"/>
+        </w:numPr>
+        <w:spacing w:after="60"/>
+      </w:pPr>
+      <w:r>
+        <w:rPr>
+          <w:color w:val="333333"/>
+          <w:sz w:val="20"/>
+        </w:rPr>
+        <w:t xml:space="preserve">Assets/Texture/UI/HpBar/fillbossbar_blue.png.meta</w:t>
+      </w:r>
+    </w:p>
+    <w:p>
+      <w:pPr>
+        <w:numPr>
+          <w:ilvl w:val="0"/>
+          <w:numId w:val="1"/>
+        </w:numPr>
+        <w:spacing w:after="60"/>
+      </w:pPr>
+      <w:r>
+        <w:rPr>
+          <w:color w:val="333333"/>
+          <w:sz w:val="20"/>
+        </w:rPr>
+        <w:t xml:space="preserve">Assets/Texture/UI/MainScreen.png.meta</w:t>
+      </w:r>
+    </w:p>
+    <w:p>
+      <w:pPr>
+        <w:numPr>
+          <w:ilvl w:val="0"/>
+          <w:numId w:val="1"/>
+        </w:numPr>
+        <w:spacing w:after="60"/>
+      </w:pPr>
+      <w:r>
+        <w:rPr>
+          <w:color w:val="333333"/>
+          <w:sz w:val="20"/>
+        </w:rPr>
+        <w:t xml:space="preserve">Assets/Texture/UI/MainScreen_2.png.meta</w:t>
+      </w:r>
+    </w:p>
+    <w:p>
+      <w:pPr>
+        <w:numPr>
+          <w:ilvl w:val="0"/>
+          <w:numId w:val="1"/>
+        </w:numPr>
+        <w:spacing w:after="60"/>
+      </w:pPr>
+      <w:r>
+        <w:rPr>
+          <w:color w:val="333333"/>
+          <w:sz w:val="20"/>
+        </w:rPr>
+        <w:t xml:space="preserve">Assets/Texture/UI/ToolTipUi.png.meta</w:t>
+      </w:r>
+    </w:p>
+    <w:p>
+      <w:pPr>
+        <w:numPr>
+          <w:ilvl w:val="0"/>
+          <w:numId w:val="1"/>
+        </w:numPr>
+        <w:spacing w:after="60"/>
+      </w:pPr>
+      <w:r>
+        <w:rPr>
+          <w:color w:val="333333"/>
+          <w:sz w:val="20"/>
+        </w:rPr>
+        <w:t xml:space="preserve">Assets/Texture/UI/Tower.png.meta</w:t>
+      </w:r>
+    </w:p>
+    <w:p>
+      <w:pPr>
+        <w:numPr>
+          <w:ilvl w:val="0"/>
+          <w:numId w:val="1"/>
+        </w:numPr>
+        <w:spacing w:after="60"/>
+      </w:pPr>
+      <w:r>
+        <w:rPr>
+          <w:color w:val="333333"/>
+          <w:sz w:val="20"/>
+        </w:rPr>
+        <w:t xml:space="preserve">Assets/Texture/UI/Tower_2.png.meta</w:t>
+      </w:r>
+    </w:p>
+    <w:p>
+      <w:pPr>
+        <w:numPr>
+          <w:ilvl w:val="0"/>
+          <w:numId w:val="1"/>
+        </w:numPr>
+        <w:spacing w:after="60"/>
+      </w:pPr>
+      <w:r>
+        <w:rPr>
+          <w:color w:val="333333"/>
+          <w:sz w:val="20"/>
+        </w:rPr>
+        <w:t xml:space="preserve">Assets/Texture/UI/Ui_template/BlackMetall_1 1.png.meta</w:t>
+      </w:r>
+    </w:p>
+    <w:p>
+      <w:pPr>
+        <w:numPr>
+          <w:ilvl w:val="0"/>
+          <w:numId w:val="1"/>
+        </w:numPr>
+        <w:spacing w:after="60"/>
+      </w:pPr>
+      <w:r>
+        <w:rPr>
+          <w:color w:val="333333"/>
+          <w:sz w:val="20"/>
+        </w:rPr>
+        <w:t xml:space="preserve">Assets/Texture/UI/Ui_template/BlackMetall_2.png.meta</w:t>
+      </w:r>
+    </w:p>
+    <w:p>
+      <w:pPr>
+        <w:numPr>
+          <w:ilvl w:val="0"/>
+          <w:numId w:val="1"/>
+        </w:numPr>
+        <w:spacing w:after="60"/>
+      </w:pPr>
+      <w:r>
+        <w:rPr>
+          <w:color w:val="333333"/>
+          <w:sz w:val="20"/>
+        </w:rPr>
+        <w:t xml:space="preserve">Assets/Texture/UI/Ui_template/Close Button.png.meta</w:t>
+      </w:r>
+    </w:p>
+    <w:p>
+      <w:pPr>
+        <w:numPr>
+          <w:ilvl w:val="0"/>
+          <w:numId w:val="1"/>
+        </w:numPr>
+        <w:spacing w:after="60"/>
+      </w:pPr>
+      <w:r>
+        <w:rPr>
+          <w:color w:val="333333"/>
+          <w:sz w:val="20"/>
+        </w:rPr>
+        <w:t xml:space="preserve">Assets/Texture/UI/Ui_template/Division line.png.meta</w:t>
+      </w:r>
+    </w:p>
+    <w:p>
+      <w:pPr>
+        <w:numPr>
+          <w:ilvl w:val="0"/>
+          <w:numId w:val="1"/>
+        </w:numPr>
+        <w:spacing w:after="60"/>
+      </w:pPr>
+      <w:r>
+        <w:rPr>
+          <w:color w:val="333333"/>
+          <w:sz w:val="20"/>
+        </w:rPr>
+        <w:t xml:space="preserve">Assets/Texture/UI/Ui_template/Exclamation_Gray.png.meta</w:t>
+      </w:r>
+    </w:p>
+    <w:p>
+      <w:pPr>
+        <w:numPr>
+          <w:ilvl w:val="0"/>
+          <w:numId w:val="1"/>
+        </w:numPr>
+        <w:spacing w:after="60"/>
+      </w:pPr>
+      <w:r>
+        <w:rPr>
+          <w:color w:val="333333"/>
+          <w:sz w:val="20"/>
+        </w:rPr>
+        <w:t xml:space="preserve">Assets/Texture/UI/Ui_template/Exclamation_Red.png.meta</w:t>
+      </w:r>
+    </w:p>
+    <w:p>
+      <w:pPr>
+        <w:numPr>
+          <w:ilvl w:val="0"/>
+          <w:numId w:val="1"/>
+        </w:numPr>
+        <w:spacing w:after="60"/>
+      </w:pPr>
+      <w:r>
+        <w:rPr>
+          <w:color w:val="333333"/>
+          <w:sz w:val="20"/>
+        </w:rPr>
+        <w:t xml:space="preserve">Assets/Texture/UI/Ui_template/Exclamation_Yellow.png.meta</w:t>
+      </w:r>
+    </w:p>
+    <w:p>
+      <w:pPr>
+        <w:numPr>
+          <w:ilvl w:val="0"/>
+          <w:numId w:val="1"/>
+        </w:numPr>
+        <w:spacing w:after="60"/>
+      </w:pPr>
+      <w:r>
+        <w:rPr>
+          <w:color w:val="333333"/>
+          <w:sz w:val="20"/>
+        </w:rPr>
+        <w:t xml:space="preserve">Assets/Texture/UI/Ui_template/FrameForButton 1.png.meta</w:t>
+      </w:r>
+    </w:p>
+    <w:p>
+      <w:pPr>
+        <w:numPr>
+          <w:ilvl w:val="0"/>
+          <w:numId w:val="1"/>
+        </w:numPr>
+        <w:spacing w:after="60"/>
+      </w:pPr>
+      <w:r>
+        <w:rPr>
+          <w:color w:val="333333"/>
+          <w:sz w:val="20"/>
+        </w:rPr>
+        <w:t xml:space="preserve">Assets/Texture/UI/Ui_template/IRONY TITLE  Large.png.meta</w:t>
+      </w:r>
+    </w:p>
+    <w:p>
+      <w:pPr>
+        <w:numPr>
+          <w:ilvl w:val="0"/>
+          <w:numId w:val="1"/>
+        </w:numPr>
+        <w:spacing w:after="60"/>
+      </w:pPr>
+      <w:r>
+        <w:rPr>
+          <w:color w:val="333333"/>
+          <w:sz w:val="20"/>
+        </w:rPr>
+        <w:t xml:space="preserve">Assets/Texture/UI/Ui_template/IRONY TITLE  empty.png.meta</w:t>
+      </w:r>
+    </w:p>
+    <w:p>
+      <w:pPr>
+        <w:numPr>
+          <w:ilvl w:val="0"/>
+          <w:numId w:val="1"/>
+        </w:numPr>
+        <w:spacing w:after="60"/>
+      </w:pPr>
+      <w:r>
+        <w:rPr>
+          <w:color w:val="333333"/>
+          <w:sz w:val="20"/>
+        </w:rPr>
+        <w:t xml:space="preserve">Assets/Texture/UI/Ui_template/TextBTN_Big.png.meta</w:t>
+      </w:r>
+    </w:p>
+    <w:p>
+      <w:pPr>
+        <w:numPr>
+          <w:ilvl w:val="0"/>
+          <w:numId w:val="1"/>
+        </w:numPr>
+        <w:spacing w:after="60"/>
+      </w:pPr>
+      <w:r>
+        <w:rPr>
+          <w:color w:val="333333"/>
+          <w:sz w:val="20"/>
+        </w:rPr>
+        <w:t xml:space="preserve">Assets/Texture/UI/Ui_template/TextBTN_Big_Pressed.png.meta</w:t>
+      </w:r>
+    </w:p>
+    <w:p>
+      <w:pPr>
+        <w:numPr>
+          <w:ilvl w:val="0"/>
+          <w:numId w:val="1"/>
+        </w:numPr>
+        <w:spacing w:after="60"/>
+      </w:pPr>
+      <w:r>
+        <w:rPr>
+          <w:color w:val="333333"/>
+          <w:sz w:val="20"/>
+        </w:rPr>
+        <w:t xml:space="preserve">Assets/Texture/UI/Ui_template/TextBTN_Cancel.png.meta</w:t>
+      </w:r>
+    </w:p>
+    <w:p>
+      <w:pPr>
+        <w:numPr>
+          <w:ilvl w:val="0"/>
+          <w:numId w:val="1"/>
+        </w:numPr>
+        <w:spacing w:after="60"/>
+      </w:pPr>
+      <w:r>
+        <w:rPr>
+          <w:color w:val="333333"/>
+          <w:sz w:val="20"/>
+        </w:rPr>
+        <w:t xml:space="preserve">Assets/Texture/UI/Ui_template/TextBTN_Cancel_Pressed.png.meta</w:t>
+      </w:r>
+    </w:p>
+    <w:p>
+      <w:pPr>
+        <w:numPr>
+          <w:ilvl w:val="0"/>
+          <w:numId w:val="1"/>
+        </w:numPr>
+        <w:spacing w:after="60"/>
+      </w:pPr>
+      <w:r>
+        <w:rPr>
+          <w:color w:val="333333"/>
+          <w:sz w:val="20"/>
+        </w:rPr>
+        <w:t xml:space="preserve">Assets/Texture/UI/Ui_template/TextBTN_Medium.png.meta</w:t>
+      </w:r>
+    </w:p>
+    <w:p>
+      <w:pPr>
+        <w:numPr>
+          <w:ilvl w:val="0"/>
+          <w:numId w:val="1"/>
+        </w:numPr>
+        <w:spacing w:after="60"/>
+      </w:pPr>
+      <w:r>
+        <w:rPr>
+          <w:color w:val="333333"/>
+          <w:sz w:val="20"/>
+        </w:rPr>
+        <w:t xml:space="preserve">Assets/Texture/UI/Ui_template/TextBTN_Medium_Pressed.png.meta</w:t>
+      </w:r>
+    </w:p>
+    <w:p>
+      <w:pPr>
+        <w:numPr>
+          <w:ilvl w:val="0"/>
+          <w:numId w:val="1"/>
+        </w:numPr>
+        <w:spacing w:after="60"/>
+      </w:pPr>
+      <w:r>
+        <w:rPr>
+          <w:color w:val="333333"/>
+          <w:sz w:val="20"/>
+        </w:rPr>
+        <w:t xml:space="preserve">Assets/Texture/UI/Ui_template/TextBTN_New-Start.png.meta</w:t>
+      </w:r>
+    </w:p>
+    <w:p>
+      <w:pPr>
+        <w:numPr>
+          <w:ilvl w:val="0"/>
+          <w:numId w:val="1"/>
+        </w:numPr>
+        <w:spacing w:after="60"/>
+      </w:pPr>
+      <w:r>
+        <w:rPr>
+          <w:color w:val="333333"/>
+          <w:sz w:val="20"/>
+        </w:rPr>
+        <w:t xml:space="preserve">Assets/Texture/UI/Ui_template/TextBTN_New-Start_Pressed.png.meta</w:t>
+      </w:r>
+    </w:p>
+    <w:p>
+      <w:pPr>
+        <w:numPr>
+          <w:ilvl w:val="0"/>
+          <w:numId w:val="1"/>
+        </w:numPr>
+        <w:spacing w:after="60"/>
+      </w:pPr>
+      <w:r>
+        <w:rPr>
+          <w:color w:val="333333"/>
+          <w:sz w:val="20"/>
+        </w:rPr>
+        <w:t xml:space="preserve">Assets/Texture/UI/Ui_template/UI board Large  parchment.png.meta</w:t>
+      </w:r>
+    </w:p>
+    <w:p>
+      <w:pPr>
+        <w:numPr>
+          <w:ilvl w:val="0"/>
+          <w:numId w:val="1"/>
+        </w:numPr>
+        <w:spacing w:after="60"/>
+      </w:pPr>
+      <w:r>
+        <w:rPr>
+          <w:color w:val="333333"/>
+          <w:sz w:val="20"/>
+        </w:rPr>
+        <w:t xml:space="preserve">Assets/Texture/UI/Ui_template/UI board Large Set.png.meta</w:t>
+      </w:r>
+    </w:p>
+    <w:p>
+      <w:pPr>
+        <w:numPr>
+          <w:ilvl w:val="0"/>
+          <w:numId w:val="1"/>
+        </w:numPr>
+        <w:spacing w:after="60"/>
+      </w:pPr>
+      <w:r>
+        <w:rPr>
+          <w:color w:val="333333"/>
+          <w:sz w:val="20"/>
+        </w:rPr>
+        <w:t xml:space="preserve">Assets/Texture/UI/Ui_template/UI board Large stone.png.meta</w:t>
+      </w:r>
+    </w:p>
+    <w:p>
+      <w:pPr>
+        <w:numPr>
+          <w:ilvl w:val="0"/>
+          <w:numId w:val="1"/>
+        </w:numPr>
+        <w:spacing w:after="60"/>
+      </w:pPr>
+      <w:r>
+        <w:rPr>
+          <w:color w:val="333333"/>
+          <w:sz w:val="20"/>
+        </w:rPr>
+        <w:t xml:space="preserve">Assets/Texture/UI/Ui_template/UI board Medium  parchment.png.meta</w:t>
+      </w:r>
+    </w:p>
+    <w:p>
+      <w:pPr>
+        <w:numPr>
+          <w:ilvl w:val="0"/>
+          <w:numId w:val="1"/>
+        </w:numPr>
+        <w:spacing w:after="60"/>
+      </w:pPr>
+      <w:r>
+        <w:rPr>
+          <w:color w:val="333333"/>
+          <w:sz w:val="20"/>
+        </w:rPr>
+        <w:t xml:space="preserve">Assets/Texture/UI/Ui_template/UI board Medium Set.png.meta</w:t>
+      </w:r>
+    </w:p>
+    <w:p>
+      <w:pPr>
+        <w:numPr>
+          <w:ilvl w:val="0"/>
+          <w:numId w:val="1"/>
+        </w:numPr>
+        <w:spacing w:after="60"/>
+      </w:pPr>
+      <w:r>
+        <w:rPr>
+          <w:color w:val="333333"/>
+          <w:sz w:val="20"/>
+        </w:rPr>
+        <w:t xml:space="preserve">Assets/Texture/UI/Ui_template/UI board Medium stone.png.meta</w:t>
+      </w:r>
+    </w:p>
+    <w:p>
+      <w:pPr>
+        <w:numPr>
+          <w:ilvl w:val="0"/>
+          <w:numId w:val="1"/>
+        </w:numPr>
+        <w:spacing w:after="60"/>
+      </w:pPr>
+      <w:r>
+        <w:rPr>
+          <w:color w:val="333333"/>
+          <w:sz w:val="20"/>
+        </w:rPr>
+        <w:t xml:space="preserve">Assets/Texture/UI/Ui_template/UI board Small  parchment.png.meta</w:t>
+      </w:r>
+    </w:p>
+    <w:p>
+      <w:pPr>
+        <w:numPr>
+          <w:ilvl w:val="0"/>
+          <w:numId w:val="1"/>
+        </w:numPr>
+        <w:spacing w:after="60"/>
+      </w:pPr>
+      <w:r>
+        <w:rPr>
+          <w:color w:val="333333"/>
+          <w:sz w:val="20"/>
+        </w:rPr>
+        <w:t xml:space="preserve">Assets/Texture/UI/Ui_template/UI board Small  stone.png.meta</w:t>
+      </w:r>
+    </w:p>
+    <w:p>
+      <w:pPr>
+        <w:numPr>
+          <w:ilvl w:val="0"/>
+          <w:numId w:val="1"/>
+        </w:numPr>
+        <w:spacing w:after="60"/>
+      </w:pPr>
+      <w:r>
+        <w:rPr>
+          <w:color w:val="333333"/>
+          <w:sz w:val="20"/>
+        </w:rPr>
+        <w:t xml:space="preserve">Assets/Texture/UI/Ui_template/UI board Small Set.png.meta</w:t>
+      </w:r>
+    </w:p>
+    <w:p>
+      <w:pPr>
+        <w:numPr>
+          <w:ilvl w:val="0"/>
+          <w:numId w:val="1"/>
+        </w:numPr>
+        <w:spacing w:after="60"/>
+      </w:pPr>
+      <w:r>
+        <w:rPr>
+          <w:color w:val="333333"/>
+          <w:sz w:val="20"/>
+        </w:rPr>
+        <w:t xml:space="preserve">Assets/Texture/UI/Ui_template/active_button.png.meta</w:t>
+      </w:r>
+    </w:p>
+    <w:p>
+      <w:pPr>
+        <w:numPr>
+          <w:ilvl w:val="0"/>
+          <w:numId w:val="1"/>
+        </w:numPr>
+        <w:spacing w:after="60"/>
+      </w:pPr>
+      <w:r>
+        <w:rPr>
+          <w:color w:val="333333"/>
+          <w:sz w:val="20"/>
+        </w:rPr>
+        <w:t xml:space="preserve">Assets/Texture/UI/Ui_template/basic_button.png.meta</w:t>
+      </w:r>
+    </w:p>
+    <w:p>
+      <w:pPr>
+        <w:numPr>
+          <w:ilvl w:val="0"/>
+          <w:numId w:val="1"/>
+        </w:numPr>
+        <w:spacing w:after="60"/>
+      </w:pPr>
+      <w:r>
+        <w:rPr>
+          <w:color w:val="333333"/>
+          <w:sz w:val="20"/>
+        </w:rPr>
+        <w:t xml:space="preserve">Assets/Texture/UI/Ui_template/notice.png.meta</w:t>
+      </w:r>
+    </w:p>
+    <w:p>
+      <w:pPr>
+        <w:numPr>
+          <w:ilvl w:val="0"/>
+          <w:numId w:val="1"/>
+        </w:numPr>
+        <w:spacing w:after="60"/>
+      </w:pPr>
+      <w:r>
+        <w:rPr>
+          <w:color w:val="333333"/>
+          <w:sz w:val="20"/>
+        </w:rPr>
+        <w:t xml:space="preserve">Assets/Texture/UI/Ui_template/pressed_button.png.meta</w:t>
+      </w:r>
+    </w:p>
+    <w:p>
+      <w:pPr>
+        <w:numPr>
+          <w:ilvl w:val="0"/>
+          <w:numId w:val="1"/>
+        </w:numPr>
+        <w:spacing w:after="60"/>
+      </w:pPr>
+      <w:r>
+        <w:rPr>
+          <w:color w:val="333333"/>
+          <w:sz w:val="20"/>
+        </w:rPr>
+        <w:t xml:space="preserve">Assets/Texture/UI/WaveBar.png.meta</w:t>
+      </w:r>
+    </w:p>
+    <w:p>
+      <w:pPr>
+        <w:numPr>
+          <w:ilvl w:val="0"/>
+          <w:numId w:val="1"/>
+        </w:numPr>
+        <w:spacing w:after="60"/>
+      </w:pPr>
+      <w:r>
+        <w:rPr>
+          <w:color w:val="333333"/>
+          <w:sz w:val="20"/>
+        </w:rPr>
+        <w:t xml:space="preserve">Assets/Texture/UI/logo.png.meta</w:t>
+      </w:r>
+    </w:p>
+    <w:p>
+      <w:pPr>
+        <w:numPr>
+          <w:ilvl w:val="0"/>
+          <w:numId w:val="1"/>
+        </w:numPr>
+        <w:spacing w:after="60"/>
+      </w:pPr>
+      <w:r>
+        <w:rPr>
+          <w:color w:val="333333"/>
+          <w:sz w:val="20"/>
+        </w:rPr>
+        <w:t xml:space="preserve">Assets/Texture/UI/mainmenu3.png.meta</w:t>
+      </w:r>
+    </w:p>
+    <w:p>
+      <w:pPr>
+        <w:numPr>
+          <w:ilvl w:val="0"/>
+          <w:numId w:val="1"/>
+        </w:numPr>
+        <w:spacing w:after="60"/>
+      </w:pPr>
+      <w:r>
+        <w:rPr>
+          <w:color w:val="333333"/>
+          <w:sz w:val="20"/>
+        </w:rPr>
+        <w:t xml:space="preserve">Assets/Texture/UI/new/active_button.png.meta</w:t>
+      </w:r>
+    </w:p>
+    <w:p>
+      <w:pPr>
+        <w:numPr>
+          <w:ilvl w:val="0"/>
+          <w:numId w:val="1"/>
+        </w:numPr>
+        <w:spacing w:after="60"/>
+      </w:pPr>
+      <w:r>
+        <w:rPr>
+          <w:color w:val="333333"/>
+          <w:sz w:val="20"/>
+        </w:rPr>
+        <w:t xml:space="preserve">Assets/Texture/UI/new/another_block.png.meta</w:t>
+      </w:r>
+    </w:p>
+    <w:p>
+      <w:pPr>
+        <w:numPr>
+          <w:ilvl w:val="0"/>
+          <w:numId w:val="1"/>
+        </w:numPr>
+        <w:spacing w:after="60"/>
+      </w:pPr>
+      <w:r>
+        <w:rPr>
+          <w:color w:val="333333"/>
+          <w:sz w:val="20"/>
+        </w:rPr>
+        <w:t xml:space="preserve">Assets/Texture/UI/new/autorerollback.png.meta</w:t>
+      </w:r>
+    </w:p>
+    <w:p>
+      <w:pPr>
+        <w:numPr>
+          <w:ilvl w:val="0"/>
+          <w:numId w:val="1"/>
+        </w:numPr>
+        <w:spacing w:after="60"/>
+      </w:pPr>
+      <w:r>
+        <w:rPr>
+          <w:color w:val="333333"/>
+          <w:sz w:val="20"/>
+        </w:rPr>
+        <w:t xml:space="preserve">Assets/Texture/UI/new/basic_button.png.meta</w:t>
+      </w:r>
+    </w:p>
+    <w:p>
+      <w:pPr>
+        <w:numPr>
+          <w:ilvl w:val="0"/>
+          <w:numId w:val="1"/>
+        </w:numPr>
+        <w:spacing w:after="60"/>
+      </w:pPr>
+      <w:r>
+        <w:rPr>
+          <w:color w:val="333333"/>
+          <w:sz w:val="20"/>
+        </w:rPr>
+        <w:t xml:space="preserve">Assets/Texture/UI/new/bossbar_back.png.meta</w:t>
+      </w:r>
+    </w:p>
+    <w:p>
+      <w:pPr>
+        <w:numPr>
+          <w:ilvl w:val="0"/>
+          <w:numId w:val="1"/>
+        </w:numPr>
+        <w:spacing w:after="60"/>
+      </w:pPr>
+      <w:r>
+        <w:rPr>
+          <w:color w:val="333333"/>
+          <w:sz w:val="20"/>
+        </w:rPr>
+        <w:t xml:space="preserve">Assets/Texture/UI/new/bossbar_filling.png.meta</w:t>
+      </w:r>
+    </w:p>
+    <w:p>
+      <w:pPr>
+        <w:numPr>
+          <w:ilvl w:val="0"/>
+          <w:numId w:val="1"/>
+        </w:numPr>
+        <w:spacing w:after="60"/>
+      </w:pPr>
+      <w:r>
+        <w:rPr>
+          <w:color w:val="333333"/>
+          <w:sz w:val="20"/>
+        </w:rPr>
+        <w:t xml:space="preserve">Assets/Texture/UI/new/check_button.png.meta</w:t>
+      </w:r>
+    </w:p>
+    <w:p>
+      <w:pPr>
+        <w:numPr>
+          <w:ilvl w:val="0"/>
+          <w:numId w:val="1"/>
+        </w:numPr>
+        <w:spacing w:after="60"/>
+      </w:pPr>
+      <w:r>
+        <w:rPr>
+          <w:color w:val="333333"/>
+          <w:sz w:val="20"/>
+        </w:rPr>
+        <w:t xml:space="preserve">Assets/Texture/UI/new/cube_empty.png.meta</w:t>
+      </w:r>
+    </w:p>
+    <w:p>
+      <w:pPr>
+        <w:numPr>
+          <w:ilvl w:val="0"/>
+          <w:numId w:val="1"/>
+        </w:numPr>
+        <w:spacing w:after="60"/>
+      </w:pPr>
+      <w:r>
+        <w:rPr>
+          <w:color w:val="333333"/>
+          <w:sz w:val="20"/>
+        </w:rPr>
+        <w:t xml:space="preserve">Assets/Texture/UI/new/empty_button.png.meta</w:t>
+      </w:r>
+    </w:p>
+    <w:p>
+      <w:pPr>
+        <w:numPr>
+          <w:ilvl w:val="0"/>
+          <w:numId w:val="1"/>
+        </w:numPr>
+        <w:spacing w:after="60"/>
+      </w:pPr>
+      <w:r>
+        <w:rPr>
+          <w:color w:val="333333"/>
+          <w:sz w:val="20"/>
+        </w:rPr>
+        <w:t xml:space="preserve">Assets/Texture/UI/new/goldcoin.png.meta</w:t>
+      </w:r>
+    </w:p>
+    <w:p>
+      <w:pPr>
+        <w:numPr>
+          <w:ilvl w:val="0"/>
+          <w:numId w:val="1"/>
+        </w:numPr>
+        <w:spacing w:after="60"/>
+      </w:pPr>
+      <w:r>
+        <w:rPr>
+          <w:color w:val="333333"/>
+          <w:sz w:val="20"/>
+        </w:rPr>
+        <w:t xml:space="preserve">Assets/Texture/UI/new/green_button.png.meta</w:t>
+      </w:r>
+    </w:p>
+    <w:p>
+      <w:pPr>
+        <w:numPr>
+          <w:ilvl w:val="0"/>
+          <w:numId w:val="1"/>
+        </w:numPr>
+        <w:spacing w:after="60"/>
+      </w:pPr>
+      <w:r>
+        <w:rPr>
+          <w:color w:val="333333"/>
+          <w:sz w:val="20"/>
+        </w:rPr>
+        <w:t xml:space="preserve">Assets/Texture/UI/new/headling.png.meta</w:t>
+      </w:r>
+    </w:p>
+    <w:p>
+      <w:pPr>
+        <w:numPr>
+          <w:ilvl w:val="0"/>
+          <w:numId w:val="1"/>
+        </w:numPr>
+        <w:spacing w:after="60"/>
+      </w:pPr>
+      <w:r>
+        <w:rPr>
+          <w:color w:val="333333"/>
+          <w:sz w:val="20"/>
+        </w:rPr>
+        <w:t xml:space="preserve">Assets/Texture/UI/new/point_slider.png.meta</w:t>
+      </w:r>
+    </w:p>
+    <w:p>
+      <w:pPr>
+        <w:numPr>
+          <w:ilvl w:val="0"/>
+          <w:numId w:val="1"/>
+        </w:numPr>
+        <w:spacing w:after="60"/>
+      </w:pPr>
+      <w:r>
+        <w:rPr>
+          <w:color w:val="333333"/>
+          <w:sz w:val="20"/>
+        </w:rPr>
+        <w:t xml:space="preserve">Assets/Texture/UI/new/pressed_button.png.meta</w:t>
+      </w:r>
+    </w:p>
+    <w:p>
+      <w:pPr>
+        <w:numPr>
+          <w:ilvl w:val="0"/>
+          <w:numId w:val="1"/>
+        </w:numPr>
+        <w:spacing w:after="60"/>
+      </w:pPr>
+      <w:r>
+        <w:rPr>
+          <w:color w:val="333333"/>
+          <w:sz w:val="20"/>
+        </w:rPr>
+        <w:t xml:space="preserve">Assets/Texture/UI/new/red_button.png.meta</w:t>
+      </w:r>
+    </w:p>
+    <w:p>
+      <w:pPr>
+        <w:numPr>
+          <w:ilvl w:val="0"/>
+          <w:numId w:val="1"/>
+        </w:numPr>
+        <w:spacing w:after="60"/>
+      </w:pPr>
+      <w:r>
+        <w:rPr>
+          <w:color w:val="333333"/>
+          <w:sz w:val="20"/>
+        </w:rPr>
+        <w:t xml:space="preserve">Assets/Texture/UI/new/red_button_large.png.meta</w:t>
+      </w:r>
+    </w:p>
+    <w:p>
+      <w:pPr>
+        <w:numPr>
+          <w:ilvl w:val="0"/>
+          <w:numId w:val="1"/>
+        </w:numPr>
+        <w:spacing w:after="60"/>
+      </w:pPr>
+      <w:r>
+        <w:rPr>
+          <w:color w:val="333333"/>
+          <w:sz w:val="20"/>
+        </w:rPr>
+        <w:t xml:space="preserve">Assets/Texture/UI/new/reward_tape.png.meta</w:t>
+      </w:r>
+    </w:p>
+    <w:p>
+      <w:pPr>
+        <w:numPr>
+          <w:ilvl w:val="0"/>
+          <w:numId w:val="1"/>
+        </w:numPr>
+        <w:spacing w:after="60"/>
+      </w:pPr>
+      <w:r>
+        <w:rPr>
+          <w:color w:val="333333"/>
+          <w:sz w:val="20"/>
+        </w:rPr>
+        <w:t xml:space="preserve">Assets/Texture/UI/new/separator.png.meta</w:t>
+      </w:r>
+    </w:p>
+    <w:p>
+      <w:pPr>
+        <w:numPr>
+          <w:ilvl w:val="0"/>
+          <w:numId w:val="1"/>
+        </w:numPr>
+        <w:spacing w:after="60"/>
+      </w:pPr>
+      <w:r>
+        <w:rPr>
+          <w:color w:val="333333"/>
+          <w:sz w:val="20"/>
+        </w:rPr>
+        <w:t xml:space="preserve">Assets/Texture/UI/new/shopback 1.png.meta</w:t>
+      </w:r>
+    </w:p>
+    <w:p>
+      <w:pPr>
+        <w:numPr>
+          <w:ilvl w:val="0"/>
+          <w:numId w:val="1"/>
+        </w:numPr>
+        <w:spacing w:after="60"/>
+      </w:pPr>
+      <w:r>
+        <w:rPr>
+          <w:color w:val="333333"/>
+          <w:sz w:val="20"/>
+        </w:rPr>
+        <w:t xml:space="preserve">Assets/Texture/UI/new/shopback1.png.meta</w:t>
+      </w:r>
+    </w:p>
+    <w:p>
+      <w:pPr>
+        <w:numPr>
+          <w:ilvl w:val="0"/>
+          <w:numId w:val="1"/>
+        </w:numPr>
+        <w:spacing w:after="60"/>
+      </w:pPr>
+      <w:r>
+        <w:rPr>
+          <w:color w:val="333333"/>
+          <w:sz w:val="20"/>
+        </w:rPr>
+        <w:t xml:space="preserve">Assets/Texture/UI/new/slider.png.meta</w:t>
+      </w:r>
+    </w:p>
+    <w:p>
+      <w:pPr>
+        <w:numPr>
+          <w:ilvl w:val="0"/>
+          <w:numId w:val="1"/>
+        </w:numPr>
+        <w:spacing w:after="60"/>
+      </w:pPr>
+      <w:r>
+        <w:rPr>
+          <w:color w:val="333333"/>
+          <w:sz w:val="20"/>
+        </w:rPr>
+        <w:t xml:space="preserve">Assets/Texture/UI/new/slider_small.png.meta</w:t>
+      </w:r>
+    </w:p>
+    <w:p>
+      <w:pPr>
+        <w:numPr>
+          <w:ilvl w:val="0"/>
+          <w:numId w:val="1"/>
+        </w:numPr>
+        <w:spacing w:after="60"/>
+      </w:pPr>
+      <w:r>
+        <w:rPr>
+          <w:color w:val="333333"/>
+          <w:sz w:val="20"/>
+        </w:rPr>
+        <w:t xml:space="preserve">Assets/Texture/UI/new/sphere_empty.png.meta</w:t>
+      </w:r>
+    </w:p>
+    <w:p>
+      <w:pPr>
+        <w:numPr>
+          <w:ilvl w:val="0"/>
+          <w:numId w:val="1"/>
+        </w:numPr>
+        <w:spacing w:after="60"/>
+      </w:pPr>
+      <w:r>
+        <w:rPr>
+          <w:color w:val="333333"/>
+          <w:sz w:val="20"/>
+        </w:rPr>
+        <w:t xml:space="preserve">Assets/Texture/UI/new/tooltip.png.meta</w:t>
+      </w:r>
+    </w:p>
+    <w:p>
+      <w:pPr>
+        <w:numPr>
+          <w:ilvl w:val="0"/>
+          <w:numId w:val="1"/>
+        </w:numPr>
+        <w:spacing w:after="60"/>
+      </w:pPr>
+      <w:r>
+        <w:rPr>
+          <w:color w:val="333333"/>
+          <w:sz w:val="20"/>
+        </w:rPr>
+        <w:t xml:space="preserve">Assets/Texture/UI/new/txt_block.png.meta</w:t>
+      </w:r>
+    </w:p>
+    <w:p>
+      <w:pPr>
+        <w:numPr>
+          <w:ilvl w:val="0"/>
+          <w:numId w:val="1"/>
+        </w:numPr>
+        <w:spacing w:after="60"/>
+      </w:pPr>
+      <w:r>
+        <w:rPr>
+          <w:color w:val="333333"/>
+          <w:sz w:val="20"/>
+        </w:rPr>
+        <w:t xml:space="preserve">Assets/Texture/UI/new/txt_block4x4.png.meta</w:t>
+      </w:r>
+    </w:p>
+    <w:p>
+      <w:pPr>
+        <w:numPr>
+          <w:ilvl w:val="0"/>
+          <w:numId w:val="1"/>
+        </w:numPr>
+        <w:spacing w:after="60"/>
+      </w:pPr>
+      <w:r>
+        <w:rPr>
+          <w:color w:val="333333"/>
+          <w:sz w:val="20"/>
+        </w:rPr>
+        <w:t xml:space="preserve">Assets/Texture/UI/new/txt_main.png.meta</w:t>
+      </w:r>
+    </w:p>
+    <w:p>
+      <w:pPr>
+        <w:numPr>
+          <w:ilvl w:val="0"/>
+          <w:numId w:val="1"/>
+        </w:numPr>
+        <w:spacing w:after="60"/>
+      </w:pPr>
+      <w:r>
+        <w:rPr>
+          <w:color w:val="333333"/>
+          <w:sz w:val="20"/>
+        </w:rPr>
+        <w:t xml:space="preserve">Assets/Texture/reroll.png.meta</w:t>
+      </w:r>
+    </w:p>
+    <w:p>
+      <w:pPr>
+        <w:numPr>
+          <w:ilvl w:val="0"/>
+          <w:numId w:val="1"/>
+        </w:numPr>
+        <w:spacing w:after="60"/>
+      </w:pPr>
+      <w:r>
+        <w:rPr>
+          <w:color w:val="333333"/>
+          <w:sz w:val="20"/>
+        </w:rPr>
+        <w:t xml:space="preserve">"docs/\320\230\321\201\321\202\320\276\321\200\320\270\321\217_\320\270\320\267\320\274\320\265\320\275\320\265\320\275\320\270\320\271.docx"</w:t>
+      </w:r>
+    </w:p>
+    <w:p>
+      <w:pPr>
+        <w:spacing w:after="120"/>
+      </w:pPr>
+      <w:r>
+        <w:rPr>
+          <w:sz w:val="10"/>
+        </w:rPr>
+        <w:t xml:space="preserve"> </w:t>
+      </w:r>
+    </w:p>
+    <w:p>
+      <w:pPr>
+        <w:spacing w:after="40"/>
+      </w:pPr>
+      <w:r>
+        <w:rPr>
+          <w:b/>
+          <w:sz w:val="28"/>
+        </w:rPr>
+        <w:t xml:space="preserve">30. </w:t>
+      </w:r>
+      <w:r>
+        <w:rPr>
+          <w:b/>
+          <w:color w:val="B22222"/>
+          <w:sz w:val="28"/>
+        </w:rPr>
+        <w:t xml:space="preserve">[FIX] </w:t>
+      </w:r>
+      <w:r>
+        <w:rPr>
+          <w:b/>
+          <w:sz w:val="28"/>
+        </w:rPr>
+        <w:t xml:space="preserve">краш билда при загрузке level0 — удалён битый компонент языкового дропдауна; добавлен CrashReporter</w:t>
+      </w:r>
+    </w:p>
+    <w:p>
+      <w:pPr>
+        <w:spacing w:after="120"/>
+      </w:pPr>
+      <w:r>
+        <w:rPr>
+          <w:i/>
+          <w:color w:val="666666"/>
+          <w:sz w:val="20"/>
+        </w:rPr>
         <w:t xml:space="preserve">Коммит (готовится) · —  (блок обновится настоящим хэшем после коммита)</w:t>
+      </w:r>
+    </w:p>
+    <w:p>
+      <w:pPr>
+        <w:spacing w:after="40"/>
+      </w:pPr>
+      <w:r>
+        <w:rPr>
+          <w:b/>
+          <w:sz w:val="22"/>
+        </w:rPr>
+        <w:t xml:space="preserve">Затронутые файлы:</w:t>
+      </w:r>
+    </w:p>
+    <w:p>
+      <w:pPr>
+        <w:numPr>
+          <w:ilvl w:val="0"/>
+          <w:numId w:val="1"/>
+        </w:numPr>
+        <w:spacing w:after="60"/>
+      </w:pPr>
+      <w:r>
+        <w:rPr>
+          <w:color w:val="333333"/>
+          <w:sz w:val="20"/>
+        </w:rPr>
+        <w:t xml:space="preserve">Assets/Scenes/MainScene.unity</w:t>
+      </w:r>
+    </w:p>
+    <w:p>
+      <w:pPr>
+        <w:numPr>
+          <w:ilvl w:val="0"/>
+          <w:numId w:val="1"/>
+        </w:numPr>
+        <w:spacing w:after="60"/>
+      </w:pPr>
+      <w:r>
+        <w:rPr>
+          <w:color w:val="333333"/>
+          <w:sz w:val="20"/>
+        </w:rPr>
+        <w:t xml:space="preserve">Assets/Script/CrashReporter.cs</w:t>
       </w:r>
     </w:p>
     <w:p>

--- a/docs/История_изменений.docx
+++ b/docs/История_изменений.docx
@@ -47,7 +47,7 @@
           <w:b/>
           <w:sz w:val="22"/>
         </w:rPr>
-        <w:t xml:space="preserve">Всего коммитов: 29</w:t>
+        <w:t xml:space="preserve">Всего коммитов: 30</w:t>
       </w:r>
     </w:p>
     <w:p>
@@ -14236,51 +14236,175 @@
           <w:color w:val="666666"/>
           <w:sz w:val="20"/>
         </w:rPr>
+        <w:t xml:space="preserve">Коммит fc736fc · 2026-07-09</w:t>
+      </w:r>
+    </w:p>
+    <w:p>
+      <w:pPr>
+        <w:spacing w:after="40"/>
+      </w:pPr>
+      <w:r>
+        <w:rPr>
+          <w:b/>
+          <w:sz w:val="22"/>
+        </w:rPr>
+        <w:t xml:space="preserve">Описание:</w:t>
+      </w:r>
+    </w:p>
+    <w:p>
+      <w:pPr>
+        <w:numPr>
+          <w:ilvl w:val="0"/>
+          <w:numId w:val="1"/>
+        </w:numPr>
+        <w:spacing w:after="60"/>
+      </w:pPr>
+      <w:r>
+        <w:rPr>
+          <w:sz w:val="22"/>
+        </w:rPr>
+        <w:t xml:space="preserve">Причина краша (серый экран → мгновенное закрытие .exe): на MainMenuCanvas/MainScreen/Languages/Template/Viewport/Content/Item висел компонент TMP_Dropdown.DropdownItem с оборванной ссылкой на скрипт (m_Script: локальный fileID без guid, не резолвится). При сборке его поля писались в level0 без типа → десериализатор плеера читал со сдвигом → "The file level0 is corrupted / Position out of bounds" → краш до старта игры.</w:t>
+      </w:r>
+    </w:p>
+    <w:p>
+      <w:pPr>
+        <w:numPr>
+          <w:ilvl w:val="0"/>
+          <w:numId w:val="1"/>
+        </w:numPr>
+        <w:spacing w:after="60"/>
+      </w:pPr>
+      <w:r>
+        <w:rPr>
+          <w:sz w:val="22"/>
+        </w:rPr>
+        <w:t xml:space="preserve">Удалён битый компонент (Item теперь: RectTransform + Toggle).</w:t>
+      </w:r>
+    </w:p>
+    <w:p>
+      <w:pPr>
+        <w:numPr>
+          <w:ilvl w:val="0"/>
+          <w:numId w:val="1"/>
+        </w:numPr>
+        <w:spacing w:after="60"/>
+      </w:pPr>
+      <w:r>
+        <w:rPr>
+          <w:sz w:val="22"/>
+        </w:rPr>
+        <w:t xml:space="preserve">CrashReporter: авто-инициализация до сцены, пишет ошибки/исключения + системную информацию (ОС/CPU/GPU/версия) в persistentDataPath/BugReports/session_*.log. Проверено полным билдом: сцена грузится, краша нет.</w:t>
+      </w:r>
+    </w:p>
+    <w:p>
+      <w:pPr>
+        <w:spacing w:after="40"/>
+      </w:pPr>
+      <w:r>
+        <w:rPr>
+          <w:b/>
+          <w:sz w:val="22"/>
+        </w:rPr>
+        <w:t xml:space="preserve">Затронутые файлы:</w:t>
+      </w:r>
+    </w:p>
+    <w:p>
+      <w:pPr>
+        <w:numPr>
+          <w:ilvl w:val="0"/>
+          <w:numId w:val="1"/>
+        </w:numPr>
+        <w:spacing w:after="60"/>
+      </w:pPr>
+      <w:r>
+        <w:rPr>
+          <w:color w:val="333333"/>
+          <w:sz w:val="20"/>
+        </w:rPr>
+        <w:t xml:space="preserve">Assets/Scenes/MainScene.unity</w:t>
+      </w:r>
+    </w:p>
+    <w:p>
+      <w:pPr>
+        <w:numPr>
+          <w:ilvl w:val="0"/>
+          <w:numId w:val="1"/>
+        </w:numPr>
+        <w:spacing w:after="60"/>
+      </w:pPr>
+      <w:r>
+        <w:rPr>
+          <w:color w:val="333333"/>
+          <w:sz w:val="20"/>
+        </w:rPr>
+        <w:t xml:space="preserve">Assets/Script/CrashReporter.cs</w:t>
+      </w:r>
+    </w:p>
+    <w:p>
+      <w:pPr>
+        <w:numPr>
+          <w:ilvl w:val="0"/>
+          <w:numId w:val="1"/>
+        </w:numPr>
+        <w:spacing w:after="60"/>
+      </w:pPr>
+      <w:r>
+        <w:rPr>
+          <w:color w:val="333333"/>
+          <w:sz w:val="20"/>
+        </w:rPr>
+        <w:t xml:space="preserve">"docs/\320\230\321\201\321\202\320\276\321\200\320\270\321\217_\320\270\320\267\320\274\320\265\320\275\320\265\320\275\320\270\320\271.docx"</w:t>
+      </w:r>
+    </w:p>
+    <w:p>
+      <w:pPr>
+        <w:spacing w:after="120"/>
+      </w:pPr>
+      <w:r>
+        <w:rPr>
+          <w:sz w:val="10"/>
+        </w:rPr>
+        <w:t xml:space="preserve"> </w:t>
+      </w:r>
+    </w:p>
+    <w:p>
+      <w:pPr>
+        <w:spacing w:after="40"/>
+      </w:pPr>
+      <w:r>
+        <w:rPr>
+          <w:b/>
+          <w:sz w:val="28"/>
+        </w:rPr>
+        <w:t xml:space="preserve">31. </w:t>
+      </w:r>
+      <w:r>
+        <w:rPr>
+          <w:b/>
+          <w:color w:val="B22222"/>
+          <w:sz w:val="28"/>
+        </w:rPr>
+        <w:t xml:space="preserve">[FIX] </w:t>
+      </w:r>
+      <w:r>
+        <w:rPr>
+          <w:b/>
+          <w:sz w:val="28"/>
+        </w:rPr>
+        <w:t xml:space="preserve">масштаб снарядов не применялся (пул сбрасывал scale в Vector3.one); 7 снарядов увеличены x2</w:t>
+      </w:r>
+    </w:p>
+    <w:p>
+      <w:pPr>
+        <w:spacing w:after="120"/>
+      </w:pPr>
+      <w:r>
+        <w:rPr>
+          <w:i/>
+          <w:color w:val="666666"/>
+          <w:sz w:val="20"/>
+        </w:rPr>
         <w:t xml:space="preserve">Коммит (готовится) · —  (блок обновится настоящим хэшем после коммита)</w:t>
-      </w:r>
-    </w:p>
-    <w:p>
-      <w:pPr>
-        <w:spacing w:after="40"/>
-      </w:pPr>
-      <w:r>
-        <w:rPr>
-          <w:b/>
-          <w:sz w:val="22"/>
-        </w:rPr>
-        <w:t xml:space="preserve">Затронутые файлы:</w:t>
-      </w:r>
-    </w:p>
-    <w:p>
-      <w:pPr>
-        <w:numPr>
-          <w:ilvl w:val="0"/>
-          <w:numId w:val="1"/>
-        </w:numPr>
-        <w:spacing w:after="60"/>
-      </w:pPr>
-      <w:r>
-        <w:rPr>
-          <w:color w:val="333333"/>
-          <w:sz w:val="20"/>
-        </w:rPr>
-        <w:t xml:space="preserve">Assets/Scenes/MainScene.unity</w:t>
-      </w:r>
-    </w:p>
-    <w:p>
-      <w:pPr>
-        <w:numPr>
-          <w:ilvl w:val="0"/>
-          <w:numId w:val="1"/>
-        </w:numPr>
-        <w:spacing w:after="60"/>
-      </w:pPr>
-      <w:r>
-        <w:rPr>
-          <w:color w:val="333333"/>
-          <w:sz w:val="20"/>
-        </w:rPr>
-        <w:t xml:space="preserve">Assets/Script/CrashReporter.cs</w:t>
       </w:r>
     </w:p>
     <w:p>

--- a/docs/История_изменений.docx
+++ b/docs/История_изменений.docx
@@ -47,7 +47,7 @@
           <w:b/>
           <w:sz w:val="22"/>
         </w:rPr>
-        <w:t xml:space="preserve">Всего коммитов: 30</w:t>
+        <w:t xml:space="preserve">Всего коммитов: 31</w:t>
       </w:r>
     </w:p>
     <w:p>
@@ -14391,7 +14391,7 @@
           <w:b/>
           <w:sz w:val="28"/>
         </w:rPr>
-        <w:t xml:space="preserve">масштаб снарядов не применялся (пул сбрасывал scale в Vector3.one); 7 снарядов увеличены x2</w:t>
+        <w:t xml:space="preserve">масштаб снарядов не применялся (пул сбрасывал scale); 7 снарядов увеличены x2</w:t>
       </w:r>
     </w:p>
     <w:p>
@@ -14404,7 +14404,458 @@
           <w:color w:val="666666"/>
           <w:sz w:val="20"/>
         </w:rPr>
+        <w:t xml:space="preserve">Коммит 0e3b341 · 2026-07-09</w:t>
+      </w:r>
+    </w:p>
+    <w:p>
+      <w:pPr>
+        <w:spacing w:after="40"/>
+      </w:pPr>
+      <w:r>
+        <w:rPr>
+          <w:b/>
+          <w:sz w:val="22"/>
+        </w:rPr>
+        <w:t xml:space="preserve">Описание:</w:t>
+      </w:r>
+    </w:p>
+    <w:p>
+      <w:pPr>
+        <w:numPr>
+          <w:ilvl w:val="0"/>
+          <w:numId w:val="1"/>
+        </w:numPr>
+        <w:spacing w:after="60"/>
+      </w:pPr>
+      <w:r>
+        <w:rPr>
+          <w:sz w:val="22"/>
+        </w:rPr>
+        <w:t xml:space="preserve">Причина: PoolManager.Spawn при выдаче из пула ставил localScale = Vector3.one, затирая масштаб префаба. Поэтому изменение размера снарядов в игре игнорировалось.</w:t>
+      </w:r>
+    </w:p>
+    <w:p>
+      <w:pPr>
+        <w:numPr>
+          <w:ilvl w:val="0"/>
+          <w:numId w:val="1"/>
+        </w:numPr>
+        <w:spacing w:after="60"/>
+      </w:pPr>
+      <w:r>
+        <w:rPr>
+          <w:sz w:val="22"/>
+        </w:rPr>
+        <w:t xml:space="preserve">PoolManager: восстанавливает масштаб префаба (prefab.transform.localScale) вместо (1,1,1).</w:t>
+      </w:r>
+    </w:p>
+    <w:p>
+      <w:pPr>
+        <w:numPr>
+          <w:ilvl w:val="0"/>
+          <w:numId w:val="1"/>
+        </w:numPr>
+        <w:spacing w:after="60"/>
+      </w:pPr>
+      <w:r>
+        <w:rPr>
+          <w:sz w:val="22"/>
+        </w:rPr>
+        <w:t xml:space="preserve">7 снарядов (Axe, Bow, Spear, Stone, Bounce, IceBullet, Balista) -&gt; root scale 2.0 (теперь применяется в игре, снаряды заметно крупнее).</w:t>
+      </w:r>
+    </w:p>
+    <w:p>
+      <w:pPr>
+        <w:numPr>
+          <w:ilvl w:val="0"/>
+          <w:numId w:val="1"/>
+        </w:numPr>
+        <w:spacing w:after="60"/>
+      </w:pPr>
+      <w:r>
+        <w:rPr>
+          <w:sz w:val="22"/>
+        </w:rPr>
+        <w:t xml:space="preserve">MeleeEnemy (1.2) и BossMonster (0.8) -&gt; 1.0: нейтрализация побочного эффекта фикса, визуально без изменений (в пуле они и так рисовались как 1.0). Проверено в Play mode: пули из пула получают localScale = 2.0.</w:t>
+      </w:r>
+    </w:p>
+    <w:p>
+      <w:pPr>
+        <w:spacing w:after="40"/>
+      </w:pPr>
+      <w:r>
+        <w:rPr>
+          <w:b/>
+          <w:sz w:val="22"/>
+        </w:rPr>
+        <w:t xml:space="preserve">Затронутые файлы:</w:t>
+      </w:r>
+    </w:p>
+    <w:p>
+      <w:pPr>
+        <w:numPr>
+          <w:ilvl w:val="0"/>
+          <w:numId w:val="1"/>
+        </w:numPr>
+        <w:spacing w:after="60"/>
+      </w:pPr>
+      <w:r>
+        <w:rPr>
+          <w:color w:val="333333"/>
+          <w:sz w:val="20"/>
+        </w:rPr>
+        <w:t xml:space="preserve">Assets/Prefab/Enemy/Boss/BossMonster.prefab</w:t>
+      </w:r>
+    </w:p>
+    <w:p>
+      <w:pPr>
+        <w:numPr>
+          <w:ilvl w:val="0"/>
+          <w:numId w:val="1"/>
+        </w:numPr>
+        <w:spacing w:after="60"/>
+      </w:pPr>
+      <w:r>
+        <w:rPr>
+          <w:color w:val="333333"/>
+          <w:sz w:val="20"/>
+        </w:rPr>
+        <w:t xml:space="preserve">Assets/Prefab/Enemy/MeleeEnemy.prefab</w:t>
+      </w:r>
+    </w:p>
+    <w:p>
+      <w:pPr>
+        <w:numPr>
+          <w:ilvl w:val="0"/>
+          <w:numId w:val="1"/>
+        </w:numPr>
+        <w:spacing w:after="60"/>
+      </w:pPr>
+      <w:r>
+        <w:rPr>
+          <w:color w:val="333333"/>
+          <w:sz w:val="20"/>
+        </w:rPr>
+        <w:t xml:space="preserve">Assets/Prefab/Weapon/1Tier/AxeProjectile.prefab</w:t>
+      </w:r>
+    </w:p>
+    <w:p>
+      <w:pPr>
+        <w:numPr>
+          <w:ilvl w:val="0"/>
+          <w:numId w:val="1"/>
+        </w:numPr>
+        <w:spacing w:after="60"/>
+      </w:pPr>
+      <w:r>
+        <w:rPr>
+          <w:color w:val="333333"/>
+          <w:sz w:val="20"/>
+        </w:rPr>
+        <w:t xml:space="preserve">Assets/Prefab/Weapon/1Tier/BowProjectile.prefab</w:t>
+      </w:r>
+    </w:p>
+    <w:p>
+      <w:pPr>
+        <w:numPr>
+          <w:ilvl w:val="0"/>
+          <w:numId w:val="1"/>
+        </w:numPr>
+        <w:spacing w:after="60"/>
+      </w:pPr>
+      <w:r>
+        <w:rPr>
+          <w:color w:val="333333"/>
+          <w:sz w:val="20"/>
+        </w:rPr>
+        <w:t xml:space="preserve">Assets/Prefab/Weapon/1Tier/SpearProjectile.prefab</w:t>
+      </w:r>
+    </w:p>
+    <w:p>
+      <w:pPr>
+        <w:numPr>
+          <w:ilvl w:val="0"/>
+          <w:numId w:val="1"/>
+        </w:numPr>
+        <w:spacing w:after="60"/>
+      </w:pPr>
+      <w:r>
+        <w:rPr>
+          <w:color w:val="333333"/>
+          <w:sz w:val="20"/>
+        </w:rPr>
+        <w:t xml:space="preserve">Assets/Prefab/Weapon/1Tier/StonepProjectile.prefab</w:t>
+      </w:r>
+    </w:p>
+    <w:p>
+      <w:pPr>
+        <w:numPr>
+          <w:ilvl w:val="0"/>
+          <w:numId w:val="1"/>
+        </w:numPr>
+        <w:spacing w:after="60"/>
+      </w:pPr>
+      <w:r>
+        <w:rPr>
+          <w:color w:val="333333"/>
+          <w:sz w:val="20"/>
+        </w:rPr>
+        <w:t xml:space="preserve">Assets/Prefab/Weapon/2Tier/Bounce.prefab</w:t>
+      </w:r>
+    </w:p>
+    <w:p>
+      <w:pPr>
+        <w:numPr>
+          <w:ilvl w:val="0"/>
+          <w:numId w:val="1"/>
+        </w:numPr>
+        <w:spacing w:after="60"/>
+      </w:pPr>
+      <w:r>
+        <w:rPr>
+          <w:color w:val="333333"/>
+          <w:sz w:val="20"/>
+        </w:rPr>
+        <w:t xml:space="preserve">Assets/Prefab/Weapon/2Tier/IceBullet_Projectile.prefab</w:t>
+      </w:r>
+    </w:p>
+    <w:p>
+      <w:pPr>
+        <w:numPr>
+          <w:ilvl w:val="0"/>
+          <w:numId w:val="1"/>
+        </w:numPr>
+        <w:spacing w:after="60"/>
+      </w:pPr>
+      <w:r>
+        <w:rPr>
+          <w:color w:val="333333"/>
+          <w:sz w:val="20"/>
+        </w:rPr>
+        <w:t xml:space="preserve">Assets/Prefab/Weapon/3Tier/BalistaProjectile.prefab</w:t>
+      </w:r>
+    </w:p>
+    <w:p>
+      <w:pPr>
+        <w:numPr>
+          <w:ilvl w:val="0"/>
+          <w:numId w:val="1"/>
+        </w:numPr>
+        <w:spacing w:after="60"/>
+      </w:pPr>
+      <w:r>
+        <w:rPr>
+          <w:color w:val="333333"/>
+          <w:sz w:val="20"/>
+        </w:rPr>
+        <w:t xml:space="preserve">Assets/Script/PoolObject/PoolManager.cs</w:t>
+      </w:r>
+    </w:p>
+    <w:p>
+      <w:pPr>
+        <w:numPr>
+          <w:ilvl w:val="0"/>
+          <w:numId w:val="1"/>
+        </w:numPr>
+        <w:spacing w:after="60"/>
+      </w:pPr>
+      <w:r>
+        <w:rPr>
+          <w:color w:val="333333"/>
+          <w:sz w:val="20"/>
+        </w:rPr>
+        <w:t xml:space="preserve">"docs/\320\230\321\201\321\202\320\276\321\200\320\270\321\217_\320\270\320\267\320\274\320\265\320\275\320\265\320\275\320\270\320\271.docx"</w:t>
+      </w:r>
+    </w:p>
+    <w:p>
+      <w:pPr>
+        <w:spacing w:after="120"/>
+      </w:pPr>
+      <w:r>
+        <w:rPr>
+          <w:sz w:val="10"/>
+        </w:rPr>
+        <w:t xml:space="preserve"> </w:t>
+      </w:r>
+    </w:p>
+    <w:p>
+      <w:pPr>
+        <w:spacing w:after="40"/>
+      </w:pPr>
+      <w:r>
+        <w:rPr>
+          <w:b/>
+          <w:sz w:val="28"/>
+        </w:rPr>
+        <w:t xml:space="preserve">32. </w:t>
+      </w:r>
+      <w:r>
+        <w:rPr>
+          <w:b/>
+          <w:color w:val="555555"/>
+          <w:sz w:val="28"/>
+        </w:rPr>
+        <w:t xml:space="preserve">[CHORE] </w:t>
+      </w:r>
+      <w:r>
+        <w:rPr>
+          <w:b/>
+          <w:sz w:val="28"/>
+        </w:rPr>
+        <w:t xml:space="preserve">конфиг проекта (компания/продукт/иконки), логотип, шрифты, steam_appid, build-профиль; удалён Unity-шаблон TutorialInfo</w:t>
+      </w:r>
+    </w:p>
+    <w:p>
+      <w:pPr>
+        <w:spacing w:after="120"/>
+      </w:pPr>
+      <w:r>
+        <w:rPr>
+          <w:i/>
+          <w:color w:val="666666"/>
+          <w:sz w:val="20"/>
+        </w:rPr>
         <w:t xml:space="preserve">Коммит (готовится) · —  (блок обновится настоящим хэшем после коммита)</w:t>
+      </w:r>
+    </w:p>
+    <w:p>
+      <w:pPr>
+        <w:spacing w:after="40"/>
+      </w:pPr>
+      <w:r>
+        <w:rPr>
+          <w:b/>
+          <w:sz w:val="22"/>
+        </w:rPr>
+        <w:t xml:space="preserve">Затронутые файлы:</w:t>
+      </w:r>
+    </w:p>
+    <w:p>
+      <w:pPr>
+        <w:numPr>
+          <w:ilvl w:val="0"/>
+          <w:numId w:val="1"/>
+        </w:numPr>
+        <w:spacing w:after="60"/>
+      </w:pPr>
+      <w:r>
+        <w:rPr>
+          <w:color w:val="333333"/>
+          <w:sz w:val="20"/>
+        </w:rPr>
+        <w:t xml:space="preserve">Assets/TutorialInfo.meta</w:t>
+      </w:r>
+    </w:p>
+    <w:p>
+      <w:pPr>
+        <w:numPr>
+          <w:ilvl w:val="0"/>
+          <w:numId w:val="1"/>
+        </w:numPr>
+        <w:spacing w:after="60"/>
+      </w:pPr>
+      <w:r>
+        <w:rPr>
+          <w:color w:val="333333"/>
+          <w:sz w:val="20"/>
+        </w:rPr>
+        <w:t xml:space="preserve">Assets/TutorialInfo/Icons.meta</w:t>
+      </w:r>
+    </w:p>
+    <w:p>
+      <w:pPr>
+        <w:numPr>
+          <w:ilvl w:val="0"/>
+          <w:numId w:val="1"/>
+        </w:numPr>
+        <w:spacing w:after="60"/>
+      </w:pPr>
+      <w:r>
+        <w:rPr>
+          <w:color w:val="333333"/>
+          <w:sz w:val="20"/>
+        </w:rPr>
+        <w:t xml:space="preserve">Assets/TutorialInfo/Icons/URP.png</w:t>
+      </w:r>
+    </w:p>
+    <w:p>
+      <w:pPr>
+        <w:numPr>
+          <w:ilvl w:val="0"/>
+          <w:numId w:val="1"/>
+        </w:numPr>
+        <w:spacing w:after="60"/>
+      </w:pPr>
+      <w:r>
+        <w:rPr>
+          <w:color w:val="333333"/>
+          <w:sz w:val="20"/>
+        </w:rPr>
+        <w:t xml:space="preserve">Assets/TutorialInfo/Layout.wlt</w:t>
+      </w:r>
+    </w:p>
+    <w:p>
+      <w:pPr>
+        <w:numPr>
+          <w:ilvl w:val="0"/>
+          <w:numId w:val="1"/>
+        </w:numPr>
+        <w:spacing w:after="60"/>
+      </w:pPr>
+      <w:r>
+        <w:rPr>
+          <w:color w:val="333333"/>
+          <w:sz w:val="20"/>
+        </w:rPr>
+        <w:t xml:space="preserve">Assets/TutorialInfo/Scripts.meta</w:t>
+      </w:r>
+    </w:p>
+    <w:p>
+      <w:pPr>
+        <w:numPr>
+          <w:ilvl w:val="0"/>
+          <w:numId w:val="1"/>
+        </w:numPr>
+        <w:spacing w:after="60"/>
+      </w:pPr>
+      <w:r>
+        <w:rPr>
+          <w:color w:val="333333"/>
+          <w:sz w:val="20"/>
+        </w:rPr>
+        <w:t xml:space="preserve">Assets/TutorialInfo/Scripts/Editor.meta</w:t>
+      </w:r>
+    </w:p>
+    <w:p>
+      <w:pPr>
+        <w:numPr>
+          <w:ilvl w:val="0"/>
+          <w:numId w:val="1"/>
+        </w:numPr>
+        <w:spacing w:after="60"/>
+      </w:pPr>
+      <w:r>
+        <w:rPr>
+          <w:color w:val="333333"/>
+          <w:sz w:val="20"/>
+        </w:rPr>
+        <w:t xml:space="preserve">Assets/TutorialInfo/Scripts/Editor/ReadmeEditor.cs</w:t>
+      </w:r>
+    </w:p>
+    <w:p>
+      <w:pPr>
+        <w:numPr>
+          <w:ilvl w:val="0"/>
+          <w:numId w:val="1"/>
+        </w:numPr>
+        <w:spacing w:after="60"/>
+      </w:pPr>
+      <w:r>
+        <w:rPr>
+          <w:color w:val="333333"/>
+          <w:sz w:val="20"/>
+        </w:rPr>
+        <w:t xml:space="preserve">Assets/TutorialInfo/Scripts/Readme.cs</w:t>
       </w:r>
     </w:p>
     <w:p>

--- a/docs/История_изменений.docx
+++ b/docs/История_изменений.docx
@@ -47,7 +47,7 @@
           <w:b/>
           <w:sz w:val="22"/>
         </w:rPr>
-        <w:t xml:space="preserve">Всего коммитов: 31</w:t>
+        <w:t xml:space="preserve">Всего коммитов: 32</w:t>
       </w:r>
     </w:p>
     <w:p>
@@ -14702,7 +14702,7 @@
           <w:b/>
           <w:sz w:val="28"/>
         </w:rPr>
-        <w:t xml:space="preserve">конфиг проекта (компания/продукт/иконки), логотип, шрифты, steam_appid, build-профиль; удалён Unity-шаблон TutorialInfo</w:t>
+        <w:t xml:space="preserve">конфиг проекта, ассеты и очистка репозитория</w:t>
       </w:r>
     </w:p>
     <w:p>
@@ -14715,6 +14715,556 @@
           <w:color w:val="666666"/>
           <w:sz w:val="20"/>
         </w:rPr>
+        <w:t xml:space="preserve">Коммит 2eb37b5 · 2026-07-09</w:t>
+      </w:r>
+    </w:p>
+    <w:p>
+      <w:pPr>
+        <w:spacing w:after="40"/>
+      </w:pPr>
+      <w:r>
+        <w:rPr>
+          <w:b/>
+          <w:sz w:val="22"/>
+        </w:rPr>
+        <w:t xml:space="preserve">Описание:</w:t>
+      </w:r>
+    </w:p>
+    <w:p>
+      <w:pPr>
+        <w:numPr>
+          <w:ilvl w:val="0"/>
+          <w:numId w:val="1"/>
+        </w:numPr>
+        <w:spacing w:after="60"/>
+      </w:pPr>
+      <w:r>
+        <w:rPr>
+          <w:sz w:val="22"/>
+        </w:rPr>
+        <w:t xml:space="preserve">ProjectSettings: компания havocstudioteam, продукт "Endless Tower Survivors", иконки, сплэш; EditorSettings; ScriptableBuildPipeline; build-профиль Windows.</w:t>
+      </w:r>
+    </w:p>
+    <w:p>
+      <w:pPr>
+        <w:numPr>
+          <w:ilvl w:val="0"/>
+          <w:numId w:val="1"/>
+        </w:numPr>
+        <w:spacing w:after="60"/>
+      </w:pPr>
+      <w:r>
+        <w:rPr>
+          <w:sz w:val="22"/>
+        </w:rPr>
+        <w:t xml:space="preserve">Новые ассеты: GameLogo.png, journal_icon.png, шрифты TextMesh Pro, локализация ru.</w:t>
+      </w:r>
+    </w:p>
+    <w:p>
+      <w:pPr>
+        <w:numPr>
+          <w:ilvl w:val="0"/>
+          <w:numId w:val="1"/>
+        </w:numPr>
+        <w:spacing w:after="60"/>
+      </w:pPr>
+      <w:r>
+        <w:rPr>
+          <w:sz w:val="22"/>
+        </w:rPr>
+        <w:t xml:space="preserve">steam_appid.txt, Recorder (manifest), addressables-меты OSX/Windows.</w:t>
+      </w:r>
+    </w:p>
+    <w:p>
+      <w:pPr>
+        <w:numPr>
+          <w:ilvl w:val="0"/>
+          <w:numId w:val="1"/>
+        </w:numPr>
+        <w:spacing w:after="60"/>
+      </w:pPr>
+      <w:r>
+        <w:rPr>
+          <w:sz w:val="22"/>
+        </w:rPr>
+        <w:t xml:space="preserve">Удалён дефолтный Unity-шаблон Assets/TutorialInfo (к игре не относится).</w:t>
+      </w:r>
+    </w:p>
+    <w:p>
+      <w:pPr>
+        <w:numPr>
+          <w:ilvl w:val="0"/>
+          <w:numId w:val="1"/>
+        </w:numPr>
+        <w:spacing w:after="60"/>
+      </w:pPr>
+      <w:r>
+        <w:rPr>
+          <w:sz w:val="22"/>
+        </w:rPr>
+        <w:t xml:space="preserve">.gitignore: артефакты Assets/BuildReports.</w:t>
+      </w:r>
+    </w:p>
+    <w:p>
+      <w:pPr>
+        <w:spacing w:after="40"/>
+      </w:pPr>
+      <w:r>
+        <w:rPr>
+          <w:b/>
+          <w:sz w:val="22"/>
+        </w:rPr>
+        <w:t xml:space="preserve">Затронутые файлы:</w:t>
+      </w:r>
+    </w:p>
+    <w:p>
+      <w:pPr>
+        <w:numPr>
+          <w:ilvl w:val="0"/>
+          <w:numId w:val="1"/>
+        </w:numPr>
+        <w:spacing w:after="60"/>
+      </w:pPr>
+      <w:r>
+        <w:rPr>
+          <w:color w:val="333333"/>
+          <w:sz w:val="20"/>
+        </w:rPr>
+        <w:t xml:space="preserve">.gitignore</w:t>
+      </w:r>
+    </w:p>
+    <w:p>
+      <w:pPr>
+        <w:numPr>
+          <w:ilvl w:val="0"/>
+          <w:numId w:val="1"/>
+        </w:numPr>
+        <w:spacing w:after="60"/>
+      </w:pPr>
+      <w:r>
+        <w:rPr>
+          <w:color w:val="333333"/>
+          <w:sz w:val="20"/>
+        </w:rPr>
+        <w:t xml:space="preserve">Assets/AddressableAssetsData/OSX.meta</w:t>
+      </w:r>
+    </w:p>
+    <w:p>
+      <w:pPr>
+        <w:numPr>
+          <w:ilvl w:val="0"/>
+          <w:numId w:val="1"/>
+        </w:numPr>
+        <w:spacing w:after="60"/>
+      </w:pPr>
+      <w:r>
+        <w:rPr>
+          <w:color w:val="333333"/>
+          <w:sz w:val="20"/>
+        </w:rPr>
+        <w:t xml:space="preserve">Assets/AddressableAssetsData/Windows.meta</w:t>
+      </w:r>
+    </w:p>
+    <w:p>
+      <w:pPr>
+        <w:numPr>
+          <w:ilvl w:val="0"/>
+          <w:numId w:val="1"/>
+        </w:numPr>
+        <w:spacing w:after="60"/>
+      </w:pPr>
+      <w:r>
+        <w:rPr>
+          <w:color w:val="333333"/>
+          <w:sz w:val="20"/>
+        </w:rPr>
+        <w:t xml:space="preserve">Assets/AssetStore/Idyllic Fantasy Nature/Materials/Rocks/Rock_Big_01.mat</w:t>
+      </w:r>
+    </w:p>
+    <w:p>
+      <w:pPr>
+        <w:numPr>
+          <w:ilvl w:val="0"/>
+          <w:numId w:val="1"/>
+        </w:numPr>
+        <w:spacing w:after="60"/>
+      </w:pPr>
+      <w:r>
+        <w:rPr>
+          <w:color w:val="333333"/>
+          <w:sz w:val="20"/>
+        </w:rPr>
+        <w:t xml:space="preserve">Assets/Localization/Locales/Upgrade Labels/Upgrade Labels_ru.asset</w:t>
+      </w:r>
+    </w:p>
+    <w:p>
+      <w:pPr>
+        <w:numPr>
+          <w:ilvl w:val="0"/>
+          <w:numId w:val="1"/>
+        </w:numPr>
+        <w:spacing w:after="60"/>
+      </w:pPr>
+      <w:r>
+        <w:rPr>
+          <w:color w:val="333333"/>
+          <w:sz w:val="20"/>
+        </w:rPr>
+        <w:t xml:space="preserve">Assets/Settings/Build Profiles.meta</w:t>
+      </w:r>
+    </w:p>
+    <w:p>
+      <w:pPr>
+        <w:numPr>
+          <w:ilvl w:val="0"/>
+          <w:numId w:val="1"/>
+        </w:numPr>
+        <w:spacing w:after="60"/>
+      </w:pPr>
+      <w:r>
+        <w:rPr>
+          <w:color w:val="333333"/>
+          <w:sz w:val="20"/>
+        </w:rPr>
+        <w:t xml:space="preserve">Assets/Settings/Build Profiles/New Windows Profile.asset</w:t>
+      </w:r>
+    </w:p>
+    <w:p>
+      <w:pPr>
+        <w:numPr>
+          <w:ilvl w:val="0"/>
+          <w:numId w:val="1"/>
+        </w:numPr>
+        <w:spacing w:after="60"/>
+      </w:pPr>
+      <w:r>
+        <w:rPr>
+          <w:color w:val="333333"/>
+          <w:sz w:val="20"/>
+        </w:rPr>
+        <w:t xml:space="preserve">Assets/TextMesh Pro/New Folder/KellySlab-Regular SDF.asset</w:t>
+      </w:r>
+    </w:p>
+    <w:p>
+      <w:pPr>
+        <w:numPr>
+          <w:ilvl w:val="0"/>
+          <w:numId w:val="1"/>
+        </w:numPr>
+        <w:spacing w:after="60"/>
+      </w:pPr>
+      <w:r>
+        <w:rPr>
+          <w:color w:val="333333"/>
+          <w:sz w:val="20"/>
+        </w:rPr>
+        <w:t xml:space="preserve">Assets/TextMesh Pro/New Folder/Oswald-SemiBold SDF.asset</w:t>
+      </w:r>
+    </w:p>
+    <w:p>
+      <w:pPr>
+        <w:numPr>
+          <w:ilvl w:val="0"/>
+          <w:numId w:val="1"/>
+        </w:numPr>
+        <w:spacing w:after="60"/>
+      </w:pPr>
+      <w:r>
+        <w:rPr>
+          <w:color w:val="333333"/>
+          <w:sz w:val="20"/>
+        </w:rPr>
+        <w:t xml:space="preserve">Assets/TextMesh Pro/New Folder/Oswald_v2font.asset</w:t>
+      </w:r>
+    </w:p>
+    <w:p>
+      <w:pPr>
+        <w:numPr>
+          <w:ilvl w:val="0"/>
+          <w:numId w:val="1"/>
+        </w:numPr>
+        <w:spacing w:after="60"/>
+      </w:pPr>
+      <w:r>
+        <w:rPr>
+          <w:color w:val="333333"/>
+          <w:sz w:val="20"/>
+        </w:rPr>
+        <w:t xml:space="preserve">Assets/TextMesh Pro/Resources/Fonts &amp; Materials/LiberationSans SDF - Fallback.asset</w:t>
+      </w:r>
+    </w:p>
+    <w:p>
+      <w:pPr>
+        <w:numPr>
+          <w:ilvl w:val="0"/>
+          <w:numId w:val="1"/>
+        </w:numPr>
+        <w:spacing w:after="60"/>
+      </w:pPr>
+      <w:r>
+        <w:rPr>
+          <w:color w:val="333333"/>
+          <w:sz w:val="20"/>
+        </w:rPr>
+        <w:t xml:space="preserve">Assets/Texture/UI/GameLogo.png</w:t>
+      </w:r>
+    </w:p>
+    <w:p>
+      <w:pPr>
+        <w:numPr>
+          <w:ilvl w:val="0"/>
+          <w:numId w:val="1"/>
+        </w:numPr>
+        <w:spacing w:after="60"/>
+      </w:pPr>
+      <w:r>
+        <w:rPr>
+          <w:color w:val="333333"/>
+          <w:sz w:val="20"/>
+        </w:rPr>
+        <w:t xml:space="preserve">Assets/Texture/journal_icon.png</w:t>
+      </w:r>
+    </w:p>
+    <w:p>
+      <w:pPr>
+        <w:numPr>
+          <w:ilvl w:val="0"/>
+          <w:numId w:val="1"/>
+        </w:numPr>
+        <w:spacing w:after="60"/>
+      </w:pPr>
+      <w:r>
+        <w:rPr>
+          <w:color w:val="333333"/>
+          <w:sz w:val="20"/>
+        </w:rPr>
+        <w:t xml:space="preserve">Assets/TutorialInfo/Icons/URP.png</w:t>
+      </w:r>
+    </w:p>
+    <w:p>
+      <w:pPr>
+        <w:numPr>
+          <w:ilvl w:val="0"/>
+          <w:numId w:val="1"/>
+        </w:numPr>
+        <w:spacing w:after="60"/>
+      </w:pPr>
+      <w:r>
+        <w:rPr>
+          <w:color w:val="333333"/>
+          <w:sz w:val="20"/>
+        </w:rPr>
+        <w:t xml:space="preserve">Assets/TutorialInfo/Layout.wlt</w:t>
+      </w:r>
+    </w:p>
+    <w:p>
+      <w:pPr>
+        <w:numPr>
+          <w:ilvl w:val="0"/>
+          <w:numId w:val="1"/>
+        </w:numPr>
+        <w:spacing w:after="60"/>
+      </w:pPr>
+      <w:r>
+        <w:rPr>
+          <w:color w:val="333333"/>
+          <w:sz w:val="20"/>
+        </w:rPr>
+        <w:t xml:space="preserve">Assets/TutorialInfo/Scripts.meta</w:t>
+      </w:r>
+    </w:p>
+    <w:p>
+      <w:pPr>
+        <w:numPr>
+          <w:ilvl w:val="0"/>
+          <w:numId w:val="1"/>
+        </w:numPr>
+        <w:spacing w:after="60"/>
+      </w:pPr>
+      <w:r>
+        <w:rPr>
+          <w:color w:val="333333"/>
+          <w:sz w:val="20"/>
+        </w:rPr>
+        <w:t xml:space="preserve">Assets/TutorialInfo/Scripts/Editor/ReadmeEditor.cs</w:t>
+      </w:r>
+    </w:p>
+    <w:p>
+      <w:pPr>
+        <w:numPr>
+          <w:ilvl w:val="0"/>
+          <w:numId w:val="1"/>
+        </w:numPr>
+        <w:spacing w:after="60"/>
+      </w:pPr>
+      <w:r>
+        <w:rPr>
+          <w:color w:val="333333"/>
+          <w:sz w:val="20"/>
+        </w:rPr>
+        <w:t xml:space="preserve">Assets/TutorialInfo/Scripts/Readme.cs</w:t>
+      </w:r>
+    </w:p>
+    <w:p>
+      <w:pPr>
+        <w:numPr>
+          <w:ilvl w:val="0"/>
+          <w:numId w:val="1"/>
+        </w:numPr>
+        <w:spacing w:after="60"/>
+      </w:pPr>
+      <w:r>
+        <w:rPr>
+          <w:color w:val="333333"/>
+          <w:sz w:val="20"/>
+        </w:rPr>
+        <w:t xml:space="preserve">Packages/manifest.json</w:t>
+      </w:r>
+    </w:p>
+    <w:p>
+      <w:pPr>
+        <w:numPr>
+          <w:ilvl w:val="0"/>
+          <w:numId w:val="1"/>
+        </w:numPr>
+        <w:spacing w:after="60"/>
+      </w:pPr>
+      <w:r>
+        <w:rPr>
+          <w:color w:val="333333"/>
+          <w:sz w:val="20"/>
+        </w:rPr>
+        <w:t xml:space="preserve">Packages/packages-lock.json</w:t>
+      </w:r>
+    </w:p>
+    <w:p>
+      <w:pPr>
+        <w:numPr>
+          <w:ilvl w:val="0"/>
+          <w:numId w:val="1"/>
+        </w:numPr>
+        <w:spacing w:after="60"/>
+      </w:pPr>
+      <w:r>
+        <w:rPr>
+          <w:color w:val="333333"/>
+          <w:sz w:val="20"/>
+        </w:rPr>
+        <w:t xml:space="preserve">ProjectSettings/EditorSettings.asset</w:t>
+      </w:r>
+    </w:p>
+    <w:p>
+      <w:pPr>
+        <w:numPr>
+          <w:ilvl w:val="0"/>
+          <w:numId w:val="1"/>
+        </w:numPr>
+        <w:spacing w:after="60"/>
+      </w:pPr>
+      <w:r>
+        <w:rPr>
+          <w:color w:val="333333"/>
+          <w:sz w:val="20"/>
+        </w:rPr>
+        <w:t xml:space="preserve">ProjectSettings/ProjectSettings.asset</w:t>
+      </w:r>
+    </w:p>
+    <w:p>
+      <w:pPr>
+        <w:numPr>
+          <w:ilvl w:val="0"/>
+          <w:numId w:val="1"/>
+        </w:numPr>
+        <w:spacing w:after="60"/>
+      </w:pPr>
+      <w:r>
+        <w:rPr>
+          <w:color w:val="333333"/>
+          <w:sz w:val="20"/>
+        </w:rPr>
+        <w:t xml:space="preserve">ProjectSettings/ScriptableBuildPipeline.json</w:t>
+      </w:r>
+    </w:p>
+    <w:p>
+      <w:pPr>
+        <w:numPr>
+          <w:ilvl w:val="0"/>
+          <w:numId w:val="1"/>
+        </w:numPr>
+        <w:spacing w:after="60"/>
+      </w:pPr>
+      <w:r>
+        <w:rPr>
+          <w:color w:val="333333"/>
+          <w:sz w:val="20"/>
+        </w:rPr>
+        <w:t xml:space="preserve">"docs/\320\230\321\201\321\202\320\276\321\200\320\270\321\217_\320\270\320\267\320\274\320\265\320\275\320\265\320\275\320\270\320\271.docx"</w:t>
+      </w:r>
+    </w:p>
+    <w:p>
+      <w:pPr>
+        <w:numPr>
+          <w:ilvl w:val="0"/>
+          <w:numId w:val="1"/>
+        </w:numPr>
+        <w:spacing w:after="60"/>
+      </w:pPr>
+      <w:r>
+        <w:rPr>
+          <w:color w:val="333333"/>
+          <w:sz w:val="20"/>
+        </w:rPr>
+        <w:t xml:space="preserve">steam_appid.txt</w:t>
+      </w:r>
+    </w:p>
+    <w:p>
+      <w:pPr>
+        <w:spacing w:after="120"/>
+      </w:pPr>
+      <w:r>
+        <w:rPr>
+          <w:sz w:val="10"/>
+        </w:rPr>
+        <w:t xml:space="preserve"> </w:t>
+      </w:r>
+    </w:p>
+    <w:p>
+      <w:pPr>
+        <w:spacing w:after="40"/>
+      </w:pPr>
+      <w:r>
+        <w:rPr>
+          <w:b/>
+          <w:sz w:val="28"/>
+        </w:rPr>
+        <w:t xml:space="preserve">33. </w:t>
+      </w:r>
+      <w:r>
+        <w:rPr>
+          <w:b/>
+          <w:color w:val="B22222"/>
+          <w:sz w:val="28"/>
+        </w:rPr>
+        <w:t xml:space="preserve">[FIX] </w:t>
+      </w:r>
+      <w:r>
+        <w:rPr>
+          <w:b/>
+          <w:sz w:val="28"/>
+        </w:rPr>
+        <w:t xml:space="preserve">5 багов геймплея — магазин при награде босса, урон Spinning Blade, золото-за-жизнь при малом HP, кнопка выхода, цвет реролла</w:t>
+      </w:r>
+    </w:p>
+    <w:p>
+      <w:pPr>
+        <w:spacing w:after="120"/>
+      </w:pPr>
+      <w:r>
+        <w:rPr>
+          <w:i/>
+          <w:color w:val="666666"/>
+          <w:sz w:val="20"/>
+        </w:rPr>
         <w:t xml:space="preserve">Коммит (готовится) · —  (блок обновится настоящим хэшем после коммита)</w:t>
       </w:r>
     </w:p>
@@ -14743,119 +15293,7 @@
           <w:color w:val="333333"/>
           <w:sz w:val="20"/>
         </w:rPr>
-        <w:t xml:space="preserve">Assets/TutorialInfo.meta</w:t>
-      </w:r>
-    </w:p>
-    <w:p>
-      <w:pPr>
-        <w:numPr>
-          <w:ilvl w:val="0"/>
-          <w:numId w:val="1"/>
-        </w:numPr>
-        <w:spacing w:after="60"/>
-      </w:pPr>
-      <w:r>
-        <w:rPr>
-          <w:color w:val="333333"/>
-          <w:sz w:val="20"/>
-        </w:rPr>
-        <w:t xml:space="preserve">Assets/TutorialInfo/Icons.meta</w:t>
-      </w:r>
-    </w:p>
-    <w:p>
-      <w:pPr>
-        <w:numPr>
-          <w:ilvl w:val="0"/>
-          <w:numId w:val="1"/>
-        </w:numPr>
-        <w:spacing w:after="60"/>
-      </w:pPr>
-      <w:r>
-        <w:rPr>
-          <w:color w:val="333333"/>
-          <w:sz w:val="20"/>
-        </w:rPr>
-        <w:t xml:space="preserve">Assets/TutorialInfo/Icons/URP.png</w:t>
-      </w:r>
-    </w:p>
-    <w:p>
-      <w:pPr>
-        <w:numPr>
-          <w:ilvl w:val="0"/>
-          <w:numId w:val="1"/>
-        </w:numPr>
-        <w:spacing w:after="60"/>
-      </w:pPr>
-      <w:r>
-        <w:rPr>
-          <w:color w:val="333333"/>
-          <w:sz w:val="20"/>
-        </w:rPr>
-        <w:t xml:space="preserve">Assets/TutorialInfo/Layout.wlt</w:t>
-      </w:r>
-    </w:p>
-    <w:p>
-      <w:pPr>
-        <w:numPr>
-          <w:ilvl w:val="0"/>
-          <w:numId w:val="1"/>
-        </w:numPr>
-        <w:spacing w:after="60"/>
-      </w:pPr>
-      <w:r>
-        <w:rPr>
-          <w:color w:val="333333"/>
-          <w:sz w:val="20"/>
-        </w:rPr>
-        <w:t xml:space="preserve">Assets/TutorialInfo/Scripts.meta</w:t>
-      </w:r>
-    </w:p>
-    <w:p>
-      <w:pPr>
-        <w:numPr>
-          <w:ilvl w:val="0"/>
-          <w:numId w:val="1"/>
-        </w:numPr>
-        <w:spacing w:after="60"/>
-      </w:pPr>
-      <w:r>
-        <w:rPr>
-          <w:color w:val="333333"/>
-          <w:sz w:val="20"/>
-        </w:rPr>
-        <w:t xml:space="preserve">Assets/TutorialInfo/Scripts/Editor.meta</w:t>
-      </w:r>
-    </w:p>
-    <w:p>
-      <w:pPr>
-        <w:numPr>
-          <w:ilvl w:val="0"/>
-          <w:numId w:val="1"/>
-        </w:numPr>
-        <w:spacing w:after="60"/>
-      </w:pPr>
-      <w:r>
-        <w:rPr>
-          <w:color w:val="333333"/>
-          <w:sz w:val="20"/>
-        </w:rPr>
-        <w:t xml:space="preserve">Assets/TutorialInfo/Scripts/Editor/ReadmeEditor.cs</w:t>
-      </w:r>
-    </w:p>
-    <w:p>
-      <w:pPr>
-        <w:numPr>
-          <w:ilvl w:val="0"/>
-          <w:numId w:val="1"/>
-        </w:numPr>
-        <w:spacing w:after="60"/>
-      </w:pPr>
-      <w:r>
-        <w:rPr>
-          <w:color w:val="333333"/>
-          <w:sz w:val="20"/>
-        </w:rPr>
-        <w:t xml:space="preserve">Assets/TutorialInfo/Scripts/Readme.cs</w:t>
+        <w:t xml:space="preserve">Assets/Scenes/MainScene.unity</w:t>
       </w:r>
     </w:p>
     <w:p>

--- a/docs/История_изменений.docx
+++ b/docs/История_изменений.docx
@@ -47,7 +47,7 @@
           <w:b/>
           <w:sz w:val="22"/>
         </w:rPr>
-        <w:t xml:space="preserve">Всего коммитов: 32</w:t>
+        <w:t xml:space="preserve">Всего коммитов: 33</w:t>
       </w:r>
     </w:p>
     <w:p>
@@ -15252,7 +15252,7 @@
           <w:b/>
           <w:sz w:val="28"/>
         </w:rPr>
-        <w:t xml:space="preserve">5 багов геймплея — магазин при награде босса, урон Spinning Blade, золото-за-жизнь при малом HP, кнопка выхода, цвет реролла</w:t>
+        <w:t xml:space="preserve">5 багов геймплея</w:t>
       </w:r>
     </w:p>
     <w:p>
@@ -15265,35 +15265,241 @@
           <w:color w:val="666666"/>
           <w:sz w:val="20"/>
         </w:rPr>
+        <w:t xml:space="preserve">Коммит d9763eb · 2026-07-09</w:t>
+      </w:r>
+    </w:p>
+    <w:p>
+      <w:pPr>
+        <w:spacing w:after="40"/>
+      </w:pPr>
+      <w:r>
+        <w:rPr>
+          <w:b/>
+          <w:sz w:val="22"/>
+        </w:rPr>
+        <w:t xml:space="preserve">Описание:</w:t>
+      </w:r>
+    </w:p>
+    <w:p>
+      <w:pPr>
+        <w:numPr>
+          <w:ilvl w:val="0"/>
+          <w:numId w:val="1"/>
+        </w:numPr>
+        <w:spacing w:after="60"/>
+      </w:pPr>
+      <w:r>
+        <w:rPr>
+          <w:sz w:val="22"/>
+        </w:rPr>
+        <w:t xml:space="preserve">1. Магазин (покупка оружия/улучшений и реролл) заблокирован во время выбора награды с босса. BossRewardUI.IsSelectionOpen + проверки в ShopManager. 2. Spinning Blade (SlashingSpin) снова наносит урон: RandomSpawnPortal спавнил зону урона на высоте firePoint (над башней) — теперь на плоскости цели. 3. Нельзя купить "золото за жизнь" при нехватке HP: UpgradeBaseSO.CanApply + override в GoldForLifeUpgrade, проверка в ShopManager.BuyUpgrade до списания. 4. Кнопка "Выйти": Application.Quit() в билде / выход из Play mode в редакторе. 5. Кнопка реролла перекрашена в золотисто-янтарный (под трату золота). Проверено: компиляция чистая, в Play нет ошибок, фикс Spinning Blade подтверждён рантайм-тестом (зона урона спавнится на Y цели, а не над башней).</w:t>
+      </w:r>
+    </w:p>
+    <w:p>
+      <w:pPr>
+        <w:spacing w:after="40"/>
+      </w:pPr>
+      <w:r>
+        <w:rPr>
+          <w:b/>
+          <w:sz w:val="22"/>
+        </w:rPr>
+        <w:t xml:space="preserve">Затронутые файлы:</w:t>
+      </w:r>
+    </w:p>
+    <w:p>
+      <w:pPr>
+        <w:numPr>
+          <w:ilvl w:val="0"/>
+          <w:numId w:val="1"/>
+        </w:numPr>
+        <w:spacing w:after="60"/>
+      </w:pPr>
+      <w:r>
+        <w:rPr>
+          <w:color w:val="333333"/>
+          <w:sz w:val="20"/>
+        </w:rPr>
+        <w:t xml:space="preserve">Assets/Scenes/MainScene.unity</w:t>
+      </w:r>
+    </w:p>
+    <w:p>
+      <w:pPr>
+        <w:numPr>
+          <w:ilvl w:val="0"/>
+          <w:numId w:val="1"/>
+        </w:numPr>
+        <w:spacing w:after="60"/>
+      </w:pPr>
+      <w:r>
+        <w:rPr>
+          <w:color w:val="333333"/>
+          <w:sz w:val="20"/>
+        </w:rPr>
+        <w:t xml:space="preserve">Assets/Script/Boss/BossRewardUI.cs</w:t>
+      </w:r>
+    </w:p>
+    <w:p>
+      <w:pPr>
+        <w:numPr>
+          <w:ilvl w:val="0"/>
+          <w:numId w:val="1"/>
+        </w:numPr>
+        <w:spacing w:after="60"/>
+      </w:pPr>
+      <w:r>
+        <w:rPr>
+          <w:color w:val="333333"/>
+          <w:sz w:val="20"/>
+        </w:rPr>
+        <w:t xml:space="preserve">Assets/Script/BulletType/RandomSpawnPortal.cs</w:t>
+      </w:r>
+    </w:p>
+    <w:p>
+      <w:pPr>
+        <w:numPr>
+          <w:ilvl w:val="0"/>
+          <w:numId w:val="1"/>
+        </w:numPr>
+        <w:spacing w:after="60"/>
+      </w:pPr>
+      <w:r>
+        <w:rPr>
+          <w:color w:val="333333"/>
+          <w:sz w:val="20"/>
+        </w:rPr>
+        <w:t xml:space="preserve">Assets/Script/ScriptableObjects/UpgradeSO/GoldForLifeUpgrade.cs</w:t>
+      </w:r>
+    </w:p>
+    <w:p>
+      <w:pPr>
+        <w:numPr>
+          <w:ilvl w:val="0"/>
+          <w:numId w:val="1"/>
+        </w:numPr>
+        <w:spacing w:after="60"/>
+      </w:pPr>
+      <w:r>
+        <w:rPr>
+          <w:color w:val="333333"/>
+          <w:sz w:val="20"/>
+        </w:rPr>
+        <w:t xml:space="preserve">Assets/Script/ScriptableObjects/UpgradeSO/UpgradeBaseSO.cs</w:t>
+      </w:r>
+    </w:p>
+    <w:p>
+      <w:pPr>
+        <w:numPr>
+          <w:ilvl w:val="0"/>
+          <w:numId w:val="1"/>
+        </w:numPr>
+        <w:spacing w:after="60"/>
+      </w:pPr>
+      <w:r>
+        <w:rPr>
+          <w:color w:val="333333"/>
+          <w:sz w:val="20"/>
+        </w:rPr>
+        <w:t xml:space="preserve">Assets/Script/ShopManager.cs</w:t>
+      </w:r>
+    </w:p>
+    <w:p>
+      <w:pPr>
+        <w:numPr>
+          <w:ilvl w:val="0"/>
+          <w:numId w:val="1"/>
+        </w:numPr>
+        <w:spacing w:after="60"/>
+      </w:pPr>
+      <w:r>
+        <w:rPr>
+          <w:color w:val="333333"/>
+          <w:sz w:val="20"/>
+        </w:rPr>
+        <w:t xml:space="preserve">Assets/Script/UI/StartMenu.cs</w:t>
+      </w:r>
+    </w:p>
+    <w:p>
+      <w:pPr>
+        <w:numPr>
+          <w:ilvl w:val="0"/>
+          <w:numId w:val="1"/>
+        </w:numPr>
+        <w:spacing w:after="60"/>
+      </w:pPr>
+      <w:r>
+        <w:rPr>
+          <w:color w:val="333333"/>
+          <w:sz w:val="20"/>
+        </w:rPr>
+        <w:t xml:space="preserve">Assets/Script/UpgradeManager.cs</w:t>
+      </w:r>
+    </w:p>
+    <w:p>
+      <w:pPr>
+        <w:numPr>
+          <w:ilvl w:val="0"/>
+          <w:numId w:val="1"/>
+        </w:numPr>
+        <w:spacing w:after="60"/>
+      </w:pPr>
+      <w:r>
+        <w:rPr>
+          <w:color w:val="333333"/>
+          <w:sz w:val="20"/>
+        </w:rPr>
+        <w:t xml:space="preserve">"docs/\320\230\321\201\321\202\320\276\321\200\320\270\321\217_\320\270\320\267\320\274\320\265\320\275\320\265\320\275\320\270\320\271.docx"</w:t>
+      </w:r>
+    </w:p>
+    <w:p>
+      <w:pPr>
+        <w:spacing w:after="120"/>
+      </w:pPr>
+      <w:r>
+        <w:rPr>
+          <w:sz w:val="10"/>
+        </w:rPr>
+        <w:t xml:space="preserve"> </w:t>
+      </w:r>
+    </w:p>
+    <w:p>
+      <w:pPr>
+        <w:spacing w:after="40"/>
+      </w:pPr>
+      <w:r>
+        <w:rPr>
+          <w:b/>
+          <w:sz w:val="28"/>
+        </w:rPr>
+        <w:t xml:space="preserve">34. </w:t>
+      </w:r>
+      <w:r>
+        <w:rPr>
+          <w:b/>
+          <w:color w:val="B22222"/>
+          <w:sz w:val="28"/>
+        </w:rPr>
+        <w:t xml:space="preserve">[FIX] </w:t>
+      </w:r>
+      <w:r>
+        <w:rPr>
+          <w:b/>
+          <w:sz w:val="28"/>
+        </w:rPr>
+        <w:t xml:space="preserve">краш пула (MissingReferenceException) — пул-снаряды возвращаются в пул, Get устойчив к уничтоженным</w:t>
+      </w:r>
+    </w:p>
+    <w:p>
+      <w:pPr>
+        <w:spacing w:after="120"/>
+      </w:pPr>
+      <w:r>
+        <w:rPr>
+          <w:i/>
+          <w:color w:val="666666"/>
+          <w:sz w:val="20"/>
+        </w:rPr>
         <w:t xml:space="preserve">Коммит (готовится) · —  (блок обновится настоящим хэшем после коммита)</w:t>
-      </w:r>
-    </w:p>
-    <w:p>
-      <w:pPr>
-        <w:spacing w:after="40"/>
-      </w:pPr>
-      <w:r>
-        <w:rPr>
-          <w:b/>
-          <w:sz w:val="22"/>
-        </w:rPr>
-        <w:t xml:space="preserve">Затронутые файлы:</w:t>
-      </w:r>
-    </w:p>
-    <w:p>
-      <w:pPr>
-        <w:numPr>
-          <w:ilvl w:val="0"/>
-          <w:numId w:val="1"/>
-        </w:numPr>
-        <w:spacing w:after="60"/>
-      </w:pPr>
-      <w:r>
-        <w:rPr>
-          <w:color w:val="333333"/>
-          <w:sz w:val="20"/>
-        </w:rPr>
-        <w:t xml:space="preserve">Assets/Scenes/MainScene.unity</w:t>
       </w:r>
     </w:p>
     <w:p>

--- a/docs/История_изменений.docx
+++ b/docs/История_изменений.docx
@@ -47,7 +47,7 @@
           <w:b/>
           <w:sz w:val="22"/>
         </w:rPr>
-        <w:t xml:space="preserve">Всего коммитов: 33</w:t>
+        <w:t xml:space="preserve">Всего коммитов: 34</w:t>
       </w:r>
     </w:p>
     <w:p>
@@ -15486,7 +15486,7 @@
           <w:b/>
           <w:sz w:val="28"/>
         </w:rPr>
-        <w:t xml:space="preserve">краш пула (MissingReferenceException) — пул-снаряды возвращаются в пул, Get устойчив к уничтоженным</w:t>
+        <w:t xml:space="preserve">краш пула MissingReferenceException при спавне снаряда</w:t>
       </w:r>
     </w:p>
     <w:p>
@@ -15499,7 +15499,555 @@
           <w:color w:val="666666"/>
           <w:sz w:val="20"/>
         </w:rPr>
+        <w:t xml:space="preserve">Коммит c38a22d · 2026-07-09</w:t>
+      </w:r>
+    </w:p>
+    <w:p>
+      <w:pPr>
+        <w:spacing w:after="40"/>
+      </w:pPr>
+      <w:r>
+        <w:rPr>
+          <w:b/>
+          <w:sz w:val="22"/>
+        </w:rPr>
+        <w:t xml:space="preserve">Описание:</w:t>
+      </w:r>
+    </w:p>
+    <w:p>
+      <w:pPr>
+        <w:numPr>
+          <w:ilvl w:val="0"/>
+          <w:numId w:val="1"/>
+        </w:numPr>
+        <w:spacing w:after="60"/>
+      </w:pPr>
+      <w:r>
+        <w:rPr>
+          <w:sz w:val="22"/>
+        </w:rPr>
+        <w:t xml:space="preserve">Причина: пул-снаряды (ArcBullet, ChainBullet/BounceBullet, Catapult) уничтожали себя через Destroy(gameObject) вместо возврата в пул. Из-за отложенного Destroy + переиспользования пула уничтоженный объект мог остаться в стеке, и ObjectPool.Get() падал, обращаясь к его .gameObject.</w:t>
+      </w:r>
+    </w:p>
+    <w:p>
+      <w:pPr>
+        <w:numPr>
+          <w:ilvl w:val="0"/>
+          <w:numId w:val="1"/>
+        </w:numPr>
+        <w:spacing w:after="60"/>
+      </w:pPr>
+      <w:r>
+        <w:rPr>
+          <w:sz w:val="22"/>
+        </w:rPr>
+        <w:t xml:space="preserve">ObjectPool.Get(): пропускает уничтоженные/null объекты в стеке (страхует и от выгрузки сцены) — непосредственный стоп-краш.</w:t>
+      </w:r>
+    </w:p>
+    <w:p>
+      <w:pPr>
+        <w:numPr>
+          <w:ilvl w:val="0"/>
+          <w:numId w:val="1"/>
+        </w:numPr>
+        <w:spacing w:after="60"/>
+      </w:pPr>
+      <w:r>
+        <w:rPr>
+          <w:sz w:val="22"/>
+        </w:rPr>
+        <w:t xml:space="preserve">ArcBullet, BounceBullet, Catapult: Destroy(gameObject) -&gt; pooledObject.Release() (Catapult получил ссылку pooledObject, которой не было). Проверено рантайм-тестом: уничтоженный объект в стеке пула больше не роняет Spawn().</w:t>
+      </w:r>
+    </w:p>
+    <w:p>
+      <w:pPr>
+        <w:spacing w:after="40"/>
+      </w:pPr>
+      <w:r>
+        <w:rPr>
+          <w:b/>
+          <w:sz w:val="22"/>
+        </w:rPr>
+        <w:t xml:space="preserve">Затронутые файлы:</w:t>
+      </w:r>
+    </w:p>
+    <w:p>
+      <w:pPr>
+        <w:numPr>
+          <w:ilvl w:val="0"/>
+          <w:numId w:val="1"/>
+        </w:numPr>
+        <w:spacing w:after="60"/>
+      </w:pPr>
+      <w:r>
+        <w:rPr>
+          <w:color w:val="333333"/>
+          <w:sz w:val="20"/>
+        </w:rPr>
+        <w:t xml:space="preserve">Assets/Script/Bullet/Catapult.cs</w:t>
+      </w:r>
+    </w:p>
+    <w:p>
+      <w:pPr>
+        <w:numPr>
+          <w:ilvl w:val="0"/>
+          <w:numId w:val="1"/>
+        </w:numPr>
+        <w:spacing w:after="60"/>
+      </w:pPr>
+      <w:r>
+        <w:rPr>
+          <w:color w:val="333333"/>
+          <w:sz w:val="20"/>
+        </w:rPr>
+        <w:t xml:space="preserve">Assets/Script/BulletType/ArcBullet.cs</w:t>
+      </w:r>
+    </w:p>
+    <w:p>
+      <w:pPr>
+        <w:numPr>
+          <w:ilvl w:val="0"/>
+          <w:numId w:val="1"/>
+        </w:numPr>
+        <w:spacing w:after="60"/>
+      </w:pPr>
+      <w:r>
+        <w:rPr>
+          <w:color w:val="333333"/>
+          <w:sz w:val="20"/>
+        </w:rPr>
+        <w:t xml:space="preserve">Assets/Script/BulletType/BounceBullet.cs</w:t>
+      </w:r>
+    </w:p>
+    <w:p>
+      <w:pPr>
+        <w:numPr>
+          <w:ilvl w:val="0"/>
+          <w:numId w:val="1"/>
+        </w:numPr>
+        <w:spacing w:after="60"/>
+      </w:pPr>
+      <w:r>
+        <w:rPr>
+          <w:color w:val="333333"/>
+          <w:sz w:val="20"/>
+        </w:rPr>
+        <w:t xml:space="preserve">Assets/Script/PoolObject/ObjectPool.cs</w:t>
+      </w:r>
+    </w:p>
+    <w:p>
+      <w:pPr>
+        <w:numPr>
+          <w:ilvl w:val="0"/>
+          <w:numId w:val="1"/>
+        </w:numPr>
+        <w:spacing w:after="60"/>
+      </w:pPr>
+      <w:r>
+        <w:rPr>
+          <w:color w:val="333333"/>
+          <w:sz w:val="20"/>
+        </w:rPr>
+        <w:t xml:space="preserve">"docs/\320\230\321\201\321\202\320\276\321\200\320\270\321\217_\320\270\320\267\320\274\320\265\320\275\320\265\320\275\320\270\320\271.docx"</w:t>
+      </w:r>
+    </w:p>
+    <w:p>
+      <w:pPr>
+        <w:spacing w:after="120"/>
+      </w:pPr>
+      <w:r>
+        <w:rPr>
+          <w:sz w:val="10"/>
+        </w:rPr>
+        <w:t xml:space="preserve"> </w:t>
+      </w:r>
+    </w:p>
+    <w:p>
+      <w:pPr>
+        <w:spacing w:after="40"/>
+      </w:pPr>
+      <w:r>
+        <w:rPr>
+          <w:b/>
+          <w:sz w:val="28"/>
+        </w:rPr>
+        <w:t xml:space="preserve">35. </w:t>
+      </w:r>
+      <w:r>
+        <w:rPr>
+          <w:b/>
+          <w:color w:val="1F7A1F"/>
+          <w:sz w:val="28"/>
+        </w:rPr>
+        <w:t xml:space="preserve">[FEAT] </w:t>
+      </w:r>
+      <w:r>
+        <w:rPr>
+          <w:b/>
+          <w:sz w:val="28"/>
+        </w:rPr>
+        <w:t xml:space="preserve">единый шрифт Oswald-SemiBold для всего текста + правки ассетов и меню</w:t>
+      </w:r>
+    </w:p>
+    <w:p>
+      <w:pPr>
+        <w:spacing w:after="120"/>
+      </w:pPr>
+      <w:r>
+        <w:rPr>
+          <w:i/>
+          <w:color w:val="666666"/>
+          <w:sz w:val="20"/>
+        </w:rPr>
         <w:t xml:space="preserve">Коммит (готовится) · —  (блок обновится настоящим хэшем после коммита)</w:t>
+      </w:r>
+    </w:p>
+    <w:p>
+      <w:pPr>
+        <w:spacing w:after="40"/>
+      </w:pPr>
+      <w:r>
+        <w:rPr>
+          <w:b/>
+          <w:sz w:val="22"/>
+        </w:rPr>
+        <w:t xml:space="preserve">Затронутые файлы:</w:t>
+      </w:r>
+    </w:p>
+    <w:p>
+      <w:pPr>
+        <w:numPr>
+          <w:ilvl w:val="0"/>
+          <w:numId w:val="1"/>
+        </w:numPr>
+        <w:spacing w:after="60"/>
+      </w:pPr>
+      <w:r>
+        <w:rPr>
+          <w:color w:val="333333"/>
+          <w:sz w:val="20"/>
+        </w:rPr>
+        <w:t xml:space="preserve">Assets/Localization/Locales/Upgrade Labels/Upgrade Labels_ru.asset</w:t>
+      </w:r>
+    </w:p>
+    <w:p>
+      <w:pPr>
+        <w:numPr>
+          <w:ilvl w:val="0"/>
+          <w:numId w:val="1"/>
+        </w:numPr>
+        <w:spacing w:after="60"/>
+      </w:pPr>
+      <w:r>
+        <w:rPr>
+          <w:color w:val="333333"/>
+          <w:sz w:val="20"/>
+        </w:rPr>
+        <w:t xml:space="preserve">Assets/Prefab/Statistics/WeaponStatItem.prefab</w:t>
+      </w:r>
+    </w:p>
+    <w:p>
+      <w:pPr>
+        <w:numPr>
+          <w:ilvl w:val="0"/>
+          <w:numId w:val="1"/>
+        </w:numPr>
+        <w:spacing w:after="60"/>
+      </w:pPr>
+      <w:r>
+        <w:rPr>
+          <w:color w:val="333333"/>
+          <w:sz w:val="20"/>
+        </w:rPr>
+        <w:t xml:space="preserve">Assets/Prefab/Txt/PassiveGoldPopupText.prefab</w:t>
+      </w:r>
+    </w:p>
+    <w:p>
+      <w:pPr>
+        <w:numPr>
+          <w:ilvl w:val="0"/>
+          <w:numId w:val="1"/>
+        </w:numPr>
+        <w:spacing w:after="60"/>
+      </w:pPr>
+      <w:r>
+        <w:rPr>
+          <w:color w:val="333333"/>
+          <w:sz w:val="20"/>
+        </w:rPr>
+        <w:t xml:space="preserve">Assets/Prefab/Txt/WorldGoldPopup.prefab</w:t>
+      </w:r>
+    </w:p>
+    <w:p>
+      <w:pPr>
+        <w:numPr>
+          <w:ilvl w:val="0"/>
+          <w:numId w:val="1"/>
+        </w:numPr>
+        <w:spacing w:after="60"/>
+      </w:pPr>
+      <w:r>
+        <w:rPr>
+          <w:color w:val="333333"/>
+          <w:sz w:val="20"/>
+        </w:rPr>
+        <w:t xml:space="preserve">Assets/Prefab/UI/JournalEntry.prefab</w:t>
+      </w:r>
+    </w:p>
+    <w:p>
+      <w:pPr>
+        <w:numPr>
+          <w:ilvl w:val="0"/>
+          <w:numId w:val="1"/>
+        </w:numPr>
+        <w:spacing w:after="60"/>
+      </w:pPr>
+      <w:r>
+        <w:rPr>
+          <w:color w:val="333333"/>
+          <w:sz w:val="20"/>
+        </w:rPr>
+        <w:t xml:space="preserve">Assets/Prefab/UI/LeaderboardRow.prefab</w:t>
+      </w:r>
+    </w:p>
+    <w:p>
+      <w:pPr>
+        <w:numPr>
+          <w:ilvl w:val="0"/>
+          <w:numId w:val="1"/>
+        </w:numPr>
+        <w:spacing w:after="60"/>
+      </w:pPr>
+      <w:r>
+        <w:rPr>
+          <w:color w:val="333333"/>
+          <w:sz w:val="20"/>
+        </w:rPr>
+        <w:t xml:space="preserve">Assets/Prefab/UI/PurchaseHistoryEntry.prefab</w:t>
+      </w:r>
+    </w:p>
+    <w:p>
+      <w:pPr>
+        <w:numPr>
+          <w:ilvl w:val="0"/>
+          <w:numId w:val="1"/>
+        </w:numPr>
+        <w:spacing w:after="60"/>
+      </w:pPr>
+      <w:r>
+        <w:rPr>
+          <w:color w:val="333333"/>
+          <w:sz w:val="20"/>
+        </w:rPr>
+        <w:t xml:space="preserve">Assets/Prefab/UI/TierHeader.prefab</w:t>
+      </w:r>
+    </w:p>
+    <w:p>
+      <w:pPr>
+        <w:numPr>
+          <w:ilvl w:val="0"/>
+          <w:numId w:val="1"/>
+        </w:numPr>
+        <w:spacing w:after="60"/>
+      </w:pPr>
+      <w:r>
+        <w:rPr>
+          <w:color w:val="333333"/>
+          <w:sz w:val="20"/>
+        </w:rPr>
+        <w:t xml:space="preserve">Assets/Prefab/Weapon/1Tier/AxeProjectile.prefab</w:t>
+      </w:r>
+    </w:p>
+    <w:p>
+      <w:pPr>
+        <w:numPr>
+          <w:ilvl w:val="0"/>
+          <w:numId w:val="1"/>
+        </w:numPr>
+        <w:spacing w:after="60"/>
+      </w:pPr>
+      <w:r>
+        <w:rPr>
+          <w:color w:val="333333"/>
+          <w:sz w:val="20"/>
+        </w:rPr>
+        <w:t xml:space="preserve">Assets/Prefab/Weapon/1Tier/BowProjectile.prefab</w:t>
+      </w:r>
+    </w:p>
+    <w:p>
+      <w:pPr>
+        <w:numPr>
+          <w:ilvl w:val="0"/>
+          <w:numId w:val="1"/>
+        </w:numPr>
+        <w:spacing w:after="60"/>
+      </w:pPr>
+      <w:r>
+        <w:rPr>
+          <w:color w:val="333333"/>
+          <w:sz w:val="20"/>
+        </w:rPr>
+        <w:t xml:space="preserve">Assets/Prefab/Weapon/1Tier/SpearProjectile.prefab</w:t>
+      </w:r>
+    </w:p>
+    <w:p>
+      <w:pPr>
+        <w:numPr>
+          <w:ilvl w:val="0"/>
+          <w:numId w:val="1"/>
+        </w:numPr>
+        <w:spacing w:after="60"/>
+      </w:pPr>
+      <w:r>
+        <w:rPr>
+          <w:color w:val="333333"/>
+          <w:sz w:val="20"/>
+        </w:rPr>
+        <w:t xml:space="preserve">Assets/Prefab/Weapon/1Tier/StonepProjectile.prefab</w:t>
+      </w:r>
+    </w:p>
+    <w:p>
+      <w:pPr>
+        <w:numPr>
+          <w:ilvl w:val="0"/>
+          <w:numId w:val="1"/>
+        </w:numPr>
+        <w:spacing w:after="60"/>
+      </w:pPr>
+      <w:r>
+        <w:rPr>
+          <w:color w:val="333333"/>
+          <w:sz w:val="20"/>
+        </w:rPr>
+        <w:t xml:space="preserve">Assets/Prefab/Weapon/2Tier/IceBullet_Projectile.prefab</w:t>
+      </w:r>
+    </w:p>
+    <w:p>
+      <w:pPr>
+        <w:numPr>
+          <w:ilvl w:val="0"/>
+          <w:numId w:val="1"/>
+        </w:numPr>
+        <w:spacing w:after="60"/>
+      </w:pPr>
+      <w:r>
+        <w:rPr>
+          <w:color w:val="333333"/>
+          <w:sz w:val="20"/>
+        </w:rPr>
+        <w:t xml:space="preserve">Assets/Prefab/Weapon/4Tier/SlashingSpin.asset</w:t>
+      </w:r>
+    </w:p>
+    <w:p>
+      <w:pPr>
+        <w:numPr>
+          <w:ilvl w:val="0"/>
+          <w:numId w:val="1"/>
+        </w:numPr>
+        <w:spacing w:after="60"/>
+      </w:pPr>
+      <w:r>
+        <w:rPr>
+          <w:color w:val="333333"/>
+          <w:sz w:val="20"/>
+        </w:rPr>
+        <w:t xml:space="preserve">Assets/Scenes/MainScene.unity</w:t>
+      </w:r>
+    </w:p>
+    <w:p>
+      <w:pPr>
+        <w:numPr>
+          <w:ilvl w:val="0"/>
+          <w:numId w:val="1"/>
+        </w:numPr>
+        <w:spacing w:after="60"/>
+      </w:pPr>
+      <w:r>
+        <w:rPr>
+          <w:color w:val="333333"/>
+          <w:sz w:val="20"/>
+        </w:rPr>
+        <w:t xml:space="preserve">Assets/TextMesh Pro/New Folder/KellySlab-Regular SDF.asset</w:t>
+      </w:r>
+    </w:p>
+    <w:p>
+      <w:pPr>
+        <w:numPr>
+          <w:ilvl w:val="0"/>
+          <w:numId w:val="1"/>
+        </w:numPr>
+        <w:spacing w:after="60"/>
+      </w:pPr>
+      <w:r>
+        <w:rPr>
+          <w:color w:val="333333"/>
+          <w:sz w:val="20"/>
+        </w:rPr>
+        <w:t xml:space="preserve">Assets/TextMesh Pro/New Folder/Oswald-SemiBold SDF.asset</w:t>
+      </w:r>
+    </w:p>
+    <w:p>
+      <w:pPr>
+        <w:numPr>
+          <w:ilvl w:val="0"/>
+          <w:numId w:val="1"/>
+        </w:numPr>
+        <w:spacing w:after="60"/>
+      </w:pPr>
+      <w:r>
+        <w:rPr>
+          <w:color w:val="333333"/>
+          <w:sz w:val="20"/>
+        </w:rPr>
+        <w:t xml:space="preserve">Assets/TextMesh Pro/New Folder/Oswald_v2font.asset</w:t>
+      </w:r>
+    </w:p>
+    <w:p>
+      <w:pPr>
+        <w:numPr>
+          <w:ilvl w:val="0"/>
+          <w:numId w:val="1"/>
+        </w:numPr>
+        <w:spacing w:after="60"/>
+      </w:pPr>
+      <w:r>
+        <w:rPr>
+          <w:color w:val="333333"/>
+          <w:sz w:val="20"/>
+        </w:rPr>
+        <w:t xml:space="preserve">Assets/TextMesh Pro/Resources/Fonts &amp; Materials/LiberationSans SDF - Fallback.asset</w:t>
+      </w:r>
+    </w:p>
+    <w:p>
+      <w:pPr>
+        <w:numPr>
+          <w:ilvl w:val="0"/>
+          <w:numId w:val="1"/>
+        </w:numPr>
+        <w:spacing w:after="60"/>
+      </w:pPr>
+      <w:r>
+        <w:rPr>
+          <w:color w:val="333333"/>
+          <w:sz w:val="20"/>
+        </w:rPr>
+        <w:t xml:space="preserve">Assets/TextMesh Pro/Resources/TMP Settings.asset</w:t>
+      </w:r>
+    </w:p>
+    <w:p>
+      <w:pPr>
+        <w:numPr>
+          <w:ilvl w:val="0"/>
+          <w:numId w:val="1"/>
+        </w:numPr>
+        <w:spacing w:after="60"/>
+      </w:pPr>
+      <w:r>
+        <w:rPr>
+          <w:color w:val="333333"/>
+          <w:sz w:val="20"/>
+        </w:rPr>
+        <w:t xml:space="preserve">Assets/Texture/Reroll_.png</w:t>
       </w:r>
     </w:p>
     <w:p>
